--- a/SSU/Promena_lozinke.docx
+++ b/SSU/Promena_lozinke.docx
@@ -8,53 +8,12 @@
         <w:ind w:left="426" w:hanging="10"/>
         <w:jc w:val="center"/>
       </w:pPr>
-      <w:proofErr w:type="spellStart"/>
       <w:r>
         <w:rPr>
           <w:rFonts w:ascii="Arial" w:eastAsia="Arial" w:hAnsi="Arial" w:cs="Arial"/>
           <w:sz w:val="24"/>
         </w:rPr>
-        <w:t>Elektrotehnički</w:t>
-      </w:r>
-      <w:proofErr w:type="spellEnd"/>
-      <w:r>
-        <w:rPr>
-          <w:rFonts w:ascii="Arial" w:eastAsia="Arial" w:hAnsi="Arial" w:cs="Arial"/>
-          <w:sz w:val="24"/>
-        </w:rPr>
-        <w:t xml:space="preserve"> </w:t>
-      </w:r>
-      <w:proofErr w:type="spellStart"/>
-      <w:r>
-        <w:rPr>
-          <w:rFonts w:ascii="Arial" w:eastAsia="Arial" w:hAnsi="Arial" w:cs="Arial"/>
-          <w:sz w:val="24"/>
-        </w:rPr>
-        <w:t>fakultet</w:t>
-      </w:r>
-      <w:proofErr w:type="spellEnd"/>
-      <w:r>
-        <w:rPr>
-          <w:rFonts w:ascii="Arial" w:eastAsia="Arial" w:hAnsi="Arial" w:cs="Arial"/>
-          <w:sz w:val="24"/>
-        </w:rPr>
-        <w:t xml:space="preserve"> u </w:t>
-      </w:r>
-      <w:proofErr w:type="spellStart"/>
-      <w:r>
-        <w:rPr>
-          <w:rFonts w:ascii="Arial" w:eastAsia="Arial" w:hAnsi="Arial" w:cs="Arial"/>
-          <w:sz w:val="24"/>
-        </w:rPr>
-        <w:t>Beogradu</w:t>
-      </w:r>
-      <w:proofErr w:type="spellEnd"/>
-      <w:r>
-        <w:rPr>
-          <w:rFonts w:ascii="Arial" w:eastAsia="Arial" w:hAnsi="Arial" w:cs="Arial"/>
-          <w:sz w:val="24"/>
-        </w:rPr>
-        <w:t xml:space="preserve"> </w:t>
+        <w:t xml:space="preserve">Elektrotehnički fakultet u Beogradu </w:t>
       </w:r>
     </w:p>
     <w:p>
@@ -82,39 +41,7 @@
           <w:rFonts w:ascii="Arial" w:eastAsia="Arial" w:hAnsi="Arial" w:cs="Arial"/>
           <w:sz w:val="24"/>
         </w:rPr>
-        <w:t xml:space="preserve">SI3PSI Principi </w:t>
-      </w:r>
-      <w:proofErr w:type="spellStart"/>
-      <w:r>
-        <w:rPr>
-          <w:rFonts w:ascii="Arial" w:eastAsia="Arial" w:hAnsi="Arial" w:cs="Arial"/>
-          <w:sz w:val="24"/>
-        </w:rPr>
-        <w:t>Softverskog</w:t>
-      </w:r>
-      <w:proofErr w:type="spellEnd"/>
-      <w:r>
-        <w:rPr>
-          <w:rFonts w:ascii="Arial" w:eastAsia="Arial" w:hAnsi="Arial" w:cs="Arial"/>
-          <w:sz w:val="24"/>
-        </w:rPr>
-        <w:t xml:space="preserve"> </w:t>
-      </w:r>
-      <w:proofErr w:type="spellStart"/>
-      <w:r>
-        <w:rPr>
-          <w:rFonts w:ascii="Arial" w:eastAsia="Arial" w:hAnsi="Arial" w:cs="Arial"/>
-          <w:sz w:val="24"/>
-        </w:rPr>
-        <w:t>Inženjerstva</w:t>
-      </w:r>
-      <w:proofErr w:type="spellEnd"/>
-      <w:r>
-        <w:rPr>
-          <w:rFonts w:ascii="Arial" w:eastAsia="Arial" w:hAnsi="Arial" w:cs="Arial"/>
-          <w:sz w:val="24"/>
-        </w:rPr>
-        <w:t xml:space="preserve"> </w:t>
+        <w:t xml:space="preserve">SI3PSI Principi Softverskog Inženjerstva </w:t>
       </w:r>
     </w:p>
     <w:p>
@@ -221,31 +148,20 @@
         <w:ind w:left="414"/>
         <w:jc w:val="center"/>
       </w:pPr>
-      <w:proofErr w:type="spellStart"/>
       <w:r>
         <w:rPr>
           <w:rFonts w:ascii="Arial" w:eastAsia="Arial" w:hAnsi="Arial" w:cs="Arial"/>
           <w:sz w:val="36"/>
         </w:rPr>
-        <w:t>Projekat</w:t>
-      </w:r>
-      <w:proofErr w:type="spellEnd"/>
+        <w:t xml:space="preserve">Projekat </w:t>
+      </w:r>
       <w:r>
         <w:rPr>
           <w:rFonts w:ascii="Arial" w:eastAsia="Arial" w:hAnsi="Arial" w:cs="Arial"/>
           <w:sz w:val="36"/>
         </w:rPr>
-        <w:t xml:space="preserve"> </w:t>
-      </w:r>
-      <w:proofErr w:type="spellStart"/>
-      <w:r>
-        <w:rPr>
-          <w:rFonts w:ascii="Arial" w:eastAsia="Arial" w:hAnsi="Arial" w:cs="Arial"/>
-          <w:sz w:val="36"/>
-        </w:rPr>
         <w:t>RealArt</w:t>
       </w:r>
-      <w:proofErr w:type="spellEnd"/>
       <w:r>
         <w:rPr>
           <w:rFonts w:ascii="Arial" w:eastAsia="Arial" w:hAnsi="Arial" w:cs="Arial"/>
@@ -375,54 +291,18 @@
         <w:pStyle w:val="Title"/>
         <w:jc w:val="center"/>
       </w:pPr>
-      <w:proofErr w:type="spellStart"/>
-      <w:r>
-        <w:t>Specifikacija</w:t>
-      </w:r>
-      <w:proofErr w:type="spellEnd"/>
-      <w:r>
-        <w:t xml:space="preserve"> </w:t>
-      </w:r>
-      <w:proofErr w:type="spellStart"/>
-      <w:r>
-        <w:t>scenarija</w:t>
-      </w:r>
-      <w:proofErr w:type="spellEnd"/>
-      <w:r>
-        <w:t xml:space="preserve"> </w:t>
-      </w:r>
-      <w:proofErr w:type="spellStart"/>
-      <w:r>
-        <w:t>upotrebe</w:t>
-      </w:r>
-      <w:proofErr w:type="spellEnd"/>
+      <w:r>
+        <w:t>Specifikacija scenarija upotrebe</w:t>
+      </w:r>
     </w:p>
     <w:p>
       <w:pPr>
         <w:pStyle w:val="Title"/>
         <w:jc w:val="center"/>
       </w:pPr>
-      <w:proofErr w:type="spellStart"/>
-      <w:r>
-        <w:t>Promena</w:t>
-      </w:r>
-      <w:proofErr w:type="spellEnd"/>
-      <w:r>
-        <w:t xml:space="preserve"> </w:t>
-      </w:r>
-      <w:proofErr w:type="spellStart"/>
-      <w:r>
-        <w:t>zaboravljene</w:t>
-      </w:r>
-      <w:proofErr w:type="spellEnd"/>
-      <w:r>
-        <w:t xml:space="preserve"> </w:t>
-      </w:r>
-      <w:proofErr w:type="spellStart"/>
-      <w:r>
-        <w:t>lozinke</w:t>
-      </w:r>
-      <w:proofErr w:type="spellEnd"/>
+      <w:r>
+        <w:t>Promena zaboravljene lozinke</w:t>
+      </w:r>
     </w:p>
     <w:p/>
     <w:p/>
@@ -432,35 +312,19 @@
         <w:ind w:left="417"/>
         <w:jc w:val="center"/>
       </w:pPr>
-      <w:proofErr w:type="spellStart"/>
       <w:r>
         <w:rPr>
           <w:rFonts w:ascii="Arial" w:eastAsia="Arial" w:hAnsi="Arial" w:cs="Arial"/>
           <w:b/>
           <w:sz w:val="28"/>
         </w:rPr>
-        <w:t>Verzija</w:t>
-      </w:r>
-      <w:proofErr w:type="spellEnd"/>
-      <w:r>
-        <w:rPr>
-          <w:rFonts w:ascii="Arial" w:eastAsia="Arial" w:hAnsi="Arial" w:cs="Arial"/>
-          <w:b/>
-          <w:sz w:val="28"/>
-        </w:rPr>
-        <w:t xml:space="preserve"> 1.0 </w:t>
+        <w:t xml:space="preserve">Verzija 1.0 </w:t>
       </w:r>
     </w:p>
     <w:p>
       <w:pPr>
         <w:pStyle w:val="Heading1"/>
         <w:sectPr>
-          <w:headerReference w:type="even" r:id="rId7"/>
-          <w:headerReference w:type="default" r:id="rId8"/>
-          <w:footerReference w:type="even" r:id="rId9"/>
-          <w:footerReference w:type="default" r:id="rId10"/>
-          <w:headerReference w:type="first" r:id="rId11"/>
-          <w:footerReference w:type="first" r:id="rId12"/>
           <w:pgSz w:w="11906" w:h="16838"/>
           <w:pgMar w:top="1440" w:right="1832" w:bottom="1440" w:left="1419" w:header="720" w:footer="720" w:gutter="0"/>
           <w:cols w:space="720"/>
@@ -473,7 +337,6 @@
         <w:ind w:right="3702"/>
         <w:jc w:val="right"/>
       </w:pPr>
-      <w:proofErr w:type="spellStart"/>
       <w:r>
         <w:rPr>
           <w:rFonts w:ascii="Arial" w:eastAsia="Arial" w:hAnsi="Arial" w:cs="Arial"/>
@@ -481,34 +344,7 @@
           <w:sz w:val="36"/>
         </w:rPr>
         <w:lastRenderedPageBreak/>
-        <w:t>Istorija</w:t>
-      </w:r>
-      <w:proofErr w:type="spellEnd"/>
-      <w:r>
-        <w:rPr>
-          <w:rFonts w:ascii="Arial" w:eastAsia="Arial" w:hAnsi="Arial" w:cs="Arial"/>
-          <w:b/>
-          <w:sz w:val="36"/>
-        </w:rPr>
-        <w:t xml:space="preserve"> </w:t>
-      </w:r>
-      <w:proofErr w:type="spellStart"/>
-      <w:r>
-        <w:rPr>
-          <w:rFonts w:ascii="Arial" w:eastAsia="Arial" w:hAnsi="Arial" w:cs="Arial"/>
-          <w:b/>
-          <w:sz w:val="36"/>
-        </w:rPr>
-        <w:t>izmena</w:t>
-      </w:r>
-      <w:proofErr w:type="spellEnd"/>
-      <w:r>
-        <w:rPr>
-          <w:rFonts w:ascii="Arial" w:eastAsia="Arial" w:hAnsi="Arial" w:cs="Arial"/>
-          <w:b/>
-          <w:sz w:val="36"/>
-        </w:rPr>
-        <w:t xml:space="preserve"> </w:t>
+        <w:t xml:space="preserve">Istorija izmena </w:t>
       </w:r>
     </w:p>
     <w:tbl>
@@ -573,23 +409,13 @@
               <w:ind w:left="5"/>
               <w:jc w:val="center"/>
             </w:pPr>
-            <w:proofErr w:type="spellStart"/>
             <w:r>
               <w:rPr>
                 <w:rFonts w:ascii="Times New Roman" w:eastAsia="Times New Roman" w:hAnsi="Times New Roman" w:cs="Times New Roman"/>
                 <w:b/>
                 <w:sz w:val="20"/>
               </w:rPr>
-              <w:t>Verzija</w:t>
-            </w:r>
-            <w:proofErr w:type="spellEnd"/>
-            <w:r>
-              <w:rPr>
-                <w:rFonts w:ascii="Times New Roman" w:eastAsia="Times New Roman" w:hAnsi="Times New Roman" w:cs="Times New Roman"/>
-                <w:b/>
-                <w:sz w:val="20"/>
-              </w:rPr>
-              <w:t xml:space="preserve"> </w:t>
+              <w:t xml:space="preserve">Verzija </w:t>
             </w:r>
           </w:p>
         </w:tc>
@@ -608,41 +434,13 @@
               <w:ind w:left="5"/>
               <w:jc w:val="center"/>
             </w:pPr>
-            <w:proofErr w:type="spellStart"/>
             <w:r>
               <w:rPr>
                 <w:rFonts w:ascii="Times New Roman" w:eastAsia="Times New Roman" w:hAnsi="Times New Roman" w:cs="Times New Roman"/>
                 <w:b/>
                 <w:sz w:val="20"/>
               </w:rPr>
-              <w:t>Kratak</w:t>
-            </w:r>
-            <w:proofErr w:type="spellEnd"/>
-            <w:r>
-              <w:rPr>
-                <w:rFonts w:ascii="Times New Roman" w:eastAsia="Times New Roman" w:hAnsi="Times New Roman" w:cs="Times New Roman"/>
-                <w:b/>
-                <w:sz w:val="20"/>
-              </w:rPr>
-              <w:t xml:space="preserve"> </w:t>
-            </w:r>
-            <w:proofErr w:type="spellStart"/>
-            <w:r>
-              <w:rPr>
-                <w:rFonts w:ascii="Times New Roman" w:eastAsia="Times New Roman" w:hAnsi="Times New Roman" w:cs="Times New Roman"/>
-                <w:b/>
-                <w:sz w:val="20"/>
-              </w:rPr>
-              <w:t>opis</w:t>
-            </w:r>
-            <w:proofErr w:type="spellEnd"/>
-            <w:r>
-              <w:rPr>
-                <w:rFonts w:ascii="Times New Roman" w:eastAsia="Times New Roman" w:hAnsi="Times New Roman" w:cs="Times New Roman"/>
-                <w:b/>
-                <w:sz w:val="20"/>
-              </w:rPr>
-              <w:t xml:space="preserve"> </w:t>
+              <w:t xml:space="preserve">Kratak opis </w:t>
             </w:r>
           </w:p>
         </w:tc>
@@ -698,7 +496,21 @@
                 <w:rFonts w:ascii="Times New Roman" w:eastAsia="Times New Roman" w:hAnsi="Times New Roman" w:cs="Times New Roman"/>
                 <w:szCs w:val="22"/>
               </w:rPr>
-              <w:t xml:space="preserve">10.8.2025. </w:t>
+              <w:t>1</w:t>
+            </w:r>
+            <w:r>
+              <w:rPr>
+                <w:rFonts w:ascii="Times New Roman" w:eastAsia="Times New Roman" w:hAnsi="Times New Roman" w:cs="Times New Roman"/>
+                <w:szCs w:val="22"/>
+              </w:rPr>
+              <w:t>1</w:t>
+            </w:r>
+            <w:r>
+              <w:rPr>
+                <w:rFonts w:ascii="Times New Roman" w:eastAsia="Times New Roman" w:hAnsi="Times New Roman" w:cs="Times New Roman"/>
+                <w:szCs w:val="22"/>
+              </w:rPr>
+              <w:t xml:space="preserve">.8.2025. </w:t>
             </w:r>
           </w:p>
         </w:tc>
@@ -745,37 +557,12 @@
                 <w:szCs w:val="22"/>
               </w:rPr>
             </w:pPr>
-            <w:proofErr w:type="spellStart"/>
             <w:r>
               <w:rPr>
                 <w:rFonts w:ascii="Times New Roman" w:eastAsia="Times New Roman" w:hAnsi="Times New Roman" w:cs="Times New Roman"/>
                 <w:szCs w:val="22"/>
               </w:rPr>
-              <w:t>inicijalna</w:t>
-            </w:r>
-            <w:proofErr w:type="spellEnd"/>
-            <w:r>
-              <w:rPr>
-                <w:rFonts w:ascii="Times New Roman" w:eastAsia="Times New Roman" w:hAnsi="Times New Roman" w:cs="Times New Roman"/>
-                <w:szCs w:val="22"/>
-              </w:rPr>
-              <w:t xml:space="preserve"> </w:t>
-            </w:r>
-            <w:proofErr w:type="spellStart"/>
-            <w:r>
-              <w:rPr>
-                <w:rFonts w:ascii="Times New Roman" w:eastAsia="Times New Roman" w:hAnsi="Times New Roman" w:cs="Times New Roman"/>
-                <w:szCs w:val="22"/>
-              </w:rPr>
-              <w:t>verzija</w:t>
-            </w:r>
-            <w:proofErr w:type="spellEnd"/>
-            <w:r>
-              <w:rPr>
-                <w:rFonts w:ascii="Times New Roman" w:eastAsia="Times New Roman" w:hAnsi="Times New Roman" w:cs="Times New Roman"/>
-                <w:szCs w:val="22"/>
-              </w:rPr>
-              <w:t xml:space="preserve"> </w:t>
+              <w:t xml:space="preserve">inicijalna verzija </w:t>
             </w:r>
           </w:p>
         </w:tc>
@@ -1108,23 +895,13 @@
         <w:ind w:right="2"/>
         <w:jc w:val="center"/>
       </w:pPr>
-      <w:proofErr w:type="spellStart"/>
       <w:r>
         <w:rPr>
           <w:rFonts w:ascii="Arial" w:eastAsia="Arial" w:hAnsi="Arial" w:cs="Arial"/>
           <w:b/>
           <w:sz w:val="36"/>
         </w:rPr>
-        <w:t>Sadržaj</w:t>
-      </w:r>
-      <w:proofErr w:type="spellEnd"/>
-      <w:r>
-        <w:rPr>
-          <w:rFonts w:ascii="Arial" w:eastAsia="Arial" w:hAnsi="Arial" w:cs="Arial"/>
-          <w:b/>
-          <w:sz w:val="36"/>
-        </w:rPr>
-        <w:t xml:space="preserve">  </w:t>
+        <w:t xml:space="preserve">Sadržaj  </w:t>
       </w:r>
     </w:p>
     <w:sdt>
@@ -2538,12 +2315,10 @@
         <w:ind w:left="705" w:hanging="720"/>
       </w:pPr>
       <w:bookmarkStart w:id="0" w:name="_Toc205809607"/>
-      <w:proofErr w:type="spellStart"/>
       <w:r>
         <w:t>Uvod</w:t>
       </w:r>
       <w:bookmarkEnd w:id="0"/>
-      <w:proofErr w:type="spellEnd"/>
       <w:r>
         <w:t xml:space="preserve"> </w:t>
       </w:r>
@@ -2554,12 +2329,10 @@
         <w:ind w:left="705" w:hanging="720"/>
       </w:pPr>
       <w:bookmarkStart w:id="1" w:name="_Toc205809608"/>
-      <w:proofErr w:type="spellStart"/>
       <w:r>
         <w:t>Rezime</w:t>
       </w:r>
       <w:bookmarkEnd w:id="1"/>
-      <w:proofErr w:type="spellEnd"/>
       <w:r>
         <w:t xml:space="preserve"> </w:t>
       </w:r>
@@ -2573,223 +2346,20 @@
           <w:sz w:val="20"/>
         </w:rPr>
       </w:pPr>
-      <w:proofErr w:type="spellStart"/>
       <w:r>
         <w:rPr>
           <w:rFonts w:ascii="Times New Roman" w:eastAsia="Times New Roman" w:hAnsi="Times New Roman" w:cs="Times New Roman"/>
           <w:sz w:val="20"/>
         </w:rPr>
-        <w:t>Ovaj</w:t>
-      </w:r>
-      <w:proofErr w:type="spellEnd"/>
+        <w:t xml:space="preserve">Ovaj </w:t>
+      </w:r>
       <w:r>
         <w:rPr>
           <w:rFonts w:ascii="Times New Roman" w:eastAsia="Times New Roman" w:hAnsi="Times New Roman" w:cs="Times New Roman"/>
           <w:sz w:val="20"/>
         </w:rPr>
-        <w:t xml:space="preserve"> </w:t>
-      </w:r>
-      <w:proofErr w:type="spellStart"/>
-      <w:r>
-        <w:rPr>
-          <w:rFonts w:ascii="Times New Roman" w:eastAsia="Times New Roman" w:hAnsi="Times New Roman" w:cs="Times New Roman"/>
-          <w:sz w:val="20"/>
-        </w:rPr>
-        <w:t>dokument</w:t>
-      </w:r>
-      <w:proofErr w:type="spellEnd"/>
-      <w:r>
-        <w:rPr>
-          <w:rFonts w:ascii="Times New Roman" w:eastAsia="Times New Roman" w:hAnsi="Times New Roman" w:cs="Times New Roman"/>
-          <w:sz w:val="20"/>
-        </w:rPr>
-        <w:t xml:space="preserve"> </w:t>
-      </w:r>
-      <w:proofErr w:type="spellStart"/>
-      <w:r>
-        <w:rPr>
-          <w:rFonts w:ascii="Times New Roman" w:eastAsia="Times New Roman" w:hAnsi="Times New Roman" w:cs="Times New Roman"/>
-          <w:sz w:val="20"/>
-        </w:rPr>
-        <w:t>definiše</w:t>
-      </w:r>
-      <w:proofErr w:type="spellEnd"/>
-      <w:r>
-        <w:rPr>
-          <w:rFonts w:ascii="Times New Roman" w:eastAsia="Times New Roman" w:hAnsi="Times New Roman" w:cs="Times New Roman"/>
-          <w:sz w:val="20"/>
-        </w:rPr>
-        <w:t xml:space="preserve"> scenario </w:t>
-      </w:r>
-      <w:proofErr w:type="spellStart"/>
-      <w:r>
-        <w:rPr>
-          <w:rFonts w:ascii="Times New Roman" w:eastAsia="Times New Roman" w:hAnsi="Times New Roman" w:cs="Times New Roman"/>
-          <w:sz w:val="20"/>
-        </w:rPr>
-        <w:t>upotrebe</w:t>
-      </w:r>
-      <w:proofErr w:type="spellEnd"/>
-      <w:r>
-        <w:rPr>
-          <w:rFonts w:ascii="Times New Roman" w:eastAsia="Times New Roman" w:hAnsi="Times New Roman" w:cs="Times New Roman"/>
-          <w:sz w:val="20"/>
-        </w:rPr>
-        <w:t xml:space="preserve"> za </w:t>
-      </w:r>
-      <w:proofErr w:type="spellStart"/>
-      <w:r>
-        <w:rPr>
-          <w:rFonts w:ascii="Times New Roman" w:eastAsia="Times New Roman" w:hAnsi="Times New Roman" w:cs="Times New Roman"/>
-          <w:sz w:val="20"/>
-        </w:rPr>
-        <w:t>funkcionalnost</w:t>
-      </w:r>
-      <w:proofErr w:type="spellEnd"/>
-      <w:r>
-        <w:rPr>
-          <w:rFonts w:ascii="Times New Roman" w:eastAsia="Times New Roman" w:hAnsi="Times New Roman" w:cs="Times New Roman"/>
-          <w:sz w:val="20"/>
-        </w:rPr>
-        <w:t xml:space="preserve"> </w:t>
-      </w:r>
-      <w:proofErr w:type="spellStart"/>
-      <w:r>
-        <w:rPr>
-          <w:rFonts w:ascii="Times New Roman" w:eastAsia="Times New Roman" w:hAnsi="Times New Roman" w:cs="Times New Roman"/>
-          <w:sz w:val="20"/>
-        </w:rPr>
-        <w:t>promene</w:t>
-      </w:r>
-      <w:proofErr w:type="spellEnd"/>
-      <w:r>
-        <w:rPr>
-          <w:rFonts w:ascii="Times New Roman" w:eastAsia="Times New Roman" w:hAnsi="Times New Roman" w:cs="Times New Roman"/>
-          <w:sz w:val="20"/>
-        </w:rPr>
-        <w:t xml:space="preserve"> </w:t>
-      </w:r>
-      <w:proofErr w:type="spellStart"/>
-      <w:r>
-        <w:rPr>
-          <w:rFonts w:ascii="Times New Roman" w:eastAsia="Times New Roman" w:hAnsi="Times New Roman" w:cs="Times New Roman"/>
-          <w:sz w:val="20"/>
-        </w:rPr>
-        <w:t>lozinke</w:t>
-      </w:r>
-      <w:proofErr w:type="spellEnd"/>
-      <w:r>
-        <w:rPr>
-          <w:rFonts w:ascii="Times New Roman" w:eastAsia="Times New Roman" w:hAnsi="Times New Roman" w:cs="Times New Roman"/>
-          <w:sz w:val="20"/>
-        </w:rPr>
-        <w:t xml:space="preserve">, </w:t>
-      </w:r>
-      <w:proofErr w:type="spellStart"/>
-      <w:r>
-        <w:rPr>
-          <w:rFonts w:ascii="Times New Roman" w:eastAsia="Times New Roman" w:hAnsi="Times New Roman" w:cs="Times New Roman"/>
-          <w:sz w:val="20"/>
-        </w:rPr>
-        <w:t>sa</w:t>
-      </w:r>
-      <w:proofErr w:type="spellEnd"/>
-      <w:r>
-        <w:rPr>
-          <w:rFonts w:ascii="Times New Roman" w:eastAsia="Times New Roman" w:hAnsi="Times New Roman" w:cs="Times New Roman"/>
-          <w:sz w:val="20"/>
-        </w:rPr>
-        <w:t xml:space="preserve"> </w:t>
-      </w:r>
-      <w:proofErr w:type="spellStart"/>
-      <w:r>
-        <w:rPr>
-          <w:rFonts w:ascii="Times New Roman" w:eastAsia="Times New Roman" w:hAnsi="Times New Roman" w:cs="Times New Roman"/>
-          <w:sz w:val="20"/>
-        </w:rPr>
-        <w:t>primerima</w:t>
-      </w:r>
-      <w:proofErr w:type="spellEnd"/>
-      <w:r>
-        <w:rPr>
-          <w:rFonts w:ascii="Times New Roman" w:eastAsia="Times New Roman" w:hAnsi="Times New Roman" w:cs="Times New Roman"/>
-          <w:sz w:val="20"/>
-        </w:rPr>
-        <w:t xml:space="preserve"> </w:t>
-      </w:r>
-      <w:proofErr w:type="spellStart"/>
-      <w:r>
-        <w:rPr>
-          <w:rFonts w:ascii="Times New Roman" w:eastAsia="Times New Roman" w:hAnsi="Times New Roman" w:cs="Times New Roman"/>
-          <w:sz w:val="20"/>
-        </w:rPr>
-        <w:t>odgovarajućih</w:t>
-      </w:r>
-      <w:proofErr w:type="spellEnd"/>
-      <w:r>
-        <w:rPr>
-          <w:rFonts w:ascii="Times New Roman" w:eastAsia="Times New Roman" w:hAnsi="Times New Roman" w:cs="Times New Roman"/>
-          <w:sz w:val="20"/>
-        </w:rPr>
-        <w:t xml:space="preserve"> </w:t>
-      </w:r>
-      <w:proofErr w:type="spellStart"/>
-      <w:r>
-        <w:rPr>
-          <w:rFonts w:ascii="Times New Roman" w:eastAsia="Times New Roman" w:hAnsi="Times New Roman" w:cs="Times New Roman"/>
-          <w:sz w:val="20"/>
-        </w:rPr>
-        <w:t>formi</w:t>
-      </w:r>
-      <w:proofErr w:type="spellEnd"/>
-      <w:r>
-        <w:rPr>
-          <w:rFonts w:ascii="Times New Roman" w:eastAsia="Times New Roman" w:hAnsi="Times New Roman" w:cs="Times New Roman"/>
-          <w:sz w:val="20"/>
-        </w:rPr>
-        <w:t xml:space="preserve"> za </w:t>
-      </w:r>
-      <w:proofErr w:type="spellStart"/>
-      <w:r>
-        <w:rPr>
-          <w:rFonts w:ascii="Times New Roman" w:eastAsia="Times New Roman" w:hAnsi="Times New Roman" w:cs="Times New Roman"/>
-          <w:sz w:val="20"/>
-        </w:rPr>
-        <w:t>unos</w:t>
-      </w:r>
-      <w:proofErr w:type="spellEnd"/>
-      <w:r>
-        <w:rPr>
-          <w:rFonts w:ascii="Times New Roman" w:eastAsia="Times New Roman" w:hAnsi="Times New Roman" w:cs="Times New Roman"/>
-          <w:sz w:val="20"/>
-        </w:rPr>
-        <w:t xml:space="preserve"> </w:t>
-      </w:r>
-      <w:proofErr w:type="spellStart"/>
-      <w:r>
-        <w:rPr>
-          <w:rFonts w:ascii="Times New Roman" w:eastAsia="Times New Roman" w:hAnsi="Times New Roman" w:cs="Times New Roman"/>
-          <w:sz w:val="20"/>
-        </w:rPr>
-        <w:t>korisničkih</w:t>
-      </w:r>
-      <w:proofErr w:type="spellEnd"/>
-      <w:r>
-        <w:rPr>
-          <w:rFonts w:ascii="Times New Roman" w:eastAsia="Times New Roman" w:hAnsi="Times New Roman" w:cs="Times New Roman"/>
-          <w:sz w:val="20"/>
-        </w:rPr>
-        <w:t xml:space="preserve"> </w:t>
-      </w:r>
-      <w:proofErr w:type="spellStart"/>
-      <w:r>
-        <w:rPr>
-          <w:rFonts w:ascii="Times New Roman" w:eastAsia="Times New Roman" w:hAnsi="Times New Roman" w:cs="Times New Roman"/>
-          <w:sz w:val="20"/>
-        </w:rPr>
-        <w:t>podataka</w:t>
-      </w:r>
-      <w:proofErr w:type="spellEnd"/>
+        <w:t>dokument definiše scenario upotrebe za funkcionalnost promene lozinke, sa primerima odgovarajućih formi za unos korisničkih podataka</w:t>
+      </w:r>
     </w:p>
     <w:p>
       <w:pPr>
@@ -2808,44 +2378,10 @@
         <w:ind w:left="705" w:hanging="720"/>
       </w:pPr>
       <w:bookmarkStart w:id="2" w:name="_Toc205809609"/>
-      <w:proofErr w:type="spellStart"/>
-      <w:r>
-        <w:t>Namena</w:t>
-      </w:r>
-      <w:proofErr w:type="spellEnd"/>
-      <w:r>
-        <w:t xml:space="preserve"> </w:t>
-      </w:r>
-      <w:proofErr w:type="spellStart"/>
-      <w:r>
-        <w:t>dokumenta</w:t>
-      </w:r>
-      <w:proofErr w:type="spellEnd"/>
-      <w:r>
-        <w:t xml:space="preserve"> </w:t>
-      </w:r>
-      <w:proofErr w:type="spellStart"/>
-      <w:r>
-        <w:t>i</w:t>
-      </w:r>
-      <w:proofErr w:type="spellEnd"/>
-      <w:r>
-        <w:t xml:space="preserve"> </w:t>
-      </w:r>
-      <w:proofErr w:type="spellStart"/>
-      <w:r>
-        <w:t>ciljne</w:t>
-      </w:r>
-      <w:proofErr w:type="spellEnd"/>
-      <w:r>
-        <w:t xml:space="preserve"> </w:t>
-      </w:r>
-      <w:proofErr w:type="spellStart"/>
-      <w:r>
-        <w:t>grupe</w:t>
+      <w:r>
+        <w:t>Namena dokumenta i ciljne grupe</w:t>
       </w:r>
       <w:bookmarkEnd w:id="2"/>
-      <w:proofErr w:type="spellEnd"/>
       <w:r>
         <w:t xml:space="preserve"> </w:t>
       </w:r>
@@ -2860,309 +2396,12 @@
         <w:ind w:left="705"/>
       </w:pPr>
       <w:bookmarkStart w:id="3" w:name="_Toc205809610"/>
-      <w:proofErr w:type="spellStart"/>
       <w:r>
         <w:rPr>
           <w:rFonts w:ascii="Times New Roman" w:eastAsia="Times New Roman" w:hAnsi="Times New Roman" w:cs="Times New Roman"/>
           <w:b w:val="0"/>
         </w:rPr>
-        <w:t>Dokument</w:t>
-      </w:r>
-      <w:proofErr w:type="spellEnd"/>
-      <w:r>
-        <w:rPr>
-          <w:rFonts w:ascii="Times New Roman" w:eastAsia="Times New Roman" w:hAnsi="Times New Roman" w:cs="Times New Roman"/>
-          <w:b w:val="0"/>
-        </w:rPr>
-        <w:t xml:space="preserve"> </w:t>
-      </w:r>
-      <w:proofErr w:type="spellStart"/>
-      <w:r>
-        <w:rPr>
-          <w:rFonts w:ascii="Times New Roman" w:eastAsia="Times New Roman" w:hAnsi="Times New Roman" w:cs="Times New Roman"/>
-          <w:b w:val="0"/>
-        </w:rPr>
-        <w:t>će</w:t>
-      </w:r>
-      <w:proofErr w:type="spellEnd"/>
-      <w:r>
-        <w:rPr>
-          <w:rFonts w:ascii="Times New Roman" w:eastAsia="Times New Roman" w:hAnsi="Times New Roman" w:cs="Times New Roman"/>
-          <w:b w:val="0"/>
-        </w:rPr>
-        <w:t xml:space="preserve"> </w:t>
-      </w:r>
-      <w:proofErr w:type="spellStart"/>
-      <w:r>
-        <w:rPr>
-          <w:rFonts w:ascii="Times New Roman" w:eastAsia="Times New Roman" w:hAnsi="Times New Roman" w:cs="Times New Roman"/>
-          <w:b w:val="0"/>
-        </w:rPr>
-        <w:t>koristiti</w:t>
-      </w:r>
-      <w:proofErr w:type="spellEnd"/>
-      <w:r>
-        <w:rPr>
-          <w:rFonts w:ascii="Times New Roman" w:eastAsia="Times New Roman" w:hAnsi="Times New Roman" w:cs="Times New Roman"/>
-          <w:b w:val="0"/>
-        </w:rPr>
-        <w:t xml:space="preserve"> </w:t>
-      </w:r>
-      <w:proofErr w:type="spellStart"/>
-      <w:r>
-        <w:rPr>
-          <w:rFonts w:ascii="Times New Roman" w:eastAsia="Times New Roman" w:hAnsi="Times New Roman" w:cs="Times New Roman"/>
-          <w:b w:val="0"/>
-        </w:rPr>
-        <w:t>svi</w:t>
-      </w:r>
-      <w:proofErr w:type="spellEnd"/>
-      <w:r>
-        <w:rPr>
-          <w:rFonts w:ascii="Times New Roman" w:eastAsia="Times New Roman" w:hAnsi="Times New Roman" w:cs="Times New Roman"/>
-          <w:b w:val="0"/>
-        </w:rPr>
-        <w:t xml:space="preserve"> </w:t>
-      </w:r>
-      <w:proofErr w:type="spellStart"/>
-      <w:r>
-        <w:rPr>
-          <w:rFonts w:ascii="Times New Roman" w:eastAsia="Times New Roman" w:hAnsi="Times New Roman" w:cs="Times New Roman"/>
-          <w:b w:val="0"/>
-        </w:rPr>
-        <w:t>članovi</w:t>
-      </w:r>
-      <w:proofErr w:type="spellEnd"/>
-      <w:r>
-        <w:rPr>
-          <w:rFonts w:ascii="Times New Roman" w:eastAsia="Times New Roman" w:hAnsi="Times New Roman" w:cs="Times New Roman"/>
-          <w:b w:val="0"/>
-        </w:rPr>
-        <w:t xml:space="preserve"> </w:t>
-      </w:r>
-      <w:proofErr w:type="spellStart"/>
-      <w:r>
-        <w:rPr>
-          <w:rFonts w:ascii="Times New Roman" w:eastAsia="Times New Roman" w:hAnsi="Times New Roman" w:cs="Times New Roman"/>
-          <w:b w:val="0"/>
-        </w:rPr>
-        <w:t>projektnog</w:t>
-      </w:r>
-      <w:proofErr w:type="spellEnd"/>
-      <w:r>
-        <w:rPr>
-          <w:rFonts w:ascii="Times New Roman" w:eastAsia="Times New Roman" w:hAnsi="Times New Roman" w:cs="Times New Roman"/>
-          <w:b w:val="0"/>
-        </w:rPr>
-        <w:t xml:space="preserve"> </w:t>
-      </w:r>
-      <w:proofErr w:type="spellStart"/>
-      <w:r>
-        <w:rPr>
-          <w:rFonts w:ascii="Times New Roman" w:eastAsia="Times New Roman" w:hAnsi="Times New Roman" w:cs="Times New Roman"/>
-          <w:b w:val="0"/>
-        </w:rPr>
-        <w:t>tima</w:t>
-      </w:r>
-      <w:proofErr w:type="spellEnd"/>
-      <w:r>
-        <w:rPr>
-          <w:rFonts w:ascii="Times New Roman" w:eastAsia="Times New Roman" w:hAnsi="Times New Roman" w:cs="Times New Roman"/>
-          <w:b w:val="0"/>
-        </w:rPr>
-        <w:t xml:space="preserve"> u </w:t>
-      </w:r>
-      <w:proofErr w:type="spellStart"/>
-      <w:r>
-        <w:rPr>
-          <w:rFonts w:ascii="Times New Roman" w:eastAsia="Times New Roman" w:hAnsi="Times New Roman" w:cs="Times New Roman"/>
-          <w:b w:val="0"/>
-        </w:rPr>
-        <w:t>razvoju</w:t>
-      </w:r>
-      <w:proofErr w:type="spellEnd"/>
-      <w:r>
-        <w:rPr>
-          <w:rFonts w:ascii="Times New Roman" w:eastAsia="Times New Roman" w:hAnsi="Times New Roman" w:cs="Times New Roman"/>
-          <w:b w:val="0"/>
-        </w:rPr>
-        <w:t xml:space="preserve"> </w:t>
-      </w:r>
-      <w:proofErr w:type="spellStart"/>
-      <w:r>
-        <w:rPr>
-          <w:rFonts w:ascii="Times New Roman" w:eastAsia="Times New Roman" w:hAnsi="Times New Roman" w:cs="Times New Roman"/>
-          <w:b w:val="0"/>
-        </w:rPr>
-        <w:t>i</w:t>
-      </w:r>
-      <w:proofErr w:type="spellEnd"/>
-      <w:r>
-        <w:rPr>
-          <w:rFonts w:ascii="Times New Roman" w:eastAsia="Times New Roman" w:hAnsi="Times New Roman" w:cs="Times New Roman"/>
-          <w:b w:val="0"/>
-        </w:rPr>
-        <w:t xml:space="preserve"> </w:t>
-      </w:r>
-      <w:proofErr w:type="spellStart"/>
-      <w:r>
-        <w:rPr>
-          <w:rFonts w:ascii="Times New Roman" w:eastAsia="Times New Roman" w:hAnsi="Times New Roman" w:cs="Times New Roman"/>
-          <w:b w:val="0"/>
-        </w:rPr>
-        <w:t>testiranju</w:t>
-      </w:r>
-      <w:proofErr w:type="spellEnd"/>
-      <w:r>
-        <w:rPr>
-          <w:rFonts w:ascii="Times New Roman" w:eastAsia="Times New Roman" w:hAnsi="Times New Roman" w:cs="Times New Roman"/>
-          <w:b w:val="0"/>
-        </w:rPr>
-        <w:t xml:space="preserve"> </w:t>
-      </w:r>
-      <w:proofErr w:type="spellStart"/>
-      <w:r>
-        <w:rPr>
-          <w:rFonts w:ascii="Times New Roman" w:eastAsia="Times New Roman" w:hAnsi="Times New Roman" w:cs="Times New Roman"/>
-          <w:b w:val="0"/>
-        </w:rPr>
-        <w:t>funkcionalnosti</w:t>
-      </w:r>
-      <w:proofErr w:type="spellEnd"/>
-      <w:r>
-        <w:rPr>
-          <w:rFonts w:ascii="Times New Roman" w:eastAsia="Times New Roman" w:hAnsi="Times New Roman" w:cs="Times New Roman"/>
-          <w:b w:val="0"/>
-        </w:rPr>
-        <w:t xml:space="preserve"> </w:t>
-      </w:r>
-      <w:proofErr w:type="spellStart"/>
-      <w:r>
-        <w:rPr>
-          <w:rFonts w:ascii="Times New Roman" w:eastAsia="Times New Roman" w:hAnsi="Times New Roman" w:cs="Times New Roman"/>
-          <w:b w:val="0"/>
-        </w:rPr>
-        <w:t>prijave</w:t>
-      </w:r>
-      <w:proofErr w:type="spellEnd"/>
-      <w:r>
-        <w:rPr>
-          <w:rFonts w:ascii="Times New Roman" w:eastAsia="Times New Roman" w:hAnsi="Times New Roman" w:cs="Times New Roman"/>
-          <w:b w:val="0"/>
-        </w:rPr>
-        <w:t xml:space="preserve">, a </w:t>
-      </w:r>
-      <w:proofErr w:type="spellStart"/>
-      <w:r>
-        <w:rPr>
-          <w:rFonts w:ascii="Times New Roman" w:eastAsia="Times New Roman" w:hAnsi="Times New Roman" w:cs="Times New Roman"/>
-          <w:b w:val="0"/>
-        </w:rPr>
-        <w:t>može</w:t>
-      </w:r>
-      <w:proofErr w:type="spellEnd"/>
-      <w:r>
-        <w:rPr>
-          <w:rFonts w:ascii="Times New Roman" w:eastAsia="Times New Roman" w:hAnsi="Times New Roman" w:cs="Times New Roman"/>
-          <w:b w:val="0"/>
-        </w:rPr>
-        <w:t xml:space="preserve"> se </w:t>
-      </w:r>
-      <w:proofErr w:type="spellStart"/>
-      <w:r>
-        <w:rPr>
-          <w:rFonts w:ascii="Times New Roman" w:eastAsia="Times New Roman" w:hAnsi="Times New Roman" w:cs="Times New Roman"/>
-          <w:b w:val="0"/>
-        </w:rPr>
-        <w:t>koristiti</w:t>
-      </w:r>
-      <w:proofErr w:type="spellEnd"/>
-      <w:r>
-        <w:rPr>
-          <w:rFonts w:ascii="Times New Roman" w:eastAsia="Times New Roman" w:hAnsi="Times New Roman" w:cs="Times New Roman"/>
-          <w:b w:val="0"/>
-        </w:rPr>
-        <w:t xml:space="preserve"> </w:t>
-      </w:r>
-      <w:proofErr w:type="spellStart"/>
-      <w:r>
-        <w:rPr>
-          <w:rFonts w:ascii="Times New Roman" w:eastAsia="Times New Roman" w:hAnsi="Times New Roman" w:cs="Times New Roman"/>
-          <w:b w:val="0"/>
-        </w:rPr>
-        <w:t>i</w:t>
-      </w:r>
-      <w:proofErr w:type="spellEnd"/>
-      <w:r>
-        <w:rPr>
-          <w:rFonts w:ascii="Times New Roman" w:eastAsia="Times New Roman" w:hAnsi="Times New Roman" w:cs="Times New Roman"/>
-          <w:b w:val="0"/>
-        </w:rPr>
-        <w:t xml:space="preserve"> </w:t>
-      </w:r>
-      <w:proofErr w:type="spellStart"/>
-      <w:r>
-        <w:rPr>
-          <w:rFonts w:ascii="Times New Roman" w:eastAsia="Times New Roman" w:hAnsi="Times New Roman" w:cs="Times New Roman"/>
-          <w:b w:val="0"/>
-        </w:rPr>
-        <w:t>pri</w:t>
-      </w:r>
-      <w:proofErr w:type="spellEnd"/>
-      <w:r>
-        <w:rPr>
-          <w:rFonts w:ascii="Times New Roman" w:eastAsia="Times New Roman" w:hAnsi="Times New Roman" w:cs="Times New Roman"/>
-          <w:b w:val="0"/>
-        </w:rPr>
-        <w:t xml:space="preserve"> </w:t>
-      </w:r>
-      <w:proofErr w:type="spellStart"/>
-      <w:r>
-        <w:rPr>
-          <w:rFonts w:ascii="Times New Roman" w:eastAsia="Times New Roman" w:hAnsi="Times New Roman" w:cs="Times New Roman"/>
-          <w:b w:val="0"/>
-        </w:rPr>
-        <w:t>pisanju</w:t>
-      </w:r>
-      <w:proofErr w:type="spellEnd"/>
-      <w:r>
-        <w:rPr>
-          <w:rFonts w:ascii="Times New Roman" w:eastAsia="Times New Roman" w:hAnsi="Times New Roman" w:cs="Times New Roman"/>
-          <w:b w:val="0"/>
-        </w:rPr>
-        <w:t xml:space="preserve"> </w:t>
-      </w:r>
-      <w:proofErr w:type="spellStart"/>
-      <w:r>
-        <w:rPr>
-          <w:rFonts w:ascii="Times New Roman" w:eastAsia="Times New Roman" w:hAnsi="Times New Roman" w:cs="Times New Roman"/>
-          <w:b w:val="0"/>
-        </w:rPr>
-        <w:t>uputstva</w:t>
-      </w:r>
-      <w:proofErr w:type="spellEnd"/>
-      <w:r>
-        <w:rPr>
-          <w:rFonts w:ascii="Times New Roman" w:eastAsia="Times New Roman" w:hAnsi="Times New Roman" w:cs="Times New Roman"/>
-          <w:b w:val="0"/>
-        </w:rPr>
-        <w:t xml:space="preserve"> za </w:t>
-      </w:r>
-      <w:proofErr w:type="spellStart"/>
-      <w:r>
-        <w:rPr>
-          <w:rFonts w:ascii="Times New Roman" w:eastAsia="Times New Roman" w:hAnsi="Times New Roman" w:cs="Times New Roman"/>
-          <w:b w:val="0"/>
-        </w:rPr>
-        <w:t>korisnike</w:t>
-      </w:r>
-      <w:proofErr w:type="spellEnd"/>
-      <w:r>
-        <w:rPr>
-          <w:rFonts w:ascii="Times New Roman" w:eastAsia="Times New Roman" w:hAnsi="Times New Roman" w:cs="Times New Roman"/>
-          <w:b w:val="0"/>
-        </w:rPr>
-        <w:t>.</w:t>
+        <w:t>Dokument će koristiti svi članovi projektnog tima u razvoju i testiranju funkcionalnosti prijave, a može se koristiti i pri pisanju uputstva za korisnike.</w:t>
       </w:r>
       <w:bookmarkEnd w:id="3"/>
     </w:p>
@@ -3189,37 +2428,12 @@
         <w:spacing w:after="3" w:line="252" w:lineRule="auto"/>
         <w:ind w:hanging="360"/>
       </w:pPr>
-      <w:proofErr w:type="spellStart"/>
       <w:r>
         <w:rPr>
           <w:rFonts w:ascii="Times New Roman" w:eastAsia="Times New Roman" w:hAnsi="Times New Roman" w:cs="Times New Roman"/>
           <w:sz w:val="20"/>
         </w:rPr>
-        <w:t>Projektni</w:t>
-      </w:r>
-      <w:proofErr w:type="spellEnd"/>
-      <w:r>
-        <w:rPr>
-          <w:rFonts w:ascii="Times New Roman" w:eastAsia="Times New Roman" w:hAnsi="Times New Roman" w:cs="Times New Roman"/>
-          <w:sz w:val="20"/>
-        </w:rPr>
-        <w:t xml:space="preserve"> </w:t>
-      </w:r>
-      <w:proofErr w:type="spellStart"/>
-      <w:r>
-        <w:rPr>
-          <w:rFonts w:ascii="Times New Roman" w:eastAsia="Times New Roman" w:hAnsi="Times New Roman" w:cs="Times New Roman"/>
-          <w:sz w:val="20"/>
-        </w:rPr>
-        <w:t>zadatak</w:t>
-      </w:r>
-      <w:proofErr w:type="spellEnd"/>
-      <w:r>
-        <w:rPr>
-          <w:rFonts w:ascii="Times New Roman" w:eastAsia="Times New Roman" w:hAnsi="Times New Roman" w:cs="Times New Roman"/>
-          <w:sz w:val="20"/>
-        </w:rPr>
-        <w:t xml:space="preserve"> </w:t>
+        <w:t xml:space="preserve">Projektni zadatak </w:t>
       </w:r>
     </w:p>
     <w:p>
@@ -3231,101 +2445,12 @@
         <w:spacing w:after="3" w:line="252" w:lineRule="auto"/>
         <w:ind w:hanging="360"/>
       </w:pPr>
-      <w:proofErr w:type="spellStart"/>
       <w:r>
         <w:rPr>
           <w:rFonts w:ascii="Times New Roman" w:eastAsia="Times New Roman" w:hAnsi="Times New Roman" w:cs="Times New Roman"/>
           <w:sz w:val="20"/>
         </w:rPr>
-        <w:t>Uputstvo</w:t>
-      </w:r>
-      <w:proofErr w:type="spellEnd"/>
-      <w:r>
-        <w:rPr>
-          <w:rFonts w:ascii="Times New Roman" w:eastAsia="Times New Roman" w:hAnsi="Times New Roman" w:cs="Times New Roman"/>
-          <w:sz w:val="20"/>
-        </w:rPr>
-        <w:t xml:space="preserve"> za </w:t>
-      </w:r>
-      <w:proofErr w:type="spellStart"/>
-      <w:r>
-        <w:rPr>
-          <w:rFonts w:ascii="Times New Roman" w:eastAsia="Times New Roman" w:hAnsi="Times New Roman" w:cs="Times New Roman"/>
-          <w:sz w:val="20"/>
-        </w:rPr>
-        <w:t>pisanje</w:t>
-      </w:r>
-      <w:proofErr w:type="spellEnd"/>
-      <w:r>
-        <w:rPr>
-          <w:rFonts w:ascii="Times New Roman" w:eastAsia="Times New Roman" w:hAnsi="Times New Roman" w:cs="Times New Roman"/>
-          <w:sz w:val="20"/>
-        </w:rPr>
-        <w:t xml:space="preserve"> </w:t>
-      </w:r>
-      <w:proofErr w:type="spellStart"/>
-      <w:r>
-        <w:rPr>
-          <w:rFonts w:ascii="Times New Roman" w:eastAsia="Times New Roman" w:hAnsi="Times New Roman" w:cs="Times New Roman"/>
-          <w:sz w:val="20"/>
-        </w:rPr>
-        <w:t>specifikacije</w:t>
-      </w:r>
-      <w:proofErr w:type="spellEnd"/>
-      <w:r>
-        <w:rPr>
-          <w:rFonts w:ascii="Times New Roman" w:eastAsia="Times New Roman" w:hAnsi="Times New Roman" w:cs="Times New Roman"/>
-          <w:sz w:val="20"/>
-        </w:rPr>
-        <w:t xml:space="preserve"> </w:t>
-      </w:r>
-      <w:proofErr w:type="spellStart"/>
-      <w:r>
-        <w:rPr>
-          <w:rFonts w:ascii="Times New Roman" w:eastAsia="Times New Roman" w:hAnsi="Times New Roman" w:cs="Times New Roman"/>
-          <w:sz w:val="20"/>
-        </w:rPr>
-        <w:t>scenarija</w:t>
-      </w:r>
-      <w:proofErr w:type="spellEnd"/>
-      <w:r>
-        <w:rPr>
-          <w:rFonts w:ascii="Times New Roman" w:eastAsia="Times New Roman" w:hAnsi="Times New Roman" w:cs="Times New Roman"/>
-          <w:sz w:val="20"/>
-        </w:rPr>
-        <w:t xml:space="preserve"> </w:t>
-      </w:r>
-      <w:proofErr w:type="spellStart"/>
-      <w:r>
-        <w:rPr>
-          <w:rFonts w:ascii="Times New Roman" w:eastAsia="Times New Roman" w:hAnsi="Times New Roman" w:cs="Times New Roman"/>
-          <w:sz w:val="20"/>
-        </w:rPr>
-        <w:t>upotrebe</w:t>
-      </w:r>
-      <w:proofErr w:type="spellEnd"/>
-      <w:r>
-        <w:rPr>
-          <w:rFonts w:ascii="Times New Roman" w:eastAsia="Times New Roman" w:hAnsi="Times New Roman" w:cs="Times New Roman"/>
-          <w:sz w:val="20"/>
-        </w:rPr>
-        <w:t xml:space="preserve"> </w:t>
-      </w:r>
-      <w:proofErr w:type="spellStart"/>
-      <w:r>
-        <w:rPr>
-          <w:rFonts w:ascii="Times New Roman" w:eastAsia="Times New Roman" w:hAnsi="Times New Roman" w:cs="Times New Roman"/>
-          <w:sz w:val="20"/>
-        </w:rPr>
-        <w:t>funkcionalnosti</w:t>
-      </w:r>
-      <w:proofErr w:type="spellEnd"/>
-      <w:r>
-        <w:rPr>
-          <w:rFonts w:ascii="Times New Roman" w:eastAsia="Times New Roman" w:hAnsi="Times New Roman" w:cs="Times New Roman"/>
-          <w:sz w:val="20"/>
-        </w:rPr>
-        <w:t xml:space="preserve">  </w:t>
+        <w:t xml:space="preserve">Uputstvo za pisanje specifikacije scenarija upotrebe funkcionalnosti  </w:t>
       </w:r>
     </w:p>
     <w:p>
@@ -3370,14 +2495,9 @@
       </w:pPr>
       <w:bookmarkStart w:id="5" w:name="_Toc205809612"/>
       <w:r>
-        <w:t xml:space="preserve">Otvorena </w:t>
-      </w:r>
-      <w:proofErr w:type="spellStart"/>
-      <w:r>
-        <w:t>pitanja</w:t>
+        <w:t>Otvorena pitanja</w:t>
       </w:r>
       <w:bookmarkEnd w:id="5"/>
-      <w:proofErr w:type="spellEnd"/>
       <w:r>
         <w:t xml:space="preserve"> </w:t>
       </w:r>
@@ -3414,37 +2534,12 @@
             </w:tcBorders>
           </w:tcPr>
           <w:p>
-            <w:proofErr w:type="spellStart"/>
             <w:r>
               <w:rPr>
                 <w:rFonts w:ascii="Times New Roman" w:eastAsia="Times New Roman" w:hAnsi="Times New Roman" w:cs="Times New Roman"/>
                 <w:sz w:val="20"/>
               </w:rPr>
-              <w:t>Redni</w:t>
-            </w:r>
-            <w:proofErr w:type="spellEnd"/>
-            <w:r>
-              <w:rPr>
-                <w:rFonts w:ascii="Times New Roman" w:eastAsia="Times New Roman" w:hAnsi="Times New Roman" w:cs="Times New Roman"/>
-                <w:sz w:val="20"/>
-              </w:rPr>
-              <w:t xml:space="preserve"> </w:t>
-            </w:r>
-            <w:proofErr w:type="spellStart"/>
-            <w:r>
-              <w:rPr>
-                <w:rFonts w:ascii="Times New Roman" w:eastAsia="Times New Roman" w:hAnsi="Times New Roman" w:cs="Times New Roman"/>
-                <w:sz w:val="20"/>
-              </w:rPr>
-              <w:t>broj</w:t>
-            </w:r>
-            <w:proofErr w:type="spellEnd"/>
-            <w:r>
-              <w:rPr>
-                <w:rFonts w:ascii="Times New Roman" w:eastAsia="Times New Roman" w:hAnsi="Times New Roman" w:cs="Times New Roman"/>
-                <w:sz w:val="20"/>
-              </w:rPr>
-              <w:t xml:space="preserve"> </w:t>
+              <w:t xml:space="preserve">Redni broj </w:t>
             </w:r>
           </w:p>
         </w:tc>
@@ -3459,21 +2554,12 @@
             </w:tcBorders>
           </w:tcPr>
           <w:p>
-            <w:proofErr w:type="spellStart"/>
             <w:r>
               <w:rPr>
                 <w:rFonts w:ascii="Times New Roman" w:eastAsia="Times New Roman" w:hAnsi="Times New Roman" w:cs="Times New Roman"/>
                 <w:sz w:val="20"/>
               </w:rPr>
-              <w:t>Opis</w:t>
-            </w:r>
-            <w:proofErr w:type="spellEnd"/>
-            <w:r>
-              <w:rPr>
-                <w:rFonts w:ascii="Times New Roman" w:eastAsia="Times New Roman" w:hAnsi="Times New Roman" w:cs="Times New Roman"/>
-                <w:sz w:val="20"/>
-              </w:rPr>
-              <w:t xml:space="preserve"> </w:t>
+              <w:t xml:space="preserve">Opis </w:t>
             </w:r>
           </w:p>
         </w:tc>
@@ -3488,21 +2574,12 @@
             </w:tcBorders>
           </w:tcPr>
           <w:p>
-            <w:proofErr w:type="spellStart"/>
             <w:r>
               <w:rPr>
                 <w:rFonts w:ascii="Times New Roman" w:eastAsia="Times New Roman" w:hAnsi="Times New Roman" w:cs="Times New Roman"/>
                 <w:sz w:val="20"/>
               </w:rPr>
-              <w:t>Rešenje</w:t>
-            </w:r>
-            <w:proofErr w:type="spellEnd"/>
-            <w:r>
-              <w:rPr>
-                <w:rFonts w:ascii="Times New Roman" w:eastAsia="Times New Roman" w:hAnsi="Times New Roman" w:cs="Times New Roman"/>
-                <w:sz w:val="20"/>
-              </w:rPr>
-              <w:t xml:space="preserve"> </w:t>
+              <w:t xml:space="preserve">Rešenje </w:t>
             </w:r>
           </w:p>
         </w:tc>
@@ -3551,135 +2628,7 @@
                 <w:rFonts w:ascii="Times New Roman" w:eastAsia="Times New Roman" w:hAnsi="Times New Roman" w:cs="Times New Roman"/>
                 <w:sz w:val="20"/>
               </w:rPr>
-              <w:t xml:space="preserve">Da li je </w:t>
-            </w:r>
-            <w:proofErr w:type="spellStart"/>
-            <w:r>
-              <w:rPr>
-                <w:rFonts w:ascii="Times New Roman" w:eastAsia="Times New Roman" w:hAnsi="Times New Roman" w:cs="Times New Roman"/>
-                <w:sz w:val="20"/>
-              </w:rPr>
-              <w:t>potrebno</w:t>
-            </w:r>
-            <w:proofErr w:type="spellEnd"/>
-            <w:r>
-              <w:rPr>
-                <w:rFonts w:ascii="Times New Roman" w:eastAsia="Times New Roman" w:hAnsi="Times New Roman" w:cs="Times New Roman"/>
-                <w:sz w:val="20"/>
-              </w:rPr>
-              <w:t xml:space="preserve"> </w:t>
-            </w:r>
-            <w:proofErr w:type="spellStart"/>
-            <w:r>
-              <w:rPr>
-                <w:rFonts w:ascii="Times New Roman" w:eastAsia="Times New Roman" w:hAnsi="Times New Roman" w:cs="Times New Roman"/>
-                <w:sz w:val="20"/>
-              </w:rPr>
-              <w:t>postaviti</w:t>
-            </w:r>
-            <w:proofErr w:type="spellEnd"/>
-            <w:r>
-              <w:rPr>
-                <w:rFonts w:ascii="Times New Roman" w:eastAsia="Times New Roman" w:hAnsi="Times New Roman" w:cs="Times New Roman"/>
-                <w:sz w:val="20"/>
-              </w:rPr>
-              <w:t xml:space="preserve"> </w:t>
-            </w:r>
-            <w:proofErr w:type="spellStart"/>
-            <w:r>
-              <w:rPr>
-                <w:rFonts w:ascii="Times New Roman" w:eastAsia="Times New Roman" w:hAnsi="Times New Roman" w:cs="Times New Roman"/>
-                <w:sz w:val="20"/>
-              </w:rPr>
-              <w:t>ograničenje</w:t>
-            </w:r>
-            <w:proofErr w:type="spellEnd"/>
-            <w:r>
-              <w:rPr>
-                <w:rFonts w:ascii="Times New Roman" w:eastAsia="Times New Roman" w:hAnsi="Times New Roman" w:cs="Times New Roman"/>
-                <w:sz w:val="20"/>
-              </w:rPr>
-              <w:t xml:space="preserve"> </w:t>
-            </w:r>
-            <w:proofErr w:type="spellStart"/>
-            <w:r>
-              <w:rPr>
-                <w:rFonts w:ascii="Times New Roman" w:eastAsia="Times New Roman" w:hAnsi="Times New Roman" w:cs="Times New Roman"/>
-                <w:sz w:val="20"/>
-              </w:rPr>
-              <w:t>broja</w:t>
-            </w:r>
-            <w:proofErr w:type="spellEnd"/>
-            <w:r>
-              <w:rPr>
-                <w:rFonts w:ascii="Times New Roman" w:eastAsia="Times New Roman" w:hAnsi="Times New Roman" w:cs="Times New Roman"/>
-                <w:sz w:val="20"/>
-              </w:rPr>
-              <w:t xml:space="preserve"> </w:t>
-            </w:r>
-            <w:proofErr w:type="spellStart"/>
-            <w:r>
-              <w:rPr>
-                <w:rFonts w:ascii="Times New Roman" w:eastAsia="Times New Roman" w:hAnsi="Times New Roman" w:cs="Times New Roman"/>
-                <w:sz w:val="20"/>
-              </w:rPr>
-              <w:t>neuspelih</w:t>
-            </w:r>
-            <w:proofErr w:type="spellEnd"/>
-            <w:r>
-              <w:rPr>
-                <w:rFonts w:ascii="Times New Roman" w:eastAsia="Times New Roman" w:hAnsi="Times New Roman" w:cs="Times New Roman"/>
-                <w:sz w:val="20"/>
-              </w:rPr>
-              <w:t xml:space="preserve"> </w:t>
-            </w:r>
-            <w:proofErr w:type="spellStart"/>
-            <w:r>
-              <w:rPr>
-                <w:rFonts w:ascii="Times New Roman" w:eastAsia="Times New Roman" w:hAnsi="Times New Roman" w:cs="Times New Roman"/>
-                <w:sz w:val="20"/>
-              </w:rPr>
-              <w:t>pokušaja</w:t>
-            </w:r>
-            <w:proofErr w:type="spellEnd"/>
-            <w:r>
-              <w:rPr>
-                <w:rFonts w:ascii="Times New Roman" w:eastAsia="Times New Roman" w:hAnsi="Times New Roman" w:cs="Times New Roman"/>
-                <w:sz w:val="20"/>
-              </w:rPr>
-              <w:t xml:space="preserve"> </w:t>
-            </w:r>
-            <w:proofErr w:type="spellStart"/>
-            <w:r>
-              <w:rPr>
-                <w:rFonts w:ascii="Times New Roman" w:eastAsia="Times New Roman" w:hAnsi="Times New Roman" w:cs="Times New Roman"/>
-                <w:sz w:val="20"/>
-              </w:rPr>
-              <w:t>unosa</w:t>
-            </w:r>
-            <w:proofErr w:type="spellEnd"/>
-            <w:r>
-              <w:rPr>
-                <w:rFonts w:ascii="Times New Roman" w:eastAsia="Times New Roman" w:hAnsi="Times New Roman" w:cs="Times New Roman"/>
-                <w:sz w:val="20"/>
-              </w:rPr>
-              <w:t xml:space="preserve"> e-mail </w:t>
-            </w:r>
-            <w:proofErr w:type="spellStart"/>
-            <w:r>
-              <w:rPr>
-                <w:rFonts w:ascii="Times New Roman" w:eastAsia="Times New Roman" w:hAnsi="Times New Roman" w:cs="Times New Roman"/>
-                <w:sz w:val="20"/>
-              </w:rPr>
-              <w:t>adrese</w:t>
-            </w:r>
-            <w:proofErr w:type="spellEnd"/>
-            <w:r>
-              <w:rPr>
-                <w:rFonts w:ascii="Times New Roman" w:eastAsia="Times New Roman" w:hAnsi="Times New Roman" w:cs="Times New Roman"/>
-                <w:sz w:val="20"/>
-              </w:rPr>
-              <w:t>?</w:t>
+              <w:t>Da li je potrebno postaviti ograničenje broja neuspelih pokušaja unosa e-mail adrese?</w:t>
             </w:r>
             <w:r>
               <w:rPr>
@@ -3835,135 +2784,7 @@
                       <w:rFonts w:ascii="Times New Roman" w:eastAsia="Times New Roman" w:hAnsi="Times New Roman" w:cs="Times New Roman"/>
                       <w:sz w:val="20"/>
                     </w:rPr>
-                    <w:t xml:space="preserve">Da li je </w:t>
-                  </w:r>
-                  <w:proofErr w:type="spellStart"/>
-                  <w:r>
-                    <w:rPr>
-                      <w:rFonts w:ascii="Times New Roman" w:eastAsia="Times New Roman" w:hAnsi="Times New Roman" w:cs="Times New Roman"/>
-                      <w:sz w:val="20"/>
-                    </w:rPr>
-                    <w:t>potrebno</w:t>
-                  </w:r>
-                  <w:proofErr w:type="spellEnd"/>
-                  <w:r>
-                    <w:rPr>
-                      <w:rFonts w:ascii="Times New Roman" w:eastAsia="Times New Roman" w:hAnsi="Times New Roman" w:cs="Times New Roman"/>
-                      <w:sz w:val="20"/>
-                    </w:rPr>
-                    <w:t xml:space="preserve"> </w:t>
-                  </w:r>
-                  <w:proofErr w:type="spellStart"/>
-                  <w:r>
-                    <w:rPr>
-                      <w:rFonts w:ascii="Times New Roman" w:eastAsia="Times New Roman" w:hAnsi="Times New Roman" w:cs="Times New Roman"/>
-                      <w:sz w:val="20"/>
-                    </w:rPr>
-                    <w:t>poslati</w:t>
-                  </w:r>
-                  <w:proofErr w:type="spellEnd"/>
-                  <w:r>
-                    <w:rPr>
-                      <w:rFonts w:ascii="Times New Roman" w:eastAsia="Times New Roman" w:hAnsi="Times New Roman" w:cs="Times New Roman"/>
-                      <w:sz w:val="20"/>
-                    </w:rPr>
-                    <w:t xml:space="preserve"> </w:t>
-                  </w:r>
-                  <w:proofErr w:type="spellStart"/>
-                  <w:r>
-                    <w:rPr>
-                      <w:rFonts w:ascii="Times New Roman" w:eastAsia="Times New Roman" w:hAnsi="Times New Roman" w:cs="Times New Roman"/>
-                      <w:sz w:val="20"/>
-                    </w:rPr>
-                    <w:t>obaveštenje</w:t>
-                  </w:r>
-                  <w:proofErr w:type="spellEnd"/>
-                  <w:r>
-                    <w:rPr>
-                      <w:rFonts w:ascii="Times New Roman" w:eastAsia="Times New Roman" w:hAnsi="Times New Roman" w:cs="Times New Roman"/>
-                      <w:sz w:val="20"/>
-                    </w:rPr>
-                    <w:t xml:space="preserve"> </w:t>
-                  </w:r>
-                  <w:proofErr w:type="spellStart"/>
-                  <w:r>
-                    <w:rPr>
-                      <w:rFonts w:ascii="Times New Roman" w:eastAsia="Times New Roman" w:hAnsi="Times New Roman" w:cs="Times New Roman"/>
-                      <w:sz w:val="20"/>
-                    </w:rPr>
-                    <w:t>korisniku</w:t>
-                  </w:r>
-                  <w:proofErr w:type="spellEnd"/>
-                  <w:r>
-                    <w:rPr>
-                      <w:rFonts w:ascii="Times New Roman" w:eastAsia="Times New Roman" w:hAnsi="Times New Roman" w:cs="Times New Roman"/>
-                      <w:sz w:val="20"/>
-                    </w:rPr>
-                    <w:t xml:space="preserve"> </w:t>
-                  </w:r>
-                  <w:proofErr w:type="spellStart"/>
-                  <w:r>
-                    <w:rPr>
-                      <w:rFonts w:ascii="Times New Roman" w:eastAsia="Times New Roman" w:hAnsi="Times New Roman" w:cs="Times New Roman"/>
-                      <w:sz w:val="20"/>
-                    </w:rPr>
-                    <w:t>na</w:t>
-                  </w:r>
-                  <w:proofErr w:type="spellEnd"/>
-                  <w:r>
-                    <w:rPr>
-                      <w:rFonts w:ascii="Times New Roman" w:eastAsia="Times New Roman" w:hAnsi="Times New Roman" w:cs="Times New Roman"/>
-                      <w:sz w:val="20"/>
-                    </w:rPr>
-                    <w:t xml:space="preserve"> e-mail o </w:t>
-                  </w:r>
-                  <w:proofErr w:type="spellStart"/>
-                  <w:r>
-                    <w:rPr>
-                      <w:rFonts w:ascii="Times New Roman" w:eastAsia="Times New Roman" w:hAnsi="Times New Roman" w:cs="Times New Roman"/>
-                      <w:sz w:val="20"/>
-                    </w:rPr>
-                    <w:t>uspešnoj</w:t>
-                  </w:r>
-                  <w:proofErr w:type="spellEnd"/>
-                  <w:r>
-                    <w:rPr>
-                      <w:rFonts w:ascii="Times New Roman" w:eastAsia="Times New Roman" w:hAnsi="Times New Roman" w:cs="Times New Roman"/>
-                      <w:sz w:val="20"/>
-                    </w:rPr>
-                    <w:t xml:space="preserve"> </w:t>
-                  </w:r>
-                  <w:proofErr w:type="spellStart"/>
-                  <w:r>
-                    <w:rPr>
-                      <w:rFonts w:ascii="Times New Roman" w:eastAsia="Times New Roman" w:hAnsi="Times New Roman" w:cs="Times New Roman"/>
-                      <w:sz w:val="20"/>
-                    </w:rPr>
-                    <w:t>promeni</w:t>
-                  </w:r>
-                  <w:proofErr w:type="spellEnd"/>
-                  <w:r>
-                    <w:rPr>
-                      <w:rFonts w:ascii="Times New Roman" w:eastAsia="Times New Roman" w:hAnsi="Times New Roman" w:cs="Times New Roman"/>
-                      <w:sz w:val="20"/>
-                    </w:rPr>
-                    <w:t xml:space="preserve"> </w:t>
-                  </w:r>
-                  <w:proofErr w:type="spellStart"/>
-                  <w:r>
-                    <w:rPr>
-                      <w:rFonts w:ascii="Times New Roman" w:eastAsia="Times New Roman" w:hAnsi="Times New Roman" w:cs="Times New Roman"/>
-                      <w:sz w:val="20"/>
-                    </w:rPr>
-                    <w:t>lozinke</w:t>
-                  </w:r>
-                  <w:proofErr w:type="spellEnd"/>
-                  <w:r>
-                    <w:rPr>
-                      <w:rFonts w:ascii="Times New Roman" w:eastAsia="Times New Roman" w:hAnsi="Times New Roman" w:cs="Times New Roman"/>
-                      <w:sz w:val="20"/>
-                    </w:rPr>
-                    <w:t>?</w:t>
+                    <w:t>Da li je potrebno poslati obaveštenje korisniku na e-mail o uspešnoj promeni lozinke?</w:t>
                   </w:r>
                   <w:r>
                     <w:rPr>
@@ -4026,13 +2847,6 @@
               </w:rPr>
               <w:t xml:space="preserve"> </w:t>
             </w:r>
-            <w:r>
-              <w:rPr>
-                <w:rFonts w:ascii="Times New Roman" w:eastAsia="Times New Roman" w:hAnsi="Times New Roman" w:cs="Times New Roman"/>
-                <w:sz w:val="20"/>
-              </w:rPr>
-              <w:t>3</w:t>
-            </w:r>
           </w:p>
         </w:tc>
         <w:tc>
@@ -4168,20 +2982,10 @@
       <w:r>
         <w:t xml:space="preserve">Scenario </w:t>
       </w:r>
-      <w:proofErr w:type="spellStart"/>
-      <w:r>
-        <w:t>promene</w:t>
-      </w:r>
-      <w:proofErr w:type="spellEnd"/>
-      <w:r>
-        <w:t xml:space="preserve"> </w:t>
-      </w:r>
-      <w:proofErr w:type="spellStart"/>
-      <w:r>
-        <w:t>lozinke</w:t>
+      <w:r>
+        <w:t>promene lozinke</w:t>
       </w:r>
       <w:bookmarkEnd w:id="6"/>
-      <w:proofErr w:type="spellEnd"/>
       <w:r>
         <w:t xml:space="preserve"> </w:t>
       </w:r>
@@ -4205,29 +3009,13 @@
         <w:ind w:left="705" w:hanging="720"/>
       </w:pPr>
       <w:bookmarkStart w:id="7" w:name="_Toc205809614"/>
-      <w:proofErr w:type="spellStart"/>
       <w:r>
         <w:rPr>
           <w:u w:val="single" w:color="000000"/>
         </w:rPr>
-        <w:t>Kratak</w:t>
-      </w:r>
-      <w:proofErr w:type="spellEnd"/>
-      <w:r>
-        <w:rPr>
-          <w:u w:val="single" w:color="000000"/>
-        </w:rPr>
-        <w:t xml:space="preserve"> </w:t>
-      </w:r>
-      <w:proofErr w:type="spellStart"/>
-      <w:r>
-        <w:rPr>
-          <w:u w:val="single" w:color="000000"/>
-        </w:rPr>
-        <w:t>opis</w:t>
+        <w:t>Kratak opis</w:t>
       </w:r>
       <w:bookmarkEnd w:id="7"/>
-      <w:proofErr w:type="spellEnd"/>
       <w:r>
         <w:t xml:space="preserve"> </w:t>
       </w:r>
@@ -4241,527 +3029,13 @@
           <w:sz w:val="20"/>
         </w:rPr>
       </w:pPr>
-      <w:proofErr w:type="spellStart"/>
       <w:r>
         <w:rPr>
           <w:rFonts w:ascii="Times New Roman" w:eastAsia="Times New Roman" w:hAnsi="Times New Roman" w:cs="Times New Roman"/>
           <w:sz w:val="20"/>
         </w:rPr>
-        <w:t>Korisnik</w:t>
-      </w:r>
-      <w:proofErr w:type="spellEnd"/>
-      <w:r>
-        <w:rPr>
-          <w:rFonts w:ascii="Times New Roman" w:eastAsia="Times New Roman" w:hAnsi="Times New Roman" w:cs="Times New Roman"/>
-          <w:sz w:val="20"/>
-        </w:rPr>
-        <w:t xml:space="preserve"> koji je </w:t>
-      </w:r>
-      <w:proofErr w:type="spellStart"/>
-      <w:r>
-        <w:rPr>
-          <w:rFonts w:ascii="Times New Roman" w:eastAsia="Times New Roman" w:hAnsi="Times New Roman" w:cs="Times New Roman"/>
-          <w:sz w:val="20"/>
-        </w:rPr>
-        <w:t>zaboravio</w:t>
-      </w:r>
-      <w:proofErr w:type="spellEnd"/>
-      <w:r>
-        <w:rPr>
-          <w:rFonts w:ascii="Times New Roman" w:eastAsia="Times New Roman" w:hAnsi="Times New Roman" w:cs="Times New Roman"/>
-          <w:sz w:val="20"/>
-        </w:rPr>
-        <w:t xml:space="preserve"> </w:t>
-      </w:r>
-      <w:proofErr w:type="spellStart"/>
-      <w:r>
-        <w:rPr>
-          <w:rFonts w:ascii="Times New Roman" w:eastAsia="Times New Roman" w:hAnsi="Times New Roman" w:cs="Times New Roman"/>
-          <w:sz w:val="20"/>
-        </w:rPr>
-        <w:t>lozinku</w:t>
-      </w:r>
-      <w:proofErr w:type="spellEnd"/>
-      <w:r>
-        <w:rPr>
-          <w:rFonts w:ascii="Times New Roman" w:eastAsia="Times New Roman" w:hAnsi="Times New Roman" w:cs="Times New Roman"/>
-          <w:sz w:val="20"/>
-        </w:rPr>
-        <w:t xml:space="preserve"> </w:t>
-      </w:r>
-      <w:proofErr w:type="spellStart"/>
-      <w:r>
-        <w:rPr>
-          <w:rFonts w:ascii="Times New Roman" w:eastAsia="Times New Roman" w:hAnsi="Times New Roman" w:cs="Times New Roman"/>
-          <w:sz w:val="20"/>
-        </w:rPr>
-        <w:t>ima</w:t>
-      </w:r>
-      <w:proofErr w:type="spellEnd"/>
-      <w:r>
-        <w:rPr>
-          <w:rFonts w:ascii="Times New Roman" w:eastAsia="Times New Roman" w:hAnsi="Times New Roman" w:cs="Times New Roman"/>
-          <w:sz w:val="20"/>
-        </w:rPr>
-        <w:t xml:space="preserve"> </w:t>
-      </w:r>
-      <w:proofErr w:type="spellStart"/>
-      <w:r>
-        <w:rPr>
-          <w:rFonts w:ascii="Times New Roman" w:eastAsia="Times New Roman" w:hAnsi="Times New Roman" w:cs="Times New Roman"/>
-          <w:sz w:val="20"/>
-        </w:rPr>
-        <w:t>opciju</w:t>
-      </w:r>
-      <w:proofErr w:type="spellEnd"/>
-      <w:r>
-        <w:rPr>
-          <w:rFonts w:ascii="Times New Roman" w:eastAsia="Times New Roman" w:hAnsi="Times New Roman" w:cs="Times New Roman"/>
-          <w:sz w:val="20"/>
-        </w:rPr>
-        <w:t xml:space="preserve"> da je </w:t>
-      </w:r>
-      <w:proofErr w:type="spellStart"/>
-      <w:r>
-        <w:rPr>
-          <w:rFonts w:ascii="Times New Roman" w:eastAsia="Times New Roman" w:hAnsi="Times New Roman" w:cs="Times New Roman"/>
-          <w:sz w:val="20"/>
-        </w:rPr>
-        <w:t>promeni</w:t>
-      </w:r>
-      <w:proofErr w:type="spellEnd"/>
-      <w:r>
-        <w:rPr>
-          <w:rFonts w:ascii="Times New Roman" w:eastAsia="Times New Roman" w:hAnsi="Times New Roman" w:cs="Times New Roman"/>
-          <w:sz w:val="20"/>
-        </w:rPr>
-        <w:t xml:space="preserve">. Na </w:t>
-      </w:r>
-      <w:proofErr w:type="spellStart"/>
-      <w:r>
-        <w:rPr>
-          <w:rFonts w:ascii="Times New Roman" w:eastAsia="Times New Roman" w:hAnsi="Times New Roman" w:cs="Times New Roman"/>
-          <w:sz w:val="20"/>
-        </w:rPr>
-        <w:t>formi</w:t>
-      </w:r>
-      <w:proofErr w:type="spellEnd"/>
-      <w:r>
-        <w:rPr>
-          <w:rFonts w:ascii="Times New Roman" w:eastAsia="Times New Roman" w:hAnsi="Times New Roman" w:cs="Times New Roman"/>
-          <w:sz w:val="20"/>
-        </w:rPr>
-        <w:t xml:space="preserve"> za </w:t>
-      </w:r>
-      <w:proofErr w:type="spellStart"/>
-      <w:r>
-        <w:rPr>
-          <w:rFonts w:ascii="Times New Roman" w:eastAsia="Times New Roman" w:hAnsi="Times New Roman" w:cs="Times New Roman"/>
-          <w:sz w:val="20"/>
-        </w:rPr>
-        <w:t>prijavu</w:t>
-      </w:r>
-      <w:proofErr w:type="spellEnd"/>
-      <w:r>
-        <w:rPr>
-          <w:rFonts w:ascii="Times New Roman" w:eastAsia="Times New Roman" w:hAnsi="Times New Roman" w:cs="Times New Roman"/>
-          <w:sz w:val="20"/>
-        </w:rPr>
-        <w:t xml:space="preserve"> </w:t>
-      </w:r>
-      <w:proofErr w:type="spellStart"/>
-      <w:r>
-        <w:rPr>
-          <w:rFonts w:ascii="Times New Roman" w:eastAsia="Times New Roman" w:hAnsi="Times New Roman" w:cs="Times New Roman"/>
-          <w:sz w:val="20"/>
-        </w:rPr>
-        <w:t>postoji</w:t>
-      </w:r>
-      <w:proofErr w:type="spellEnd"/>
-      <w:r>
-        <w:rPr>
-          <w:rFonts w:ascii="Times New Roman" w:eastAsia="Times New Roman" w:hAnsi="Times New Roman" w:cs="Times New Roman"/>
-          <w:sz w:val="20"/>
-        </w:rPr>
-        <w:t xml:space="preserve"> link "</w:t>
-      </w:r>
-      <w:proofErr w:type="spellStart"/>
-      <w:r>
-        <w:rPr>
-          <w:rFonts w:ascii="Times New Roman" w:eastAsia="Times New Roman" w:hAnsi="Times New Roman" w:cs="Times New Roman"/>
-          <w:sz w:val="20"/>
-        </w:rPr>
-        <w:t>Zaboravili</w:t>
-      </w:r>
-      <w:proofErr w:type="spellEnd"/>
-      <w:r>
-        <w:rPr>
-          <w:rFonts w:ascii="Times New Roman" w:eastAsia="Times New Roman" w:hAnsi="Times New Roman" w:cs="Times New Roman"/>
-          <w:sz w:val="20"/>
-        </w:rPr>
-        <w:t xml:space="preserve"> </w:t>
-      </w:r>
-      <w:proofErr w:type="spellStart"/>
-      <w:r>
-        <w:rPr>
-          <w:rFonts w:ascii="Times New Roman" w:eastAsia="Times New Roman" w:hAnsi="Times New Roman" w:cs="Times New Roman"/>
-          <w:sz w:val="20"/>
-        </w:rPr>
-        <w:t>ste</w:t>
-      </w:r>
-      <w:proofErr w:type="spellEnd"/>
-      <w:r>
-        <w:rPr>
-          <w:rFonts w:ascii="Times New Roman" w:eastAsia="Times New Roman" w:hAnsi="Times New Roman" w:cs="Times New Roman"/>
-          <w:sz w:val="20"/>
-        </w:rPr>
-        <w:t xml:space="preserve"> </w:t>
-      </w:r>
-      <w:proofErr w:type="spellStart"/>
-      <w:r>
-        <w:rPr>
-          <w:rFonts w:ascii="Times New Roman" w:eastAsia="Times New Roman" w:hAnsi="Times New Roman" w:cs="Times New Roman"/>
-          <w:sz w:val="20"/>
-        </w:rPr>
-        <w:t>lozinku</w:t>
-      </w:r>
-      <w:proofErr w:type="spellEnd"/>
-      <w:r>
-        <w:rPr>
-          <w:rFonts w:ascii="Times New Roman" w:eastAsia="Times New Roman" w:hAnsi="Times New Roman" w:cs="Times New Roman"/>
-          <w:sz w:val="20"/>
-        </w:rPr>
-        <w:t xml:space="preserve">?". </w:t>
-      </w:r>
-      <w:proofErr w:type="spellStart"/>
-      <w:r>
-        <w:rPr>
-          <w:rFonts w:ascii="Times New Roman" w:eastAsia="Times New Roman" w:hAnsi="Times New Roman" w:cs="Times New Roman"/>
-          <w:sz w:val="20"/>
-        </w:rPr>
-        <w:t>Klikom</w:t>
-      </w:r>
-      <w:proofErr w:type="spellEnd"/>
-      <w:r>
-        <w:rPr>
-          <w:rFonts w:ascii="Times New Roman" w:eastAsia="Times New Roman" w:hAnsi="Times New Roman" w:cs="Times New Roman"/>
-          <w:sz w:val="20"/>
-        </w:rPr>
-        <w:t xml:space="preserve"> </w:t>
-      </w:r>
-      <w:proofErr w:type="spellStart"/>
-      <w:r>
-        <w:rPr>
-          <w:rFonts w:ascii="Times New Roman" w:eastAsia="Times New Roman" w:hAnsi="Times New Roman" w:cs="Times New Roman"/>
-          <w:sz w:val="20"/>
-        </w:rPr>
-        <w:t>na</w:t>
-      </w:r>
-      <w:proofErr w:type="spellEnd"/>
-      <w:r>
-        <w:rPr>
-          <w:rFonts w:ascii="Times New Roman" w:eastAsia="Times New Roman" w:hAnsi="Times New Roman" w:cs="Times New Roman"/>
-          <w:sz w:val="20"/>
-        </w:rPr>
-        <w:t xml:space="preserve"> link </w:t>
-      </w:r>
-      <w:proofErr w:type="spellStart"/>
-      <w:r>
-        <w:rPr>
-          <w:rFonts w:ascii="Times New Roman" w:eastAsia="Times New Roman" w:hAnsi="Times New Roman" w:cs="Times New Roman"/>
-          <w:sz w:val="20"/>
-        </w:rPr>
-        <w:t>otvara</w:t>
-      </w:r>
-      <w:proofErr w:type="spellEnd"/>
-      <w:r>
-        <w:rPr>
-          <w:rFonts w:ascii="Times New Roman" w:eastAsia="Times New Roman" w:hAnsi="Times New Roman" w:cs="Times New Roman"/>
-          <w:sz w:val="20"/>
-        </w:rPr>
-        <w:t xml:space="preserve"> se nova </w:t>
-      </w:r>
-      <w:proofErr w:type="spellStart"/>
-      <w:r>
-        <w:rPr>
-          <w:rFonts w:ascii="Times New Roman" w:eastAsia="Times New Roman" w:hAnsi="Times New Roman" w:cs="Times New Roman"/>
-          <w:sz w:val="20"/>
-        </w:rPr>
-        <w:t>stranica</w:t>
-      </w:r>
-      <w:proofErr w:type="spellEnd"/>
-      <w:r>
-        <w:rPr>
-          <w:rFonts w:ascii="Times New Roman" w:eastAsia="Times New Roman" w:hAnsi="Times New Roman" w:cs="Times New Roman"/>
-          <w:sz w:val="20"/>
-        </w:rPr>
-        <w:t xml:space="preserve"> </w:t>
-      </w:r>
-      <w:proofErr w:type="spellStart"/>
-      <w:r>
-        <w:rPr>
-          <w:rFonts w:ascii="Times New Roman" w:eastAsia="Times New Roman" w:hAnsi="Times New Roman" w:cs="Times New Roman"/>
-          <w:sz w:val="20"/>
-        </w:rPr>
-        <w:t>gde</w:t>
-      </w:r>
-      <w:proofErr w:type="spellEnd"/>
-      <w:r>
-        <w:rPr>
-          <w:rFonts w:ascii="Times New Roman" w:eastAsia="Times New Roman" w:hAnsi="Times New Roman" w:cs="Times New Roman"/>
-          <w:sz w:val="20"/>
-        </w:rPr>
-        <w:t xml:space="preserve"> </w:t>
-      </w:r>
-      <w:proofErr w:type="spellStart"/>
-      <w:r>
-        <w:rPr>
-          <w:rFonts w:ascii="Times New Roman" w:eastAsia="Times New Roman" w:hAnsi="Times New Roman" w:cs="Times New Roman"/>
-          <w:sz w:val="20"/>
-        </w:rPr>
-        <w:t>korisnik</w:t>
-      </w:r>
-      <w:proofErr w:type="spellEnd"/>
-      <w:r>
-        <w:rPr>
-          <w:rFonts w:ascii="Times New Roman" w:eastAsia="Times New Roman" w:hAnsi="Times New Roman" w:cs="Times New Roman"/>
-          <w:sz w:val="20"/>
-        </w:rPr>
-        <w:t xml:space="preserve"> </w:t>
-      </w:r>
-      <w:proofErr w:type="spellStart"/>
-      <w:r>
-        <w:rPr>
-          <w:rFonts w:ascii="Times New Roman" w:eastAsia="Times New Roman" w:hAnsi="Times New Roman" w:cs="Times New Roman"/>
-          <w:sz w:val="20"/>
-        </w:rPr>
-        <w:t>unosi</w:t>
-      </w:r>
-      <w:proofErr w:type="spellEnd"/>
-      <w:r>
-        <w:rPr>
-          <w:rFonts w:ascii="Times New Roman" w:eastAsia="Times New Roman" w:hAnsi="Times New Roman" w:cs="Times New Roman"/>
-          <w:sz w:val="20"/>
-        </w:rPr>
-        <w:t xml:space="preserve"> </w:t>
-      </w:r>
-      <w:proofErr w:type="spellStart"/>
-      <w:r>
-        <w:rPr>
-          <w:rFonts w:ascii="Times New Roman" w:eastAsia="Times New Roman" w:hAnsi="Times New Roman" w:cs="Times New Roman"/>
-          <w:sz w:val="20"/>
-        </w:rPr>
-        <w:t>svoju</w:t>
-      </w:r>
-      <w:proofErr w:type="spellEnd"/>
-      <w:r>
-        <w:rPr>
-          <w:rFonts w:ascii="Times New Roman" w:eastAsia="Times New Roman" w:hAnsi="Times New Roman" w:cs="Times New Roman"/>
-          <w:sz w:val="20"/>
-        </w:rPr>
-        <w:t xml:space="preserve"> e-mail </w:t>
-      </w:r>
-      <w:proofErr w:type="spellStart"/>
-      <w:r>
-        <w:rPr>
-          <w:rFonts w:ascii="Times New Roman" w:eastAsia="Times New Roman" w:hAnsi="Times New Roman" w:cs="Times New Roman"/>
-          <w:sz w:val="20"/>
-        </w:rPr>
-        <w:t>adresu</w:t>
-      </w:r>
-      <w:proofErr w:type="spellEnd"/>
-      <w:r>
-        <w:rPr>
-          <w:rFonts w:ascii="Times New Roman" w:eastAsia="Times New Roman" w:hAnsi="Times New Roman" w:cs="Times New Roman"/>
-          <w:sz w:val="20"/>
-        </w:rPr>
-        <w:t xml:space="preserve">. </w:t>
-      </w:r>
-      <w:proofErr w:type="spellStart"/>
-      <w:r>
-        <w:rPr>
-          <w:rFonts w:ascii="Times New Roman" w:eastAsia="Times New Roman" w:hAnsi="Times New Roman" w:cs="Times New Roman"/>
-          <w:sz w:val="20"/>
-        </w:rPr>
-        <w:t>Nakon</w:t>
-      </w:r>
-      <w:proofErr w:type="spellEnd"/>
-      <w:r>
-        <w:rPr>
-          <w:rFonts w:ascii="Times New Roman" w:eastAsia="Times New Roman" w:hAnsi="Times New Roman" w:cs="Times New Roman"/>
-          <w:sz w:val="20"/>
-        </w:rPr>
-        <w:t xml:space="preserve"> </w:t>
-      </w:r>
-      <w:proofErr w:type="spellStart"/>
-      <w:r>
-        <w:rPr>
-          <w:rFonts w:ascii="Times New Roman" w:eastAsia="Times New Roman" w:hAnsi="Times New Roman" w:cs="Times New Roman"/>
-          <w:sz w:val="20"/>
-        </w:rPr>
-        <w:t>unosa</w:t>
-      </w:r>
-      <w:proofErr w:type="spellEnd"/>
-      <w:r>
-        <w:rPr>
-          <w:rFonts w:ascii="Times New Roman" w:eastAsia="Times New Roman" w:hAnsi="Times New Roman" w:cs="Times New Roman"/>
-          <w:sz w:val="20"/>
-        </w:rPr>
-        <w:t xml:space="preserve"> </w:t>
-      </w:r>
-      <w:proofErr w:type="spellStart"/>
-      <w:r>
-        <w:rPr>
-          <w:rFonts w:ascii="Times New Roman" w:eastAsia="Times New Roman" w:hAnsi="Times New Roman" w:cs="Times New Roman"/>
-          <w:sz w:val="20"/>
-        </w:rPr>
-        <w:t>i</w:t>
-      </w:r>
-      <w:proofErr w:type="spellEnd"/>
-      <w:r>
-        <w:rPr>
-          <w:rFonts w:ascii="Times New Roman" w:eastAsia="Times New Roman" w:hAnsi="Times New Roman" w:cs="Times New Roman"/>
-          <w:sz w:val="20"/>
-        </w:rPr>
-        <w:t xml:space="preserve"> </w:t>
-      </w:r>
-      <w:proofErr w:type="spellStart"/>
-      <w:r>
-        <w:rPr>
-          <w:rFonts w:ascii="Times New Roman" w:eastAsia="Times New Roman" w:hAnsi="Times New Roman" w:cs="Times New Roman"/>
-          <w:sz w:val="20"/>
-        </w:rPr>
-        <w:t>slanja</w:t>
-      </w:r>
-      <w:proofErr w:type="spellEnd"/>
-      <w:r>
-        <w:rPr>
-          <w:rFonts w:ascii="Times New Roman" w:eastAsia="Times New Roman" w:hAnsi="Times New Roman" w:cs="Times New Roman"/>
-          <w:sz w:val="20"/>
-        </w:rPr>
-        <w:t xml:space="preserve">, </w:t>
-      </w:r>
-      <w:proofErr w:type="spellStart"/>
-      <w:r>
-        <w:rPr>
-          <w:rFonts w:ascii="Times New Roman" w:eastAsia="Times New Roman" w:hAnsi="Times New Roman" w:cs="Times New Roman"/>
-          <w:sz w:val="20"/>
-        </w:rPr>
-        <w:t>sistem</w:t>
-      </w:r>
-      <w:proofErr w:type="spellEnd"/>
-      <w:r>
-        <w:rPr>
-          <w:rFonts w:ascii="Times New Roman" w:eastAsia="Times New Roman" w:hAnsi="Times New Roman" w:cs="Times New Roman"/>
-          <w:sz w:val="20"/>
-        </w:rPr>
-        <w:t xml:space="preserve"> </w:t>
-      </w:r>
-      <w:proofErr w:type="spellStart"/>
-      <w:r>
-        <w:rPr>
-          <w:rFonts w:ascii="Times New Roman" w:eastAsia="Times New Roman" w:hAnsi="Times New Roman" w:cs="Times New Roman"/>
-          <w:sz w:val="20"/>
-        </w:rPr>
-        <w:t>proverava</w:t>
-      </w:r>
-      <w:proofErr w:type="spellEnd"/>
-      <w:r>
-        <w:rPr>
-          <w:rFonts w:ascii="Times New Roman" w:eastAsia="Times New Roman" w:hAnsi="Times New Roman" w:cs="Times New Roman"/>
-          <w:sz w:val="20"/>
-        </w:rPr>
-        <w:t xml:space="preserve"> e-mail </w:t>
-      </w:r>
-      <w:proofErr w:type="spellStart"/>
-      <w:r>
-        <w:rPr>
-          <w:rFonts w:ascii="Times New Roman" w:eastAsia="Times New Roman" w:hAnsi="Times New Roman" w:cs="Times New Roman"/>
-          <w:sz w:val="20"/>
-        </w:rPr>
-        <w:t>i</w:t>
-      </w:r>
-      <w:proofErr w:type="spellEnd"/>
-      <w:r>
-        <w:rPr>
-          <w:rFonts w:ascii="Times New Roman" w:eastAsia="Times New Roman" w:hAnsi="Times New Roman" w:cs="Times New Roman"/>
-          <w:sz w:val="20"/>
-        </w:rPr>
-        <w:t xml:space="preserve"> </w:t>
-      </w:r>
-      <w:proofErr w:type="spellStart"/>
-      <w:r>
-        <w:rPr>
-          <w:rFonts w:ascii="Times New Roman" w:eastAsia="Times New Roman" w:hAnsi="Times New Roman" w:cs="Times New Roman"/>
-          <w:sz w:val="20"/>
-        </w:rPr>
-        <w:t>šalje</w:t>
-      </w:r>
-      <w:proofErr w:type="spellEnd"/>
-      <w:r>
-        <w:rPr>
-          <w:rFonts w:ascii="Times New Roman" w:eastAsia="Times New Roman" w:hAnsi="Times New Roman" w:cs="Times New Roman"/>
-          <w:sz w:val="20"/>
-        </w:rPr>
-        <w:t xml:space="preserve"> </w:t>
-      </w:r>
-      <w:proofErr w:type="spellStart"/>
-      <w:r>
-        <w:rPr>
-          <w:rFonts w:ascii="Times New Roman" w:eastAsia="Times New Roman" w:hAnsi="Times New Roman" w:cs="Times New Roman"/>
-          <w:sz w:val="20"/>
-        </w:rPr>
-        <w:t>korisniku</w:t>
-      </w:r>
-      <w:proofErr w:type="spellEnd"/>
-      <w:r>
-        <w:rPr>
-          <w:rFonts w:ascii="Times New Roman" w:eastAsia="Times New Roman" w:hAnsi="Times New Roman" w:cs="Times New Roman"/>
-          <w:sz w:val="20"/>
-        </w:rPr>
-        <w:t xml:space="preserve"> </w:t>
-      </w:r>
-      <w:proofErr w:type="spellStart"/>
-      <w:r>
-        <w:rPr>
-          <w:rFonts w:ascii="Times New Roman" w:eastAsia="Times New Roman" w:hAnsi="Times New Roman" w:cs="Times New Roman"/>
-          <w:sz w:val="20"/>
-        </w:rPr>
-        <w:t>uputstva</w:t>
-      </w:r>
-      <w:proofErr w:type="spellEnd"/>
-      <w:r>
-        <w:rPr>
-          <w:rFonts w:ascii="Times New Roman" w:eastAsia="Times New Roman" w:hAnsi="Times New Roman" w:cs="Times New Roman"/>
-          <w:sz w:val="20"/>
-        </w:rPr>
-        <w:t xml:space="preserve"> za </w:t>
-      </w:r>
-      <w:proofErr w:type="spellStart"/>
-      <w:r>
-        <w:rPr>
-          <w:rFonts w:ascii="Times New Roman" w:eastAsia="Times New Roman" w:hAnsi="Times New Roman" w:cs="Times New Roman"/>
-          <w:sz w:val="20"/>
-        </w:rPr>
-        <w:t>promenu</w:t>
-      </w:r>
-      <w:proofErr w:type="spellEnd"/>
-      <w:r>
-        <w:rPr>
-          <w:rFonts w:ascii="Times New Roman" w:eastAsia="Times New Roman" w:hAnsi="Times New Roman" w:cs="Times New Roman"/>
-          <w:sz w:val="20"/>
-        </w:rPr>
-        <w:t xml:space="preserve"> </w:t>
-      </w:r>
-      <w:proofErr w:type="spellStart"/>
-      <w:r>
-        <w:rPr>
-          <w:rFonts w:ascii="Times New Roman" w:eastAsia="Times New Roman" w:hAnsi="Times New Roman" w:cs="Times New Roman"/>
-          <w:sz w:val="20"/>
-        </w:rPr>
-        <w:t>lozinke</w:t>
-      </w:r>
-      <w:proofErr w:type="spellEnd"/>
+        <w:t>Korisnik koji je zaboravio lozinku ima opciju da je promeni. Na formi za prijavu postoji link "Zaboravili ste lozinku?". Klikom na link otvara se nova stranica gde korisnik unosi svoju e-mail adresu. Nakon unosa i slanja, sistem proverava e-mail i šalje korisniku uputstva za promenu lozinke</w:t>
+      </w:r>
       <w:r>
         <w:rPr>
           <w:rFonts w:ascii="Times New Roman" w:eastAsia="Times New Roman" w:hAnsi="Times New Roman" w:cs="Times New Roman"/>
@@ -4787,17 +3061,9 @@
         <w:rPr>
           <w:u w:val="single" w:color="000000"/>
         </w:rPr>
-        <w:t xml:space="preserve">Tok </w:t>
-      </w:r>
-      <w:proofErr w:type="spellStart"/>
-      <w:r>
-        <w:rPr>
-          <w:u w:val="single" w:color="000000"/>
-        </w:rPr>
-        <w:t>dogadjaja</w:t>
+        <w:t>Tok dogadjaja</w:t>
       </w:r>
       <w:bookmarkEnd w:id="8"/>
-      <w:proofErr w:type="spellEnd"/>
       <w:r>
         <w:t xml:space="preserve"> </w:t>
       </w:r>
@@ -4809,71 +3075,19 @@
         <w:ind w:left="720" w:hanging="720"/>
       </w:pPr>
       <w:bookmarkStart w:id="9" w:name="_Toc205809616"/>
-      <w:proofErr w:type="spellStart"/>
       <w:r>
         <w:rPr>
           <w:i/>
         </w:rPr>
-        <w:t>Korisnik</w:t>
-      </w:r>
-      <w:proofErr w:type="spellEnd"/>
+        <w:t xml:space="preserve">Korisnik uspešno </w:t>
+      </w:r>
       <w:r>
         <w:rPr>
           <w:i/>
         </w:rPr>
-        <w:t xml:space="preserve"> </w:t>
-      </w:r>
-      <w:proofErr w:type="spellStart"/>
-      <w:r>
-        <w:rPr>
-          <w:i/>
-        </w:rPr>
-        <w:t>uspešno</w:t>
-      </w:r>
-      <w:proofErr w:type="spellEnd"/>
-      <w:r>
-        <w:rPr>
-          <w:i/>
-        </w:rPr>
-        <w:t xml:space="preserve"> </w:t>
-      </w:r>
-      <w:proofErr w:type="spellStart"/>
-      <w:r>
-        <w:rPr>
-          <w:i/>
-        </w:rPr>
-        <w:t>traži</w:t>
-      </w:r>
-      <w:proofErr w:type="spellEnd"/>
-      <w:r>
-        <w:rPr>
-          <w:i/>
-        </w:rPr>
-        <w:t xml:space="preserve"> </w:t>
-      </w:r>
-      <w:proofErr w:type="spellStart"/>
-      <w:r>
-        <w:rPr>
-          <w:i/>
-        </w:rPr>
-        <w:t>promenu</w:t>
-      </w:r>
-      <w:proofErr w:type="spellEnd"/>
-      <w:r>
-        <w:rPr>
-          <w:i/>
-        </w:rPr>
-        <w:t xml:space="preserve"> </w:t>
-      </w:r>
-      <w:proofErr w:type="spellStart"/>
-      <w:r>
-        <w:rPr>
-          <w:i/>
-        </w:rPr>
-        <w:t>lozinke</w:t>
+        <w:t>traži promenu lozinke</w:t>
       </w:r>
       <w:bookmarkEnd w:id="9"/>
-      <w:proofErr w:type="spellEnd"/>
       <w:r>
         <w:rPr>
           <w:i/>
@@ -4900,215 +3114,7 @@
           <w:rFonts w:ascii="Times New Roman" w:eastAsia="Times New Roman" w:hAnsi="Times New Roman" w:cs="Times New Roman"/>
           <w:sz w:val="20"/>
         </w:rPr>
-        <w:t xml:space="preserve">Na </w:t>
-      </w:r>
-      <w:proofErr w:type="spellStart"/>
-      <w:r>
-        <w:rPr>
-          <w:rFonts w:ascii="Times New Roman" w:eastAsia="Times New Roman" w:hAnsi="Times New Roman" w:cs="Times New Roman"/>
-          <w:sz w:val="20"/>
-        </w:rPr>
-        <w:t>formi</w:t>
-      </w:r>
-      <w:proofErr w:type="spellEnd"/>
-      <w:r>
-        <w:rPr>
-          <w:rFonts w:ascii="Times New Roman" w:eastAsia="Times New Roman" w:hAnsi="Times New Roman" w:cs="Times New Roman"/>
-          <w:sz w:val="20"/>
-        </w:rPr>
-        <w:t xml:space="preserve"> za </w:t>
-      </w:r>
-      <w:proofErr w:type="spellStart"/>
-      <w:r>
-        <w:rPr>
-          <w:rFonts w:ascii="Times New Roman" w:eastAsia="Times New Roman" w:hAnsi="Times New Roman" w:cs="Times New Roman"/>
-          <w:sz w:val="20"/>
-        </w:rPr>
-        <w:t>prijavu</w:t>
-      </w:r>
-      <w:proofErr w:type="spellEnd"/>
-      <w:r>
-        <w:rPr>
-          <w:rFonts w:ascii="Times New Roman" w:eastAsia="Times New Roman" w:hAnsi="Times New Roman" w:cs="Times New Roman"/>
-          <w:sz w:val="20"/>
-        </w:rPr>
-        <w:t xml:space="preserve">, </w:t>
-      </w:r>
-      <w:proofErr w:type="spellStart"/>
-      <w:r>
-        <w:rPr>
-          <w:rFonts w:ascii="Times New Roman" w:eastAsia="Times New Roman" w:hAnsi="Times New Roman" w:cs="Times New Roman"/>
-          <w:sz w:val="20"/>
-        </w:rPr>
-        <w:t>korisnik</w:t>
-      </w:r>
-      <w:proofErr w:type="spellEnd"/>
-      <w:r>
-        <w:rPr>
-          <w:rFonts w:ascii="Times New Roman" w:eastAsia="Times New Roman" w:hAnsi="Times New Roman" w:cs="Times New Roman"/>
-          <w:sz w:val="20"/>
-        </w:rPr>
-        <w:t xml:space="preserve"> </w:t>
-      </w:r>
-      <w:proofErr w:type="spellStart"/>
-      <w:r>
-        <w:rPr>
-          <w:rFonts w:ascii="Times New Roman" w:eastAsia="Times New Roman" w:hAnsi="Times New Roman" w:cs="Times New Roman"/>
-          <w:sz w:val="20"/>
-        </w:rPr>
-        <w:t>klilkom</w:t>
-      </w:r>
-      <w:proofErr w:type="spellEnd"/>
-      <w:r>
-        <w:rPr>
-          <w:rFonts w:ascii="Times New Roman" w:eastAsia="Times New Roman" w:hAnsi="Times New Roman" w:cs="Times New Roman"/>
-          <w:sz w:val="20"/>
-        </w:rPr>
-        <w:t xml:space="preserve"> </w:t>
-      </w:r>
-      <w:proofErr w:type="spellStart"/>
-      <w:r>
-        <w:rPr>
-          <w:rFonts w:ascii="Times New Roman" w:eastAsia="Times New Roman" w:hAnsi="Times New Roman" w:cs="Times New Roman"/>
-          <w:sz w:val="20"/>
-        </w:rPr>
-        <w:t>na</w:t>
-      </w:r>
-      <w:proofErr w:type="spellEnd"/>
-      <w:r>
-        <w:rPr>
-          <w:rFonts w:ascii="Times New Roman" w:eastAsia="Times New Roman" w:hAnsi="Times New Roman" w:cs="Times New Roman"/>
-          <w:sz w:val="20"/>
-        </w:rPr>
-        <w:t xml:space="preserve"> link "</w:t>
-      </w:r>
-      <w:proofErr w:type="spellStart"/>
-      <w:r>
-        <w:rPr>
-          <w:rFonts w:ascii="Times New Roman" w:eastAsia="Times New Roman" w:hAnsi="Times New Roman" w:cs="Times New Roman"/>
-          <w:sz w:val="20"/>
-        </w:rPr>
-        <w:t>Zaboravili</w:t>
-      </w:r>
-      <w:proofErr w:type="spellEnd"/>
-      <w:r>
-        <w:rPr>
-          <w:rFonts w:ascii="Times New Roman" w:eastAsia="Times New Roman" w:hAnsi="Times New Roman" w:cs="Times New Roman"/>
-          <w:sz w:val="20"/>
-        </w:rPr>
-        <w:t xml:space="preserve"> </w:t>
-      </w:r>
-      <w:proofErr w:type="spellStart"/>
-      <w:r>
-        <w:rPr>
-          <w:rFonts w:ascii="Times New Roman" w:eastAsia="Times New Roman" w:hAnsi="Times New Roman" w:cs="Times New Roman"/>
-          <w:sz w:val="20"/>
-        </w:rPr>
-        <w:t>ste</w:t>
-      </w:r>
-      <w:proofErr w:type="spellEnd"/>
-      <w:r>
-        <w:rPr>
-          <w:rFonts w:ascii="Times New Roman" w:eastAsia="Times New Roman" w:hAnsi="Times New Roman" w:cs="Times New Roman"/>
-          <w:sz w:val="20"/>
-        </w:rPr>
-        <w:t xml:space="preserve"> </w:t>
-      </w:r>
-      <w:proofErr w:type="spellStart"/>
-      <w:r>
-        <w:rPr>
-          <w:rFonts w:ascii="Times New Roman" w:eastAsia="Times New Roman" w:hAnsi="Times New Roman" w:cs="Times New Roman"/>
-          <w:sz w:val="20"/>
-        </w:rPr>
-        <w:t>lozinku</w:t>
-      </w:r>
-      <w:proofErr w:type="spellEnd"/>
-      <w:r>
-        <w:rPr>
-          <w:rFonts w:ascii="Times New Roman" w:eastAsia="Times New Roman" w:hAnsi="Times New Roman" w:cs="Times New Roman"/>
-          <w:sz w:val="20"/>
-        </w:rPr>
-        <w:t xml:space="preserve">?" </w:t>
-      </w:r>
-      <w:proofErr w:type="spellStart"/>
-      <w:r>
-        <w:rPr>
-          <w:rFonts w:ascii="Times New Roman" w:eastAsia="Times New Roman" w:hAnsi="Times New Roman" w:cs="Times New Roman"/>
-          <w:sz w:val="20"/>
-        </w:rPr>
-        <w:t>odlazi</w:t>
-      </w:r>
-      <w:proofErr w:type="spellEnd"/>
-      <w:r>
-        <w:rPr>
-          <w:rFonts w:ascii="Times New Roman" w:eastAsia="Times New Roman" w:hAnsi="Times New Roman" w:cs="Times New Roman"/>
-          <w:sz w:val="20"/>
-        </w:rPr>
-        <w:t xml:space="preserve"> </w:t>
-      </w:r>
-      <w:proofErr w:type="spellStart"/>
-      <w:r>
-        <w:rPr>
-          <w:rFonts w:ascii="Times New Roman" w:eastAsia="Times New Roman" w:hAnsi="Times New Roman" w:cs="Times New Roman"/>
-          <w:sz w:val="20"/>
-        </w:rPr>
-        <w:t>na</w:t>
-      </w:r>
-      <w:proofErr w:type="spellEnd"/>
-      <w:r>
-        <w:rPr>
-          <w:rFonts w:ascii="Times New Roman" w:eastAsia="Times New Roman" w:hAnsi="Times New Roman" w:cs="Times New Roman"/>
-          <w:sz w:val="20"/>
-        </w:rPr>
-        <w:t xml:space="preserve"> </w:t>
-      </w:r>
-      <w:proofErr w:type="spellStart"/>
-      <w:r>
-        <w:rPr>
-          <w:rFonts w:ascii="Times New Roman" w:eastAsia="Times New Roman" w:hAnsi="Times New Roman" w:cs="Times New Roman"/>
-          <w:sz w:val="20"/>
-        </w:rPr>
-        <w:t>stranicu</w:t>
-      </w:r>
-      <w:proofErr w:type="spellEnd"/>
-      <w:r>
-        <w:rPr>
-          <w:rFonts w:ascii="Times New Roman" w:eastAsia="Times New Roman" w:hAnsi="Times New Roman" w:cs="Times New Roman"/>
-          <w:sz w:val="20"/>
-        </w:rPr>
-        <w:t xml:space="preserve"> za </w:t>
-      </w:r>
-      <w:proofErr w:type="spellStart"/>
-      <w:r>
-        <w:rPr>
-          <w:rFonts w:ascii="Times New Roman" w:eastAsia="Times New Roman" w:hAnsi="Times New Roman" w:cs="Times New Roman"/>
-          <w:sz w:val="20"/>
-        </w:rPr>
-        <w:t>promenu</w:t>
-      </w:r>
-      <w:proofErr w:type="spellEnd"/>
-      <w:r>
-        <w:rPr>
-          <w:rFonts w:ascii="Times New Roman" w:eastAsia="Times New Roman" w:hAnsi="Times New Roman" w:cs="Times New Roman"/>
-          <w:sz w:val="20"/>
-        </w:rPr>
-        <w:t xml:space="preserve"> </w:t>
-      </w:r>
-      <w:proofErr w:type="spellStart"/>
-      <w:r>
-        <w:rPr>
-          <w:rFonts w:ascii="Times New Roman" w:eastAsia="Times New Roman" w:hAnsi="Times New Roman" w:cs="Times New Roman"/>
-          <w:sz w:val="20"/>
-        </w:rPr>
-        <w:t>lozinke</w:t>
-      </w:r>
-      <w:proofErr w:type="spellEnd"/>
-      <w:r>
-        <w:rPr>
-          <w:rFonts w:ascii="Times New Roman" w:eastAsia="Times New Roman" w:hAnsi="Times New Roman" w:cs="Times New Roman"/>
-          <w:sz w:val="20"/>
-        </w:rPr>
-        <w:t>.</w:t>
+        <w:t>Na formi za prijavu, korisnik klilkom na link "Zaboravili ste lozinku?" odlazi na stranicu za promenu lozinke.</w:t>
       </w:r>
     </w:p>
     <w:p>
@@ -5130,151 +3136,7 @@
           <w:rFonts w:ascii="Times New Roman" w:eastAsia="Times New Roman" w:hAnsi="Times New Roman" w:cs="Times New Roman"/>
           <w:sz w:val="20"/>
         </w:rPr>
-        <w:t xml:space="preserve">Na </w:t>
-      </w:r>
-      <w:proofErr w:type="spellStart"/>
-      <w:r>
-        <w:rPr>
-          <w:rFonts w:ascii="Times New Roman" w:eastAsia="Times New Roman" w:hAnsi="Times New Roman" w:cs="Times New Roman"/>
-          <w:sz w:val="20"/>
-        </w:rPr>
-        <w:t>stranici</w:t>
-      </w:r>
-      <w:proofErr w:type="spellEnd"/>
-      <w:r>
-        <w:rPr>
-          <w:rFonts w:ascii="Times New Roman" w:eastAsia="Times New Roman" w:hAnsi="Times New Roman" w:cs="Times New Roman"/>
-          <w:sz w:val="20"/>
-        </w:rPr>
-        <w:t xml:space="preserve"> se </w:t>
-      </w:r>
-      <w:proofErr w:type="spellStart"/>
-      <w:r>
-        <w:rPr>
-          <w:rFonts w:ascii="Times New Roman" w:eastAsia="Times New Roman" w:hAnsi="Times New Roman" w:cs="Times New Roman"/>
-          <w:sz w:val="20"/>
-        </w:rPr>
-        <w:t>prikazuje</w:t>
-      </w:r>
-      <w:proofErr w:type="spellEnd"/>
-      <w:r>
-        <w:rPr>
-          <w:rFonts w:ascii="Times New Roman" w:eastAsia="Times New Roman" w:hAnsi="Times New Roman" w:cs="Times New Roman"/>
-          <w:sz w:val="20"/>
-        </w:rPr>
-        <w:t xml:space="preserve"> forma </w:t>
-      </w:r>
-      <w:proofErr w:type="spellStart"/>
-      <w:r>
-        <w:rPr>
-          <w:rFonts w:ascii="Times New Roman" w:eastAsia="Times New Roman" w:hAnsi="Times New Roman" w:cs="Times New Roman"/>
-          <w:sz w:val="20"/>
-        </w:rPr>
-        <w:t>sa</w:t>
-      </w:r>
-      <w:proofErr w:type="spellEnd"/>
-      <w:r>
-        <w:rPr>
-          <w:rFonts w:ascii="Times New Roman" w:eastAsia="Times New Roman" w:hAnsi="Times New Roman" w:cs="Times New Roman"/>
-          <w:sz w:val="20"/>
-        </w:rPr>
-        <w:t xml:space="preserve"> </w:t>
-      </w:r>
-      <w:proofErr w:type="spellStart"/>
-      <w:r>
-        <w:rPr>
-          <w:rFonts w:ascii="Times New Roman" w:eastAsia="Times New Roman" w:hAnsi="Times New Roman" w:cs="Times New Roman"/>
-          <w:sz w:val="20"/>
-        </w:rPr>
-        <w:t>poljem</w:t>
-      </w:r>
-      <w:proofErr w:type="spellEnd"/>
-      <w:r>
-        <w:rPr>
-          <w:rFonts w:ascii="Times New Roman" w:eastAsia="Times New Roman" w:hAnsi="Times New Roman" w:cs="Times New Roman"/>
-          <w:sz w:val="20"/>
-        </w:rPr>
-        <w:t xml:space="preserve"> za </w:t>
-      </w:r>
-      <w:proofErr w:type="spellStart"/>
-      <w:r>
-        <w:rPr>
-          <w:rFonts w:ascii="Times New Roman" w:eastAsia="Times New Roman" w:hAnsi="Times New Roman" w:cs="Times New Roman"/>
-          <w:sz w:val="20"/>
-        </w:rPr>
-        <w:t>unos</w:t>
-      </w:r>
-      <w:proofErr w:type="spellEnd"/>
-      <w:r>
-        <w:rPr>
-          <w:rFonts w:ascii="Times New Roman" w:eastAsia="Times New Roman" w:hAnsi="Times New Roman" w:cs="Times New Roman"/>
-          <w:sz w:val="20"/>
-        </w:rPr>
-        <w:t xml:space="preserve"> e-mail </w:t>
-      </w:r>
-      <w:proofErr w:type="spellStart"/>
-      <w:r>
-        <w:rPr>
-          <w:rFonts w:ascii="Times New Roman" w:eastAsia="Times New Roman" w:hAnsi="Times New Roman" w:cs="Times New Roman"/>
-          <w:sz w:val="20"/>
-        </w:rPr>
-        <w:t>adrese</w:t>
-      </w:r>
-      <w:proofErr w:type="spellEnd"/>
-      <w:r>
-        <w:rPr>
-          <w:rFonts w:ascii="Times New Roman" w:eastAsia="Times New Roman" w:hAnsi="Times New Roman" w:cs="Times New Roman"/>
-          <w:sz w:val="20"/>
-        </w:rPr>
-        <w:t xml:space="preserve"> </w:t>
-      </w:r>
-      <w:proofErr w:type="spellStart"/>
-      <w:r>
-        <w:rPr>
-          <w:rFonts w:ascii="Times New Roman" w:eastAsia="Times New Roman" w:hAnsi="Times New Roman" w:cs="Times New Roman"/>
-          <w:sz w:val="20"/>
-        </w:rPr>
-        <w:t>i</w:t>
-      </w:r>
-      <w:proofErr w:type="spellEnd"/>
-      <w:r>
-        <w:rPr>
-          <w:rFonts w:ascii="Times New Roman" w:eastAsia="Times New Roman" w:hAnsi="Times New Roman" w:cs="Times New Roman"/>
-          <w:sz w:val="20"/>
-        </w:rPr>
-        <w:t xml:space="preserve"> </w:t>
-      </w:r>
-      <w:proofErr w:type="spellStart"/>
-      <w:r>
-        <w:rPr>
-          <w:rFonts w:ascii="Times New Roman" w:eastAsia="Times New Roman" w:hAnsi="Times New Roman" w:cs="Times New Roman"/>
-          <w:sz w:val="20"/>
-        </w:rPr>
-        <w:t>dugmetom</w:t>
-      </w:r>
-      <w:proofErr w:type="spellEnd"/>
-      <w:r>
-        <w:rPr>
-          <w:rFonts w:ascii="Times New Roman" w:eastAsia="Times New Roman" w:hAnsi="Times New Roman" w:cs="Times New Roman"/>
-          <w:sz w:val="20"/>
-        </w:rPr>
-        <w:t xml:space="preserve"> "</w:t>
-      </w:r>
-      <w:proofErr w:type="spellStart"/>
-      <w:r>
-        <w:rPr>
-          <w:rFonts w:ascii="Times New Roman" w:eastAsia="Times New Roman" w:hAnsi="Times New Roman" w:cs="Times New Roman"/>
-          <w:sz w:val="20"/>
-        </w:rPr>
-        <w:t>Pošalji</w:t>
-      </w:r>
-      <w:proofErr w:type="spellEnd"/>
-      <w:r>
-        <w:rPr>
-          <w:rFonts w:ascii="Times New Roman" w:eastAsia="Times New Roman" w:hAnsi="Times New Roman" w:cs="Times New Roman"/>
-          <w:sz w:val="20"/>
-        </w:rPr>
-        <w:t>".</w:t>
+        <w:t>Na stranici se prikazuje forma sa poljem za unos e-mail adrese i dugmetom "Pošalji".</w:t>
       </w:r>
     </w:p>
     <w:p>
@@ -5291,197 +3153,12 @@
           <w:sz w:val="20"/>
         </w:rPr>
       </w:pPr>
-      <w:proofErr w:type="spellStart"/>
       <w:r>
         <w:rPr>
           <w:rFonts w:ascii="Times New Roman" w:eastAsia="Times New Roman" w:hAnsi="Times New Roman" w:cs="Times New Roman"/>
           <w:sz w:val="20"/>
         </w:rPr>
-        <w:t>Korisnik</w:t>
-      </w:r>
-      <w:proofErr w:type="spellEnd"/>
-      <w:r>
-        <w:rPr>
-          <w:rFonts w:ascii="Times New Roman" w:eastAsia="Times New Roman" w:hAnsi="Times New Roman" w:cs="Times New Roman"/>
-          <w:sz w:val="20"/>
-        </w:rPr>
-        <w:t xml:space="preserve"> </w:t>
-      </w:r>
-      <w:proofErr w:type="spellStart"/>
-      <w:r>
-        <w:rPr>
-          <w:rFonts w:ascii="Times New Roman" w:eastAsia="Times New Roman" w:hAnsi="Times New Roman" w:cs="Times New Roman"/>
-          <w:sz w:val="20"/>
-        </w:rPr>
-        <w:t>unosi</w:t>
-      </w:r>
-      <w:proofErr w:type="spellEnd"/>
-      <w:r>
-        <w:rPr>
-          <w:rFonts w:ascii="Times New Roman" w:eastAsia="Times New Roman" w:hAnsi="Times New Roman" w:cs="Times New Roman"/>
-          <w:sz w:val="20"/>
-        </w:rPr>
-        <w:t xml:space="preserve"> e-mail </w:t>
-      </w:r>
-      <w:proofErr w:type="spellStart"/>
-      <w:r>
-        <w:rPr>
-          <w:rFonts w:ascii="Times New Roman" w:eastAsia="Times New Roman" w:hAnsi="Times New Roman" w:cs="Times New Roman"/>
-          <w:sz w:val="20"/>
-        </w:rPr>
-        <w:t>adresu</w:t>
-      </w:r>
-      <w:proofErr w:type="spellEnd"/>
-      <w:r>
-        <w:rPr>
-          <w:rFonts w:ascii="Times New Roman" w:eastAsia="Times New Roman" w:hAnsi="Times New Roman" w:cs="Times New Roman"/>
-          <w:sz w:val="20"/>
-        </w:rPr>
-        <w:t xml:space="preserve"> </w:t>
-      </w:r>
-      <w:proofErr w:type="spellStart"/>
-      <w:r>
-        <w:rPr>
-          <w:rFonts w:ascii="Times New Roman" w:eastAsia="Times New Roman" w:hAnsi="Times New Roman" w:cs="Times New Roman"/>
-          <w:sz w:val="20"/>
-        </w:rPr>
-        <w:t>koja</w:t>
-      </w:r>
-      <w:proofErr w:type="spellEnd"/>
-      <w:r>
-        <w:rPr>
-          <w:rFonts w:ascii="Times New Roman" w:eastAsia="Times New Roman" w:hAnsi="Times New Roman" w:cs="Times New Roman"/>
-          <w:sz w:val="20"/>
-        </w:rPr>
-        <w:t xml:space="preserve"> je </w:t>
-      </w:r>
-      <w:proofErr w:type="spellStart"/>
-      <w:r>
-        <w:rPr>
-          <w:rFonts w:ascii="Times New Roman" w:eastAsia="Times New Roman" w:hAnsi="Times New Roman" w:cs="Times New Roman"/>
-          <w:sz w:val="20"/>
-        </w:rPr>
-        <w:t>povezana</w:t>
-      </w:r>
-      <w:proofErr w:type="spellEnd"/>
-      <w:r>
-        <w:rPr>
-          <w:rFonts w:ascii="Times New Roman" w:eastAsia="Times New Roman" w:hAnsi="Times New Roman" w:cs="Times New Roman"/>
-          <w:sz w:val="20"/>
-        </w:rPr>
-        <w:t xml:space="preserve"> </w:t>
-      </w:r>
-      <w:proofErr w:type="spellStart"/>
-      <w:r>
-        <w:rPr>
-          <w:rFonts w:ascii="Times New Roman" w:eastAsia="Times New Roman" w:hAnsi="Times New Roman" w:cs="Times New Roman"/>
-          <w:sz w:val="20"/>
-        </w:rPr>
-        <w:t>sa</w:t>
-      </w:r>
-      <w:proofErr w:type="spellEnd"/>
-      <w:r>
-        <w:rPr>
-          <w:rFonts w:ascii="Times New Roman" w:eastAsia="Times New Roman" w:hAnsi="Times New Roman" w:cs="Times New Roman"/>
-          <w:sz w:val="20"/>
-        </w:rPr>
-        <w:t xml:space="preserve"> </w:t>
-      </w:r>
-      <w:proofErr w:type="spellStart"/>
-      <w:r>
-        <w:rPr>
-          <w:rFonts w:ascii="Times New Roman" w:eastAsia="Times New Roman" w:hAnsi="Times New Roman" w:cs="Times New Roman"/>
-          <w:sz w:val="20"/>
-        </w:rPr>
-        <w:t>njegovim</w:t>
-      </w:r>
-      <w:proofErr w:type="spellEnd"/>
-      <w:r>
-        <w:rPr>
-          <w:rFonts w:ascii="Times New Roman" w:eastAsia="Times New Roman" w:hAnsi="Times New Roman" w:cs="Times New Roman"/>
-          <w:sz w:val="20"/>
-        </w:rPr>
-        <w:t xml:space="preserve"> </w:t>
-      </w:r>
-      <w:proofErr w:type="spellStart"/>
-      <w:r>
-        <w:rPr>
-          <w:rFonts w:ascii="Times New Roman" w:eastAsia="Times New Roman" w:hAnsi="Times New Roman" w:cs="Times New Roman"/>
-          <w:sz w:val="20"/>
-        </w:rPr>
-        <w:t>nalogom</w:t>
-      </w:r>
-      <w:proofErr w:type="spellEnd"/>
-      <w:r>
-        <w:rPr>
-          <w:rFonts w:ascii="Times New Roman" w:eastAsia="Times New Roman" w:hAnsi="Times New Roman" w:cs="Times New Roman"/>
-          <w:sz w:val="20"/>
-        </w:rPr>
-        <w:t xml:space="preserve"> </w:t>
-      </w:r>
-      <w:proofErr w:type="spellStart"/>
-      <w:r>
-        <w:rPr>
-          <w:rFonts w:ascii="Times New Roman" w:eastAsia="Times New Roman" w:hAnsi="Times New Roman" w:cs="Times New Roman"/>
-          <w:sz w:val="20"/>
-        </w:rPr>
-        <w:t>i</w:t>
-      </w:r>
-      <w:proofErr w:type="spellEnd"/>
-      <w:r>
-        <w:rPr>
-          <w:rFonts w:ascii="Times New Roman" w:eastAsia="Times New Roman" w:hAnsi="Times New Roman" w:cs="Times New Roman"/>
-          <w:sz w:val="20"/>
-        </w:rPr>
-        <w:t xml:space="preserve"> </w:t>
-      </w:r>
-      <w:proofErr w:type="spellStart"/>
-      <w:r>
-        <w:rPr>
-          <w:rFonts w:ascii="Times New Roman" w:eastAsia="Times New Roman" w:hAnsi="Times New Roman" w:cs="Times New Roman"/>
-          <w:sz w:val="20"/>
-        </w:rPr>
-        <w:t>klikne</w:t>
-      </w:r>
-      <w:proofErr w:type="spellEnd"/>
-      <w:r>
-        <w:rPr>
-          <w:rFonts w:ascii="Times New Roman" w:eastAsia="Times New Roman" w:hAnsi="Times New Roman" w:cs="Times New Roman"/>
-          <w:sz w:val="20"/>
-        </w:rPr>
-        <w:t xml:space="preserve"> </w:t>
-      </w:r>
-      <w:proofErr w:type="spellStart"/>
-      <w:r>
-        <w:rPr>
-          <w:rFonts w:ascii="Times New Roman" w:eastAsia="Times New Roman" w:hAnsi="Times New Roman" w:cs="Times New Roman"/>
-          <w:sz w:val="20"/>
-        </w:rPr>
-        <w:t>dugme</w:t>
-      </w:r>
-      <w:proofErr w:type="spellEnd"/>
-      <w:r>
-        <w:rPr>
-          <w:rFonts w:ascii="Times New Roman" w:eastAsia="Times New Roman" w:hAnsi="Times New Roman" w:cs="Times New Roman"/>
-          <w:sz w:val="20"/>
-        </w:rPr>
-        <w:t xml:space="preserve"> "</w:t>
-      </w:r>
-      <w:proofErr w:type="spellStart"/>
-      <w:r>
-        <w:rPr>
-          <w:rFonts w:ascii="Times New Roman" w:eastAsia="Times New Roman" w:hAnsi="Times New Roman" w:cs="Times New Roman"/>
-          <w:sz w:val="20"/>
-        </w:rPr>
-        <w:t>Pošalji</w:t>
-      </w:r>
-      <w:proofErr w:type="spellEnd"/>
-      <w:r>
-        <w:rPr>
-          <w:rFonts w:ascii="Times New Roman" w:eastAsia="Times New Roman" w:hAnsi="Times New Roman" w:cs="Times New Roman"/>
-          <w:sz w:val="20"/>
-        </w:rPr>
-        <w:t>".</w:t>
+        <w:t>Korisnik unosi e-mail adresu koja je povezana sa njegovim nalogom i klikne dugme "Pošalji".</w:t>
       </w:r>
     </w:p>
     <w:p>
@@ -5498,101 +3175,12 @@
           <w:sz w:val="20"/>
         </w:rPr>
       </w:pPr>
-      <w:proofErr w:type="spellStart"/>
       <w:r>
         <w:rPr>
           <w:rFonts w:ascii="Times New Roman" w:eastAsia="Times New Roman" w:hAnsi="Times New Roman" w:cs="Times New Roman"/>
           <w:sz w:val="20"/>
         </w:rPr>
-        <w:t>Sistem</w:t>
-      </w:r>
-      <w:proofErr w:type="spellEnd"/>
-      <w:r>
-        <w:rPr>
-          <w:rFonts w:ascii="Times New Roman" w:eastAsia="Times New Roman" w:hAnsi="Times New Roman" w:cs="Times New Roman"/>
-          <w:sz w:val="20"/>
-        </w:rPr>
-        <w:t xml:space="preserve"> </w:t>
-      </w:r>
-      <w:proofErr w:type="spellStart"/>
-      <w:r>
-        <w:rPr>
-          <w:rFonts w:ascii="Times New Roman" w:eastAsia="Times New Roman" w:hAnsi="Times New Roman" w:cs="Times New Roman"/>
-          <w:sz w:val="20"/>
-        </w:rPr>
-        <w:t>proverava</w:t>
-      </w:r>
-      <w:proofErr w:type="spellEnd"/>
-      <w:r>
-        <w:rPr>
-          <w:rFonts w:ascii="Times New Roman" w:eastAsia="Times New Roman" w:hAnsi="Times New Roman" w:cs="Times New Roman"/>
-          <w:sz w:val="20"/>
-        </w:rPr>
-        <w:t xml:space="preserve"> da li e-mail </w:t>
-      </w:r>
-      <w:proofErr w:type="spellStart"/>
-      <w:r>
-        <w:rPr>
-          <w:rFonts w:ascii="Times New Roman" w:eastAsia="Times New Roman" w:hAnsi="Times New Roman" w:cs="Times New Roman"/>
-          <w:sz w:val="20"/>
-        </w:rPr>
-        <w:t>adresa</w:t>
-      </w:r>
-      <w:proofErr w:type="spellEnd"/>
-      <w:r>
-        <w:rPr>
-          <w:rFonts w:ascii="Times New Roman" w:eastAsia="Times New Roman" w:hAnsi="Times New Roman" w:cs="Times New Roman"/>
-          <w:sz w:val="20"/>
-        </w:rPr>
-        <w:t xml:space="preserve"> </w:t>
-      </w:r>
-      <w:proofErr w:type="spellStart"/>
-      <w:r>
-        <w:rPr>
-          <w:rFonts w:ascii="Times New Roman" w:eastAsia="Times New Roman" w:hAnsi="Times New Roman" w:cs="Times New Roman"/>
-          <w:sz w:val="20"/>
-        </w:rPr>
-        <w:t>postoji</w:t>
-      </w:r>
-      <w:proofErr w:type="spellEnd"/>
-      <w:r>
-        <w:rPr>
-          <w:rFonts w:ascii="Times New Roman" w:eastAsia="Times New Roman" w:hAnsi="Times New Roman" w:cs="Times New Roman"/>
-          <w:sz w:val="20"/>
-        </w:rPr>
-        <w:t xml:space="preserve"> u </w:t>
-      </w:r>
-      <w:proofErr w:type="spellStart"/>
-      <w:r>
-        <w:rPr>
-          <w:rFonts w:ascii="Times New Roman" w:eastAsia="Times New Roman" w:hAnsi="Times New Roman" w:cs="Times New Roman"/>
-          <w:sz w:val="20"/>
-        </w:rPr>
-        <w:t>bazi</w:t>
-      </w:r>
-      <w:proofErr w:type="spellEnd"/>
-      <w:r>
-        <w:rPr>
-          <w:rFonts w:ascii="Times New Roman" w:eastAsia="Times New Roman" w:hAnsi="Times New Roman" w:cs="Times New Roman"/>
-          <w:sz w:val="20"/>
-        </w:rPr>
-        <w:t xml:space="preserve"> </w:t>
-      </w:r>
-      <w:proofErr w:type="spellStart"/>
-      <w:r>
-        <w:rPr>
-          <w:rFonts w:ascii="Times New Roman" w:eastAsia="Times New Roman" w:hAnsi="Times New Roman" w:cs="Times New Roman"/>
-          <w:sz w:val="20"/>
-        </w:rPr>
-        <w:t>podataka</w:t>
-      </w:r>
-      <w:proofErr w:type="spellEnd"/>
-      <w:r>
-        <w:rPr>
-          <w:rFonts w:ascii="Times New Roman" w:eastAsia="Times New Roman" w:hAnsi="Times New Roman" w:cs="Times New Roman"/>
-          <w:sz w:val="20"/>
-        </w:rPr>
-        <w:t>.</w:t>
+        <w:t>Sistem proverava da li e-mail adresa postoji u bazi podataka.</w:t>
       </w:r>
     </w:p>
     <w:p>
@@ -5614,135 +3202,7 @@
           <w:rFonts w:ascii="Times New Roman" w:eastAsia="Times New Roman" w:hAnsi="Times New Roman" w:cs="Times New Roman"/>
           <w:sz w:val="20"/>
         </w:rPr>
-        <w:t xml:space="preserve">Ako je e-mail </w:t>
-      </w:r>
-      <w:proofErr w:type="spellStart"/>
-      <w:r>
-        <w:rPr>
-          <w:rFonts w:ascii="Times New Roman" w:eastAsia="Times New Roman" w:hAnsi="Times New Roman" w:cs="Times New Roman"/>
-          <w:sz w:val="20"/>
-        </w:rPr>
-        <w:t>adresa</w:t>
-      </w:r>
-      <w:proofErr w:type="spellEnd"/>
-      <w:r>
-        <w:rPr>
-          <w:rFonts w:ascii="Times New Roman" w:eastAsia="Times New Roman" w:hAnsi="Times New Roman" w:cs="Times New Roman"/>
-          <w:sz w:val="20"/>
-        </w:rPr>
-        <w:t xml:space="preserve"> </w:t>
-      </w:r>
-      <w:proofErr w:type="spellStart"/>
-      <w:r>
-        <w:rPr>
-          <w:rFonts w:ascii="Times New Roman" w:eastAsia="Times New Roman" w:hAnsi="Times New Roman" w:cs="Times New Roman"/>
-          <w:sz w:val="20"/>
-        </w:rPr>
-        <w:t>ispravna</w:t>
-      </w:r>
-      <w:proofErr w:type="spellEnd"/>
-      <w:r>
-        <w:rPr>
-          <w:rFonts w:ascii="Times New Roman" w:eastAsia="Times New Roman" w:hAnsi="Times New Roman" w:cs="Times New Roman"/>
-          <w:sz w:val="20"/>
-        </w:rPr>
-        <w:t xml:space="preserve">, </w:t>
-      </w:r>
-      <w:proofErr w:type="spellStart"/>
-      <w:r>
-        <w:rPr>
-          <w:rFonts w:ascii="Times New Roman" w:eastAsia="Times New Roman" w:hAnsi="Times New Roman" w:cs="Times New Roman"/>
-          <w:sz w:val="20"/>
-        </w:rPr>
-        <w:t>sistem</w:t>
-      </w:r>
-      <w:proofErr w:type="spellEnd"/>
-      <w:r>
-        <w:rPr>
-          <w:rFonts w:ascii="Times New Roman" w:eastAsia="Times New Roman" w:hAnsi="Times New Roman" w:cs="Times New Roman"/>
-          <w:sz w:val="20"/>
-        </w:rPr>
-        <w:t xml:space="preserve"> </w:t>
-      </w:r>
-      <w:proofErr w:type="spellStart"/>
-      <w:r>
-        <w:rPr>
-          <w:rFonts w:ascii="Times New Roman" w:eastAsia="Times New Roman" w:hAnsi="Times New Roman" w:cs="Times New Roman"/>
-          <w:sz w:val="20"/>
-        </w:rPr>
-        <w:t>šalje</w:t>
-      </w:r>
-      <w:proofErr w:type="spellEnd"/>
-      <w:r>
-        <w:rPr>
-          <w:rFonts w:ascii="Times New Roman" w:eastAsia="Times New Roman" w:hAnsi="Times New Roman" w:cs="Times New Roman"/>
-          <w:sz w:val="20"/>
-        </w:rPr>
-        <w:t xml:space="preserve"> e-mail </w:t>
-      </w:r>
-      <w:proofErr w:type="spellStart"/>
-      <w:r>
-        <w:rPr>
-          <w:rFonts w:ascii="Times New Roman" w:eastAsia="Times New Roman" w:hAnsi="Times New Roman" w:cs="Times New Roman"/>
-          <w:sz w:val="20"/>
-        </w:rPr>
-        <w:t>sa</w:t>
-      </w:r>
-      <w:proofErr w:type="spellEnd"/>
-      <w:r>
-        <w:rPr>
-          <w:rFonts w:ascii="Times New Roman" w:eastAsia="Times New Roman" w:hAnsi="Times New Roman" w:cs="Times New Roman"/>
-          <w:sz w:val="20"/>
-        </w:rPr>
-        <w:t xml:space="preserve"> </w:t>
-      </w:r>
-      <w:proofErr w:type="spellStart"/>
-      <w:r>
-        <w:rPr>
-          <w:rFonts w:ascii="Times New Roman" w:eastAsia="Times New Roman" w:hAnsi="Times New Roman" w:cs="Times New Roman"/>
-          <w:sz w:val="20"/>
-        </w:rPr>
-        <w:t>linkom</w:t>
-      </w:r>
-      <w:proofErr w:type="spellEnd"/>
-      <w:r>
-        <w:rPr>
-          <w:rFonts w:ascii="Times New Roman" w:eastAsia="Times New Roman" w:hAnsi="Times New Roman" w:cs="Times New Roman"/>
-          <w:sz w:val="20"/>
-        </w:rPr>
-        <w:t xml:space="preserve"> za </w:t>
-      </w:r>
-      <w:proofErr w:type="spellStart"/>
-      <w:r>
-        <w:rPr>
-          <w:rFonts w:ascii="Times New Roman" w:eastAsia="Times New Roman" w:hAnsi="Times New Roman" w:cs="Times New Roman"/>
-          <w:sz w:val="20"/>
-        </w:rPr>
-        <w:t>resetovanje</w:t>
-      </w:r>
-      <w:proofErr w:type="spellEnd"/>
-      <w:r>
-        <w:rPr>
-          <w:rFonts w:ascii="Times New Roman" w:eastAsia="Times New Roman" w:hAnsi="Times New Roman" w:cs="Times New Roman"/>
-          <w:sz w:val="20"/>
-        </w:rPr>
-        <w:t xml:space="preserve"> </w:t>
-      </w:r>
-      <w:proofErr w:type="spellStart"/>
-      <w:r>
-        <w:rPr>
-          <w:rFonts w:ascii="Times New Roman" w:eastAsia="Times New Roman" w:hAnsi="Times New Roman" w:cs="Times New Roman"/>
-          <w:sz w:val="20"/>
-        </w:rPr>
-        <w:t>lozinke</w:t>
-      </w:r>
-      <w:proofErr w:type="spellEnd"/>
-      <w:r>
-        <w:rPr>
-          <w:rFonts w:ascii="Times New Roman" w:eastAsia="Times New Roman" w:hAnsi="Times New Roman" w:cs="Times New Roman"/>
-          <w:sz w:val="20"/>
-        </w:rPr>
-        <w:t>.</w:t>
+        <w:t>Ako je e-mail adresa ispravna, sistem šalje e-mail sa linkom za resetovanje lozinke.</w:t>
       </w:r>
     </w:p>
     <w:p>
@@ -5759,101 +3219,12 @@
           <w:sz w:val="20"/>
         </w:rPr>
       </w:pPr>
-      <w:proofErr w:type="spellStart"/>
       <w:r>
         <w:rPr>
           <w:rFonts w:ascii="Times New Roman" w:eastAsia="Times New Roman" w:hAnsi="Times New Roman" w:cs="Times New Roman"/>
           <w:sz w:val="20"/>
         </w:rPr>
-        <w:t>Korisniku</w:t>
-      </w:r>
-      <w:proofErr w:type="spellEnd"/>
-      <w:r>
-        <w:rPr>
-          <w:rFonts w:ascii="Times New Roman" w:eastAsia="Times New Roman" w:hAnsi="Times New Roman" w:cs="Times New Roman"/>
-          <w:sz w:val="20"/>
-        </w:rPr>
-        <w:t xml:space="preserve"> se </w:t>
-      </w:r>
-      <w:proofErr w:type="spellStart"/>
-      <w:r>
-        <w:rPr>
-          <w:rFonts w:ascii="Times New Roman" w:eastAsia="Times New Roman" w:hAnsi="Times New Roman" w:cs="Times New Roman"/>
-          <w:sz w:val="20"/>
-        </w:rPr>
-        <w:t>prikazuje</w:t>
-      </w:r>
-      <w:proofErr w:type="spellEnd"/>
-      <w:r>
-        <w:rPr>
-          <w:rFonts w:ascii="Times New Roman" w:eastAsia="Times New Roman" w:hAnsi="Times New Roman" w:cs="Times New Roman"/>
-          <w:sz w:val="20"/>
-        </w:rPr>
-        <w:t xml:space="preserve"> </w:t>
-      </w:r>
-      <w:proofErr w:type="spellStart"/>
-      <w:r>
-        <w:rPr>
-          <w:rFonts w:ascii="Times New Roman" w:eastAsia="Times New Roman" w:hAnsi="Times New Roman" w:cs="Times New Roman"/>
-          <w:sz w:val="20"/>
-        </w:rPr>
-        <w:t>poruka</w:t>
-      </w:r>
-      <w:proofErr w:type="spellEnd"/>
-      <w:r>
-        <w:rPr>
-          <w:rFonts w:ascii="Times New Roman" w:eastAsia="Times New Roman" w:hAnsi="Times New Roman" w:cs="Times New Roman"/>
-          <w:sz w:val="20"/>
-        </w:rPr>
-        <w:t xml:space="preserve"> o </w:t>
-      </w:r>
-      <w:proofErr w:type="spellStart"/>
-      <w:r>
-        <w:rPr>
-          <w:rFonts w:ascii="Times New Roman" w:eastAsia="Times New Roman" w:hAnsi="Times New Roman" w:cs="Times New Roman"/>
-          <w:sz w:val="20"/>
-        </w:rPr>
-        <w:t>uspešno</w:t>
-      </w:r>
-      <w:proofErr w:type="spellEnd"/>
-      <w:r>
-        <w:rPr>
-          <w:rFonts w:ascii="Times New Roman" w:eastAsia="Times New Roman" w:hAnsi="Times New Roman" w:cs="Times New Roman"/>
-          <w:sz w:val="20"/>
-        </w:rPr>
-        <w:t xml:space="preserve"> </w:t>
-      </w:r>
-      <w:proofErr w:type="spellStart"/>
-      <w:r>
-        <w:rPr>
-          <w:rFonts w:ascii="Times New Roman" w:eastAsia="Times New Roman" w:hAnsi="Times New Roman" w:cs="Times New Roman"/>
-          <w:sz w:val="20"/>
-        </w:rPr>
-        <w:t>poslatim</w:t>
-      </w:r>
-      <w:proofErr w:type="spellEnd"/>
-      <w:r>
-        <w:rPr>
-          <w:rFonts w:ascii="Times New Roman" w:eastAsia="Times New Roman" w:hAnsi="Times New Roman" w:cs="Times New Roman"/>
-          <w:sz w:val="20"/>
-        </w:rPr>
-        <w:t xml:space="preserve"> </w:t>
-      </w:r>
-      <w:proofErr w:type="spellStart"/>
-      <w:r>
-        <w:rPr>
-          <w:rFonts w:ascii="Times New Roman" w:eastAsia="Times New Roman" w:hAnsi="Times New Roman" w:cs="Times New Roman"/>
-          <w:sz w:val="20"/>
-        </w:rPr>
-        <w:t>instrukcijama</w:t>
-      </w:r>
-      <w:proofErr w:type="spellEnd"/>
-      <w:r>
-        <w:rPr>
-          <w:rFonts w:ascii="Times New Roman" w:eastAsia="Times New Roman" w:hAnsi="Times New Roman" w:cs="Times New Roman"/>
-          <w:sz w:val="20"/>
-        </w:rPr>
-        <w:t>.</w:t>
+        <w:t>Korisniku se prikazuje poruka o uspešno poslatim instrukcijama.</w:t>
       </w:r>
     </w:p>
     <w:p>
@@ -5863,72 +3234,33 @@
         <w:rPr>
           <w:i/>
           <w:iCs/>
+          <w:u w:val="none"/>
         </w:rPr>
       </w:pPr>
       <w:bookmarkStart w:id="10" w:name="_Toc205809617"/>
-      <w:proofErr w:type="spellStart"/>
       <w:r>
         <w:rPr>
           <w:i/>
           <w:iCs/>
+          <w:u w:val="none"/>
         </w:rPr>
         <w:lastRenderedPageBreak/>
-        <w:t>Korisnik</w:t>
-      </w:r>
-      <w:proofErr w:type="spellEnd"/>
+        <w:t xml:space="preserve">Korisnik unosi </w:t>
+      </w:r>
       <w:r>
         <w:rPr>
           <w:i/>
           <w:iCs/>
-        </w:rPr>
-        <w:t xml:space="preserve"> </w:t>
-      </w:r>
-      <w:proofErr w:type="spellStart"/>
+          <w:u w:val="none"/>
+        </w:rPr>
+        <w:t>nepostojecu email adresu</w:t>
+      </w:r>
+      <w:bookmarkEnd w:id="10"/>
       <w:r>
         <w:rPr>
           <w:i/>
           <w:iCs/>
-        </w:rPr>
-        <w:t>unosi</w:t>
-      </w:r>
-      <w:proofErr w:type="spellEnd"/>
-      <w:r>
-        <w:rPr>
-          <w:i/>
-          <w:iCs/>
-        </w:rPr>
-        <w:t xml:space="preserve"> </w:t>
-      </w:r>
-      <w:proofErr w:type="spellStart"/>
-      <w:r>
-        <w:rPr>
-          <w:i/>
-          <w:iCs/>
-        </w:rPr>
-        <w:t>nepostojecu</w:t>
-      </w:r>
-      <w:proofErr w:type="spellEnd"/>
-      <w:r>
-        <w:rPr>
-          <w:i/>
-          <w:iCs/>
-        </w:rPr>
-        <w:t xml:space="preserve"> email </w:t>
-      </w:r>
-      <w:proofErr w:type="spellStart"/>
-      <w:r>
-        <w:rPr>
-          <w:i/>
-          <w:iCs/>
-        </w:rPr>
-        <w:t>adresu</w:t>
-      </w:r>
-      <w:bookmarkEnd w:id="10"/>
-      <w:proofErr w:type="spellEnd"/>
-      <w:r>
-        <w:rPr>
-          <w:i/>
-          <w:iCs/>
+          <w:u w:val="none"/>
         </w:rPr>
         <w:t xml:space="preserve">  </w:t>
       </w:r>
@@ -5947,69 +3279,12 @@
           <w:sz w:val="20"/>
         </w:rPr>
       </w:pPr>
-      <w:proofErr w:type="spellStart"/>
       <w:r>
         <w:rPr>
           <w:rFonts w:ascii="Times New Roman" w:eastAsia="Times New Roman" w:hAnsi="Times New Roman" w:cs="Times New Roman"/>
           <w:sz w:val="20"/>
         </w:rPr>
-        <w:t>Akcija</w:t>
-      </w:r>
-      <w:proofErr w:type="spellEnd"/>
-      <w:r>
-        <w:rPr>
-          <w:rFonts w:ascii="Times New Roman" w:eastAsia="Times New Roman" w:hAnsi="Times New Roman" w:cs="Times New Roman"/>
-          <w:sz w:val="20"/>
-        </w:rPr>
-        <w:t xml:space="preserve"> 1 </w:t>
-      </w:r>
-      <w:proofErr w:type="spellStart"/>
-      <w:r>
-        <w:rPr>
-          <w:rFonts w:ascii="Times New Roman" w:eastAsia="Times New Roman" w:hAnsi="Times New Roman" w:cs="Times New Roman"/>
-          <w:sz w:val="20"/>
-        </w:rPr>
-        <w:t>i</w:t>
-      </w:r>
-      <w:proofErr w:type="spellEnd"/>
-      <w:r>
-        <w:rPr>
-          <w:rFonts w:ascii="Times New Roman" w:eastAsia="Times New Roman" w:hAnsi="Times New Roman" w:cs="Times New Roman"/>
-          <w:sz w:val="20"/>
-        </w:rPr>
-        <w:t xml:space="preserve"> 2 </w:t>
-      </w:r>
-      <w:proofErr w:type="spellStart"/>
-      <w:r>
-        <w:rPr>
-          <w:rFonts w:ascii="Times New Roman" w:eastAsia="Times New Roman" w:hAnsi="Times New Roman" w:cs="Times New Roman"/>
-          <w:sz w:val="20"/>
-        </w:rPr>
-        <w:t>iz</w:t>
-      </w:r>
-      <w:proofErr w:type="spellEnd"/>
-      <w:r>
-        <w:rPr>
-          <w:rFonts w:ascii="Times New Roman" w:eastAsia="Times New Roman" w:hAnsi="Times New Roman" w:cs="Times New Roman"/>
-          <w:sz w:val="20"/>
-        </w:rPr>
-        <w:t xml:space="preserve"> </w:t>
-      </w:r>
-      <w:proofErr w:type="spellStart"/>
-      <w:r>
-        <w:rPr>
-          <w:rFonts w:ascii="Times New Roman" w:eastAsia="Times New Roman" w:hAnsi="Times New Roman" w:cs="Times New Roman"/>
-          <w:sz w:val="20"/>
-        </w:rPr>
-        <w:t>scenarija</w:t>
-      </w:r>
-      <w:proofErr w:type="spellEnd"/>
-      <w:r>
-        <w:rPr>
-          <w:rFonts w:ascii="Times New Roman" w:eastAsia="Times New Roman" w:hAnsi="Times New Roman" w:cs="Times New Roman"/>
-          <w:sz w:val="20"/>
-        </w:rPr>
-        <w:t xml:space="preserve"> 2.2.1.</w:t>
+        <w:t>Akcija 1 i 2 iz scenarija 2.2.1.</w:t>
       </w:r>
     </w:p>
     <w:p>
@@ -6026,101 +3301,12 @@
           <w:sz w:val="20"/>
         </w:rPr>
       </w:pPr>
-      <w:proofErr w:type="spellStart"/>
       <w:r>
         <w:rPr>
           <w:rFonts w:ascii="Times New Roman" w:eastAsia="Times New Roman" w:hAnsi="Times New Roman" w:cs="Times New Roman"/>
           <w:sz w:val="20"/>
         </w:rPr>
-        <w:t>Korisnik</w:t>
-      </w:r>
-      <w:proofErr w:type="spellEnd"/>
-      <w:r>
-        <w:rPr>
-          <w:rFonts w:ascii="Times New Roman" w:eastAsia="Times New Roman" w:hAnsi="Times New Roman" w:cs="Times New Roman"/>
-          <w:sz w:val="20"/>
-        </w:rPr>
-        <w:t xml:space="preserve"> </w:t>
-      </w:r>
-      <w:proofErr w:type="spellStart"/>
-      <w:r>
-        <w:rPr>
-          <w:rFonts w:ascii="Times New Roman" w:eastAsia="Times New Roman" w:hAnsi="Times New Roman" w:cs="Times New Roman"/>
-          <w:sz w:val="20"/>
-        </w:rPr>
-        <w:t>unosi</w:t>
-      </w:r>
-      <w:proofErr w:type="spellEnd"/>
-      <w:r>
-        <w:rPr>
-          <w:rFonts w:ascii="Times New Roman" w:eastAsia="Times New Roman" w:hAnsi="Times New Roman" w:cs="Times New Roman"/>
-          <w:sz w:val="20"/>
-        </w:rPr>
-        <w:t xml:space="preserve"> e-mail </w:t>
-      </w:r>
-      <w:proofErr w:type="spellStart"/>
-      <w:r>
-        <w:rPr>
-          <w:rFonts w:ascii="Times New Roman" w:eastAsia="Times New Roman" w:hAnsi="Times New Roman" w:cs="Times New Roman"/>
-          <w:sz w:val="20"/>
-        </w:rPr>
-        <w:t>adresu</w:t>
-      </w:r>
-      <w:proofErr w:type="spellEnd"/>
-      <w:r>
-        <w:rPr>
-          <w:rFonts w:ascii="Times New Roman" w:eastAsia="Times New Roman" w:hAnsi="Times New Roman" w:cs="Times New Roman"/>
-          <w:sz w:val="20"/>
-        </w:rPr>
-        <w:t xml:space="preserve"> </w:t>
-      </w:r>
-      <w:proofErr w:type="spellStart"/>
-      <w:r>
-        <w:rPr>
-          <w:rFonts w:ascii="Times New Roman" w:eastAsia="Times New Roman" w:hAnsi="Times New Roman" w:cs="Times New Roman"/>
-          <w:sz w:val="20"/>
-        </w:rPr>
-        <w:t>koja</w:t>
-      </w:r>
-      <w:proofErr w:type="spellEnd"/>
-      <w:r>
-        <w:rPr>
-          <w:rFonts w:ascii="Times New Roman" w:eastAsia="Times New Roman" w:hAnsi="Times New Roman" w:cs="Times New Roman"/>
-          <w:sz w:val="20"/>
-        </w:rPr>
-        <w:t xml:space="preserve"> ne </w:t>
-      </w:r>
-      <w:proofErr w:type="spellStart"/>
-      <w:r>
-        <w:rPr>
-          <w:rFonts w:ascii="Times New Roman" w:eastAsia="Times New Roman" w:hAnsi="Times New Roman" w:cs="Times New Roman"/>
-          <w:sz w:val="20"/>
-        </w:rPr>
-        <w:t>postoji</w:t>
-      </w:r>
-      <w:proofErr w:type="spellEnd"/>
-      <w:r>
-        <w:rPr>
-          <w:rFonts w:ascii="Times New Roman" w:eastAsia="Times New Roman" w:hAnsi="Times New Roman" w:cs="Times New Roman"/>
-          <w:sz w:val="20"/>
-        </w:rPr>
-        <w:t xml:space="preserve"> u </w:t>
-      </w:r>
-      <w:proofErr w:type="spellStart"/>
-      <w:r>
-        <w:rPr>
-          <w:rFonts w:ascii="Times New Roman" w:eastAsia="Times New Roman" w:hAnsi="Times New Roman" w:cs="Times New Roman"/>
-          <w:sz w:val="20"/>
-        </w:rPr>
-        <w:t>bazi</w:t>
-      </w:r>
-      <w:proofErr w:type="spellEnd"/>
-      <w:r>
-        <w:rPr>
-          <w:rFonts w:ascii="Times New Roman" w:eastAsia="Times New Roman" w:hAnsi="Times New Roman" w:cs="Times New Roman"/>
-          <w:sz w:val="20"/>
-        </w:rPr>
-        <w:t>.</w:t>
+        <w:t>Korisnik unosi e-mail adresu koja ne postoji u bazi.</w:t>
       </w:r>
     </w:p>
     <w:p>
@@ -6137,397 +3323,13 @@
           <w:sz w:val="20"/>
         </w:rPr>
       </w:pPr>
-      <w:proofErr w:type="spellStart"/>
       <w:r>
         <w:rPr>
           <w:rFonts w:ascii="Times New Roman" w:eastAsia="Times New Roman" w:hAnsi="Times New Roman" w:cs="Times New Roman"/>
           <w:sz w:val="20"/>
         </w:rPr>
-        <w:t>Sistem</w:t>
-      </w:r>
-      <w:proofErr w:type="spellEnd"/>
-      <w:r>
-        <w:rPr>
-          <w:rFonts w:ascii="Times New Roman" w:eastAsia="Times New Roman" w:hAnsi="Times New Roman" w:cs="Times New Roman"/>
-          <w:sz w:val="20"/>
-        </w:rPr>
-        <w:t xml:space="preserve"> </w:t>
-      </w:r>
-      <w:proofErr w:type="spellStart"/>
-      <w:r>
-        <w:rPr>
-          <w:rFonts w:ascii="Times New Roman" w:eastAsia="Times New Roman" w:hAnsi="Times New Roman" w:cs="Times New Roman"/>
-          <w:sz w:val="20"/>
-        </w:rPr>
-        <w:t>vraća</w:t>
-      </w:r>
-      <w:proofErr w:type="spellEnd"/>
-      <w:r>
-        <w:rPr>
-          <w:rFonts w:ascii="Times New Roman" w:eastAsia="Times New Roman" w:hAnsi="Times New Roman" w:cs="Times New Roman"/>
-          <w:sz w:val="20"/>
-        </w:rPr>
-        <w:t xml:space="preserve"> </w:t>
-      </w:r>
-      <w:proofErr w:type="spellStart"/>
-      <w:r>
-        <w:rPr>
-          <w:rFonts w:ascii="Times New Roman" w:eastAsia="Times New Roman" w:hAnsi="Times New Roman" w:cs="Times New Roman"/>
-          <w:sz w:val="20"/>
-        </w:rPr>
-        <w:t>formu</w:t>
-      </w:r>
-      <w:proofErr w:type="spellEnd"/>
-      <w:r>
-        <w:rPr>
-          <w:rFonts w:ascii="Times New Roman" w:eastAsia="Times New Roman" w:hAnsi="Times New Roman" w:cs="Times New Roman"/>
-          <w:sz w:val="20"/>
-        </w:rPr>
-        <w:t xml:space="preserve"> za </w:t>
-      </w:r>
-      <w:proofErr w:type="spellStart"/>
-      <w:r>
-        <w:rPr>
-          <w:rFonts w:ascii="Times New Roman" w:eastAsia="Times New Roman" w:hAnsi="Times New Roman" w:cs="Times New Roman"/>
-          <w:sz w:val="20"/>
-        </w:rPr>
-        <w:t>unos</w:t>
-      </w:r>
-      <w:proofErr w:type="spellEnd"/>
-      <w:r>
-        <w:rPr>
-          <w:rFonts w:ascii="Times New Roman" w:eastAsia="Times New Roman" w:hAnsi="Times New Roman" w:cs="Times New Roman"/>
-          <w:sz w:val="20"/>
-        </w:rPr>
-        <w:t xml:space="preserve"> e-mail </w:t>
-      </w:r>
-      <w:proofErr w:type="spellStart"/>
-      <w:r>
-        <w:rPr>
-          <w:rFonts w:ascii="Times New Roman" w:eastAsia="Times New Roman" w:hAnsi="Times New Roman" w:cs="Times New Roman"/>
-          <w:sz w:val="20"/>
-        </w:rPr>
-        <w:t>adrese</w:t>
-      </w:r>
-      <w:proofErr w:type="spellEnd"/>
-      <w:r>
-        <w:rPr>
-          <w:rFonts w:ascii="Times New Roman" w:eastAsia="Times New Roman" w:hAnsi="Times New Roman" w:cs="Times New Roman"/>
-          <w:sz w:val="20"/>
-        </w:rPr>
-        <w:t xml:space="preserve"> </w:t>
-      </w:r>
-      <w:proofErr w:type="spellStart"/>
-      <w:r>
-        <w:rPr>
-          <w:rFonts w:ascii="Times New Roman" w:eastAsia="Times New Roman" w:hAnsi="Times New Roman" w:cs="Times New Roman"/>
-          <w:sz w:val="20"/>
-        </w:rPr>
-        <w:t>sa</w:t>
-      </w:r>
-      <w:proofErr w:type="spellEnd"/>
-      <w:r>
-        <w:rPr>
-          <w:rFonts w:ascii="Times New Roman" w:eastAsia="Times New Roman" w:hAnsi="Times New Roman" w:cs="Times New Roman"/>
-          <w:sz w:val="20"/>
-        </w:rPr>
-        <w:t xml:space="preserve"> </w:t>
-      </w:r>
-      <w:proofErr w:type="spellStart"/>
-      <w:r>
-        <w:rPr>
-          <w:rFonts w:ascii="Times New Roman" w:eastAsia="Times New Roman" w:hAnsi="Times New Roman" w:cs="Times New Roman"/>
-          <w:sz w:val="20"/>
-        </w:rPr>
-        <w:t>porukom</w:t>
-      </w:r>
-      <w:proofErr w:type="spellEnd"/>
-      <w:r>
-        <w:rPr>
-          <w:rFonts w:ascii="Times New Roman" w:eastAsia="Times New Roman" w:hAnsi="Times New Roman" w:cs="Times New Roman"/>
-          <w:sz w:val="20"/>
-        </w:rPr>
-        <w:t xml:space="preserve"> "</w:t>
-      </w:r>
-      <w:proofErr w:type="spellStart"/>
-      <w:r>
-        <w:rPr>
-          <w:rFonts w:ascii="Times New Roman" w:eastAsia="Times New Roman" w:hAnsi="Times New Roman" w:cs="Times New Roman"/>
-          <w:sz w:val="20"/>
-        </w:rPr>
-        <w:t>Uneti</w:t>
-      </w:r>
-      <w:proofErr w:type="spellEnd"/>
-      <w:r>
-        <w:rPr>
-          <w:rFonts w:ascii="Times New Roman" w:eastAsia="Times New Roman" w:hAnsi="Times New Roman" w:cs="Times New Roman"/>
-          <w:sz w:val="20"/>
-        </w:rPr>
-        <w:t xml:space="preserve"> e-mail ne </w:t>
-      </w:r>
-      <w:proofErr w:type="spellStart"/>
-      <w:r>
-        <w:rPr>
-          <w:rFonts w:ascii="Times New Roman" w:eastAsia="Times New Roman" w:hAnsi="Times New Roman" w:cs="Times New Roman"/>
-          <w:sz w:val="20"/>
-        </w:rPr>
-        <w:t>postoji</w:t>
-      </w:r>
-      <w:proofErr w:type="spellEnd"/>
-      <w:r>
-        <w:rPr>
-          <w:rFonts w:ascii="Times New Roman" w:eastAsia="Times New Roman" w:hAnsi="Times New Roman" w:cs="Times New Roman"/>
-          <w:sz w:val="20"/>
-        </w:rPr>
-        <w:t xml:space="preserve">. Molimo vas </w:t>
-      </w:r>
-      <w:proofErr w:type="spellStart"/>
-      <w:r>
-        <w:rPr>
-          <w:rFonts w:ascii="Times New Roman" w:eastAsia="Times New Roman" w:hAnsi="Times New Roman" w:cs="Times New Roman"/>
-          <w:sz w:val="20"/>
-        </w:rPr>
-        <w:t>proverite</w:t>
-      </w:r>
-      <w:proofErr w:type="spellEnd"/>
-      <w:r>
-        <w:rPr>
-          <w:rFonts w:ascii="Times New Roman" w:eastAsia="Times New Roman" w:hAnsi="Times New Roman" w:cs="Times New Roman"/>
-          <w:sz w:val="20"/>
-        </w:rPr>
-        <w:t xml:space="preserve"> da li </w:t>
-      </w:r>
-      <w:proofErr w:type="spellStart"/>
-      <w:r>
-        <w:rPr>
-          <w:rFonts w:ascii="Times New Roman" w:eastAsia="Times New Roman" w:hAnsi="Times New Roman" w:cs="Times New Roman"/>
-          <w:sz w:val="20"/>
-        </w:rPr>
-        <w:t>ste</w:t>
-      </w:r>
-      <w:proofErr w:type="spellEnd"/>
-      <w:r>
-        <w:rPr>
-          <w:rFonts w:ascii="Times New Roman" w:eastAsia="Times New Roman" w:hAnsi="Times New Roman" w:cs="Times New Roman"/>
-          <w:sz w:val="20"/>
-        </w:rPr>
-        <w:t xml:space="preserve"> </w:t>
-      </w:r>
-      <w:proofErr w:type="spellStart"/>
-      <w:r>
-        <w:rPr>
-          <w:rFonts w:ascii="Times New Roman" w:eastAsia="Times New Roman" w:hAnsi="Times New Roman" w:cs="Times New Roman"/>
-          <w:sz w:val="20"/>
-        </w:rPr>
-        <w:t>ispravno</w:t>
-      </w:r>
-      <w:proofErr w:type="spellEnd"/>
-      <w:r>
-        <w:rPr>
-          <w:rFonts w:ascii="Times New Roman" w:eastAsia="Times New Roman" w:hAnsi="Times New Roman" w:cs="Times New Roman"/>
-          <w:sz w:val="20"/>
-        </w:rPr>
-        <w:t xml:space="preserve"> </w:t>
-      </w:r>
-      <w:proofErr w:type="spellStart"/>
-      <w:r>
-        <w:rPr>
-          <w:rFonts w:ascii="Times New Roman" w:eastAsia="Times New Roman" w:hAnsi="Times New Roman" w:cs="Times New Roman"/>
-          <w:sz w:val="20"/>
-        </w:rPr>
-        <w:t>uneli</w:t>
-      </w:r>
-      <w:proofErr w:type="spellEnd"/>
-      <w:r>
-        <w:rPr>
-          <w:rFonts w:ascii="Times New Roman" w:eastAsia="Times New Roman" w:hAnsi="Times New Roman" w:cs="Times New Roman"/>
-          <w:sz w:val="20"/>
-        </w:rPr>
-        <w:t xml:space="preserve"> </w:t>
-      </w:r>
-      <w:proofErr w:type="spellStart"/>
-      <w:r>
-        <w:rPr>
-          <w:rFonts w:ascii="Times New Roman" w:eastAsia="Times New Roman" w:hAnsi="Times New Roman" w:cs="Times New Roman"/>
-          <w:sz w:val="20"/>
-        </w:rPr>
-        <w:t>adresu</w:t>
-      </w:r>
-      <w:proofErr w:type="spellEnd"/>
-      <w:r>
-        <w:rPr>
-          <w:rFonts w:ascii="Times New Roman" w:eastAsia="Times New Roman" w:hAnsi="Times New Roman" w:cs="Times New Roman"/>
-          <w:sz w:val="20"/>
-        </w:rPr>
-        <w:t>."</w:t>
-      </w:r>
-    </w:p>
-    <w:p>
-      <w:pPr>
-        <w:pStyle w:val="ListParagraph"/>
-        <w:spacing w:after="3" w:line="252" w:lineRule="auto"/>
-        <w:ind w:left="345" w:right="1291"/>
-        <w:rPr>
-          <w:rFonts w:ascii="Times New Roman" w:eastAsia="Times New Roman" w:hAnsi="Times New Roman" w:cs="Times New Roman"/>
-          <w:sz w:val="20"/>
-        </w:rPr>
-      </w:pPr>
-    </w:p>
-    <w:p>
-      <w:pPr>
-        <w:pStyle w:val="Heading3"/>
-        <w:ind w:left="705" w:hanging="720"/>
-        <w:rPr>
-          <w:i/>
-          <w:iCs/>
-        </w:rPr>
-      </w:pPr>
-      <w:bookmarkStart w:id="11" w:name="_Toc205809618"/>
-      <w:proofErr w:type="spellStart"/>
-      <w:r>
-        <w:rPr>
-          <w:i/>
-          <w:iCs/>
-        </w:rPr>
-        <w:t>Korisnik</w:t>
-      </w:r>
-      <w:proofErr w:type="spellEnd"/>
-      <w:r>
-        <w:rPr>
-          <w:i/>
-          <w:iCs/>
-        </w:rPr>
-        <w:t xml:space="preserve"> </w:t>
-      </w:r>
-      <w:r>
-        <w:rPr>
-          <w:i/>
-          <w:iCs/>
-        </w:rPr>
-        <w:t xml:space="preserve">ne </w:t>
-      </w:r>
-      <w:proofErr w:type="spellStart"/>
-      <w:r>
-        <w:rPr>
-          <w:i/>
-          <w:iCs/>
-        </w:rPr>
-        <w:t>dobije</w:t>
-      </w:r>
-      <w:proofErr w:type="spellEnd"/>
-      <w:r>
-        <w:rPr>
-          <w:i/>
-          <w:iCs/>
-        </w:rPr>
-        <w:t xml:space="preserve"> email </w:t>
-      </w:r>
-      <w:proofErr w:type="spellStart"/>
-      <w:r>
-        <w:rPr>
-          <w:i/>
-          <w:iCs/>
-        </w:rPr>
-        <w:t>poruku</w:t>
-      </w:r>
-      <w:proofErr w:type="spellEnd"/>
-      <w:r>
-        <w:rPr>
-          <w:i/>
-          <w:iCs/>
-        </w:rPr>
-        <w:t xml:space="preserve"> </w:t>
-      </w:r>
-      <w:proofErr w:type="spellStart"/>
-      <w:r>
-        <w:rPr>
-          <w:i/>
-          <w:iCs/>
-        </w:rPr>
-        <w:t>jer</w:t>
-      </w:r>
-      <w:proofErr w:type="spellEnd"/>
-      <w:r>
-        <w:rPr>
-          <w:i/>
-          <w:iCs/>
-        </w:rPr>
-        <w:t xml:space="preserve"> </w:t>
-      </w:r>
-      <w:proofErr w:type="spellStart"/>
-      <w:r>
-        <w:rPr>
-          <w:i/>
-          <w:iCs/>
-        </w:rPr>
-        <w:t>nije</w:t>
-      </w:r>
-      <w:proofErr w:type="spellEnd"/>
-      <w:r>
-        <w:rPr>
-          <w:i/>
-          <w:iCs/>
-        </w:rPr>
-        <w:t xml:space="preserve"> u </w:t>
-      </w:r>
-      <w:proofErr w:type="spellStart"/>
-      <w:r>
-        <w:rPr>
-          <w:i/>
-          <w:iCs/>
-        </w:rPr>
-        <w:t>redu</w:t>
-      </w:r>
-      <w:proofErr w:type="spellEnd"/>
-      <w:r>
-        <w:rPr>
-          <w:i/>
-          <w:iCs/>
-        </w:rPr>
-        <w:t xml:space="preserve"> </w:t>
-      </w:r>
-      <w:proofErr w:type="spellStart"/>
-      <w:r>
-        <w:rPr>
-          <w:i/>
-          <w:iCs/>
-        </w:rPr>
-        <w:t>sa</w:t>
-      </w:r>
-      <w:proofErr w:type="spellEnd"/>
-      <w:r>
-        <w:rPr>
-          <w:i/>
-          <w:iCs/>
-        </w:rPr>
-        <w:t xml:space="preserve"> </w:t>
-      </w:r>
-      <w:proofErr w:type="spellStart"/>
-      <w:r>
-        <w:rPr>
-          <w:i/>
-          <w:iCs/>
-        </w:rPr>
-        <w:t>njegovim</w:t>
-      </w:r>
-      <w:proofErr w:type="spellEnd"/>
-      <w:r>
-        <w:rPr>
-          <w:i/>
-          <w:iCs/>
-        </w:rPr>
-        <w:t xml:space="preserve"> email </w:t>
-      </w:r>
-      <w:proofErr w:type="spellStart"/>
-      <w:r>
-        <w:rPr>
-          <w:i/>
-          <w:iCs/>
-        </w:rPr>
-        <w:t>nalogom</w:t>
-      </w:r>
-      <w:bookmarkEnd w:id="11"/>
-      <w:proofErr w:type="spellEnd"/>
+        <w:t>Sistem vraća formu za unos e-mail adrese sa porukom "Uneti e-mail ne postoji. Molimo vas proverite da li ste ispravno uneli adresu."</w:t>
+      </w:r>
     </w:p>
     <w:p>
       <w:pPr>
@@ -6543,61 +3345,85 @@
           <w:sz w:val="20"/>
         </w:rPr>
       </w:pPr>
-      <w:proofErr w:type="spellStart"/>
       <w:r>
         <w:rPr>
           <w:rFonts w:ascii="Times New Roman" w:eastAsia="Times New Roman" w:hAnsi="Times New Roman" w:cs="Times New Roman"/>
           <w:sz w:val="20"/>
         </w:rPr>
-        <w:t>Akcija</w:t>
-      </w:r>
-      <w:proofErr w:type="spellEnd"/>
-      <w:r>
+        <w:t xml:space="preserve">Korisnik treba ponovo da unese e-mail adresu. </w:t>
+      </w:r>
+    </w:p>
+    <w:p>
+      <w:pPr>
+        <w:pStyle w:val="ListParagraph"/>
+        <w:spacing w:after="3" w:line="252" w:lineRule="auto"/>
+        <w:ind w:left="345" w:right="1291"/>
         <w:rPr>
           <w:rFonts w:ascii="Times New Roman" w:eastAsia="Times New Roman" w:hAnsi="Times New Roman" w:cs="Times New Roman"/>
           <w:sz w:val="20"/>
         </w:rPr>
-        <w:t xml:space="preserve"> 1</w:t>
-      </w:r>
-      <w:r>
-        <w:rPr>
-          <w:rFonts w:ascii="Times New Roman" w:eastAsia="Times New Roman" w:hAnsi="Times New Roman" w:cs="Times New Roman"/>
-          <w:sz w:val="20"/>
-        </w:rPr>
-        <w:t xml:space="preserve">, 2, 3, 4 I 5 </w:t>
-      </w:r>
-      <w:proofErr w:type="spellStart"/>
-      <w:r>
-        <w:rPr>
-          <w:rFonts w:ascii="Times New Roman" w:eastAsia="Times New Roman" w:hAnsi="Times New Roman" w:cs="Times New Roman"/>
-          <w:sz w:val="20"/>
-        </w:rPr>
-        <w:t>iz</w:t>
-      </w:r>
-      <w:proofErr w:type="spellEnd"/>
-      <w:r>
-        <w:rPr>
-          <w:rFonts w:ascii="Times New Roman" w:eastAsia="Times New Roman" w:hAnsi="Times New Roman" w:cs="Times New Roman"/>
-          <w:sz w:val="20"/>
-        </w:rPr>
-        <w:t xml:space="preserve"> </w:t>
-      </w:r>
-      <w:proofErr w:type="spellStart"/>
-      <w:r>
-        <w:rPr>
-          <w:rFonts w:ascii="Times New Roman" w:eastAsia="Times New Roman" w:hAnsi="Times New Roman" w:cs="Times New Roman"/>
-          <w:sz w:val="20"/>
-        </w:rPr>
-        <w:t>scenarija</w:t>
-      </w:r>
-      <w:proofErr w:type="spellEnd"/>
-      <w:r>
-        <w:rPr>
-          <w:rFonts w:ascii="Times New Roman" w:eastAsia="Times New Roman" w:hAnsi="Times New Roman" w:cs="Times New Roman"/>
-          <w:sz w:val="20"/>
-        </w:rPr>
-        <w:t xml:space="preserve"> 2.2.1.</w:t>
-      </w:r>
+      </w:pPr>
+    </w:p>
+    <w:p>
+      <w:pPr>
+        <w:pStyle w:val="Heading3"/>
+        <w:ind w:left="705" w:hanging="720"/>
+        <w:rPr>
+          <w:i/>
+          <w:iCs/>
+          <w:u w:val="none"/>
+        </w:rPr>
+      </w:pPr>
+      <w:bookmarkStart w:id="11" w:name="_Toc205809618"/>
+      <w:r>
+        <w:rPr>
+          <w:i/>
+          <w:iCs/>
+          <w:u w:val="none"/>
+        </w:rPr>
+        <w:t xml:space="preserve">Korisnik </w:t>
+      </w:r>
+      <w:r>
+        <w:rPr>
+          <w:i/>
+          <w:iCs/>
+          <w:u w:val="none"/>
+        </w:rPr>
+        <w:t xml:space="preserve">ne dobije email poruku jer </w:t>
+      </w:r>
+      <w:r>
+        <w:rPr>
+          <w:i/>
+          <w:iCs/>
+          <w:u w:val="none"/>
+        </w:rPr>
+        <w:t>postoji problem</w:t>
+      </w:r>
+      <w:r>
+        <w:rPr>
+          <w:i/>
+          <w:iCs/>
+          <w:u w:val="none"/>
+        </w:rPr>
+        <w:t xml:space="preserve"> sa njegovim e</w:t>
+      </w:r>
+      <w:r>
+        <w:rPr>
+          <w:i/>
+          <w:iCs/>
+          <w:u w:val="none"/>
+        </w:rPr>
+        <w:t>-</w:t>
+      </w:r>
+      <w:r>
+        <w:rPr>
+          <w:i/>
+          <w:iCs/>
+          <w:u w:val="none"/>
+        </w:rPr>
+        <w:t>mail nalogom</w:t>
+      </w:r>
+      <w:bookmarkEnd w:id="11"/>
     </w:p>
     <w:p>
       <w:pPr>
@@ -6613,101 +3439,26 @@
           <w:sz w:val="20"/>
         </w:rPr>
       </w:pPr>
-      <w:proofErr w:type="spellStart"/>
       <w:r>
         <w:rPr>
           <w:rFonts w:ascii="Times New Roman" w:eastAsia="Times New Roman" w:hAnsi="Times New Roman" w:cs="Times New Roman"/>
           <w:sz w:val="20"/>
         </w:rPr>
-        <w:t>Korisniku</w:t>
-      </w:r>
-      <w:proofErr w:type="spellEnd"/>
+        <w:t>Akcija 1</w:t>
+      </w:r>
       <w:r>
         <w:rPr>
           <w:rFonts w:ascii="Times New Roman" w:eastAsia="Times New Roman" w:hAnsi="Times New Roman" w:cs="Times New Roman"/>
           <w:sz w:val="20"/>
         </w:rPr>
-        <w:t xml:space="preserve"> se ne </w:t>
-      </w:r>
-      <w:proofErr w:type="spellStart"/>
+        <w:t xml:space="preserve">, 2, 3, 4 I 5 </w:t>
+      </w:r>
       <w:r>
         <w:rPr>
           <w:rFonts w:ascii="Times New Roman" w:eastAsia="Times New Roman" w:hAnsi="Times New Roman" w:cs="Times New Roman"/>
           <w:sz w:val="20"/>
         </w:rPr>
-        <w:t>prikazuje</w:t>
-      </w:r>
-      <w:proofErr w:type="spellEnd"/>
-      <w:r>
-        <w:rPr>
-          <w:rFonts w:ascii="Times New Roman" w:eastAsia="Times New Roman" w:hAnsi="Times New Roman" w:cs="Times New Roman"/>
-          <w:sz w:val="20"/>
-        </w:rPr>
-        <w:t xml:space="preserve"> </w:t>
-      </w:r>
-      <w:proofErr w:type="spellStart"/>
-      <w:r>
-        <w:rPr>
-          <w:rFonts w:ascii="Times New Roman" w:eastAsia="Times New Roman" w:hAnsi="Times New Roman" w:cs="Times New Roman"/>
-          <w:sz w:val="20"/>
-        </w:rPr>
-        <w:t>poruka</w:t>
-      </w:r>
-      <w:proofErr w:type="spellEnd"/>
-      <w:r>
-        <w:rPr>
-          <w:rFonts w:ascii="Times New Roman" w:eastAsia="Times New Roman" w:hAnsi="Times New Roman" w:cs="Times New Roman"/>
-          <w:sz w:val="20"/>
-        </w:rPr>
-        <w:t xml:space="preserve"> o </w:t>
-      </w:r>
-      <w:proofErr w:type="spellStart"/>
-      <w:r>
-        <w:rPr>
-          <w:rFonts w:ascii="Times New Roman" w:eastAsia="Times New Roman" w:hAnsi="Times New Roman" w:cs="Times New Roman"/>
-          <w:sz w:val="20"/>
-        </w:rPr>
-        <w:t>uspešno</w:t>
-      </w:r>
-      <w:proofErr w:type="spellEnd"/>
-      <w:r>
-        <w:rPr>
-          <w:rFonts w:ascii="Times New Roman" w:eastAsia="Times New Roman" w:hAnsi="Times New Roman" w:cs="Times New Roman"/>
-          <w:sz w:val="20"/>
-        </w:rPr>
-        <w:t xml:space="preserve"> </w:t>
-      </w:r>
-      <w:proofErr w:type="spellStart"/>
-      <w:r>
-        <w:rPr>
-          <w:rFonts w:ascii="Times New Roman" w:eastAsia="Times New Roman" w:hAnsi="Times New Roman" w:cs="Times New Roman"/>
-          <w:sz w:val="20"/>
-        </w:rPr>
-        <w:t>poslatim</w:t>
-      </w:r>
-      <w:proofErr w:type="spellEnd"/>
-      <w:r>
-        <w:rPr>
-          <w:rFonts w:ascii="Times New Roman" w:eastAsia="Times New Roman" w:hAnsi="Times New Roman" w:cs="Times New Roman"/>
-          <w:sz w:val="20"/>
-        </w:rPr>
-        <w:t xml:space="preserve"> </w:t>
-      </w:r>
-      <w:proofErr w:type="spellStart"/>
-      <w:r>
-        <w:rPr>
-          <w:rFonts w:ascii="Times New Roman" w:eastAsia="Times New Roman" w:hAnsi="Times New Roman" w:cs="Times New Roman"/>
-          <w:sz w:val="20"/>
-        </w:rPr>
-        <w:t>instrukcijama</w:t>
-      </w:r>
-      <w:proofErr w:type="spellEnd"/>
-      <w:r>
-        <w:rPr>
-          <w:rFonts w:ascii="Times New Roman" w:eastAsia="Times New Roman" w:hAnsi="Times New Roman" w:cs="Times New Roman"/>
-          <w:sz w:val="20"/>
-        </w:rPr>
-        <w:t>.</w:t>
+        <w:t>iz scenarija 2.2.1.</w:t>
       </w:r>
     </w:p>
     <w:p>
@@ -6724,149 +3475,34 @@
           <w:sz w:val="20"/>
         </w:rPr>
       </w:pPr>
-      <w:proofErr w:type="spellStart"/>
       <w:r>
         <w:rPr>
           <w:rFonts w:ascii="Times New Roman" w:eastAsia="Times New Roman" w:hAnsi="Times New Roman" w:cs="Times New Roman"/>
           <w:sz w:val="20"/>
         </w:rPr>
-        <w:t>Sistem</w:t>
-      </w:r>
-      <w:proofErr w:type="spellEnd"/>
-      <w:r>
+        <w:t>Korisniku se ne prikazuje poruka o uspešno poslatim instrukcijama.</w:t>
+      </w:r>
+    </w:p>
+    <w:p>
+      <w:pPr>
+        <w:pStyle w:val="ListParagraph"/>
+        <w:numPr>
+          <w:ilvl w:val="0"/>
+          <w:numId w:val="8"/>
+        </w:numPr>
+        <w:spacing w:after="3" w:line="252" w:lineRule="auto"/>
+        <w:ind w:right="1291"/>
         <w:rPr>
           <w:rFonts w:ascii="Times New Roman" w:eastAsia="Times New Roman" w:hAnsi="Times New Roman" w:cs="Times New Roman"/>
           <w:sz w:val="20"/>
         </w:rPr>
-        <w:t xml:space="preserve"> </w:t>
-      </w:r>
-      <w:proofErr w:type="spellStart"/>
+      </w:pPr>
       <w:r>
         <w:rPr>
           <w:rFonts w:ascii="Times New Roman" w:eastAsia="Times New Roman" w:hAnsi="Times New Roman" w:cs="Times New Roman"/>
           <w:sz w:val="20"/>
         </w:rPr>
-        <w:t>izbacuje</w:t>
-      </w:r>
-      <w:proofErr w:type="spellEnd"/>
-      <w:r>
-        <w:rPr>
-          <w:rFonts w:ascii="Times New Roman" w:eastAsia="Times New Roman" w:hAnsi="Times New Roman" w:cs="Times New Roman"/>
-          <w:sz w:val="20"/>
-        </w:rPr>
-        <w:t xml:space="preserve"> </w:t>
-      </w:r>
-      <w:proofErr w:type="spellStart"/>
-      <w:r>
-        <w:rPr>
-          <w:rFonts w:ascii="Times New Roman" w:eastAsia="Times New Roman" w:hAnsi="Times New Roman" w:cs="Times New Roman"/>
-          <w:sz w:val="20"/>
-        </w:rPr>
-        <w:t>poruku</w:t>
-      </w:r>
-      <w:proofErr w:type="spellEnd"/>
-      <w:r>
-        <w:rPr>
-          <w:rFonts w:ascii="Times New Roman" w:eastAsia="Times New Roman" w:hAnsi="Times New Roman" w:cs="Times New Roman"/>
-          <w:sz w:val="20"/>
-        </w:rPr>
-        <w:t xml:space="preserve"> “</w:t>
-      </w:r>
-      <w:proofErr w:type="spellStart"/>
-      <w:r>
-        <w:rPr>
-          <w:rFonts w:ascii="Times New Roman" w:eastAsia="Times New Roman" w:hAnsi="Times New Roman" w:cs="Times New Roman"/>
-          <w:sz w:val="20"/>
-        </w:rPr>
-        <w:t>Došlo</w:t>
-      </w:r>
-      <w:proofErr w:type="spellEnd"/>
-      <w:r>
-        <w:rPr>
-          <w:rFonts w:ascii="Times New Roman" w:eastAsia="Times New Roman" w:hAnsi="Times New Roman" w:cs="Times New Roman"/>
-          <w:sz w:val="20"/>
-        </w:rPr>
-        <w:t xml:space="preserve"> je do </w:t>
-      </w:r>
-      <w:proofErr w:type="spellStart"/>
-      <w:r>
-        <w:rPr>
-          <w:rFonts w:ascii="Times New Roman" w:eastAsia="Times New Roman" w:hAnsi="Times New Roman" w:cs="Times New Roman"/>
-          <w:sz w:val="20"/>
-        </w:rPr>
-        <w:t>greške</w:t>
-      </w:r>
-      <w:proofErr w:type="spellEnd"/>
-      <w:r>
-        <w:rPr>
-          <w:rFonts w:ascii="Times New Roman" w:eastAsia="Times New Roman" w:hAnsi="Times New Roman" w:cs="Times New Roman"/>
-          <w:sz w:val="20"/>
-        </w:rPr>
-        <w:t xml:space="preserve"> </w:t>
-      </w:r>
-      <w:proofErr w:type="spellStart"/>
-      <w:r>
-        <w:rPr>
-          <w:rFonts w:ascii="Times New Roman" w:eastAsia="Times New Roman" w:hAnsi="Times New Roman" w:cs="Times New Roman"/>
-          <w:sz w:val="20"/>
-        </w:rPr>
-        <w:t>pri</w:t>
-      </w:r>
-      <w:proofErr w:type="spellEnd"/>
-      <w:r>
-        <w:rPr>
-          <w:rFonts w:ascii="Times New Roman" w:eastAsia="Times New Roman" w:hAnsi="Times New Roman" w:cs="Times New Roman"/>
-          <w:sz w:val="20"/>
-        </w:rPr>
-        <w:t xml:space="preserve"> </w:t>
-      </w:r>
-      <w:proofErr w:type="spellStart"/>
-      <w:r>
-        <w:rPr>
-          <w:rFonts w:ascii="Times New Roman" w:eastAsia="Times New Roman" w:hAnsi="Times New Roman" w:cs="Times New Roman"/>
-          <w:sz w:val="20"/>
-        </w:rPr>
-        <w:t>slanju</w:t>
-      </w:r>
-      <w:proofErr w:type="spellEnd"/>
-      <w:r>
-        <w:rPr>
-          <w:rFonts w:ascii="Times New Roman" w:eastAsia="Times New Roman" w:hAnsi="Times New Roman" w:cs="Times New Roman"/>
-          <w:sz w:val="20"/>
-        </w:rPr>
-        <w:t xml:space="preserve">. Molimo </w:t>
-      </w:r>
-      <w:proofErr w:type="spellStart"/>
-      <w:r>
-        <w:rPr>
-          <w:rFonts w:ascii="Times New Roman" w:eastAsia="Times New Roman" w:hAnsi="Times New Roman" w:cs="Times New Roman"/>
-          <w:sz w:val="20"/>
-        </w:rPr>
-        <w:t>pokušajte</w:t>
-      </w:r>
-      <w:proofErr w:type="spellEnd"/>
-      <w:r>
-        <w:rPr>
-          <w:rFonts w:ascii="Times New Roman" w:eastAsia="Times New Roman" w:hAnsi="Times New Roman" w:cs="Times New Roman"/>
-          <w:sz w:val="20"/>
-        </w:rPr>
-        <w:t xml:space="preserve"> </w:t>
-      </w:r>
-      <w:proofErr w:type="spellStart"/>
-      <w:r>
-        <w:rPr>
-          <w:rFonts w:ascii="Times New Roman" w:eastAsia="Times New Roman" w:hAnsi="Times New Roman" w:cs="Times New Roman"/>
-          <w:sz w:val="20"/>
-        </w:rPr>
-        <w:t>ponovo</w:t>
-      </w:r>
-      <w:proofErr w:type="spellEnd"/>
-      <w:r>
-        <w:rPr>
-          <w:rFonts w:ascii="Times New Roman" w:eastAsia="Times New Roman" w:hAnsi="Times New Roman" w:cs="Times New Roman"/>
-          <w:sz w:val="20"/>
-        </w:rPr>
-        <w:t>.”</w:t>
+        <w:t>Sistem izbacuje poruku “Došlo je do greške pri slanju. Molimo pokušajte ponovo.”</w:t>
       </w:r>
     </w:p>
     <w:p>
@@ -6881,20 +3517,10 @@
         <w:ind w:left="705" w:hanging="720"/>
       </w:pPr>
       <w:bookmarkStart w:id="12" w:name="_Toc205809619"/>
-      <w:proofErr w:type="spellStart"/>
-      <w:r>
-        <w:t>Posebni</w:t>
-      </w:r>
-      <w:proofErr w:type="spellEnd"/>
-      <w:r>
-        <w:t xml:space="preserve"> </w:t>
-      </w:r>
-      <w:proofErr w:type="spellStart"/>
-      <w:r>
-        <w:t>zahtevi</w:t>
+      <w:r>
+        <w:t>Posebni zahtevi</w:t>
       </w:r>
       <w:bookmarkEnd w:id="12"/>
-      <w:proofErr w:type="spellEnd"/>
       <w:r>
         <w:t xml:space="preserve"> </w:t>
       </w:r>
@@ -6904,321 +3530,71 @@
         <w:pStyle w:val="ListParagraph"/>
         <w:numPr>
           <w:ilvl w:val="0"/>
-          <w:numId w:val="12"/>
+          <w:numId w:val="8"/>
         </w:numPr>
-        <w:spacing w:after="0" w:line="319" w:lineRule="auto"/>
-        <w:ind w:right="4087"/>
+        <w:spacing w:after="3" w:line="252" w:lineRule="auto"/>
+        <w:ind w:right="1291"/>
         <w:rPr>
           <w:rFonts w:ascii="Times New Roman" w:eastAsia="Times New Roman" w:hAnsi="Times New Roman" w:cs="Times New Roman"/>
           <w:sz w:val="20"/>
         </w:rPr>
       </w:pPr>
-      <w:proofErr w:type="spellStart"/>
       <w:r>
         <w:rPr>
           <w:rFonts w:ascii="Times New Roman" w:eastAsia="Times New Roman" w:hAnsi="Times New Roman" w:cs="Times New Roman"/>
           <w:sz w:val="20"/>
         </w:rPr>
-        <w:t>Proces</w:t>
-      </w:r>
-      <w:proofErr w:type="spellEnd"/>
+        <w:t xml:space="preserve">Proces </w:t>
+      </w:r>
       <w:r>
         <w:rPr>
           <w:rFonts w:ascii="Times New Roman" w:eastAsia="Times New Roman" w:hAnsi="Times New Roman" w:cs="Times New Roman"/>
           <w:sz w:val="20"/>
         </w:rPr>
-        <w:t xml:space="preserve"> </w:t>
-      </w:r>
-      <w:proofErr w:type="spellStart"/>
+        <w:t>slanja email poruke sa instrukcijama mora se obaviti u</w:t>
+      </w:r>
       <w:r>
         <w:rPr>
           <w:rFonts w:ascii="Times New Roman" w:eastAsia="Times New Roman" w:hAnsi="Times New Roman" w:cs="Times New Roman"/>
           <w:sz w:val="20"/>
         </w:rPr>
-        <w:t>slanja</w:t>
-      </w:r>
-      <w:proofErr w:type="spellEnd"/>
+        <w:t xml:space="preserve"> </w:t>
+      </w:r>
       <w:r>
         <w:rPr>
           <w:rFonts w:ascii="Times New Roman" w:eastAsia="Times New Roman" w:hAnsi="Times New Roman" w:cs="Times New Roman"/>
           <w:sz w:val="20"/>
         </w:rPr>
-        <w:t xml:space="preserve"> email </w:t>
-      </w:r>
-      <w:proofErr w:type="spellStart"/>
-      <w:r>
+        <w:t>razumnom vremenu.</w:t>
+      </w:r>
+    </w:p>
+    <w:p>
+      <w:pPr>
+        <w:pStyle w:val="ListParagraph"/>
+        <w:numPr>
+          <w:ilvl w:val="0"/>
+          <w:numId w:val="8"/>
+        </w:numPr>
+        <w:spacing w:after="3" w:line="252" w:lineRule="auto"/>
+        <w:ind w:right="1291"/>
         <w:rPr>
           <w:rFonts w:ascii="Times New Roman" w:eastAsia="Times New Roman" w:hAnsi="Times New Roman" w:cs="Times New Roman"/>
           <w:sz w:val="20"/>
         </w:rPr>
-        <w:t>poruke</w:t>
-      </w:r>
-      <w:proofErr w:type="spellEnd"/>
+      </w:pPr>
       <w:r>
         <w:rPr>
           <w:rFonts w:ascii="Times New Roman" w:eastAsia="Times New Roman" w:hAnsi="Times New Roman" w:cs="Times New Roman"/>
           <w:sz w:val="20"/>
         </w:rPr>
-        <w:t xml:space="preserve"> </w:t>
-      </w:r>
-      <w:proofErr w:type="spellStart"/>
+        <w:t xml:space="preserve">E-mail sa linkom za promenu lozinke mora </w:t>
+      </w:r>
       <w:r>
         <w:rPr>
           <w:rFonts w:ascii="Times New Roman" w:eastAsia="Times New Roman" w:hAnsi="Times New Roman" w:cs="Times New Roman"/>
           <w:sz w:val="20"/>
         </w:rPr>
-        <w:t>sa</w:t>
-      </w:r>
-      <w:proofErr w:type="spellEnd"/>
-      <w:r>
-        <w:rPr>
-          <w:rFonts w:ascii="Times New Roman" w:eastAsia="Times New Roman" w:hAnsi="Times New Roman" w:cs="Times New Roman"/>
-          <w:sz w:val="20"/>
-        </w:rPr>
-        <w:t xml:space="preserve"> </w:t>
-      </w:r>
-      <w:proofErr w:type="spellStart"/>
-      <w:r>
-        <w:rPr>
-          <w:rFonts w:ascii="Times New Roman" w:eastAsia="Times New Roman" w:hAnsi="Times New Roman" w:cs="Times New Roman"/>
-          <w:sz w:val="20"/>
-        </w:rPr>
-        <w:t>instrukcijama</w:t>
-      </w:r>
-      <w:proofErr w:type="spellEnd"/>
-      <w:r>
-        <w:rPr>
-          <w:rFonts w:ascii="Times New Roman" w:eastAsia="Times New Roman" w:hAnsi="Times New Roman" w:cs="Times New Roman"/>
-          <w:sz w:val="20"/>
-        </w:rPr>
-        <w:t xml:space="preserve"> mora se </w:t>
-      </w:r>
-      <w:proofErr w:type="spellStart"/>
-      <w:r>
-        <w:rPr>
-          <w:rFonts w:ascii="Times New Roman" w:eastAsia="Times New Roman" w:hAnsi="Times New Roman" w:cs="Times New Roman"/>
-          <w:sz w:val="20"/>
-        </w:rPr>
-        <w:t>obaviti</w:t>
-      </w:r>
-      <w:proofErr w:type="spellEnd"/>
-      <w:r>
-        <w:rPr>
-          <w:rFonts w:ascii="Times New Roman" w:eastAsia="Times New Roman" w:hAnsi="Times New Roman" w:cs="Times New Roman"/>
-          <w:sz w:val="20"/>
-        </w:rPr>
-        <w:t xml:space="preserve"> u </w:t>
-      </w:r>
-      <w:proofErr w:type="spellStart"/>
-      <w:r>
-        <w:rPr>
-          <w:rFonts w:ascii="Times New Roman" w:eastAsia="Times New Roman" w:hAnsi="Times New Roman" w:cs="Times New Roman"/>
-          <w:sz w:val="20"/>
-        </w:rPr>
-        <w:t>razumnom</w:t>
-      </w:r>
-      <w:proofErr w:type="spellEnd"/>
-      <w:r>
-        <w:rPr>
-          <w:rFonts w:ascii="Times New Roman" w:eastAsia="Times New Roman" w:hAnsi="Times New Roman" w:cs="Times New Roman"/>
-          <w:sz w:val="20"/>
-        </w:rPr>
-        <w:t xml:space="preserve"> </w:t>
-      </w:r>
-      <w:proofErr w:type="spellStart"/>
-      <w:r>
-        <w:rPr>
-          <w:rFonts w:ascii="Times New Roman" w:eastAsia="Times New Roman" w:hAnsi="Times New Roman" w:cs="Times New Roman"/>
-          <w:sz w:val="20"/>
-        </w:rPr>
-        <w:t>vremenu</w:t>
-      </w:r>
-      <w:proofErr w:type="spellEnd"/>
-      <w:r>
-        <w:rPr>
-          <w:rFonts w:ascii="Times New Roman" w:eastAsia="Times New Roman" w:hAnsi="Times New Roman" w:cs="Times New Roman"/>
-          <w:sz w:val="20"/>
-        </w:rPr>
-        <w:t>.</w:t>
-      </w:r>
-    </w:p>
-    <w:p>
-      <w:pPr>
-        <w:numPr>
-          <w:ilvl w:val="0"/>
-          <w:numId w:val="12"/>
-        </w:numPr>
-        <w:rPr>
-          <w:rFonts w:ascii="Times New Roman" w:eastAsia="Times New Roman" w:hAnsi="Times New Roman" w:cs="Times New Roman"/>
-          <w:sz w:val="20"/>
-        </w:rPr>
-      </w:pPr>
-      <w:r>
-        <w:rPr>
-          <w:rFonts w:ascii="Times New Roman" w:eastAsia="Times New Roman" w:hAnsi="Times New Roman" w:cs="Times New Roman"/>
-          <w:sz w:val="20"/>
-        </w:rPr>
-        <w:t xml:space="preserve">E-mail </w:t>
-      </w:r>
-      <w:proofErr w:type="spellStart"/>
-      <w:r>
-        <w:rPr>
-          <w:rFonts w:ascii="Times New Roman" w:eastAsia="Times New Roman" w:hAnsi="Times New Roman" w:cs="Times New Roman"/>
-          <w:sz w:val="20"/>
-        </w:rPr>
-        <w:t>sa</w:t>
-      </w:r>
-      <w:proofErr w:type="spellEnd"/>
-      <w:r>
-        <w:rPr>
-          <w:rFonts w:ascii="Times New Roman" w:eastAsia="Times New Roman" w:hAnsi="Times New Roman" w:cs="Times New Roman"/>
-          <w:sz w:val="20"/>
-        </w:rPr>
-        <w:t xml:space="preserve"> </w:t>
-      </w:r>
-      <w:proofErr w:type="spellStart"/>
-      <w:r>
-        <w:rPr>
-          <w:rFonts w:ascii="Times New Roman" w:eastAsia="Times New Roman" w:hAnsi="Times New Roman" w:cs="Times New Roman"/>
-          <w:sz w:val="20"/>
-        </w:rPr>
-        <w:t>linkom</w:t>
-      </w:r>
-      <w:proofErr w:type="spellEnd"/>
-      <w:r>
-        <w:rPr>
-          <w:rFonts w:ascii="Times New Roman" w:eastAsia="Times New Roman" w:hAnsi="Times New Roman" w:cs="Times New Roman"/>
-          <w:sz w:val="20"/>
-        </w:rPr>
-        <w:t xml:space="preserve"> za </w:t>
-      </w:r>
-      <w:proofErr w:type="spellStart"/>
-      <w:r>
-        <w:rPr>
-          <w:rFonts w:ascii="Times New Roman" w:eastAsia="Times New Roman" w:hAnsi="Times New Roman" w:cs="Times New Roman"/>
-          <w:sz w:val="20"/>
-        </w:rPr>
-        <w:t>promenu</w:t>
-      </w:r>
-      <w:proofErr w:type="spellEnd"/>
-      <w:r>
-        <w:rPr>
-          <w:rFonts w:ascii="Times New Roman" w:eastAsia="Times New Roman" w:hAnsi="Times New Roman" w:cs="Times New Roman"/>
-          <w:sz w:val="20"/>
-        </w:rPr>
-        <w:t xml:space="preserve"> </w:t>
-      </w:r>
-      <w:proofErr w:type="spellStart"/>
-      <w:r>
-        <w:rPr>
-          <w:rFonts w:ascii="Times New Roman" w:eastAsia="Times New Roman" w:hAnsi="Times New Roman" w:cs="Times New Roman"/>
-          <w:sz w:val="20"/>
-        </w:rPr>
-        <w:t>lozinke</w:t>
-      </w:r>
-      <w:proofErr w:type="spellEnd"/>
-      <w:r>
-        <w:rPr>
-          <w:rFonts w:ascii="Times New Roman" w:eastAsia="Times New Roman" w:hAnsi="Times New Roman" w:cs="Times New Roman"/>
-          <w:sz w:val="20"/>
-        </w:rPr>
-        <w:t xml:space="preserve"> mora da </w:t>
-      </w:r>
-      <w:proofErr w:type="spellStart"/>
-      <w:r>
-        <w:rPr>
-          <w:rFonts w:ascii="Times New Roman" w:eastAsia="Times New Roman" w:hAnsi="Times New Roman" w:cs="Times New Roman"/>
-          <w:sz w:val="20"/>
-        </w:rPr>
-        <w:t>sadrži</w:t>
-      </w:r>
-      <w:proofErr w:type="spellEnd"/>
-      <w:r>
-        <w:rPr>
-          <w:rFonts w:ascii="Times New Roman" w:eastAsia="Times New Roman" w:hAnsi="Times New Roman" w:cs="Times New Roman"/>
-          <w:sz w:val="20"/>
-        </w:rPr>
-        <w:t xml:space="preserve"> </w:t>
-      </w:r>
-      <w:proofErr w:type="spellStart"/>
-      <w:r>
-        <w:rPr>
-          <w:rFonts w:ascii="Times New Roman" w:eastAsia="Times New Roman" w:hAnsi="Times New Roman" w:cs="Times New Roman"/>
-          <w:sz w:val="20"/>
-        </w:rPr>
-        <w:t>sigurnosni</w:t>
-      </w:r>
-      <w:proofErr w:type="spellEnd"/>
-      <w:r>
-        <w:rPr>
-          <w:rFonts w:ascii="Times New Roman" w:eastAsia="Times New Roman" w:hAnsi="Times New Roman" w:cs="Times New Roman"/>
-          <w:sz w:val="20"/>
-        </w:rPr>
-        <w:t xml:space="preserve"> token koji </w:t>
-      </w:r>
-      <w:proofErr w:type="spellStart"/>
-      <w:r>
-        <w:rPr>
-          <w:rFonts w:ascii="Times New Roman" w:eastAsia="Times New Roman" w:hAnsi="Times New Roman" w:cs="Times New Roman"/>
-          <w:sz w:val="20"/>
-        </w:rPr>
-        <w:t>ističe</w:t>
-      </w:r>
-      <w:proofErr w:type="spellEnd"/>
-      <w:r>
-        <w:rPr>
-          <w:rFonts w:ascii="Times New Roman" w:eastAsia="Times New Roman" w:hAnsi="Times New Roman" w:cs="Times New Roman"/>
-          <w:sz w:val="20"/>
-        </w:rPr>
-        <w:t xml:space="preserve"> </w:t>
-      </w:r>
-      <w:proofErr w:type="spellStart"/>
-      <w:r>
-        <w:rPr>
-          <w:rFonts w:ascii="Times New Roman" w:eastAsia="Times New Roman" w:hAnsi="Times New Roman" w:cs="Times New Roman"/>
-          <w:sz w:val="20"/>
-        </w:rPr>
-        <w:t>nakon</w:t>
-      </w:r>
-      <w:proofErr w:type="spellEnd"/>
-      <w:r>
-        <w:rPr>
-          <w:rFonts w:ascii="Times New Roman" w:eastAsia="Times New Roman" w:hAnsi="Times New Roman" w:cs="Times New Roman"/>
-          <w:sz w:val="20"/>
-        </w:rPr>
-        <w:t xml:space="preserve"> </w:t>
-      </w:r>
-      <w:proofErr w:type="spellStart"/>
-      <w:r>
-        <w:rPr>
-          <w:rFonts w:ascii="Times New Roman" w:eastAsia="Times New Roman" w:hAnsi="Times New Roman" w:cs="Times New Roman"/>
-          <w:sz w:val="20"/>
-        </w:rPr>
-        <w:t>određenog</w:t>
-      </w:r>
-      <w:proofErr w:type="spellEnd"/>
-      <w:r>
-        <w:rPr>
-          <w:rFonts w:ascii="Times New Roman" w:eastAsia="Times New Roman" w:hAnsi="Times New Roman" w:cs="Times New Roman"/>
-          <w:sz w:val="20"/>
-        </w:rPr>
-        <w:t xml:space="preserve"> </w:t>
-      </w:r>
-      <w:proofErr w:type="spellStart"/>
-      <w:r>
-        <w:rPr>
-          <w:rFonts w:ascii="Times New Roman" w:eastAsia="Times New Roman" w:hAnsi="Times New Roman" w:cs="Times New Roman"/>
-          <w:sz w:val="20"/>
-        </w:rPr>
-        <w:t>vremena</w:t>
-      </w:r>
-      <w:proofErr w:type="spellEnd"/>
-      <w:r>
-        <w:rPr>
-          <w:rFonts w:ascii="Times New Roman" w:eastAsia="Times New Roman" w:hAnsi="Times New Roman" w:cs="Times New Roman"/>
-          <w:sz w:val="20"/>
-        </w:rPr>
-        <w:t>.</w:t>
+        <w:t>biti dostupan samo odredjeno vreme.</w:t>
       </w:r>
     </w:p>
     <w:p>
@@ -7239,12 +3615,10 @@
         <w:ind w:left="705" w:hanging="720"/>
       </w:pPr>
       <w:bookmarkStart w:id="13" w:name="_Toc205809620"/>
-      <w:proofErr w:type="spellStart"/>
       <w:r>
         <w:t>Preduslovi</w:t>
       </w:r>
       <w:bookmarkEnd w:id="13"/>
-      <w:proofErr w:type="spellEnd"/>
       <w:r>
         <w:t xml:space="preserve">  </w:t>
       </w:r>
@@ -7262,282 +3636,25 @@
           <w:szCs w:val="22"/>
         </w:rPr>
       </w:pPr>
-      <w:proofErr w:type="spellStart"/>
       <w:r>
         <w:rPr>
           <w:rFonts w:ascii="Times New Roman" w:hAnsi="Times New Roman" w:cs="Times New Roman"/>
           <w:sz w:val="20"/>
           <w:szCs w:val="22"/>
         </w:rPr>
-        <w:t>Korisnik</w:t>
-      </w:r>
-      <w:proofErr w:type="spellEnd"/>
-      <w:r>
+        <w:t>Korisnik mora da ima registrovan nalog sa validnom e-mail adresom.</w:t>
+      </w:r>
+    </w:p>
+    <w:p>
+      <w:pPr>
+        <w:pStyle w:val="NoSpacing"/>
+        <w:ind w:left="360"/>
         <w:rPr>
           <w:rFonts w:ascii="Times New Roman" w:hAnsi="Times New Roman" w:cs="Times New Roman"/>
           <w:sz w:val="20"/>
           <w:szCs w:val="22"/>
         </w:rPr>
-        <w:t xml:space="preserve"> mora da </w:t>
-      </w:r>
-      <w:proofErr w:type="spellStart"/>
-      <w:r>
-        <w:rPr>
-          <w:rFonts w:ascii="Times New Roman" w:hAnsi="Times New Roman" w:cs="Times New Roman"/>
-          <w:sz w:val="20"/>
-          <w:szCs w:val="22"/>
-        </w:rPr>
-        <w:t>ima</w:t>
-      </w:r>
-      <w:proofErr w:type="spellEnd"/>
-      <w:r>
-        <w:rPr>
-          <w:rFonts w:ascii="Times New Roman" w:hAnsi="Times New Roman" w:cs="Times New Roman"/>
-          <w:sz w:val="20"/>
-          <w:szCs w:val="22"/>
-        </w:rPr>
-        <w:t xml:space="preserve"> </w:t>
-      </w:r>
-      <w:proofErr w:type="spellStart"/>
-      <w:r>
-        <w:rPr>
-          <w:rFonts w:ascii="Times New Roman" w:hAnsi="Times New Roman" w:cs="Times New Roman"/>
-          <w:sz w:val="20"/>
-          <w:szCs w:val="22"/>
-        </w:rPr>
-        <w:t>registrovan</w:t>
-      </w:r>
-      <w:proofErr w:type="spellEnd"/>
-      <w:r>
-        <w:rPr>
-          <w:rFonts w:ascii="Times New Roman" w:hAnsi="Times New Roman" w:cs="Times New Roman"/>
-          <w:sz w:val="20"/>
-          <w:szCs w:val="22"/>
-        </w:rPr>
-        <w:t xml:space="preserve"> </w:t>
-      </w:r>
-      <w:proofErr w:type="spellStart"/>
-      <w:r>
-        <w:rPr>
-          <w:rFonts w:ascii="Times New Roman" w:hAnsi="Times New Roman" w:cs="Times New Roman"/>
-          <w:sz w:val="20"/>
-          <w:szCs w:val="22"/>
-        </w:rPr>
-        <w:t>nalog</w:t>
-      </w:r>
-      <w:proofErr w:type="spellEnd"/>
-      <w:r>
-        <w:rPr>
-          <w:rFonts w:ascii="Times New Roman" w:hAnsi="Times New Roman" w:cs="Times New Roman"/>
-          <w:sz w:val="20"/>
-          <w:szCs w:val="22"/>
-        </w:rPr>
-        <w:t xml:space="preserve"> </w:t>
-      </w:r>
-      <w:proofErr w:type="spellStart"/>
-      <w:r>
-        <w:rPr>
-          <w:rFonts w:ascii="Times New Roman" w:hAnsi="Times New Roman" w:cs="Times New Roman"/>
-          <w:sz w:val="20"/>
-          <w:szCs w:val="22"/>
-        </w:rPr>
-        <w:t>sa</w:t>
-      </w:r>
-      <w:proofErr w:type="spellEnd"/>
-      <w:r>
-        <w:rPr>
-          <w:rFonts w:ascii="Times New Roman" w:hAnsi="Times New Roman" w:cs="Times New Roman"/>
-          <w:sz w:val="20"/>
-          <w:szCs w:val="22"/>
-        </w:rPr>
-        <w:t xml:space="preserve"> </w:t>
-      </w:r>
-      <w:proofErr w:type="spellStart"/>
-      <w:r>
-        <w:rPr>
-          <w:rFonts w:ascii="Times New Roman" w:hAnsi="Times New Roman" w:cs="Times New Roman"/>
-          <w:sz w:val="20"/>
-          <w:szCs w:val="22"/>
-        </w:rPr>
-        <w:t>validnom</w:t>
-      </w:r>
-      <w:proofErr w:type="spellEnd"/>
-      <w:r>
-        <w:rPr>
-          <w:rFonts w:ascii="Times New Roman" w:hAnsi="Times New Roman" w:cs="Times New Roman"/>
-          <w:sz w:val="20"/>
-          <w:szCs w:val="22"/>
-        </w:rPr>
-        <w:t xml:space="preserve"> e-mail </w:t>
-      </w:r>
-      <w:proofErr w:type="spellStart"/>
-      <w:r>
-        <w:rPr>
-          <w:rFonts w:ascii="Times New Roman" w:hAnsi="Times New Roman" w:cs="Times New Roman"/>
-          <w:sz w:val="20"/>
-          <w:szCs w:val="22"/>
-        </w:rPr>
-        <w:t>adresom</w:t>
-      </w:r>
-      <w:proofErr w:type="spellEnd"/>
-      <w:r>
-        <w:rPr>
-          <w:rFonts w:ascii="Times New Roman" w:hAnsi="Times New Roman" w:cs="Times New Roman"/>
-          <w:sz w:val="20"/>
-          <w:szCs w:val="22"/>
-        </w:rPr>
-        <w:t>.</w:t>
-      </w:r>
-    </w:p>
-    <w:p>
-      <w:pPr>
-        <w:pStyle w:val="ListParagraph"/>
-        <w:numPr>
-          <w:ilvl w:val="0"/>
-          <w:numId w:val="20"/>
-        </w:numPr>
-        <w:rPr>
-          <w:rFonts w:ascii="Times New Roman" w:hAnsi="Times New Roman" w:cs="Times New Roman"/>
-          <w:sz w:val="18"/>
-          <w:szCs w:val="20"/>
-        </w:rPr>
-      </w:pPr>
-      <w:proofErr w:type="spellStart"/>
-      <w:r>
-        <w:rPr>
-          <w:rFonts w:ascii="Times New Roman" w:hAnsi="Times New Roman" w:cs="Times New Roman"/>
-          <w:sz w:val="20"/>
-          <w:szCs w:val="22"/>
-        </w:rPr>
-        <w:t>Sistem</w:t>
-      </w:r>
-      <w:proofErr w:type="spellEnd"/>
-      <w:r>
-        <w:rPr>
-          <w:rFonts w:ascii="Times New Roman" w:hAnsi="Times New Roman" w:cs="Times New Roman"/>
-          <w:sz w:val="20"/>
-          <w:szCs w:val="22"/>
-        </w:rPr>
-        <w:t xml:space="preserve"> za </w:t>
-      </w:r>
-      <w:proofErr w:type="spellStart"/>
-      <w:r>
-        <w:rPr>
-          <w:rFonts w:ascii="Times New Roman" w:hAnsi="Times New Roman" w:cs="Times New Roman"/>
-          <w:sz w:val="20"/>
-          <w:szCs w:val="22"/>
-        </w:rPr>
-        <w:t>slanje</w:t>
-      </w:r>
-      <w:proofErr w:type="spellEnd"/>
-      <w:r>
-        <w:rPr>
-          <w:rFonts w:ascii="Times New Roman" w:hAnsi="Times New Roman" w:cs="Times New Roman"/>
-          <w:sz w:val="20"/>
-          <w:szCs w:val="22"/>
-        </w:rPr>
-        <w:t xml:space="preserve"> e-</w:t>
-      </w:r>
-      <w:proofErr w:type="spellStart"/>
-      <w:r>
-        <w:rPr>
-          <w:rFonts w:ascii="Times New Roman" w:hAnsi="Times New Roman" w:cs="Times New Roman"/>
-          <w:sz w:val="20"/>
-          <w:szCs w:val="22"/>
-        </w:rPr>
-        <w:t>mailova</w:t>
-      </w:r>
-      <w:proofErr w:type="spellEnd"/>
-      <w:r>
-        <w:rPr>
-          <w:rFonts w:ascii="Times New Roman" w:hAnsi="Times New Roman" w:cs="Times New Roman"/>
-          <w:sz w:val="20"/>
-          <w:szCs w:val="22"/>
-        </w:rPr>
-        <w:t xml:space="preserve"> mora </w:t>
-      </w:r>
-      <w:proofErr w:type="spellStart"/>
-      <w:r>
-        <w:rPr>
-          <w:rFonts w:ascii="Times New Roman" w:hAnsi="Times New Roman" w:cs="Times New Roman"/>
-          <w:sz w:val="20"/>
-          <w:szCs w:val="22"/>
-        </w:rPr>
-        <w:t>biti</w:t>
-      </w:r>
-      <w:proofErr w:type="spellEnd"/>
-      <w:r>
-        <w:rPr>
-          <w:rFonts w:ascii="Times New Roman" w:hAnsi="Times New Roman" w:cs="Times New Roman"/>
-          <w:sz w:val="20"/>
-          <w:szCs w:val="22"/>
-        </w:rPr>
-        <w:t xml:space="preserve"> </w:t>
-      </w:r>
-      <w:proofErr w:type="spellStart"/>
-      <w:r>
-        <w:rPr>
-          <w:rFonts w:ascii="Times New Roman" w:hAnsi="Times New Roman" w:cs="Times New Roman"/>
-          <w:sz w:val="20"/>
-          <w:szCs w:val="22"/>
-        </w:rPr>
-        <w:t>aktivan</w:t>
-      </w:r>
-      <w:proofErr w:type="spellEnd"/>
-      <w:r>
-        <w:rPr>
-          <w:rFonts w:ascii="Times New Roman" w:hAnsi="Times New Roman" w:cs="Times New Roman"/>
-          <w:sz w:val="20"/>
-          <w:szCs w:val="22"/>
-        </w:rPr>
-        <w:t xml:space="preserve"> </w:t>
-      </w:r>
-      <w:proofErr w:type="spellStart"/>
-      <w:r>
-        <w:rPr>
-          <w:rFonts w:ascii="Times New Roman" w:hAnsi="Times New Roman" w:cs="Times New Roman"/>
-          <w:sz w:val="20"/>
-          <w:szCs w:val="22"/>
-        </w:rPr>
-        <w:t>i</w:t>
-      </w:r>
-      <w:proofErr w:type="spellEnd"/>
-      <w:r>
-        <w:rPr>
-          <w:rFonts w:ascii="Times New Roman" w:hAnsi="Times New Roman" w:cs="Times New Roman"/>
-          <w:sz w:val="20"/>
-          <w:szCs w:val="22"/>
-        </w:rPr>
-        <w:t xml:space="preserve"> </w:t>
-      </w:r>
-      <w:proofErr w:type="spellStart"/>
-      <w:r>
-        <w:rPr>
-          <w:rFonts w:ascii="Times New Roman" w:hAnsi="Times New Roman" w:cs="Times New Roman"/>
-          <w:sz w:val="20"/>
-          <w:szCs w:val="22"/>
-        </w:rPr>
-        <w:t>ispravno</w:t>
-      </w:r>
-      <w:proofErr w:type="spellEnd"/>
-      <w:r>
-        <w:rPr>
-          <w:rFonts w:ascii="Times New Roman" w:hAnsi="Times New Roman" w:cs="Times New Roman"/>
-          <w:sz w:val="20"/>
-          <w:szCs w:val="22"/>
-        </w:rPr>
-        <w:t xml:space="preserve"> </w:t>
-      </w:r>
-      <w:proofErr w:type="spellStart"/>
-      <w:r>
-        <w:rPr>
-          <w:rFonts w:ascii="Times New Roman" w:hAnsi="Times New Roman" w:cs="Times New Roman"/>
-          <w:sz w:val="20"/>
-          <w:szCs w:val="22"/>
-        </w:rPr>
-        <w:t>konfigurisan</w:t>
-      </w:r>
-      <w:proofErr w:type="spellEnd"/>
+      </w:pPr>
     </w:p>
     <w:p>
       <w:pPr>
@@ -7546,12 +3663,10 @@
         <w:ind w:left="705" w:hanging="720"/>
       </w:pPr>
       <w:bookmarkStart w:id="14" w:name="_Toc205809621"/>
-      <w:proofErr w:type="spellStart"/>
       <w:r>
         <w:t>Posledice</w:t>
       </w:r>
       <w:bookmarkEnd w:id="14"/>
-      <w:proofErr w:type="spellEnd"/>
       <w:r>
         <w:t xml:space="preserve"> </w:t>
       </w:r>
@@ -7573,151 +3688,7 @@
           <w:rFonts w:ascii="Times New Roman" w:eastAsia="Times New Roman" w:hAnsi="Times New Roman" w:cs="Times New Roman"/>
           <w:sz w:val="20"/>
         </w:rPr>
-        <w:t xml:space="preserve">U </w:t>
-      </w:r>
-      <w:proofErr w:type="spellStart"/>
-      <w:r>
-        <w:rPr>
-          <w:rFonts w:ascii="Times New Roman" w:eastAsia="Times New Roman" w:hAnsi="Times New Roman" w:cs="Times New Roman"/>
-          <w:sz w:val="20"/>
-        </w:rPr>
-        <w:t>slučaju</w:t>
-      </w:r>
-      <w:proofErr w:type="spellEnd"/>
-      <w:r>
-        <w:rPr>
-          <w:rFonts w:ascii="Times New Roman" w:eastAsia="Times New Roman" w:hAnsi="Times New Roman" w:cs="Times New Roman"/>
-          <w:sz w:val="20"/>
-        </w:rPr>
-        <w:t xml:space="preserve"> </w:t>
-      </w:r>
-      <w:proofErr w:type="spellStart"/>
-      <w:r>
-        <w:rPr>
-          <w:rFonts w:ascii="Times New Roman" w:eastAsia="Times New Roman" w:hAnsi="Times New Roman" w:cs="Times New Roman"/>
-          <w:sz w:val="20"/>
-        </w:rPr>
-        <w:t>uspešne</w:t>
-      </w:r>
-      <w:proofErr w:type="spellEnd"/>
-      <w:r>
-        <w:rPr>
-          <w:rFonts w:ascii="Times New Roman" w:eastAsia="Times New Roman" w:hAnsi="Times New Roman" w:cs="Times New Roman"/>
-          <w:sz w:val="20"/>
-        </w:rPr>
-        <w:t xml:space="preserve"> </w:t>
-      </w:r>
-      <w:proofErr w:type="spellStart"/>
-      <w:r>
-        <w:rPr>
-          <w:rFonts w:ascii="Times New Roman" w:eastAsia="Times New Roman" w:hAnsi="Times New Roman" w:cs="Times New Roman"/>
-          <w:sz w:val="20"/>
-        </w:rPr>
-        <w:t>akcije</w:t>
-      </w:r>
-      <w:proofErr w:type="spellEnd"/>
-      <w:r>
-        <w:rPr>
-          <w:rFonts w:ascii="Times New Roman" w:eastAsia="Times New Roman" w:hAnsi="Times New Roman" w:cs="Times New Roman"/>
-          <w:sz w:val="20"/>
-        </w:rPr>
-        <w:t xml:space="preserve">, </w:t>
-      </w:r>
-      <w:proofErr w:type="spellStart"/>
-      <w:r>
-        <w:rPr>
-          <w:rFonts w:ascii="Times New Roman" w:eastAsia="Times New Roman" w:hAnsi="Times New Roman" w:cs="Times New Roman"/>
-          <w:sz w:val="20"/>
-        </w:rPr>
-        <w:t>korisnik</w:t>
-      </w:r>
-      <w:proofErr w:type="spellEnd"/>
-      <w:r>
-        <w:rPr>
-          <w:rFonts w:ascii="Times New Roman" w:eastAsia="Times New Roman" w:hAnsi="Times New Roman" w:cs="Times New Roman"/>
-          <w:sz w:val="20"/>
-        </w:rPr>
-        <w:t xml:space="preserve"> </w:t>
-      </w:r>
-      <w:proofErr w:type="spellStart"/>
-      <w:r>
-        <w:rPr>
-          <w:rFonts w:ascii="Times New Roman" w:eastAsia="Times New Roman" w:hAnsi="Times New Roman" w:cs="Times New Roman"/>
-          <w:sz w:val="20"/>
-        </w:rPr>
-        <w:t>dobija</w:t>
-      </w:r>
-      <w:proofErr w:type="spellEnd"/>
-      <w:r>
-        <w:rPr>
-          <w:rFonts w:ascii="Times New Roman" w:eastAsia="Times New Roman" w:hAnsi="Times New Roman" w:cs="Times New Roman"/>
-          <w:sz w:val="20"/>
-        </w:rPr>
-        <w:t xml:space="preserve"> e-mail </w:t>
-      </w:r>
-      <w:proofErr w:type="spellStart"/>
-      <w:r>
-        <w:rPr>
-          <w:rFonts w:ascii="Times New Roman" w:eastAsia="Times New Roman" w:hAnsi="Times New Roman" w:cs="Times New Roman"/>
-          <w:sz w:val="20"/>
-        </w:rPr>
-        <w:t>sa</w:t>
-      </w:r>
-      <w:proofErr w:type="spellEnd"/>
-      <w:r>
-        <w:rPr>
-          <w:rFonts w:ascii="Times New Roman" w:eastAsia="Times New Roman" w:hAnsi="Times New Roman" w:cs="Times New Roman"/>
-          <w:sz w:val="20"/>
-        </w:rPr>
-        <w:t xml:space="preserve"> </w:t>
-      </w:r>
-      <w:proofErr w:type="spellStart"/>
-      <w:r>
-        <w:rPr>
-          <w:rFonts w:ascii="Times New Roman" w:eastAsia="Times New Roman" w:hAnsi="Times New Roman" w:cs="Times New Roman"/>
-          <w:sz w:val="20"/>
-        </w:rPr>
-        <w:t>instrukcijama</w:t>
-      </w:r>
-      <w:proofErr w:type="spellEnd"/>
-      <w:r>
-        <w:rPr>
-          <w:rFonts w:ascii="Times New Roman" w:eastAsia="Times New Roman" w:hAnsi="Times New Roman" w:cs="Times New Roman"/>
-          <w:sz w:val="20"/>
-        </w:rPr>
-        <w:t xml:space="preserve"> za </w:t>
-      </w:r>
-      <w:proofErr w:type="spellStart"/>
-      <w:r>
-        <w:rPr>
-          <w:rFonts w:ascii="Times New Roman" w:eastAsia="Times New Roman" w:hAnsi="Times New Roman" w:cs="Times New Roman"/>
-          <w:sz w:val="20"/>
-        </w:rPr>
-        <w:t>promenu</w:t>
-      </w:r>
-      <w:proofErr w:type="spellEnd"/>
-      <w:r>
-        <w:rPr>
-          <w:rFonts w:ascii="Times New Roman" w:eastAsia="Times New Roman" w:hAnsi="Times New Roman" w:cs="Times New Roman"/>
-          <w:sz w:val="20"/>
-        </w:rPr>
-        <w:t xml:space="preserve"> </w:t>
-      </w:r>
-      <w:proofErr w:type="spellStart"/>
-      <w:r>
-        <w:rPr>
-          <w:rFonts w:ascii="Times New Roman" w:eastAsia="Times New Roman" w:hAnsi="Times New Roman" w:cs="Times New Roman"/>
-          <w:sz w:val="20"/>
-        </w:rPr>
-        <w:t>lozinke</w:t>
-      </w:r>
-      <w:proofErr w:type="spellEnd"/>
-      <w:r>
-        <w:rPr>
-          <w:rFonts w:ascii="Times New Roman" w:eastAsia="Times New Roman" w:hAnsi="Times New Roman" w:cs="Times New Roman"/>
-          <w:sz w:val="20"/>
-        </w:rPr>
-        <w:t>.</w:t>
+        <w:t>U slučaju uspešne akcije, korisnik dobija e-mail sa instrukcijama za promenu lozinke.</w:t>
       </w:r>
     </w:p>
     <w:p>
@@ -7737,183 +3708,7 @@
           <w:rFonts w:ascii="Times New Roman" w:eastAsia="Times New Roman" w:hAnsi="Times New Roman" w:cs="Times New Roman"/>
           <w:sz w:val="20"/>
         </w:rPr>
-        <w:t xml:space="preserve">U </w:t>
-      </w:r>
-      <w:proofErr w:type="spellStart"/>
-      <w:r>
-        <w:rPr>
-          <w:rFonts w:ascii="Times New Roman" w:eastAsia="Times New Roman" w:hAnsi="Times New Roman" w:cs="Times New Roman"/>
-          <w:sz w:val="20"/>
-        </w:rPr>
-        <w:t>slučaju</w:t>
-      </w:r>
-      <w:proofErr w:type="spellEnd"/>
-      <w:r>
-        <w:rPr>
-          <w:rFonts w:ascii="Times New Roman" w:eastAsia="Times New Roman" w:hAnsi="Times New Roman" w:cs="Times New Roman"/>
-          <w:sz w:val="20"/>
-        </w:rPr>
-        <w:t xml:space="preserve"> </w:t>
-      </w:r>
-      <w:proofErr w:type="spellStart"/>
-      <w:r>
-        <w:rPr>
-          <w:rFonts w:ascii="Times New Roman" w:eastAsia="Times New Roman" w:hAnsi="Times New Roman" w:cs="Times New Roman"/>
-          <w:sz w:val="20"/>
-        </w:rPr>
-        <w:t>neuspešne</w:t>
-      </w:r>
-      <w:proofErr w:type="spellEnd"/>
-      <w:r>
-        <w:rPr>
-          <w:rFonts w:ascii="Times New Roman" w:eastAsia="Times New Roman" w:hAnsi="Times New Roman" w:cs="Times New Roman"/>
-          <w:sz w:val="20"/>
-        </w:rPr>
-        <w:t xml:space="preserve"> </w:t>
-      </w:r>
-      <w:proofErr w:type="spellStart"/>
-      <w:r>
-        <w:rPr>
-          <w:rFonts w:ascii="Times New Roman" w:eastAsia="Times New Roman" w:hAnsi="Times New Roman" w:cs="Times New Roman"/>
-          <w:sz w:val="20"/>
-        </w:rPr>
-        <w:t>akcije</w:t>
-      </w:r>
-      <w:proofErr w:type="spellEnd"/>
-      <w:r>
-        <w:rPr>
-          <w:rFonts w:ascii="Times New Roman" w:eastAsia="Times New Roman" w:hAnsi="Times New Roman" w:cs="Times New Roman"/>
-          <w:sz w:val="20"/>
-        </w:rPr>
-        <w:t xml:space="preserve">, </w:t>
-      </w:r>
-      <w:proofErr w:type="spellStart"/>
-      <w:r>
-        <w:rPr>
-          <w:rFonts w:ascii="Times New Roman" w:eastAsia="Times New Roman" w:hAnsi="Times New Roman" w:cs="Times New Roman"/>
-          <w:sz w:val="20"/>
-        </w:rPr>
-        <w:t>sistem</w:t>
-      </w:r>
-      <w:proofErr w:type="spellEnd"/>
-      <w:r>
-        <w:rPr>
-          <w:rFonts w:ascii="Times New Roman" w:eastAsia="Times New Roman" w:hAnsi="Times New Roman" w:cs="Times New Roman"/>
-          <w:sz w:val="20"/>
-        </w:rPr>
-        <w:t xml:space="preserve"> </w:t>
-      </w:r>
-      <w:proofErr w:type="spellStart"/>
-      <w:r>
-        <w:rPr>
-          <w:rFonts w:ascii="Times New Roman" w:eastAsia="Times New Roman" w:hAnsi="Times New Roman" w:cs="Times New Roman"/>
-          <w:sz w:val="20"/>
-        </w:rPr>
-        <w:t>beleži</w:t>
-      </w:r>
-      <w:proofErr w:type="spellEnd"/>
-      <w:r>
-        <w:rPr>
-          <w:rFonts w:ascii="Times New Roman" w:eastAsia="Times New Roman" w:hAnsi="Times New Roman" w:cs="Times New Roman"/>
-          <w:sz w:val="20"/>
-        </w:rPr>
-        <w:t xml:space="preserve"> </w:t>
-      </w:r>
-      <w:proofErr w:type="spellStart"/>
-      <w:r>
-        <w:rPr>
-          <w:rFonts w:ascii="Times New Roman" w:eastAsia="Times New Roman" w:hAnsi="Times New Roman" w:cs="Times New Roman"/>
-          <w:sz w:val="20"/>
-        </w:rPr>
-        <w:t>pokušaj</w:t>
-      </w:r>
-      <w:proofErr w:type="spellEnd"/>
-      <w:r>
-        <w:rPr>
-          <w:rFonts w:ascii="Times New Roman" w:eastAsia="Times New Roman" w:hAnsi="Times New Roman" w:cs="Times New Roman"/>
-          <w:sz w:val="20"/>
-        </w:rPr>
-        <w:t xml:space="preserve"> </w:t>
-      </w:r>
-      <w:proofErr w:type="spellStart"/>
-      <w:r>
-        <w:rPr>
-          <w:rFonts w:ascii="Times New Roman" w:eastAsia="Times New Roman" w:hAnsi="Times New Roman" w:cs="Times New Roman"/>
-          <w:sz w:val="20"/>
-        </w:rPr>
-        <w:t>unosa</w:t>
-      </w:r>
-      <w:proofErr w:type="spellEnd"/>
-      <w:r>
-        <w:rPr>
-          <w:rFonts w:ascii="Times New Roman" w:eastAsia="Times New Roman" w:hAnsi="Times New Roman" w:cs="Times New Roman"/>
-          <w:sz w:val="20"/>
-        </w:rPr>
-        <w:t xml:space="preserve"> </w:t>
-      </w:r>
-      <w:proofErr w:type="spellStart"/>
-      <w:r>
-        <w:rPr>
-          <w:rFonts w:ascii="Times New Roman" w:eastAsia="Times New Roman" w:hAnsi="Times New Roman" w:cs="Times New Roman"/>
-          <w:sz w:val="20"/>
-        </w:rPr>
-        <w:t>i</w:t>
-      </w:r>
-      <w:proofErr w:type="spellEnd"/>
-      <w:r>
-        <w:rPr>
-          <w:rFonts w:ascii="Times New Roman" w:eastAsia="Times New Roman" w:hAnsi="Times New Roman" w:cs="Times New Roman"/>
-          <w:sz w:val="20"/>
-        </w:rPr>
-        <w:t xml:space="preserve"> </w:t>
-      </w:r>
-      <w:proofErr w:type="spellStart"/>
-      <w:r>
-        <w:rPr>
-          <w:rFonts w:ascii="Times New Roman" w:eastAsia="Times New Roman" w:hAnsi="Times New Roman" w:cs="Times New Roman"/>
-          <w:sz w:val="20"/>
-        </w:rPr>
-        <w:t>obaveštava</w:t>
-      </w:r>
-      <w:proofErr w:type="spellEnd"/>
-      <w:r>
-        <w:rPr>
-          <w:rFonts w:ascii="Times New Roman" w:eastAsia="Times New Roman" w:hAnsi="Times New Roman" w:cs="Times New Roman"/>
-          <w:sz w:val="20"/>
-        </w:rPr>
-        <w:t xml:space="preserve"> </w:t>
-      </w:r>
-      <w:proofErr w:type="spellStart"/>
-      <w:r>
-        <w:rPr>
-          <w:rFonts w:ascii="Times New Roman" w:eastAsia="Times New Roman" w:hAnsi="Times New Roman" w:cs="Times New Roman"/>
-          <w:sz w:val="20"/>
-        </w:rPr>
-        <w:t>korisnika</w:t>
-      </w:r>
-      <w:proofErr w:type="spellEnd"/>
-      <w:r>
-        <w:rPr>
-          <w:rFonts w:ascii="Times New Roman" w:eastAsia="Times New Roman" w:hAnsi="Times New Roman" w:cs="Times New Roman"/>
-          <w:sz w:val="20"/>
-        </w:rPr>
-        <w:t xml:space="preserve"> o </w:t>
-      </w:r>
-      <w:proofErr w:type="spellStart"/>
-      <w:r>
-        <w:rPr>
-          <w:rFonts w:ascii="Times New Roman" w:eastAsia="Times New Roman" w:hAnsi="Times New Roman" w:cs="Times New Roman"/>
-          <w:sz w:val="20"/>
-        </w:rPr>
-        <w:t>grešci</w:t>
-      </w:r>
-      <w:proofErr w:type="spellEnd"/>
-      <w:r>
-        <w:rPr>
-          <w:rFonts w:ascii="Times New Roman" w:eastAsia="Times New Roman" w:hAnsi="Times New Roman" w:cs="Times New Roman"/>
-          <w:sz w:val="20"/>
-        </w:rPr>
-        <w:t>.</w:t>
+        <w:t>U slučaju neuspešne akcije, sistem beleži pokušaj unosa i obaveštava korisnika o grešci.</w:t>
       </w:r>
     </w:p>
     <w:p>
@@ -7933,119 +3728,7 @@
           <w:rFonts w:ascii="Times New Roman" w:eastAsia="Times New Roman" w:hAnsi="Times New Roman" w:cs="Times New Roman"/>
           <w:sz w:val="20"/>
         </w:rPr>
-        <w:t xml:space="preserve">Link za </w:t>
-      </w:r>
-      <w:proofErr w:type="spellStart"/>
-      <w:r>
-        <w:rPr>
-          <w:rFonts w:ascii="Times New Roman" w:eastAsia="Times New Roman" w:hAnsi="Times New Roman" w:cs="Times New Roman"/>
-          <w:sz w:val="20"/>
-        </w:rPr>
-        <w:t>resetovanje</w:t>
-      </w:r>
-      <w:proofErr w:type="spellEnd"/>
-      <w:r>
-        <w:rPr>
-          <w:rFonts w:ascii="Times New Roman" w:eastAsia="Times New Roman" w:hAnsi="Times New Roman" w:cs="Times New Roman"/>
-          <w:sz w:val="20"/>
-        </w:rPr>
-        <w:t xml:space="preserve"> </w:t>
-      </w:r>
-      <w:proofErr w:type="spellStart"/>
-      <w:r>
-        <w:rPr>
-          <w:rFonts w:ascii="Times New Roman" w:eastAsia="Times New Roman" w:hAnsi="Times New Roman" w:cs="Times New Roman"/>
-          <w:sz w:val="20"/>
-        </w:rPr>
-        <w:t>lozinke</w:t>
-      </w:r>
-      <w:proofErr w:type="spellEnd"/>
-      <w:r>
-        <w:rPr>
-          <w:rFonts w:ascii="Times New Roman" w:eastAsia="Times New Roman" w:hAnsi="Times New Roman" w:cs="Times New Roman"/>
-          <w:sz w:val="20"/>
-        </w:rPr>
-        <w:t xml:space="preserve"> </w:t>
-      </w:r>
-      <w:proofErr w:type="spellStart"/>
-      <w:r>
-        <w:rPr>
-          <w:rFonts w:ascii="Times New Roman" w:eastAsia="Times New Roman" w:hAnsi="Times New Roman" w:cs="Times New Roman"/>
-          <w:sz w:val="20"/>
-        </w:rPr>
-        <w:t>može</w:t>
-      </w:r>
-      <w:proofErr w:type="spellEnd"/>
-      <w:r>
-        <w:rPr>
-          <w:rFonts w:ascii="Times New Roman" w:eastAsia="Times New Roman" w:hAnsi="Times New Roman" w:cs="Times New Roman"/>
-          <w:sz w:val="20"/>
-        </w:rPr>
-        <w:t xml:space="preserve"> </w:t>
-      </w:r>
-      <w:proofErr w:type="spellStart"/>
-      <w:r>
-        <w:rPr>
-          <w:rFonts w:ascii="Times New Roman" w:eastAsia="Times New Roman" w:hAnsi="Times New Roman" w:cs="Times New Roman"/>
-          <w:sz w:val="20"/>
-        </w:rPr>
-        <w:t>biti</w:t>
-      </w:r>
-      <w:proofErr w:type="spellEnd"/>
-      <w:r>
-        <w:rPr>
-          <w:rFonts w:ascii="Times New Roman" w:eastAsia="Times New Roman" w:hAnsi="Times New Roman" w:cs="Times New Roman"/>
-          <w:sz w:val="20"/>
-        </w:rPr>
-        <w:t xml:space="preserve"> </w:t>
-      </w:r>
-      <w:proofErr w:type="spellStart"/>
-      <w:r>
-        <w:rPr>
-          <w:rFonts w:ascii="Times New Roman" w:eastAsia="Times New Roman" w:hAnsi="Times New Roman" w:cs="Times New Roman"/>
-          <w:sz w:val="20"/>
-        </w:rPr>
-        <w:t>iskorišćen</w:t>
-      </w:r>
-      <w:proofErr w:type="spellEnd"/>
-      <w:r>
-        <w:rPr>
-          <w:rFonts w:ascii="Times New Roman" w:eastAsia="Times New Roman" w:hAnsi="Times New Roman" w:cs="Times New Roman"/>
-          <w:sz w:val="20"/>
-        </w:rPr>
-        <w:t xml:space="preserve"> </w:t>
-      </w:r>
-      <w:proofErr w:type="spellStart"/>
-      <w:r>
-        <w:rPr>
-          <w:rFonts w:ascii="Times New Roman" w:eastAsia="Times New Roman" w:hAnsi="Times New Roman" w:cs="Times New Roman"/>
-          <w:sz w:val="20"/>
-        </w:rPr>
-        <w:t>samo</w:t>
-      </w:r>
-      <w:proofErr w:type="spellEnd"/>
-      <w:r>
-        <w:rPr>
-          <w:rFonts w:ascii="Times New Roman" w:eastAsia="Times New Roman" w:hAnsi="Times New Roman" w:cs="Times New Roman"/>
-          <w:sz w:val="20"/>
-        </w:rPr>
-        <w:t xml:space="preserve"> </w:t>
-      </w:r>
-      <w:proofErr w:type="spellStart"/>
-      <w:r>
-        <w:rPr>
-          <w:rFonts w:ascii="Times New Roman" w:eastAsia="Times New Roman" w:hAnsi="Times New Roman" w:cs="Times New Roman"/>
-          <w:sz w:val="20"/>
-        </w:rPr>
-        <w:t>jednom</w:t>
-      </w:r>
-      <w:proofErr w:type="spellEnd"/>
-      <w:r>
-        <w:rPr>
-          <w:rFonts w:ascii="Times New Roman" w:eastAsia="Times New Roman" w:hAnsi="Times New Roman" w:cs="Times New Roman"/>
-          <w:sz w:val="20"/>
-        </w:rPr>
-        <w:t>.</w:t>
+        <w:t>Link za resetovanje lozinke može biti iskorišćen samo jednom.</w:t>
       </w:r>
     </w:p>
     <w:p>
@@ -8073,12 +3756,12 @@
       </w:r>
     </w:p>
     <w:sectPr>
-      <w:headerReference w:type="even" r:id="rId13"/>
-      <w:headerReference w:type="default" r:id="rId14"/>
-      <w:footerReference w:type="even" r:id="rId15"/>
-      <w:footerReference w:type="default" r:id="rId16"/>
-      <w:headerReference w:type="first" r:id="rId17"/>
-      <w:footerReference w:type="first" r:id="rId18"/>
+      <w:headerReference w:type="even" r:id="rId7"/>
+      <w:headerReference w:type="default" r:id="rId8"/>
+      <w:footerReference w:type="even" r:id="rId9"/>
+      <w:footerReference w:type="default" r:id="rId10"/>
+      <w:headerReference w:type="first" r:id="rId11"/>
+      <w:footerReference w:type="first" r:id="rId12"/>
       <w:pgSz w:w="12240" w:h="15840"/>
       <w:pgMar w:top="1443" w:right="538" w:bottom="1652" w:left="1798" w:header="720" w:footer="720" w:gutter="0"/>
       <w:cols w:space="720"/>
@@ -8115,24 +3798,6 @@
 
 <file path=word/footer1.xml><?xml version="1.0" encoding="utf-8"?>
 <w:ftr xmlns:wpc="http://schemas.microsoft.com/office/word/2010/wordprocessingCanvas" xmlns:cx="http://schemas.microsoft.com/office/drawing/2014/chartex" xmlns:cx1="http://schemas.microsoft.com/office/drawing/2015/9/8/chartex" xmlns:cx2="http://schemas.microsoft.com/office/drawing/2015/10/21/chartex" xmlns:cx3="http://schemas.microsoft.com/office/drawing/2016/5/9/chartex" xmlns:cx4="http://schemas.microsoft.com/office/drawing/2016/5/10/chartex" xmlns:cx5="http://schemas.microsoft.com/office/drawing/2016/5/11/chartex" xmlns:cx6="http://schemas.microsoft.com/office/drawing/2016/5/12/chartex" xmlns:cx7="http://schemas.microsoft.com/office/drawing/2016/5/13/chartex" xmlns:cx8="http://schemas.microsoft.com/office/drawing/2016/5/14/chartex" xmlns:mc="http://schemas.openxmlformats.org/markup-compatibility/2006" xmlns:aink="http://schemas.microsoft.com/office/drawing/2016/ink" xmlns:am3d="http://schemas.microsoft.com/office/drawing/2017/model3d" xmlns:o="urn:schemas-microsoft-com:office:office" xmlns:oel="http://schemas.microsoft.com/office/2019/extlst" xmlns:r="http://schemas.openxmlformats.org/officeDocument/2006/relationships" xmlns:m="http://schemas.openxmlformats.org/officeDocument/2006/math" xmlns:v="urn:schemas-microsoft-com:vml" xmlns:wp14="http://schemas.microsoft.com/office/word/2010/wordprocessingDrawing" xmlns:wp="http://schemas.openxmlformats.org/drawingml/2006/wordprocessingDrawing" xmlns:w10="urn:schemas-microsoft-com:office:word" xmlns:w="http://schemas.openxmlformats.org/wordprocessingml/2006/main" xmlns:w14="http://schemas.microsoft.com/office/word/2010/wordml" xmlns:w15="http://schemas.microsoft.com/office/word/2012/wordml" xmlns:w16cex="http://schemas.microsoft.com/office/word/2018/wordml/cex" xmlns:w16cid="http://schemas.microsoft.com/office/word/2016/wordml/cid" xmlns:w16="http://schemas.microsoft.com/office/word/2018/wordml" xmlns:w16du="http://schemas.microsoft.com/office/word/2023/wordml/word16du" xmlns:w16sdtdh="http://schemas.microsoft.com/office/word/2020/wordml/sdtdatahash" xmlns:w16sdtfl="http://schemas.microsoft.com/office/word/2024/wordml/sdtformatlock" xmlns:w16se="http://schemas.microsoft.com/office/word/2015/wordml/symex" xmlns:wpg="http://schemas.microsoft.com/office/word/2010/wordprocessingGroup" xmlns:wpi="http://schemas.microsoft.com/office/word/2010/wordprocessingInk" xmlns:wne="http://schemas.microsoft.com/office/word/2006/wordml" xmlns:wps="http://schemas.microsoft.com/office/word/2010/wordprocessingShape" mc:Ignorable="w14 w15 w16se w16cid w16 w16cex w16sdtdh w16sdtfl w16du wp14">
-  <w:p/>
-</w:ftr>
-</file>
-
-<file path=word/footer2.xml><?xml version="1.0" encoding="utf-8"?>
-<w:ftr xmlns:wpc="http://schemas.microsoft.com/office/word/2010/wordprocessingCanvas" xmlns:cx="http://schemas.microsoft.com/office/drawing/2014/chartex" xmlns:cx1="http://schemas.microsoft.com/office/drawing/2015/9/8/chartex" xmlns:cx2="http://schemas.microsoft.com/office/drawing/2015/10/21/chartex" xmlns:cx3="http://schemas.microsoft.com/office/drawing/2016/5/9/chartex" xmlns:cx4="http://schemas.microsoft.com/office/drawing/2016/5/10/chartex" xmlns:cx5="http://schemas.microsoft.com/office/drawing/2016/5/11/chartex" xmlns:cx6="http://schemas.microsoft.com/office/drawing/2016/5/12/chartex" xmlns:cx7="http://schemas.microsoft.com/office/drawing/2016/5/13/chartex" xmlns:cx8="http://schemas.microsoft.com/office/drawing/2016/5/14/chartex" xmlns:mc="http://schemas.openxmlformats.org/markup-compatibility/2006" xmlns:aink="http://schemas.microsoft.com/office/drawing/2016/ink" xmlns:am3d="http://schemas.microsoft.com/office/drawing/2017/model3d" xmlns:o="urn:schemas-microsoft-com:office:office" xmlns:oel="http://schemas.microsoft.com/office/2019/extlst" xmlns:r="http://schemas.openxmlformats.org/officeDocument/2006/relationships" xmlns:m="http://schemas.openxmlformats.org/officeDocument/2006/math" xmlns:v="urn:schemas-microsoft-com:vml" xmlns:wp14="http://schemas.microsoft.com/office/word/2010/wordprocessingDrawing" xmlns:wp="http://schemas.openxmlformats.org/drawingml/2006/wordprocessingDrawing" xmlns:w10="urn:schemas-microsoft-com:office:word" xmlns:w="http://schemas.openxmlformats.org/wordprocessingml/2006/main" xmlns:w14="http://schemas.microsoft.com/office/word/2010/wordml" xmlns:w15="http://schemas.microsoft.com/office/word/2012/wordml" xmlns:w16cex="http://schemas.microsoft.com/office/word/2018/wordml/cex" xmlns:w16cid="http://schemas.microsoft.com/office/word/2016/wordml/cid" xmlns:w16="http://schemas.microsoft.com/office/word/2018/wordml" xmlns:w16du="http://schemas.microsoft.com/office/word/2023/wordml/word16du" xmlns:w16sdtdh="http://schemas.microsoft.com/office/word/2020/wordml/sdtdatahash" xmlns:w16sdtfl="http://schemas.microsoft.com/office/word/2024/wordml/sdtformatlock" xmlns:w16se="http://schemas.microsoft.com/office/word/2015/wordml/symex" xmlns:wpg="http://schemas.microsoft.com/office/word/2010/wordprocessingGroup" xmlns:wpi="http://schemas.microsoft.com/office/word/2010/wordprocessingInk" xmlns:wne="http://schemas.microsoft.com/office/word/2006/wordml" xmlns:wps="http://schemas.microsoft.com/office/word/2010/wordprocessingShape" mc:Ignorable="w14 w15 w16se w16cid w16 w16cex w16sdtdh w16sdtfl w16du wp14">
-  <w:p/>
-</w:ftr>
-</file>
-
-<file path=word/footer3.xml><?xml version="1.0" encoding="utf-8"?>
-<w:ftr xmlns:wpc="http://schemas.microsoft.com/office/word/2010/wordprocessingCanvas" xmlns:cx="http://schemas.microsoft.com/office/drawing/2014/chartex" xmlns:cx1="http://schemas.microsoft.com/office/drawing/2015/9/8/chartex" xmlns:cx2="http://schemas.microsoft.com/office/drawing/2015/10/21/chartex" xmlns:cx3="http://schemas.microsoft.com/office/drawing/2016/5/9/chartex" xmlns:cx4="http://schemas.microsoft.com/office/drawing/2016/5/10/chartex" xmlns:cx5="http://schemas.microsoft.com/office/drawing/2016/5/11/chartex" xmlns:cx6="http://schemas.microsoft.com/office/drawing/2016/5/12/chartex" xmlns:cx7="http://schemas.microsoft.com/office/drawing/2016/5/13/chartex" xmlns:cx8="http://schemas.microsoft.com/office/drawing/2016/5/14/chartex" xmlns:mc="http://schemas.openxmlformats.org/markup-compatibility/2006" xmlns:aink="http://schemas.microsoft.com/office/drawing/2016/ink" xmlns:am3d="http://schemas.microsoft.com/office/drawing/2017/model3d" xmlns:o="urn:schemas-microsoft-com:office:office" xmlns:oel="http://schemas.microsoft.com/office/2019/extlst" xmlns:r="http://schemas.openxmlformats.org/officeDocument/2006/relationships" xmlns:m="http://schemas.openxmlformats.org/officeDocument/2006/math" xmlns:v="urn:schemas-microsoft-com:vml" xmlns:wp14="http://schemas.microsoft.com/office/word/2010/wordprocessingDrawing" xmlns:wp="http://schemas.openxmlformats.org/drawingml/2006/wordprocessingDrawing" xmlns:w10="urn:schemas-microsoft-com:office:word" xmlns:w="http://schemas.openxmlformats.org/wordprocessingml/2006/main" xmlns:w14="http://schemas.microsoft.com/office/word/2010/wordml" xmlns:w15="http://schemas.microsoft.com/office/word/2012/wordml" xmlns:w16cex="http://schemas.microsoft.com/office/word/2018/wordml/cex" xmlns:w16cid="http://schemas.microsoft.com/office/word/2016/wordml/cid" xmlns:w16="http://schemas.microsoft.com/office/word/2018/wordml" xmlns:w16du="http://schemas.microsoft.com/office/word/2023/wordml/word16du" xmlns:w16sdtdh="http://schemas.microsoft.com/office/word/2020/wordml/sdtdatahash" xmlns:w16sdtfl="http://schemas.microsoft.com/office/word/2024/wordml/sdtformatlock" xmlns:w16se="http://schemas.microsoft.com/office/word/2015/wordml/symex" xmlns:wpg="http://schemas.microsoft.com/office/word/2010/wordprocessingGroup" xmlns:wpi="http://schemas.microsoft.com/office/word/2010/wordprocessingInk" xmlns:wne="http://schemas.microsoft.com/office/word/2006/wordml" xmlns:wps="http://schemas.microsoft.com/office/word/2010/wordprocessingShape" mc:Ignorable="w14 w15 w16se w16cid w16 w16cex w16sdtdh w16sdtfl w16du wp14">
-  <w:p/>
-</w:ftr>
-</file>
-
-<file path=word/footer4.xml><?xml version="1.0" encoding="utf-8"?>
-<w:ftr xmlns:wpc="http://schemas.microsoft.com/office/word/2010/wordprocessingCanvas" xmlns:cx="http://schemas.microsoft.com/office/drawing/2014/chartex" xmlns:cx1="http://schemas.microsoft.com/office/drawing/2015/9/8/chartex" xmlns:cx2="http://schemas.microsoft.com/office/drawing/2015/10/21/chartex" xmlns:cx3="http://schemas.microsoft.com/office/drawing/2016/5/9/chartex" xmlns:cx4="http://schemas.microsoft.com/office/drawing/2016/5/10/chartex" xmlns:cx5="http://schemas.microsoft.com/office/drawing/2016/5/11/chartex" xmlns:cx6="http://schemas.microsoft.com/office/drawing/2016/5/12/chartex" xmlns:cx7="http://schemas.microsoft.com/office/drawing/2016/5/13/chartex" xmlns:cx8="http://schemas.microsoft.com/office/drawing/2016/5/14/chartex" xmlns:mc="http://schemas.openxmlformats.org/markup-compatibility/2006" xmlns:aink="http://schemas.microsoft.com/office/drawing/2016/ink" xmlns:am3d="http://schemas.microsoft.com/office/drawing/2017/model3d" xmlns:o="urn:schemas-microsoft-com:office:office" xmlns:oel="http://schemas.microsoft.com/office/2019/extlst" xmlns:r="http://schemas.openxmlformats.org/officeDocument/2006/relationships" xmlns:m="http://schemas.openxmlformats.org/officeDocument/2006/math" xmlns:v="urn:schemas-microsoft-com:vml" xmlns:wp14="http://schemas.microsoft.com/office/word/2010/wordprocessingDrawing" xmlns:wp="http://schemas.openxmlformats.org/drawingml/2006/wordprocessingDrawing" xmlns:w10="urn:schemas-microsoft-com:office:word" xmlns:w="http://schemas.openxmlformats.org/wordprocessingml/2006/main" xmlns:w14="http://schemas.microsoft.com/office/word/2010/wordml" xmlns:w15="http://schemas.microsoft.com/office/word/2012/wordml" xmlns:w16cex="http://schemas.microsoft.com/office/word/2018/wordml/cex" xmlns:w16cid="http://schemas.microsoft.com/office/word/2016/wordml/cid" xmlns:w16="http://schemas.microsoft.com/office/word/2018/wordml" xmlns:w16du="http://schemas.microsoft.com/office/word/2023/wordml/word16du" xmlns:w16sdtdh="http://schemas.microsoft.com/office/word/2020/wordml/sdtdatahash" xmlns:w16sdtfl="http://schemas.microsoft.com/office/word/2024/wordml/sdtformatlock" xmlns:w16se="http://schemas.microsoft.com/office/word/2015/wordml/symex" xmlns:wpg="http://schemas.microsoft.com/office/word/2010/wordprocessingGroup" xmlns:wpi="http://schemas.microsoft.com/office/word/2010/wordprocessingInk" xmlns:wne="http://schemas.microsoft.com/office/word/2006/wordml" xmlns:wps="http://schemas.microsoft.com/office/word/2010/wordprocessingShape" mc:Ignorable="w14 w15 w16se w16cid w16 w16cex w16sdtdh w16sdtfl w16du wp14">
   <w:p>
     <w:pPr>
       <w:tabs>
@@ -8197,7 +3862,7 @@
 </w:ftr>
 </file>
 
-<file path=word/footer5.xml><?xml version="1.0" encoding="utf-8"?>
+<file path=word/footer2.xml><?xml version="1.0" encoding="utf-8"?>
 <w:ftr xmlns:wpc="http://schemas.microsoft.com/office/word/2010/wordprocessingCanvas" xmlns:cx="http://schemas.microsoft.com/office/drawing/2014/chartex" xmlns:cx1="http://schemas.microsoft.com/office/drawing/2015/9/8/chartex" xmlns:cx2="http://schemas.microsoft.com/office/drawing/2015/10/21/chartex" xmlns:cx3="http://schemas.microsoft.com/office/drawing/2016/5/9/chartex" xmlns:cx4="http://schemas.microsoft.com/office/drawing/2016/5/10/chartex" xmlns:cx5="http://schemas.microsoft.com/office/drawing/2016/5/11/chartex" xmlns:cx6="http://schemas.microsoft.com/office/drawing/2016/5/12/chartex" xmlns:cx7="http://schemas.microsoft.com/office/drawing/2016/5/13/chartex" xmlns:cx8="http://schemas.microsoft.com/office/drawing/2016/5/14/chartex" xmlns:mc="http://schemas.openxmlformats.org/markup-compatibility/2006" xmlns:aink="http://schemas.microsoft.com/office/drawing/2016/ink" xmlns:am3d="http://schemas.microsoft.com/office/drawing/2017/model3d" xmlns:o="urn:schemas-microsoft-com:office:office" xmlns:oel="http://schemas.microsoft.com/office/2019/extlst" xmlns:r="http://schemas.openxmlformats.org/officeDocument/2006/relationships" xmlns:m="http://schemas.openxmlformats.org/officeDocument/2006/math" xmlns:v="urn:schemas-microsoft-com:vml" xmlns:wp14="http://schemas.microsoft.com/office/word/2010/wordprocessingDrawing" xmlns:wp="http://schemas.openxmlformats.org/drawingml/2006/wordprocessingDrawing" xmlns:w10="urn:schemas-microsoft-com:office:word" xmlns:w="http://schemas.openxmlformats.org/wordprocessingml/2006/main" xmlns:w14="http://schemas.microsoft.com/office/word/2010/wordml" xmlns:w15="http://schemas.microsoft.com/office/word/2012/wordml" xmlns:w16cex="http://schemas.microsoft.com/office/word/2018/wordml/cex" xmlns:w16cid="http://schemas.microsoft.com/office/word/2016/wordml/cid" xmlns:w16="http://schemas.microsoft.com/office/word/2018/wordml" xmlns:w16du="http://schemas.microsoft.com/office/word/2023/wordml/word16du" xmlns:w16sdtdh="http://schemas.microsoft.com/office/word/2020/wordml/sdtdatahash" xmlns:w16sdtfl="http://schemas.microsoft.com/office/word/2024/wordml/sdtformatlock" xmlns:w16se="http://schemas.microsoft.com/office/word/2015/wordml/symex" xmlns:wpg="http://schemas.microsoft.com/office/word/2010/wordprocessingGroup" xmlns:wpi="http://schemas.microsoft.com/office/word/2010/wordprocessingInk" xmlns:wne="http://schemas.microsoft.com/office/word/2006/wordml" xmlns:wps="http://schemas.microsoft.com/office/word/2010/wordprocessingShape" mc:Ignorable="w14 w15 w16se w16cid w16 w16cex w16sdtdh w16sdtfl w16du wp14">
   <w:p>
     <w:pPr>
@@ -8263,7 +3928,7 @@
 </w:ftr>
 </file>
 
-<file path=word/footer6.xml><?xml version="1.0" encoding="utf-8"?>
+<file path=word/footer3.xml><?xml version="1.0" encoding="utf-8"?>
 <w:ftr xmlns:wpc="http://schemas.microsoft.com/office/word/2010/wordprocessingCanvas" xmlns:cx="http://schemas.microsoft.com/office/drawing/2014/chartex" xmlns:cx1="http://schemas.microsoft.com/office/drawing/2015/9/8/chartex" xmlns:cx2="http://schemas.microsoft.com/office/drawing/2015/10/21/chartex" xmlns:cx3="http://schemas.microsoft.com/office/drawing/2016/5/9/chartex" xmlns:cx4="http://schemas.microsoft.com/office/drawing/2016/5/10/chartex" xmlns:cx5="http://schemas.microsoft.com/office/drawing/2016/5/11/chartex" xmlns:cx6="http://schemas.microsoft.com/office/drawing/2016/5/12/chartex" xmlns:cx7="http://schemas.microsoft.com/office/drawing/2016/5/13/chartex" xmlns:cx8="http://schemas.microsoft.com/office/drawing/2016/5/14/chartex" xmlns:mc="http://schemas.openxmlformats.org/markup-compatibility/2006" xmlns:aink="http://schemas.microsoft.com/office/drawing/2016/ink" xmlns:am3d="http://schemas.microsoft.com/office/drawing/2017/model3d" xmlns:o="urn:schemas-microsoft-com:office:office" xmlns:oel="http://schemas.microsoft.com/office/2019/extlst" xmlns:r="http://schemas.openxmlformats.org/officeDocument/2006/relationships" xmlns:m="http://schemas.openxmlformats.org/officeDocument/2006/math" xmlns:v="urn:schemas-microsoft-com:vml" xmlns:wp14="http://schemas.microsoft.com/office/word/2010/wordprocessingDrawing" xmlns:wp="http://schemas.openxmlformats.org/drawingml/2006/wordprocessingDrawing" xmlns:w10="urn:schemas-microsoft-com:office:word" xmlns:w="http://schemas.openxmlformats.org/wordprocessingml/2006/main" xmlns:w14="http://schemas.microsoft.com/office/word/2010/wordml" xmlns:w15="http://schemas.microsoft.com/office/word/2012/wordml" xmlns:w16cex="http://schemas.microsoft.com/office/word/2018/wordml/cex" xmlns:w16cid="http://schemas.microsoft.com/office/word/2016/wordml/cid" xmlns:w16="http://schemas.microsoft.com/office/word/2018/wordml" xmlns:w16du="http://schemas.microsoft.com/office/word/2023/wordml/word16du" xmlns:w16sdtdh="http://schemas.microsoft.com/office/word/2020/wordml/sdtdatahash" xmlns:w16sdtfl="http://schemas.microsoft.com/office/word/2024/wordml/sdtformatlock" xmlns:w16se="http://schemas.microsoft.com/office/word/2015/wordml/symex" xmlns:wpg="http://schemas.microsoft.com/office/word/2010/wordprocessingGroup" xmlns:wpi="http://schemas.microsoft.com/office/word/2010/wordprocessingInk" xmlns:wne="http://schemas.microsoft.com/office/word/2006/wordml" xmlns:wps="http://schemas.microsoft.com/office/word/2010/wordprocessingShape" mc:Ignorable="w14 w15 w16se w16cid w16 w16cex w16sdtdh w16sdtfl w16du wp14">
   <w:p/>
 </w:ftr>
@@ -8295,24 +3960,6 @@
 </file>
 
 <file path=word/header1.xml><?xml version="1.0" encoding="utf-8"?>
-<w:hdr xmlns:wpc="http://schemas.microsoft.com/office/word/2010/wordprocessingCanvas" xmlns:cx="http://schemas.microsoft.com/office/drawing/2014/chartex" xmlns:cx1="http://schemas.microsoft.com/office/drawing/2015/9/8/chartex" xmlns:cx2="http://schemas.microsoft.com/office/drawing/2015/10/21/chartex" xmlns:cx3="http://schemas.microsoft.com/office/drawing/2016/5/9/chartex" xmlns:cx4="http://schemas.microsoft.com/office/drawing/2016/5/10/chartex" xmlns:cx5="http://schemas.microsoft.com/office/drawing/2016/5/11/chartex" xmlns:cx6="http://schemas.microsoft.com/office/drawing/2016/5/12/chartex" xmlns:cx7="http://schemas.microsoft.com/office/drawing/2016/5/13/chartex" xmlns:cx8="http://schemas.microsoft.com/office/drawing/2016/5/14/chartex" xmlns:mc="http://schemas.openxmlformats.org/markup-compatibility/2006" xmlns:aink="http://schemas.microsoft.com/office/drawing/2016/ink" xmlns:am3d="http://schemas.microsoft.com/office/drawing/2017/model3d" xmlns:o="urn:schemas-microsoft-com:office:office" xmlns:oel="http://schemas.microsoft.com/office/2019/extlst" xmlns:r="http://schemas.openxmlformats.org/officeDocument/2006/relationships" xmlns:m="http://schemas.openxmlformats.org/officeDocument/2006/math" xmlns:v="urn:schemas-microsoft-com:vml" xmlns:wp14="http://schemas.microsoft.com/office/word/2010/wordprocessingDrawing" xmlns:wp="http://schemas.openxmlformats.org/drawingml/2006/wordprocessingDrawing" xmlns:w10="urn:schemas-microsoft-com:office:word" xmlns:w="http://schemas.openxmlformats.org/wordprocessingml/2006/main" xmlns:w14="http://schemas.microsoft.com/office/word/2010/wordml" xmlns:w15="http://schemas.microsoft.com/office/word/2012/wordml" xmlns:w16cex="http://schemas.microsoft.com/office/word/2018/wordml/cex" xmlns:w16cid="http://schemas.microsoft.com/office/word/2016/wordml/cid" xmlns:w16="http://schemas.microsoft.com/office/word/2018/wordml" xmlns:w16du="http://schemas.microsoft.com/office/word/2023/wordml/word16du" xmlns:w16sdtdh="http://schemas.microsoft.com/office/word/2020/wordml/sdtdatahash" xmlns:w16sdtfl="http://schemas.microsoft.com/office/word/2024/wordml/sdtformatlock" xmlns:w16se="http://schemas.microsoft.com/office/word/2015/wordml/symex" xmlns:wpg="http://schemas.microsoft.com/office/word/2010/wordprocessingGroup" xmlns:wpi="http://schemas.microsoft.com/office/word/2010/wordprocessingInk" xmlns:wne="http://schemas.microsoft.com/office/word/2006/wordml" xmlns:wps="http://schemas.microsoft.com/office/word/2010/wordprocessingShape" mc:Ignorable="w14 w15 w16se w16cid w16 w16cex w16sdtdh w16sdtfl w16du wp14">
-  <w:p/>
-</w:hdr>
-</file>
-
-<file path=word/header2.xml><?xml version="1.0" encoding="utf-8"?>
-<w:hdr xmlns:wpc="http://schemas.microsoft.com/office/word/2010/wordprocessingCanvas" xmlns:cx="http://schemas.microsoft.com/office/drawing/2014/chartex" xmlns:cx1="http://schemas.microsoft.com/office/drawing/2015/9/8/chartex" xmlns:cx2="http://schemas.microsoft.com/office/drawing/2015/10/21/chartex" xmlns:cx3="http://schemas.microsoft.com/office/drawing/2016/5/9/chartex" xmlns:cx4="http://schemas.microsoft.com/office/drawing/2016/5/10/chartex" xmlns:cx5="http://schemas.microsoft.com/office/drawing/2016/5/11/chartex" xmlns:cx6="http://schemas.microsoft.com/office/drawing/2016/5/12/chartex" xmlns:cx7="http://schemas.microsoft.com/office/drawing/2016/5/13/chartex" xmlns:cx8="http://schemas.microsoft.com/office/drawing/2016/5/14/chartex" xmlns:mc="http://schemas.openxmlformats.org/markup-compatibility/2006" xmlns:aink="http://schemas.microsoft.com/office/drawing/2016/ink" xmlns:am3d="http://schemas.microsoft.com/office/drawing/2017/model3d" xmlns:o="urn:schemas-microsoft-com:office:office" xmlns:oel="http://schemas.microsoft.com/office/2019/extlst" xmlns:r="http://schemas.openxmlformats.org/officeDocument/2006/relationships" xmlns:m="http://schemas.openxmlformats.org/officeDocument/2006/math" xmlns:v="urn:schemas-microsoft-com:vml" xmlns:wp14="http://schemas.microsoft.com/office/word/2010/wordprocessingDrawing" xmlns:wp="http://schemas.openxmlformats.org/drawingml/2006/wordprocessingDrawing" xmlns:w10="urn:schemas-microsoft-com:office:word" xmlns:w="http://schemas.openxmlformats.org/wordprocessingml/2006/main" xmlns:w14="http://schemas.microsoft.com/office/word/2010/wordml" xmlns:w15="http://schemas.microsoft.com/office/word/2012/wordml" xmlns:w16cex="http://schemas.microsoft.com/office/word/2018/wordml/cex" xmlns:w16cid="http://schemas.microsoft.com/office/word/2016/wordml/cid" xmlns:w16="http://schemas.microsoft.com/office/word/2018/wordml" xmlns:w16du="http://schemas.microsoft.com/office/word/2023/wordml/word16du" xmlns:w16sdtdh="http://schemas.microsoft.com/office/word/2020/wordml/sdtdatahash" xmlns:w16sdtfl="http://schemas.microsoft.com/office/word/2024/wordml/sdtformatlock" xmlns:w16se="http://schemas.microsoft.com/office/word/2015/wordml/symex" xmlns:wpg="http://schemas.microsoft.com/office/word/2010/wordprocessingGroup" xmlns:wpi="http://schemas.microsoft.com/office/word/2010/wordprocessingInk" xmlns:wne="http://schemas.microsoft.com/office/word/2006/wordml" xmlns:wps="http://schemas.microsoft.com/office/word/2010/wordprocessingShape" mc:Ignorable="w14 w15 w16se w16cid w16 w16cex w16sdtdh w16sdtfl w16du wp14">
-  <w:p/>
-</w:hdr>
-</file>
-
-<file path=word/header3.xml><?xml version="1.0" encoding="utf-8"?>
-<w:hdr xmlns:wpc="http://schemas.microsoft.com/office/word/2010/wordprocessingCanvas" xmlns:cx="http://schemas.microsoft.com/office/drawing/2014/chartex" xmlns:cx1="http://schemas.microsoft.com/office/drawing/2015/9/8/chartex" xmlns:cx2="http://schemas.microsoft.com/office/drawing/2015/10/21/chartex" xmlns:cx3="http://schemas.microsoft.com/office/drawing/2016/5/9/chartex" xmlns:cx4="http://schemas.microsoft.com/office/drawing/2016/5/10/chartex" xmlns:cx5="http://schemas.microsoft.com/office/drawing/2016/5/11/chartex" xmlns:cx6="http://schemas.microsoft.com/office/drawing/2016/5/12/chartex" xmlns:cx7="http://schemas.microsoft.com/office/drawing/2016/5/13/chartex" xmlns:cx8="http://schemas.microsoft.com/office/drawing/2016/5/14/chartex" xmlns:mc="http://schemas.openxmlformats.org/markup-compatibility/2006" xmlns:aink="http://schemas.microsoft.com/office/drawing/2016/ink" xmlns:am3d="http://schemas.microsoft.com/office/drawing/2017/model3d" xmlns:o="urn:schemas-microsoft-com:office:office" xmlns:oel="http://schemas.microsoft.com/office/2019/extlst" xmlns:r="http://schemas.openxmlformats.org/officeDocument/2006/relationships" xmlns:m="http://schemas.openxmlformats.org/officeDocument/2006/math" xmlns:v="urn:schemas-microsoft-com:vml" xmlns:wp14="http://schemas.microsoft.com/office/word/2010/wordprocessingDrawing" xmlns:wp="http://schemas.openxmlformats.org/drawingml/2006/wordprocessingDrawing" xmlns:w10="urn:schemas-microsoft-com:office:word" xmlns:w="http://schemas.openxmlformats.org/wordprocessingml/2006/main" xmlns:w14="http://schemas.microsoft.com/office/word/2010/wordml" xmlns:w15="http://schemas.microsoft.com/office/word/2012/wordml" xmlns:w16cex="http://schemas.microsoft.com/office/word/2018/wordml/cex" xmlns:w16cid="http://schemas.microsoft.com/office/word/2016/wordml/cid" xmlns:w16="http://schemas.microsoft.com/office/word/2018/wordml" xmlns:w16du="http://schemas.microsoft.com/office/word/2023/wordml/word16du" xmlns:w16sdtdh="http://schemas.microsoft.com/office/word/2020/wordml/sdtdatahash" xmlns:w16sdtfl="http://schemas.microsoft.com/office/word/2024/wordml/sdtformatlock" xmlns:w16se="http://schemas.microsoft.com/office/word/2015/wordml/symex" xmlns:wpg="http://schemas.microsoft.com/office/word/2010/wordprocessingGroup" xmlns:wpi="http://schemas.microsoft.com/office/word/2010/wordprocessingInk" xmlns:wne="http://schemas.microsoft.com/office/word/2006/wordml" xmlns:wps="http://schemas.microsoft.com/office/word/2010/wordprocessingShape" mc:Ignorable="w14 w15 w16se w16cid w16 w16cex w16sdtdh w16sdtfl w16du wp14">
-  <w:p/>
-</w:hdr>
-</file>
-
-<file path=word/header4.xml><?xml version="1.0" encoding="utf-8"?>
 <w:hdr xmlns:wpc="http://schemas.microsoft.com/office/word/2010/wordprocessingCanvas" xmlns:cx="http://schemas.microsoft.com/office/drawing/2014/chartex" xmlns:cx1="http://schemas.microsoft.com/office/drawing/2015/9/8/chartex" xmlns:cx2="http://schemas.microsoft.com/office/drawing/2015/10/21/chartex" xmlns:cx3="http://schemas.microsoft.com/office/drawing/2016/5/9/chartex" xmlns:cx4="http://schemas.microsoft.com/office/drawing/2016/5/10/chartex" xmlns:cx5="http://schemas.microsoft.com/office/drawing/2016/5/11/chartex" xmlns:cx6="http://schemas.microsoft.com/office/drawing/2016/5/12/chartex" xmlns:cx7="http://schemas.microsoft.com/office/drawing/2016/5/13/chartex" xmlns:cx8="http://schemas.microsoft.com/office/drawing/2016/5/14/chartex" xmlns:mc="http://schemas.openxmlformats.org/markup-compatibility/2006" xmlns:aink="http://schemas.microsoft.com/office/drawing/2016/ink" xmlns:am3d="http://schemas.microsoft.com/office/drawing/2017/model3d" xmlns:o="urn:schemas-microsoft-com:office:office" xmlns:oel="http://schemas.microsoft.com/office/2019/extlst" xmlns:r="http://schemas.openxmlformats.org/officeDocument/2006/relationships" xmlns:m="http://schemas.openxmlformats.org/officeDocument/2006/math" xmlns:v="urn:schemas-microsoft-com:vml" xmlns:wp14="http://schemas.microsoft.com/office/word/2010/wordprocessingDrawing" xmlns:wp="http://schemas.openxmlformats.org/drawingml/2006/wordprocessingDrawing" xmlns:w10="urn:schemas-microsoft-com:office:word" xmlns:w="http://schemas.openxmlformats.org/wordprocessingml/2006/main" xmlns:w14="http://schemas.microsoft.com/office/word/2010/wordml" xmlns:w15="http://schemas.microsoft.com/office/word/2012/wordml" xmlns:w16cex="http://schemas.microsoft.com/office/word/2018/wordml/cex" xmlns:w16cid="http://schemas.microsoft.com/office/word/2016/wordml/cid" xmlns:w16="http://schemas.microsoft.com/office/word/2018/wordml" xmlns:w16du="http://schemas.microsoft.com/office/word/2023/wordml/word16du" xmlns:w16sdtdh="http://schemas.microsoft.com/office/word/2020/wordml/sdtdatahash" xmlns:w16sdtfl="http://schemas.microsoft.com/office/word/2024/wordml/sdtformatlock" xmlns:w16se="http://schemas.microsoft.com/office/word/2015/wordml/symex" xmlns:wpg="http://schemas.microsoft.com/office/word/2010/wordprocessingGroup" xmlns:wpi="http://schemas.microsoft.com/office/word/2010/wordprocessingInk" xmlns:wne="http://schemas.microsoft.com/office/word/2006/wordml" xmlns:wps="http://schemas.microsoft.com/office/word/2010/wordprocessingShape" mc:Ignorable="w14 w15 w16se w16cid w16 w16cex w16sdtdh w16sdtfl w16du wp14">
   <w:p>
     <w:pPr>
@@ -8392,7 +4039,7 @@
 </w:hdr>
 </file>
 
-<file path=word/header5.xml><?xml version="1.0" encoding="utf-8"?>
+<file path=word/header2.xml><?xml version="1.0" encoding="utf-8"?>
 <w:hdr xmlns:wpc="http://schemas.microsoft.com/office/word/2010/wordprocessingCanvas" xmlns:cx="http://schemas.microsoft.com/office/drawing/2014/chartex" xmlns:cx1="http://schemas.microsoft.com/office/drawing/2015/9/8/chartex" xmlns:cx2="http://schemas.microsoft.com/office/drawing/2015/10/21/chartex" xmlns:cx3="http://schemas.microsoft.com/office/drawing/2016/5/9/chartex" xmlns:cx4="http://schemas.microsoft.com/office/drawing/2016/5/10/chartex" xmlns:cx5="http://schemas.microsoft.com/office/drawing/2016/5/11/chartex" xmlns:cx6="http://schemas.microsoft.com/office/drawing/2016/5/12/chartex" xmlns:cx7="http://schemas.microsoft.com/office/drawing/2016/5/13/chartex" xmlns:cx8="http://schemas.microsoft.com/office/drawing/2016/5/14/chartex" xmlns:mc="http://schemas.openxmlformats.org/markup-compatibility/2006" xmlns:aink="http://schemas.microsoft.com/office/drawing/2016/ink" xmlns:am3d="http://schemas.microsoft.com/office/drawing/2017/model3d" xmlns:o="urn:schemas-microsoft-com:office:office" xmlns:oel="http://schemas.microsoft.com/office/2019/extlst" xmlns:r="http://schemas.openxmlformats.org/officeDocument/2006/relationships" xmlns:m="http://schemas.openxmlformats.org/officeDocument/2006/math" xmlns:v="urn:schemas-microsoft-com:vml" xmlns:wp14="http://schemas.microsoft.com/office/word/2010/wordprocessingDrawing" xmlns:wp="http://schemas.openxmlformats.org/drawingml/2006/wordprocessingDrawing" xmlns:w10="urn:schemas-microsoft-com:office:word" xmlns:w="http://schemas.openxmlformats.org/wordprocessingml/2006/main" xmlns:w14="http://schemas.microsoft.com/office/word/2010/wordml" xmlns:w15="http://schemas.microsoft.com/office/word/2012/wordml" xmlns:w16cex="http://schemas.microsoft.com/office/word/2018/wordml/cex" xmlns:w16cid="http://schemas.microsoft.com/office/word/2016/wordml/cid" xmlns:w16="http://schemas.microsoft.com/office/word/2018/wordml" xmlns:w16du="http://schemas.microsoft.com/office/word/2023/wordml/word16du" xmlns:w16sdtdh="http://schemas.microsoft.com/office/word/2020/wordml/sdtdatahash" xmlns:w16sdtfl="http://schemas.microsoft.com/office/word/2024/wordml/sdtformatlock" xmlns:w16se="http://schemas.microsoft.com/office/word/2015/wordml/symex" xmlns:wpg="http://schemas.microsoft.com/office/word/2010/wordprocessingGroup" xmlns:wpi="http://schemas.microsoft.com/office/word/2010/wordprocessingInk" xmlns:wne="http://schemas.microsoft.com/office/word/2006/wordml" xmlns:wps="http://schemas.microsoft.com/office/word/2010/wordprocessingShape" mc:Ignorable="w14 w15 w16se w16cid w16 w16cex w16sdtdh w16sdtfl w16du wp14">
   <w:p>
     <w:pPr>
@@ -8409,7 +4056,16 @@
         <w:sz w:val="20"/>
         <w:u w:val="single" w:color="000000"/>
       </w:rPr>
-      <w:t xml:space="preserve">Surveys </w:t>
+      <w:t>RealArt</w:t>
+    </w:r>
+    <w:r>
+      <w:rPr>
+        <w:rFonts w:ascii="Times New Roman" w:eastAsia="Times New Roman" w:hAnsi="Times New Roman" w:cs="Times New Roman"/>
+        <w:b/>
+        <w:sz w:val="20"/>
+        <w:u w:val="single" w:color="000000"/>
+      </w:rPr>
+      <w:t xml:space="preserve"> </w:t>
     </w:r>
     <w:r>
       <w:rPr>
@@ -8472,7 +4128,7 @@
 </w:hdr>
 </file>
 
-<file path=word/header6.xml><?xml version="1.0" encoding="utf-8"?>
+<file path=word/header3.xml><?xml version="1.0" encoding="utf-8"?>
 <w:hdr xmlns:wpc="http://schemas.microsoft.com/office/word/2010/wordprocessingCanvas" xmlns:cx="http://schemas.microsoft.com/office/drawing/2014/chartex" xmlns:cx1="http://schemas.microsoft.com/office/drawing/2015/9/8/chartex" xmlns:cx2="http://schemas.microsoft.com/office/drawing/2015/10/21/chartex" xmlns:cx3="http://schemas.microsoft.com/office/drawing/2016/5/9/chartex" xmlns:cx4="http://schemas.microsoft.com/office/drawing/2016/5/10/chartex" xmlns:cx5="http://schemas.microsoft.com/office/drawing/2016/5/11/chartex" xmlns:cx6="http://schemas.microsoft.com/office/drawing/2016/5/12/chartex" xmlns:cx7="http://schemas.microsoft.com/office/drawing/2016/5/13/chartex" xmlns:cx8="http://schemas.microsoft.com/office/drawing/2016/5/14/chartex" xmlns:mc="http://schemas.openxmlformats.org/markup-compatibility/2006" xmlns:aink="http://schemas.microsoft.com/office/drawing/2016/ink" xmlns:am3d="http://schemas.microsoft.com/office/drawing/2017/model3d" xmlns:o="urn:schemas-microsoft-com:office:office" xmlns:oel="http://schemas.microsoft.com/office/2019/extlst" xmlns:r="http://schemas.openxmlformats.org/officeDocument/2006/relationships" xmlns:m="http://schemas.openxmlformats.org/officeDocument/2006/math" xmlns:v="urn:schemas-microsoft-com:vml" xmlns:wp14="http://schemas.microsoft.com/office/word/2010/wordprocessingDrawing" xmlns:wp="http://schemas.openxmlformats.org/drawingml/2006/wordprocessingDrawing" xmlns:w10="urn:schemas-microsoft-com:office:word" xmlns:w="http://schemas.openxmlformats.org/wordprocessingml/2006/main" xmlns:w14="http://schemas.microsoft.com/office/word/2010/wordml" xmlns:w15="http://schemas.microsoft.com/office/word/2012/wordml" xmlns:w16cex="http://schemas.microsoft.com/office/word/2018/wordml/cex" xmlns:w16cid="http://schemas.microsoft.com/office/word/2016/wordml/cid" xmlns:w16="http://schemas.microsoft.com/office/word/2018/wordml" xmlns:w16du="http://schemas.microsoft.com/office/word/2023/wordml/word16du" xmlns:w16sdtdh="http://schemas.microsoft.com/office/word/2020/wordml/sdtdatahash" xmlns:w16sdtfl="http://schemas.microsoft.com/office/word/2024/wordml/sdtformatlock" xmlns:w16se="http://schemas.microsoft.com/office/word/2015/wordml/symex" xmlns:wpg="http://schemas.microsoft.com/office/word/2010/wordprocessingGroup" xmlns:wpi="http://schemas.microsoft.com/office/word/2010/wordprocessingInk" xmlns:wne="http://schemas.microsoft.com/office/word/2006/wordml" xmlns:wps="http://schemas.microsoft.com/office/word/2010/wordprocessingShape" mc:Ignorable="w14 w15 w16se w16cid w16 w16cex w16sdtdh w16sdtfl w16du wp14">
   <w:p/>
 </w:hdr>
@@ -9983,6 +5639,119 @@
     </w:lvl>
   </w:abstractNum>
   <w:abstractNum w:abstractNumId="10" w15:restartNumberingAfterBreak="0">
+    <w:nsid w:val="29ED22B1"/>
+    <w:multiLevelType w:val="hybridMultilevel"/>
+    <w:tmpl w:val="27FC3AA4"/>
+    <w:lvl w:ilvl="0" w:tplc="04090001">
+      <w:start w:val="1"/>
+      <w:numFmt w:val="bullet"/>
+      <w:lvlText w:val=""/>
+      <w:lvlJc w:val="left"/>
+      <w:pPr>
+        <w:ind w:left="360" w:hanging="360"/>
+      </w:pPr>
+      <w:rPr>
+        <w:rFonts w:ascii="Symbol" w:hAnsi="Symbol" w:hint="default"/>
+      </w:rPr>
+    </w:lvl>
+    <w:lvl w:ilvl="1" w:tplc="04090003" w:tentative="1">
+      <w:start w:val="1"/>
+      <w:numFmt w:val="bullet"/>
+      <w:lvlText w:val="o"/>
+      <w:lvlJc w:val="left"/>
+      <w:pPr>
+        <w:ind w:left="1080" w:hanging="360"/>
+      </w:pPr>
+      <w:rPr>
+        <w:rFonts w:ascii="Courier New" w:hAnsi="Courier New" w:cs="Courier New" w:hint="default"/>
+      </w:rPr>
+    </w:lvl>
+    <w:lvl w:ilvl="2" w:tplc="04090005" w:tentative="1">
+      <w:start w:val="1"/>
+      <w:numFmt w:val="bullet"/>
+      <w:lvlText w:val=""/>
+      <w:lvlJc w:val="left"/>
+      <w:pPr>
+        <w:ind w:left="1800" w:hanging="360"/>
+      </w:pPr>
+      <w:rPr>
+        <w:rFonts w:ascii="Wingdings" w:hAnsi="Wingdings" w:hint="default"/>
+      </w:rPr>
+    </w:lvl>
+    <w:lvl w:ilvl="3" w:tplc="04090001" w:tentative="1">
+      <w:start w:val="1"/>
+      <w:numFmt w:val="bullet"/>
+      <w:lvlText w:val=""/>
+      <w:lvlJc w:val="left"/>
+      <w:pPr>
+        <w:ind w:left="2520" w:hanging="360"/>
+      </w:pPr>
+      <w:rPr>
+        <w:rFonts w:ascii="Symbol" w:hAnsi="Symbol" w:hint="default"/>
+      </w:rPr>
+    </w:lvl>
+    <w:lvl w:ilvl="4" w:tplc="04090003" w:tentative="1">
+      <w:start w:val="1"/>
+      <w:numFmt w:val="bullet"/>
+      <w:lvlText w:val="o"/>
+      <w:lvlJc w:val="left"/>
+      <w:pPr>
+        <w:ind w:left="3240" w:hanging="360"/>
+      </w:pPr>
+      <w:rPr>
+        <w:rFonts w:ascii="Courier New" w:hAnsi="Courier New" w:cs="Courier New" w:hint="default"/>
+      </w:rPr>
+    </w:lvl>
+    <w:lvl w:ilvl="5" w:tplc="04090005" w:tentative="1">
+      <w:start w:val="1"/>
+      <w:numFmt w:val="bullet"/>
+      <w:lvlText w:val=""/>
+      <w:lvlJc w:val="left"/>
+      <w:pPr>
+        <w:ind w:left="3960" w:hanging="360"/>
+      </w:pPr>
+      <w:rPr>
+        <w:rFonts w:ascii="Wingdings" w:hAnsi="Wingdings" w:hint="default"/>
+      </w:rPr>
+    </w:lvl>
+    <w:lvl w:ilvl="6" w:tplc="04090001" w:tentative="1">
+      <w:start w:val="1"/>
+      <w:numFmt w:val="bullet"/>
+      <w:lvlText w:val=""/>
+      <w:lvlJc w:val="left"/>
+      <w:pPr>
+        <w:ind w:left="4680" w:hanging="360"/>
+      </w:pPr>
+      <w:rPr>
+        <w:rFonts w:ascii="Symbol" w:hAnsi="Symbol" w:hint="default"/>
+      </w:rPr>
+    </w:lvl>
+    <w:lvl w:ilvl="7" w:tplc="04090003" w:tentative="1">
+      <w:start w:val="1"/>
+      <w:numFmt w:val="bullet"/>
+      <w:lvlText w:val="o"/>
+      <w:lvlJc w:val="left"/>
+      <w:pPr>
+        <w:ind w:left="5400" w:hanging="360"/>
+      </w:pPr>
+      <w:rPr>
+        <w:rFonts w:ascii="Courier New" w:hAnsi="Courier New" w:cs="Courier New" w:hint="default"/>
+      </w:rPr>
+    </w:lvl>
+    <w:lvl w:ilvl="8" w:tplc="04090005" w:tentative="1">
+      <w:start w:val="1"/>
+      <w:numFmt w:val="bullet"/>
+      <w:lvlText w:val=""/>
+      <w:lvlJc w:val="left"/>
+      <w:pPr>
+        <w:ind w:left="6120" w:hanging="360"/>
+      </w:pPr>
+      <w:rPr>
+        <w:rFonts w:ascii="Wingdings" w:hAnsi="Wingdings" w:hint="default"/>
+      </w:rPr>
+    </w:lvl>
+  </w:abstractNum>
+  <w:abstractNum w:abstractNumId="11" w15:restartNumberingAfterBreak="0">
     <w:nsid w:val="2B8A0017"/>
     <w:multiLevelType w:val="multilevel"/>
     <w:tmpl w:val="589E3246"/>
@@ -10131,7 +5900,7 @@
       </w:rPr>
     </w:lvl>
   </w:abstractNum>
-  <w:abstractNum w:abstractNumId="11" w15:restartNumberingAfterBreak="0">
+  <w:abstractNum w:abstractNumId="12" w15:restartNumberingAfterBreak="0">
     <w:nsid w:val="2FCF52E6"/>
     <w:multiLevelType w:val="hybridMultilevel"/>
     <w:tmpl w:val="2970196E"/>
@@ -10343,7 +6112,7 @@
       </w:rPr>
     </w:lvl>
   </w:abstractNum>
-  <w:abstractNum w:abstractNumId="12" w15:restartNumberingAfterBreak="0">
+  <w:abstractNum w:abstractNumId="13" w15:restartNumberingAfterBreak="0">
     <w:nsid w:val="3EDB2A92"/>
     <w:multiLevelType w:val="multilevel"/>
     <w:tmpl w:val="9E1620F4"/>
@@ -10456,7 +6225,7 @@
       </w:pPr>
     </w:lvl>
   </w:abstractNum>
-  <w:abstractNum w:abstractNumId="13" w15:restartNumberingAfterBreak="0">
+  <w:abstractNum w:abstractNumId="14" w15:restartNumberingAfterBreak="0">
     <w:nsid w:val="4CBD43C4"/>
     <w:multiLevelType w:val="hybridMultilevel"/>
     <w:tmpl w:val="F496ACBC"/>
@@ -10668,7 +6437,7 @@
       </w:rPr>
     </w:lvl>
   </w:abstractNum>
-  <w:abstractNum w:abstractNumId="14" w15:restartNumberingAfterBreak="0">
+  <w:abstractNum w:abstractNumId="15" w15:restartNumberingAfterBreak="0">
     <w:nsid w:val="4E6944F8"/>
     <w:multiLevelType w:val="hybridMultilevel"/>
     <w:tmpl w:val="59904FE8"/>
@@ -10781,7 +6550,7 @@
       </w:rPr>
     </w:lvl>
   </w:abstractNum>
-  <w:abstractNum w:abstractNumId="15" w15:restartNumberingAfterBreak="0">
+  <w:abstractNum w:abstractNumId="16" w15:restartNumberingAfterBreak="0">
     <w:nsid w:val="59BD6B36"/>
     <w:multiLevelType w:val="hybridMultilevel"/>
     <w:tmpl w:val="DB062C6E"/>
@@ -10894,7 +6663,7 @@
       </w:rPr>
     </w:lvl>
   </w:abstractNum>
-  <w:abstractNum w:abstractNumId="16" w15:restartNumberingAfterBreak="0">
+  <w:abstractNum w:abstractNumId="17" w15:restartNumberingAfterBreak="0">
     <w:nsid w:val="5DB8214A"/>
     <w:multiLevelType w:val="hybridMultilevel"/>
     <w:tmpl w:val="8084AC8E"/>
@@ -11007,7 +6776,7 @@
       </w:rPr>
     </w:lvl>
   </w:abstractNum>
-  <w:abstractNum w:abstractNumId="17" w15:restartNumberingAfterBreak="0">
+  <w:abstractNum w:abstractNumId="18" w15:restartNumberingAfterBreak="0">
     <w:nsid w:val="69676ACF"/>
     <w:multiLevelType w:val="hybridMultilevel"/>
     <w:tmpl w:val="94A2B15C"/>
@@ -11120,7 +6889,7 @@
       </w:rPr>
     </w:lvl>
   </w:abstractNum>
-  <w:abstractNum w:abstractNumId="18" w15:restartNumberingAfterBreak="0">
+  <w:abstractNum w:abstractNumId="19" w15:restartNumberingAfterBreak="0">
     <w:nsid w:val="6E1151DC"/>
     <w:multiLevelType w:val="hybridMultilevel"/>
     <w:tmpl w:val="613A6FBC"/>
@@ -11233,7 +7002,7 @@
       </w:rPr>
     </w:lvl>
   </w:abstractNum>
-  <w:abstractNum w:abstractNumId="19" w15:restartNumberingAfterBreak="0">
+  <w:abstractNum w:abstractNumId="20" w15:restartNumberingAfterBreak="0">
     <w:nsid w:val="7E40308D"/>
     <w:multiLevelType w:val="multilevel"/>
     <w:tmpl w:val="C002C57A"/>
@@ -11386,10 +7155,10 @@
     <w:abstractNumId w:val="4"/>
   </w:num>
   <w:num w:numId="2" w16cid:durableId="1409688466">
-    <w:abstractNumId w:val="11"/>
+    <w:abstractNumId w:val="12"/>
   </w:num>
   <w:num w:numId="3" w16cid:durableId="1368486324">
-    <w:abstractNumId w:val="13"/>
+    <w:abstractNumId w:val="14"/>
   </w:num>
   <w:num w:numId="4" w16cid:durableId="1754933419">
     <w:abstractNumId w:val="0"/>
@@ -11404,7 +7173,7 @@
     <w:abstractNumId w:val="5"/>
   </w:num>
   <w:num w:numId="8" w16cid:durableId="1127239723">
-    <w:abstractNumId w:val="15"/>
+    <w:abstractNumId w:val="16"/>
   </w:num>
   <w:num w:numId="9" w16cid:durableId="175967512">
     <w:abstractNumId w:val="9"/>
@@ -11413,34 +7182,37 @@
     <w:abstractNumId w:val="8"/>
   </w:num>
   <w:num w:numId="11" w16cid:durableId="163863947">
-    <w:abstractNumId w:val="17"/>
+    <w:abstractNumId w:val="18"/>
   </w:num>
   <w:num w:numId="12" w16cid:durableId="1439787592">
     <w:abstractNumId w:val="2"/>
   </w:num>
   <w:num w:numId="13" w16cid:durableId="1534728292">
-    <w:abstractNumId w:val="16"/>
+    <w:abstractNumId w:val="17"/>
   </w:num>
   <w:num w:numId="14" w16cid:durableId="1273126197">
-    <w:abstractNumId w:val="12"/>
+    <w:abstractNumId w:val="13"/>
   </w:num>
   <w:num w:numId="15" w16cid:durableId="354305856">
     <w:abstractNumId w:val="1"/>
   </w:num>
   <w:num w:numId="16" w16cid:durableId="313795823">
-    <w:abstractNumId w:val="10"/>
+    <w:abstractNumId w:val="11"/>
   </w:num>
   <w:num w:numId="17" w16cid:durableId="1534339521">
     <w:abstractNumId w:val="7"/>
   </w:num>
   <w:num w:numId="18" w16cid:durableId="1138301902">
+    <w:abstractNumId w:val="20"/>
+  </w:num>
+  <w:num w:numId="19" w16cid:durableId="1497957355">
     <w:abstractNumId w:val="19"/>
   </w:num>
-  <w:num w:numId="19" w16cid:durableId="1497957355">
-    <w:abstractNumId w:val="18"/>
+  <w:num w:numId="20" w16cid:durableId="752359080">
+    <w:abstractNumId w:val="15"/>
   </w:num>
-  <w:num w:numId="20" w16cid:durableId="752359080">
-    <w:abstractNumId w:val="14"/>
+  <w:num w:numId="21" w16cid:durableId="425198012">
+    <w:abstractNumId w:val="10"/>
   </w:num>
 </w:numbering>
 </file>
@@ -11952,7 +7724,6 @@
   <w:style w:type="character" w:default="1" w:styleId="DefaultParagraphFont">
     <w:name w:val="Default Paragraph Font"/>
     <w:uiPriority w:val="1"/>
-    <w:semiHidden/>
     <w:unhideWhenUsed/>
   </w:style>
   <w:style w:type="table" w:default="1" w:styleId="TableNormal">

--- a/SSU/Promena_lozinke.docx
+++ b/SSU/Promena_lozinke.docx
@@ -8,12 +8,53 @@
         <w:ind w:left="426" w:hanging="10"/>
         <w:jc w:val="center"/>
       </w:pPr>
+      <w:proofErr w:type="spellStart"/>
       <w:r>
         <w:rPr>
           <w:rFonts w:ascii="Arial" w:eastAsia="Arial" w:hAnsi="Arial" w:cs="Arial"/>
           <w:sz w:val="24"/>
         </w:rPr>
-        <w:t xml:space="preserve">Elektrotehnički fakultet u Beogradu </w:t>
+        <w:t>Elektrotehnički</w:t>
+      </w:r>
+      <w:proofErr w:type="spellEnd"/>
+      <w:r>
+        <w:rPr>
+          <w:rFonts w:ascii="Arial" w:eastAsia="Arial" w:hAnsi="Arial" w:cs="Arial"/>
+          <w:sz w:val="24"/>
+        </w:rPr>
+        <w:t xml:space="preserve"> </w:t>
+      </w:r>
+      <w:proofErr w:type="spellStart"/>
+      <w:r>
+        <w:rPr>
+          <w:rFonts w:ascii="Arial" w:eastAsia="Arial" w:hAnsi="Arial" w:cs="Arial"/>
+          <w:sz w:val="24"/>
+        </w:rPr>
+        <w:t>fakultet</w:t>
+      </w:r>
+      <w:proofErr w:type="spellEnd"/>
+      <w:r>
+        <w:rPr>
+          <w:rFonts w:ascii="Arial" w:eastAsia="Arial" w:hAnsi="Arial" w:cs="Arial"/>
+          <w:sz w:val="24"/>
+        </w:rPr>
+        <w:t xml:space="preserve"> u </w:t>
+      </w:r>
+      <w:proofErr w:type="spellStart"/>
+      <w:r>
+        <w:rPr>
+          <w:rFonts w:ascii="Arial" w:eastAsia="Arial" w:hAnsi="Arial" w:cs="Arial"/>
+          <w:sz w:val="24"/>
+        </w:rPr>
+        <w:t>Beogradu</w:t>
+      </w:r>
+      <w:proofErr w:type="spellEnd"/>
+      <w:r>
+        <w:rPr>
+          <w:rFonts w:ascii="Arial" w:eastAsia="Arial" w:hAnsi="Arial" w:cs="Arial"/>
+          <w:sz w:val="24"/>
+        </w:rPr>
+        <w:t xml:space="preserve"> </w:t>
       </w:r>
     </w:p>
     <w:p>
@@ -41,7 +82,39 @@
           <w:rFonts w:ascii="Arial" w:eastAsia="Arial" w:hAnsi="Arial" w:cs="Arial"/>
           <w:sz w:val="24"/>
         </w:rPr>
-        <w:t xml:space="preserve">SI3PSI Principi Softverskog Inženjerstva </w:t>
+        <w:t xml:space="preserve">SI3PSI Principi </w:t>
+      </w:r>
+      <w:proofErr w:type="spellStart"/>
+      <w:r>
+        <w:rPr>
+          <w:rFonts w:ascii="Arial" w:eastAsia="Arial" w:hAnsi="Arial" w:cs="Arial"/>
+          <w:sz w:val="24"/>
+        </w:rPr>
+        <w:t>Softverskog</w:t>
+      </w:r>
+      <w:proofErr w:type="spellEnd"/>
+      <w:r>
+        <w:rPr>
+          <w:rFonts w:ascii="Arial" w:eastAsia="Arial" w:hAnsi="Arial" w:cs="Arial"/>
+          <w:sz w:val="24"/>
+        </w:rPr>
+        <w:t xml:space="preserve"> </w:t>
+      </w:r>
+      <w:proofErr w:type="spellStart"/>
+      <w:r>
+        <w:rPr>
+          <w:rFonts w:ascii="Arial" w:eastAsia="Arial" w:hAnsi="Arial" w:cs="Arial"/>
+          <w:sz w:val="24"/>
+        </w:rPr>
+        <w:t>Inženjerstva</w:t>
+      </w:r>
+      <w:proofErr w:type="spellEnd"/>
+      <w:r>
+        <w:rPr>
+          <w:rFonts w:ascii="Arial" w:eastAsia="Arial" w:hAnsi="Arial" w:cs="Arial"/>
+          <w:sz w:val="24"/>
+        </w:rPr>
+        <w:t xml:space="preserve"> </w:t>
       </w:r>
     </w:p>
     <w:p>
@@ -148,20 +221,31 @@
         <w:ind w:left="414"/>
         <w:jc w:val="center"/>
       </w:pPr>
+      <w:proofErr w:type="spellStart"/>
       <w:r>
         <w:rPr>
           <w:rFonts w:ascii="Arial" w:eastAsia="Arial" w:hAnsi="Arial" w:cs="Arial"/>
           <w:sz w:val="36"/>
         </w:rPr>
-        <w:t xml:space="preserve">Projekat </w:t>
-      </w:r>
+        <w:t>Projekat</w:t>
+      </w:r>
+      <w:proofErr w:type="spellEnd"/>
       <w:r>
         <w:rPr>
           <w:rFonts w:ascii="Arial" w:eastAsia="Arial" w:hAnsi="Arial" w:cs="Arial"/>
           <w:sz w:val="36"/>
         </w:rPr>
+        <w:t xml:space="preserve"> </w:t>
+      </w:r>
+      <w:proofErr w:type="spellStart"/>
+      <w:r>
+        <w:rPr>
+          <w:rFonts w:ascii="Arial" w:eastAsia="Arial" w:hAnsi="Arial" w:cs="Arial"/>
+          <w:sz w:val="36"/>
+        </w:rPr>
         <w:t>RealArt</w:t>
       </w:r>
+      <w:proofErr w:type="spellEnd"/>
       <w:r>
         <w:rPr>
           <w:rFonts w:ascii="Arial" w:eastAsia="Arial" w:hAnsi="Arial" w:cs="Arial"/>
@@ -291,18 +375,54 @@
         <w:pStyle w:val="Title"/>
         <w:jc w:val="center"/>
       </w:pPr>
-      <w:r>
-        <w:t>Specifikacija scenarija upotrebe</w:t>
-      </w:r>
+      <w:proofErr w:type="spellStart"/>
+      <w:r>
+        <w:t>Specifikacija</w:t>
+      </w:r>
+      <w:proofErr w:type="spellEnd"/>
+      <w:r>
+        <w:t xml:space="preserve"> </w:t>
+      </w:r>
+      <w:proofErr w:type="spellStart"/>
+      <w:r>
+        <w:t>scenarija</w:t>
+      </w:r>
+      <w:proofErr w:type="spellEnd"/>
+      <w:r>
+        <w:t xml:space="preserve"> </w:t>
+      </w:r>
+      <w:proofErr w:type="spellStart"/>
+      <w:r>
+        <w:t>upotrebe</w:t>
+      </w:r>
+      <w:proofErr w:type="spellEnd"/>
     </w:p>
     <w:p>
       <w:pPr>
         <w:pStyle w:val="Title"/>
         <w:jc w:val="center"/>
       </w:pPr>
-      <w:r>
-        <w:t>Promena zaboravljene lozinke</w:t>
-      </w:r>
+      <w:proofErr w:type="spellStart"/>
+      <w:r>
+        <w:t>Promena</w:t>
+      </w:r>
+      <w:proofErr w:type="spellEnd"/>
+      <w:r>
+        <w:t xml:space="preserve"> </w:t>
+      </w:r>
+      <w:proofErr w:type="spellStart"/>
+      <w:r>
+        <w:t>zaboravljene</w:t>
+      </w:r>
+      <w:proofErr w:type="spellEnd"/>
+      <w:r>
+        <w:t xml:space="preserve"> </w:t>
+      </w:r>
+      <w:proofErr w:type="spellStart"/>
+      <w:r>
+        <w:t>lozinke</w:t>
+      </w:r>
+      <w:proofErr w:type="spellEnd"/>
     </w:p>
     <w:p/>
     <w:p/>
@@ -312,13 +432,23 @@
         <w:ind w:left="417"/>
         <w:jc w:val="center"/>
       </w:pPr>
+      <w:proofErr w:type="spellStart"/>
       <w:r>
         <w:rPr>
           <w:rFonts w:ascii="Arial" w:eastAsia="Arial" w:hAnsi="Arial" w:cs="Arial"/>
           <w:b/>
           <w:sz w:val="28"/>
         </w:rPr>
-        <w:t xml:space="preserve">Verzija 1.0 </w:t>
+        <w:t>Verzija</w:t>
+      </w:r>
+      <w:proofErr w:type="spellEnd"/>
+      <w:r>
+        <w:rPr>
+          <w:rFonts w:ascii="Arial" w:eastAsia="Arial" w:hAnsi="Arial" w:cs="Arial"/>
+          <w:b/>
+          <w:sz w:val="28"/>
+        </w:rPr>
+        <w:t xml:space="preserve"> 1.0 </w:t>
       </w:r>
     </w:p>
     <w:p>
@@ -337,6 +467,7 @@
         <w:ind w:right="3702"/>
         <w:jc w:val="right"/>
       </w:pPr>
+      <w:proofErr w:type="spellStart"/>
       <w:r>
         <w:rPr>
           <w:rFonts w:ascii="Arial" w:eastAsia="Arial" w:hAnsi="Arial" w:cs="Arial"/>
@@ -344,7 +475,34 @@
           <w:sz w:val="36"/>
         </w:rPr>
         <w:lastRenderedPageBreak/>
-        <w:t xml:space="preserve">Istorija izmena </w:t>
+        <w:t>Istorija</w:t>
+      </w:r>
+      <w:proofErr w:type="spellEnd"/>
+      <w:r>
+        <w:rPr>
+          <w:rFonts w:ascii="Arial" w:eastAsia="Arial" w:hAnsi="Arial" w:cs="Arial"/>
+          <w:b/>
+          <w:sz w:val="36"/>
+        </w:rPr>
+        <w:t xml:space="preserve"> </w:t>
+      </w:r>
+      <w:proofErr w:type="spellStart"/>
+      <w:r>
+        <w:rPr>
+          <w:rFonts w:ascii="Arial" w:eastAsia="Arial" w:hAnsi="Arial" w:cs="Arial"/>
+          <w:b/>
+          <w:sz w:val="36"/>
+        </w:rPr>
+        <w:t>izmena</w:t>
+      </w:r>
+      <w:proofErr w:type="spellEnd"/>
+      <w:r>
+        <w:rPr>
+          <w:rFonts w:ascii="Arial" w:eastAsia="Arial" w:hAnsi="Arial" w:cs="Arial"/>
+          <w:b/>
+          <w:sz w:val="36"/>
+        </w:rPr>
+        <w:t xml:space="preserve"> </w:t>
       </w:r>
     </w:p>
     <w:tbl>
@@ -409,13 +567,23 @@
               <w:ind w:left="5"/>
               <w:jc w:val="center"/>
             </w:pPr>
+            <w:proofErr w:type="spellStart"/>
             <w:r>
               <w:rPr>
                 <w:rFonts w:ascii="Times New Roman" w:eastAsia="Times New Roman" w:hAnsi="Times New Roman" w:cs="Times New Roman"/>
                 <w:b/>
                 <w:sz w:val="20"/>
               </w:rPr>
-              <w:t xml:space="preserve">Verzija </w:t>
+              <w:t>Verzija</w:t>
+            </w:r>
+            <w:proofErr w:type="spellEnd"/>
+            <w:r>
+              <w:rPr>
+                <w:rFonts w:ascii="Times New Roman" w:eastAsia="Times New Roman" w:hAnsi="Times New Roman" w:cs="Times New Roman"/>
+                <w:b/>
+                <w:sz w:val="20"/>
+              </w:rPr>
+              <w:t xml:space="preserve"> </w:t>
             </w:r>
           </w:p>
         </w:tc>
@@ -434,13 +602,41 @@
               <w:ind w:left="5"/>
               <w:jc w:val="center"/>
             </w:pPr>
+            <w:proofErr w:type="spellStart"/>
             <w:r>
               <w:rPr>
                 <w:rFonts w:ascii="Times New Roman" w:eastAsia="Times New Roman" w:hAnsi="Times New Roman" w:cs="Times New Roman"/>
                 <w:b/>
                 <w:sz w:val="20"/>
               </w:rPr>
-              <w:t xml:space="preserve">Kratak opis </w:t>
+              <w:t>Kratak</w:t>
+            </w:r>
+            <w:proofErr w:type="spellEnd"/>
+            <w:r>
+              <w:rPr>
+                <w:rFonts w:ascii="Times New Roman" w:eastAsia="Times New Roman" w:hAnsi="Times New Roman" w:cs="Times New Roman"/>
+                <w:b/>
+                <w:sz w:val="20"/>
+              </w:rPr>
+              <w:t xml:space="preserve"> </w:t>
+            </w:r>
+            <w:proofErr w:type="spellStart"/>
+            <w:r>
+              <w:rPr>
+                <w:rFonts w:ascii="Times New Roman" w:eastAsia="Times New Roman" w:hAnsi="Times New Roman" w:cs="Times New Roman"/>
+                <w:b/>
+                <w:sz w:val="20"/>
+              </w:rPr>
+              <w:t>opis</w:t>
+            </w:r>
+            <w:proofErr w:type="spellEnd"/>
+            <w:r>
+              <w:rPr>
+                <w:rFonts w:ascii="Times New Roman" w:eastAsia="Times New Roman" w:hAnsi="Times New Roman" w:cs="Times New Roman"/>
+                <w:b/>
+                <w:sz w:val="20"/>
+              </w:rPr>
+              <w:t xml:space="preserve"> </w:t>
             </w:r>
           </w:p>
         </w:tc>
@@ -557,12 +753,37 @@
                 <w:szCs w:val="22"/>
               </w:rPr>
             </w:pPr>
+            <w:proofErr w:type="spellStart"/>
             <w:r>
               <w:rPr>
                 <w:rFonts w:ascii="Times New Roman" w:eastAsia="Times New Roman" w:hAnsi="Times New Roman" w:cs="Times New Roman"/>
                 <w:szCs w:val="22"/>
               </w:rPr>
-              <w:t xml:space="preserve">inicijalna verzija </w:t>
+              <w:t>inicijalna</w:t>
+            </w:r>
+            <w:proofErr w:type="spellEnd"/>
+            <w:r>
+              <w:rPr>
+                <w:rFonts w:ascii="Times New Roman" w:eastAsia="Times New Roman" w:hAnsi="Times New Roman" w:cs="Times New Roman"/>
+                <w:szCs w:val="22"/>
+              </w:rPr>
+              <w:t xml:space="preserve"> </w:t>
+            </w:r>
+            <w:proofErr w:type="spellStart"/>
+            <w:r>
+              <w:rPr>
+                <w:rFonts w:ascii="Times New Roman" w:eastAsia="Times New Roman" w:hAnsi="Times New Roman" w:cs="Times New Roman"/>
+                <w:szCs w:val="22"/>
+              </w:rPr>
+              <w:t>verzija</w:t>
+            </w:r>
+            <w:proofErr w:type="spellEnd"/>
+            <w:r>
+              <w:rPr>
+                <w:rFonts w:ascii="Times New Roman" w:eastAsia="Times New Roman" w:hAnsi="Times New Roman" w:cs="Times New Roman"/>
+                <w:szCs w:val="22"/>
+              </w:rPr>
+              <w:t xml:space="preserve"> </w:t>
             </w:r>
           </w:p>
         </w:tc>
@@ -895,13 +1116,23 @@
         <w:ind w:right="2"/>
         <w:jc w:val="center"/>
       </w:pPr>
+      <w:proofErr w:type="spellStart"/>
       <w:r>
         <w:rPr>
           <w:rFonts w:ascii="Arial" w:eastAsia="Arial" w:hAnsi="Arial" w:cs="Arial"/>
           <w:b/>
           <w:sz w:val="36"/>
         </w:rPr>
-        <w:t xml:space="preserve">Sadržaj  </w:t>
+        <w:t>Sadržaj</w:t>
+      </w:r>
+      <w:proofErr w:type="spellEnd"/>
+      <w:r>
+        <w:rPr>
+          <w:rFonts w:ascii="Arial" w:eastAsia="Arial" w:hAnsi="Arial" w:cs="Arial"/>
+          <w:b/>
+          <w:sz w:val="36"/>
+        </w:rPr>
+        <w:t xml:space="preserve">  </w:t>
       </w:r>
     </w:p>
     <w:sdt>
@@ -1202,77 +1433,6 @@
           <w:pPr>
             <w:pStyle w:val="TOC2"/>
             <w:tabs>
-              <w:tab w:val="right" w:pos="9894"/>
-            </w:tabs>
-            <w:rPr>
-              <w:rFonts w:asciiTheme="minorHAnsi" w:eastAsiaTheme="minorEastAsia" w:hAnsiTheme="minorHAnsi" w:cstheme="minorBidi"/>
-              <w:noProof/>
-              <w:color w:val="auto"/>
-              <w:sz w:val="24"/>
-            </w:rPr>
-          </w:pPr>
-          <w:hyperlink w:anchor="_Toc205809610" w:history="1">
-            <w:r>
-              <w:rPr>
-                <w:rStyle w:val="Hyperlink"/>
-                <w:noProof/>
-              </w:rPr>
-              <w:t>Dokument će koristiti svi članovi projektnog tima u razvoju i testiranju funkcionalnosti prijave, a može se koristiti i pri pisanju uputstva za korisnike.</w:t>
-            </w:r>
-            <w:r>
-              <w:rPr>
-                <w:noProof/>
-                <w:webHidden/>
-              </w:rPr>
-              <w:tab/>
-            </w:r>
-            <w:r>
-              <w:rPr>
-                <w:noProof/>
-                <w:webHidden/>
-              </w:rPr>
-              <w:fldChar w:fldCharType="begin"/>
-            </w:r>
-            <w:r>
-              <w:rPr>
-                <w:noProof/>
-                <w:webHidden/>
-              </w:rPr>
-              <w:instrText xml:space="preserve"> PAGEREF _Toc205809610 \h </w:instrText>
-            </w:r>
-            <w:r>
-              <w:rPr>
-                <w:noProof/>
-                <w:webHidden/>
-              </w:rPr>
-            </w:r>
-            <w:r>
-              <w:rPr>
-                <w:noProof/>
-                <w:webHidden/>
-              </w:rPr>
-              <w:fldChar w:fldCharType="separate"/>
-            </w:r>
-            <w:r>
-              <w:rPr>
-                <w:noProof/>
-                <w:webHidden/>
-              </w:rPr>
-              <w:t>4</w:t>
-            </w:r>
-            <w:r>
-              <w:rPr>
-                <w:noProof/>
-                <w:webHidden/>
-              </w:rPr>
-              <w:fldChar w:fldCharType="end"/>
-            </w:r>
-          </w:hyperlink>
-        </w:p>
-        <w:p>
-          <w:pPr>
-            <w:pStyle w:val="TOC2"/>
-            <w:tabs>
               <w:tab w:val="left" w:pos="960"/>
               <w:tab w:val="right" w:pos="9894"/>
             </w:tabs>
@@ -2315,10 +2475,12 @@
         <w:ind w:left="705" w:hanging="720"/>
       </w:pPr>
       <w:bookmarkStart w:id="0" w:name="_Toc205809607"/>
+      <w:proofErr w:type="spellStart"/>
       <w:r>
         <w:t>Uvod</w:t>
       </w:r>
       <w:bookmarkEnd w:id="0"/>
+      <w:proofErr w:type="spellEnd"/>
       <w:r>
         <w:t xml:space="preserve"> </w:t>
       </w:r>
@@ -2329,10 +2491,12 @@
         <w:ind w:left="705" w:hanging="720"/>
       </w:pPr>
       <w:bookmarkStart w:id="1" w:name="_Toc205809608"/>
+      <w:proofErr w:type="spellStart"/>
       <w:r>
         <w:t>Rezime</w:t>
       </w:r>
       <w:bookmarkEnd w:id="1"/>
+      <w:proofErr w:type="spellEnd"/>
       <w:r>
         <w:t xml:space="preserve"> </w:t>
       </w:r>
@@ -2346,20 +2510,223 @@
           <w:sz w:val="20"/>
         </w:rPr>
       </w:pPr>
-      <w:r>
-        <w:rPr>
-          <w:rFonts w:ascii="Times New Roman" w:eastAsia="Times New Roman" w:hAnsi="Times New Roman" w:cs="Times New Roman"/>
-          <w:sz w:val="20"/>
-        </w:rPr>
-        <w:t xml:space="preserve">Ovaj </w:t>
-      </w:r>
-      <w:r>
-        <w:rPr>
-          <w:rFonts w:ascii="Times New Roman" w:eastAsia="Times New Roman" w:hAnsi="Times New Roman" w:cs="Times New Roman"/>
-          <w:sz w:val="20"/>
-        </w:rPr>
-        <w:t>dokument definiše scenario upotrebe za funkcionalnost promene lozinke, sa primerima odgovarajućih formi za unos korisničkih podataka</w:t>
-      </w:r>
+      <w:proofErr w:type="spellStart"/>
+      <w:r>
+        <w:rPr>
+          <w:rFonts w:ascii="Times New Roman" w:eastAsia="Times New Roman" w:hAnsi="Times New Roman" w:cs="Times New Roman"/>
+          <w:sz w:val="20"/>
+        </w:rPr>
+        <w:t>Ovaj</w:t>
+      </w:r>
+      <w:proofErr w:type="spellEnd"/>
+      <w:r>
+        <w:rPr>
+          <w:rFonts w:ascii="Times New Roman" w:eastAsia="Times New Roman" w:hAnsi="Times New Roman" w:cs="Times New Roman"/>
+          <w:sz w:val="20"/>
+        </w:rPr>
+        <w:t xml:space="preserve"> </w:t>
+      </w:r>
+      <w:proofErr w:type="spellStart"/>
+      <w:r>
+        <w:rPr>
+          <w:rFonts w:ascii="Times New Roman" w:eastAsia="Times New Roman" w:hAnsi="Times New Roman" w:cs="Times New Roman"/>
+          <w:sz w:val="20"/>
+        </w:rPr>
+        <w:t>dokument</w:t>
+      </w:r>
+      <w:proofErr w:type="spellEnd"/>
+      <w:r>
+        <w:rPr>
+          <w:rFonts w:ascii="Times New Roman" w:eastAsia="Times New Roman" w:hAnsi="Times New Roman" w:cs="Times New Roman"/>
+          <w:sz w:val="20"/>
+        </w:rPr>
+        <w:t xml:space="preserve"> </w:t>
+      </w:r>
+      <w:proofErr w:type="spellStart"/>
+      <w:r>
+        <w:rPr>
+          <w:rFonts w:ascii="Times New Roman" w:eastAsia="Times New Roman" w:hAnsi="Times New Roman" w:cs="Times New Roman"/>
+          <w:sz w:val="20"/>
+        </w:rPr>
+        <w:t>definiše</w:t>
+      </w:r>
+      <w:proofErr w:type="spellEnd"/>
+      <w:r>
+        <w:rPr>
+          <w:rFonts w:ascii="Times New Roman" w:eastAsia="Times New Roman" w:hAnsi="Times New Roman" w:cs="Times New Roman"/>
+          <w:sz w:val="20"/>
+        </w:rPr>
+        <w:t xml:space="preserve"> scenario </w:t>
+      </w:r>
+      <w:proofErr w:type="spellStart"/>
+      <w:r>
+        <w:rPr>
+          <w:rFonts w:ascii="Times New Roman" w:eastAsia="Times New Roman" w:hAnsi="Times New Roman" w:cs="Times New Roman"/>
+          <w:sz w:val="20"/>
+        </w:rPr>
+        <w:t>upotrebe</w:t>
+      </w:r>
+      <w:proofErr w:type="spellEnd"/>
+      <w:r>
+        <w:rPr>
+          <w:rFonts w:ascii="Times New Roman" w:eastAsia="Times New Roman" w:hAnsi="Times New Roman" w:cs="Times New Roman"/>
+          <w:sz w:val="20"/>
+        </w:rPr>
+        <w:t xml:space="preserve"> za </w:t>
+      </w:r>
+      <w:proofErr w:type="spellStart"/>
+      <w:r>
+        <w:rPr>
+          <w:rFonts w:ascii="Times New Roman" w:eastAsia="Times New Roman" w:hAnsi="Times New Roman" w:cs="Times New Roman"/>
+          <w:sz w:val="20"/>
+        </w:rPr>
+        <w:t>funkcionalnost</w:t>
+      </w:r>
+      <w:proofErr w:type="spellEnd"/>
+      <w:r>
+        <w:rPr>
+          <w:rFonts w:ascii="Times New Roman" w:eastAsia="Times New Roman" w:hAnsi="Times New Roman" w:cs="Times New Roman"/>
+          <w:sz w:val="20"/>
+        </w:rPr>
+        <w:t xml:space="preserve"> </w:t>
+      </w:r>
+      <w:proofErr w:type="spellStart"/>
+      <w:r>
+        <w:rPr>
+          <w:rFonts w:ascii="Times New Roman" w:eastAsia="Times New Roman" w:hAnsi="Times New Roman" w:cs="Times New Roman"/>
+          <w:sz w:val="20"/>
+        </w:rPr>
+        <w:t>promene</w:t>
+      </w:r>
+      <w:proofErr w:type="spellEnd"/>
+      <w:r>
+        <w:rPr>
+          <w:rFonts w:ascii="Times New Roman" w:eastAsia="Times New Roman" w:hAnsi="Times New Roman" w:cs="Times New Roman"/>
+          <w:sz w:val="20"/>
+        </w:rPr>
+        <w:t xml:space="preserve"> </w:t>
+      </w:r>
+      <w:proofErr w:type="spellStart"/>
+      <w:r>
+        <w:rPr>
+          <w:rFonts w:ascii="Times New Roman" w:eastAsia="Times New Roman" w:hAnsi="Times New Roman" w:cs="Times New Roman"/>
+          <w:sz w:val="20"/>
+        </w:rPr>
+        <w:t>lozinke</w:t>
+      </w:r>
+      <w:proofErr w:type="spellEnd"/>
+      <w:r>
+        <w:rPr>
+          <w:rFonts w:ascii="Times New Roman" w:eastAsia="Times New Roman" w:hAnsi="Times New Roman" w:cs="Times New Roman"/>
+          <w:sz w:val="20"/>
+        </w:rPr>
+        <w:t xml:space="preserve">, </w:t>
+      </w:r>
+      <w:proofErr w:type="spellStart"/>
+      <w:r>
+        <w:rPr>
+          <w:rFonts w:ascii="Times New Roman" w:eastAsia="Times New Roman" w:hAnsi="Times New Roman" w:cs="Times New Roman"/>
+          <w:sz w:val="20"/>
+        </w:rPr>
+        <w:t>sa</w:t>
+      </w:r>
+      <w:proofErr w:type="spellEnd"/>
+      <w:r>
+        <w:rPr>
+          <w:rFonts w:ascii="Times New Roman" w:eastAsia="Times New Roman" w:hAnsi="Times New Roman" w:cs="Times New Roman"/>
+          <w:sz w:val="20"/>
+        </w:rPr>
+        <w:t xml:space="preserve"> </w:t>
+      </w:r>
+      <w:proofErr w:type="spellStart"/>
+      <w:r>
+        <w:rPr>
+          <w:rFonts w:ascii="Times New Roman" w:eastAsia="Times New Roman" w:hAnsi="Times New Roman" w:cs="Times New Roman"/>
+          <w:sz w:val="20"/>
+        </w:rPr>
+        <w:t>primerima</w:t>
+      </w:r>
+      <w:proofErr w:type="spellEnd"/>
+      <w:r>
+        <w:rPr>
+          <w:rFonts w:ascii="Times New Roman" w:eastAsia="Times New Roman" w:hAnsi="Times New Roman" w:cs="Times New Roman"/>
+          <w:sz w:val="20"/>
+        </w:rPr>
+        <w:t xml:space="preserve"> </w:t>
+      </w:r>
+      <w:proofErr w:type="spellStart"/>
+      <w:r>
+        <w:rPr>
+          <w:rFonts w:ascii="Times New Roman" w:eastAsia="Times New Roman" w:hAnsi="Times New Roman" w:cs="Times New Roman"/>
+          <w:sz w:val="20"/>
+        </w:rPr>
+        <w:t>odgovarajućih</w:t>
+      </w:r>
+      <w:proofErr w:type="spellEnd"/>
+      <w:r>
+        <w:rPr>
+          <w:rFonts w:ascii="Times New Roman" w:eastAsia="Times New Roman" w:hAnsi="Times New Roman" w:cs="Times New Roman"/>
+          <w:sz w:val="20"/>
+        </w:rPr>
+        <w:t xml:space="preserve"> </w:t>
+      </w:r>
+      <w:proofErr w:type="spellStart"/>
+      <w:r>
+        <w:rPr>
+          <w:rFonts w:ascii="Times New Roman" w:eastAsia="Times New Roman" w:hAnsi="Times New Roman" w:cs="Times New Roman"/>
+          <w:sz w:val="20"/>
+        </w:rPr>
+        <w:t>formi</w:t>
+      </w:r>
+      <w:proofErr w:type="spellEnd"/>
+      <w:r>
+        <w:rPr>
+          <w:rFonts w:ascii="Times New Roman" w:eastAsia="Times New Roman" w:hAnsi="Times New Roman" w:cs="Times New Roman"/>
+          <w:sz w:val="20"/>
+        </w:rPr>
+        <w:t xml:space="preserve"> za </w:t>
+      </w:r>
+      <w:proofErr w:type="spellStart"/>
+      <w:r>
+        <w:rPr>
+          <w:rFonts w:ascii="Times New Roman" w:eastAsia="Times New Roman" w:hAnsi="Times New Roman" w:cs="Times New Roman"/>
+          <w:sz w:val="20"/>
+        </w:rPr>
+        <w:t>unos</w:t>
+      </w:r>
+      <w:proofErr w:type="spellEnd"/>
+      <w:r>
+        <w:rPr>
+          <w:rFonts w:ascii="Times New Roman" w:eastAsia="Times New Roman" w:hAnsi="Times New Roman" w:cs="Times New Roman"/>
+          <w:sz w:val="20"/>
+        </w:rPr>
+        <w:t xml:space="preserve"> </w:t>
+      </w:r>
+      <w:proofErr w:type="spellStart"/>
+      <w:r>
+        <w:rPr>
+          <w:rFonts w:ascii="Times New Roman" w:eastAsia="Times New Roman" w:hAnsi="Times New Roman" w:cs="Times New Roman"/>
+          <w:sz w:val="20"/>
+        </w:rPr>
+        <w:t>korisničkih</w:t>
+      </w:r>
+      <w:proofErr w:type="spellEnd"/>
+      <w:r>
+        <w:rPr>
+          <w:rFonts w:ascii="Times New Roman" w:eastAsia="Times New Roman" w:hAnsi="Times New Roman" w:cs="Times New Roman"/>
+          <w:sz w:val="20"/>
+        </w:rPr>
+        <w:t xml:space="preserve"> </w:t>
+      </w:r>
+      <w:proofErr w:type="spellStart"/>
+      <w:r>
+        <w:rPr>
+          <w:rFonts w:ascii="Times New Roman" w:eastAsia="Times New Roman" w:hAnsi="Times New Roman" w:cs="Times New Roman"/>
+          <w:sz w:val="20"/>
+        </w:rPr>
+        <w:t>podataka</w:t>
+      </w:r>
+      <w:proofErr w:type="spellEnd"/>
     </w:p>
     <w:p>
       <w:pPr>
@@ -2378,10 +2745,44 @@
         <w:ind w:left="705" w:hanging="720"/>
       </w:pPr>
       <w:bookmarkStart w:id="2" w:name="_Toc205809609"/>
-      <w:r>
-        <w:t>Namena dokumenta i ciljne grupe</w:t>
+      <w:proofErr w:type="spellStart"/>
+      <w:r>
+        <w:t>Namena</w:t>
+      </w:r>
+      <w:proofErr w:type="spellEnd"/>
+      <w:r>
+        <w:t xml:space="preserve"> </w:t>
+      </w:r>
+      <w:proofErr w:type="spellStart"/>
+      <w:r>
+        <w:t>dokumenta</w:t>
+      </w:r>
+      <w:proofErr w:type="spellEnd"/>
+      <w:r>
+        <w:t xml:space="preserve"> </w:t>
+      </w:r>
+      <w:proofErr w:type="spellStart"/>
+      <w:r>
+        <w:t>i</w:t>
+      </w:r>
+      <w:proofErr w:type="spellEnd"/>
+      <w:r>
+        <w:t xml:space="preserve"> </w:t>
+      </w:r>
+      <w:proofErr w:type="spellStart"/>
+      <w:r>
+        <w:t>ciljne</w:t>
+      </w:r>
+      <w:proofErr w:type="spellEnd"/>
+      <w:r>
+        <w:t xml:space="preserve"> </w:t>
+      </w:r>
+      <w:proofErr w:type="spellStart"/>
+      <w:r>
+        <w:t>grupe</w:t>
       </w:r>
       <w:bookmarkEnd w:id="2"/>
+      <w:proofErr w:type="spellEnd"/>
       <w:r>
         <w:t xml:space="preserve"> </w:t>
       </w:r>
@@ -2396,12 +2797,309 @@
         <w:ind w:left="705"/>
       </w:pPr>
       <w:bookmarkStart w:id="3" w:name="_Toc205809610"/>
+      <w:proofErr w:type="spellStart"/>
       <w:r>
         <w:rPr>
           <w:rFonts w:ascii="Times New Roman" w:eastAsia="Times New Roman" w:hAnsi="Times New Roman" w:cs="Times New Roman"/>
           <w:b w:val="0"/>
         </w:rPr>
-        <w:t>Dokument će koristiti svi članovi projektnog tima u razvoju i testiranju funkcionalnosti prijave, a može se koristiti i pri pisanju uputstva za korisnike.</w:t>
+        <w:t>Dokument</w:t>
+      </w:r>
+      <w:proofErr w:type="spellEnd"/>
+      <w:r>
+        <w:rPr>
+          <w:rFonts w:ascii="Times New Roman" w:eastAsia="Times New Roman" w:hAnsi="Times New Roman" w:cs="Times New Roman"/>
+          <w:b w:val="0"/>
+        </w:rPr>
+        <w:t xml:space="preserve"> </w:t>
+      </w:r>
+      <w:proofErr w:type="spellStart"/>
+      <w:r>
+        <w:rPr>
+          <w:rFonts w:ascii="Times New Roman" w:eastAsia="Times New Roman" w:hAnsi="Times New Roman" w:cs="Times New Roman"/>
+          <w:b w:val="0"/>
+        </w:rPr>
+        <w:t>će</w:t>
+      </w:r>
+      <w:proofErr w:type="spellEnd"/>
+      <w:r>
+        <w:rPr>
+          <w:rFonts w:ascii="Times New Roman" w:eastAsia="Times New Roman" w:hAnsi="Times New Roman" w:cs="Times New Roman"/>
+          <w:b w:val="0"/>
+        </w:rPr>
+        <w:t xml:space="preserve"> </w:t>
+      </w:r>
+      <w:proofErr w:type="spellStart"/>
+      <w:r>
+        <w:rPr>
+          <w:rFonts w:ascii="Times New Roman" w:eastAsia="Times New Roman" w:hAnsi="Times New Roman" w:cs="Times New Roman"/>
+          <w:b w:val="0"/>
+        </w:rPr>
+        <w:t>koristiti</w:t>
+      </w:r>
+      <w:proofErr w:type="spellEnd"/>
+      <w:r>
+        <w:rPr>
+          <w:rFonts w:ascii="Times New Roman" w:eastAsia="Times New Roman" w:hAnsi="Times New Roman" w:cs="Times New Roman"/>
+          <w:b w:val="0"/>
+        </w:rPr>
+        <w:t xml:space="preserve"> </w:t>
+      </w:r>
+      <w:proofErr w:type="spellStart"/>
+      <w:r>
+        <w:rPr>
+          <w:rFonts w:ascii="Times New Roman" w:eastAsia="Times New Roman" w:hAnsi="Times New Roman" w:cs="Times New Roman"/>
+          <w:b w:val="0"/>
+        </w:rPr>
+        <w:t>svi</w:t>
+      </w:r>
+      <w:proofErr w:type="spellEnd"/>
+      <w:r>
+        <w:rPr>
+          <w:rFonts w:ascii="Times New Roman" w:eastAsia="Times New Roman" w:hAnsi="Times New Roman" w:cs="Times New Roman"/>
+          <w:b w:val="0"/>
+        </w:rPr>
+        <w:t xml:space="preserve"> </w:t>
+      </w:r>
+      <w:proofErr w:type="spellStart"/>
+      <w:r>
+        <w:rPr>
+          <w:rFonts w:ascii="Times New Roman" w:eastAsia="Times New Roman" w:hAnsi="Times New Roman" w:cs="Times New Roman"/>
+          <w:b w:val="0"/>
+        </w:rPr>
+        <w:t>članovi</w:t>
+      </w:r>
+      <w:proofErr w:type="spellEnd"/>
+      <w:r>
+        <w:rPr>
+          <w:rFonts w:ascii="Times New Roman" w:eastAsia="Times New Roman" w:hAnsi="Times New Roman" w:cs="Times New Roman"/>
+          <w:b w:val="0"/>
+        </w:rPr>
+        <w:t xml:space="preserve"> </w:t>
+      </w:r>
+      <w:proofErr w:type="spellStart"/>
+      <w:r>
+        <w:rPr>
+          <w:rFonts w:ascii="Times New Roman" w:eastAsia="Times New Roman" w:hAnsi="Times New Roman" w:cs="Times New Roman"/>
+          <w:b w:val="0"/>
+        </w:rPr>
+        <w:t>projektnog</w:t>
+      </w:r>
+      <w:proofErr w:type="spellEnd"/>
+      <w:r>
+        <w:rPr>
+          <w:rFonts w:ascii="Times New Roman" w:eastAsia="Times New Roman" w:hAnsi="Times New Roman" w:cs="Times New Roman"/>
+          <w:b w:val="0"/>
+        </w:rPr>
+        <w:t xml:space="preserve"> </w:t>
+      </w:r>
+      <w:proofErr w:type="spellStart"/>
+      <w:r>
+        <w:rPr>
+          <w:rFonts w:ascii="Times New Roman" w:eastAsia="Times New Roman" w:hAnsi="Times New Roman" w:cs="Times New Roman"/>
+          <w:b w:val="0"/>
+        </w:rPr>
+        <w:t>tima</w:t>
+      </w:r>
+      <w:proofErr w:type="spellEnd"/>
+      <w:r>
+        <w:rPr>
+          <w:rFonts w:ascii="Times New Roman" w:eastAsia="Times New Roman" w:hAnsi="Times New Roman" w:cs="Times New Roman"/>
+          <w:b w:val="0"/>
+        </w:rPr>
+        <w:t xml:space="preserve"> u </w:t>
+      </w:r>
+      <w:proofErr w:type="spellStart"/>
+      <w:r>
+        <w:rPr>
+          <w:rFonts w:ascii="Times New Roman" w:eastAsia="Times New Roman" w:hAnsi="Times New Roman" w:cs="Times New Roman"/>
+          <w:b w:val="0"/>
+        </w:rPr>
+        <w:t>razvoju</w:t>
+      </w:r>
+      <w:proofErr w:type="spellEnd"/>
+      <w:r>
+        <w:rPr>
+          <w:rFonts w:ascii="Times New Roman" w:eastAsia="Times New Roman" w:hAnsi="Times New Roman" w:cs="Times New Roman"/>
+          <w:b w:val="0"/>
+        </w:rPr>
+        <w:t xml:space="preserve"> </w:t>
+      </w:r>
+      <w:proofErr w:type="spellStart"/>
+      <w:r>
+        <w:rPr>
+          <w:rFonts w:ascii="Times New Roman" w:eastAsia="Times New Roman" w:hAnsi="Times New Roman" w:cs="Times New Roman"/>
+          <w:b w:val="0"/>
+        </w:rPr>
+        <w:t>i</w:t>
+      </w:r>
+      <w:proofErr w:type="spellEnd"/>
+      <w:r>
+        <w:rPr>
+          <w:rFonts w:ascii="Times New Roman" w:eastAsia="Times New Roman" w:hAnsi="Times New Roman" w:cs="Times New Roman"/>
+          <w:b w:val="0"/>
+        </w:rPr>
+        <w:t xml:space="preserve"> </w:t>
+      </w:r>
+      <w:proofErr w:type="spellStart"/>
+      <w:r>
+        <w:rPr>
+          <w:rFonts w:ascii="Times New Roman" w:eastAsia="Times New Roman" w:hAnsi="Times New Roman" w:cs="Times New Roman"/>
+          <w:b w:val="0"/>
+        </w:rPr>
+        <w:t>testiranju</w:t>
+      </w:r>
+      <w:proofErr w:type="spellEnd"/>
+      <w:r>
+        <w:rPr>
+          <w:rFonts w:ascii="Times New Roman" w:eastAsia="Times New Roman" w:hAnsi="Times New Roman" w:cs="Times New Roman"/>
+          <w:b w:val="0"/>
+        </w:rPr>
+        <w:t xml:space="preserve"> </w:t>
+      </w:r>
+      <w:proofErr w:type="spellStart"/>
+      <w:r>
+        <w:rPr>
+          <w:rFonts w:ascii="Times New Roman" w:eastAsia="Times New Roman" w:hAnsi="Times New Roman" w:cs="Times New Roman"/>
+          <w:b w:val="0"/>
+        </w:rPr>
+        <w:t>funkcionalnosti</w:t>
+      </w:r>
+      <w:proofErr w:type="spellEnd"/>
+      <w:r>
+        <w:rPr>
+          <w:rFonts w:ascii="Times New Roman" w:eastAsia="Times New Roman" w:hAnsi="Times New Roman" w:cs="Times New Roman"/>
+          <w:b w:val="0"/>
+        </w:rPr>
+        <w:t xml:space="preserve"> </w:t>
+      </w:r>
+      <w:proofErr w:type="spellStart"/>
+      <w:r>
+        <w:rPr>
+          <w:rFonts w:ascii="Times New Roman" w:eastAsia="Times New Roman" w:hAnsi="Times New Roman" w:cs="Times New Roman"/>
+          <w:b w:val="0"/>
+        </w:rPr>
+        <w:t>prijave</w:t>
+      </w:r>
+      <w:proofErr w:type="spellEnd"/>
+      <w:r>
+        <w:rPr>
+          <w:rFonts w:ascii="Times New Roman" w:eastAsia="Times New Roman" w:hAnsi="Times New Roman" w:cs="Times New Roman"/>
+          <w:b w:val="0"/>
+        </w:rPr>
+        <w:t xml:space="preserve">, a </w:t>
+      </w:r>
+      <w:proofErr w:type="spellStart"/>
+      <w:r>
+        <w:rPr>
+          <w:rFonts w:ascii="Times New Roman" w:eastAsia="Times New Roman" w:hAnsi="Times New Roman" w:cs="Times New Roman"/>
+          <w:b w:val="0"/>
+        </w:rPr>
+        <w:t>može</w:t>
+      </w:r>
+      <w:proofErr w:type="spellEnd"/>
+      <w:r>
+        <w:rPr>
+          <w:rFonts w:ascii="Times New Roman" w:eastAsia="Times New Roman" w:hAnsi="Times New Roman" w:cs="Times New Roman"/>
+          <w:b w:val="0"/>
+        </w:rPr>
+        <w:t xml:space="preserve"> se </w:t>
+      </w:r>
+      <w:proofErr w:type="spellStart"/>
+      <w:r>
+        <w:rPr>
+          <w:rFonts w:ascii="Times New Roman" w:eastAsia="Times New Roman" w:hAnsi="Times New Roman" w:cs="Times New Roman"/>
+          <w:b w:val="0"/>
+        </w:rPr>
+        <w:t>koristiti</w:t>
+      </w:r>
+      <w:proofErr w:type="spellEnd"/>
+      <w:r>
+        <w:rPr>
+          <w:rFonts w:ascii="Times New Roman" w:eastAsia="Times New Roman" w:hAnsi="Times New Roman" w:cs="Times New Roman"/>
+          <w:b w:val="0"/>
+        </w:rPr>
+        <w:t xml:space="preserve"> </w:t>
+      </w:r>
+      <w:proofErr w:type="spellStart"/>
+      <w:r>
+        <w:rPr>
+          <w:rFonts w:ascii="Times New Roman" w:eastAsia="Times New Roman" w:hAnsi="Times New Roman" w:cs="Times New Roman"/>
+          <w:b w:val="0"/>
+        </w:rPr>
+        <w:t>i</w:t>
+      </w:r>
+      <w:proofErr w:type="spellEnd"/>
+      <w:r>
+        <w:rPr>
+          <w:rFonts w:ascii="Times New Roman" w:eastAsia="Times New Roman" w:hAnsi="Times New Roman" w:cs="Times New Roman"/>
+          <w:b w:val="0"/>
+        </w:rPr>
+        <w:t xml:space="preserve"> </w:t>
+      </w:r>
+      <w:proofErr w:type="spellStart"/>
+      <w:r>
+        <w:rPr>
+          <w:rFonts w:ascii="Times New Roman" w:eastAsia="Times New Roman" w:hAnsi="Times New Roman" w:cs="Times New Roman"/>
+          <w:b w:val="0"/>
+        </w:rPr>
+        <w:t>pri</w:t>
+      </w:r>
+      <w:proofErr w:type="spellEnd"/>
+      <w:r>
+        <w:rPr>
+          <w:rFonts w:ascii="Times New Roman" w:eastAsia="Times New Roman" w:hAnsi="Times New Roman" w:cs="Times New Roman"/>
+          <w:b w:val="0"/>
+        </w:rPr>
+        <w:t xml:space="preserve"> </w:t>
+      </w:r>
+      <w:proofErr w:type="spellStart"/>
+      <w:r>
+        <w:rPr>
+          <w:rFonts w:ascii="Times New Roman" w:eastAsia="Times New Roman" w:hAnsi="Times New Roman" w:cs="Times New Roman"/>
+          <w:b w:val="0"/>
+        </w:rPr>
+        <w:t>pisanju</w:t>
+      </w:r>
+      <w:proofErr w:type="spellEnd"/>
+      <w:r>
+        <w:rPr>
+          <w:rFonts w:ascii="Times New Roman" w:eastAsia="Times New Roman" w:hAnsi="Times New Roman" w:cs="Times New Roman"/>
+          <w:b w:val="0"/>
+        </w:rPr>
+        <w:t xml:space="preserve"> </w:t>
+      </w:r>
+      <w:proofErr w:type="spellStart"/>
+      <w:r>
+        <w:rPr>
+          <w:rFonts w:ascii="Times New Roman" w:eastAsia="Times New Roman" w:hAnsi="Times New Roman" w:cs="Times New Roman"/>
+          <w:b w:val="0"/>
+        </w:rPr>
+        <w:t>uputstva</w:t>
+      </w:r>
+      <w:proofErr w:type="spellEnd"/>
+      <w:r>
+        <w:rPr>
+          <w:rFonts w:ascii="Times New Roman" w:eastAsia="Times New Roman" w:hAnsi="Times New Roman" w:cs="Times New Roman"/>
+          <w:b w:val="0"/>
+        </w:rPr>
+        <w:t xml:space="preserve"> za </w:t>
+      </w:r>
+      <w:proofErr w:type="spellStart"/>
+      <w:r>
+        <w:rPr>
+          <w:rFonts w:ascii="Times New Roman" w:eastAsia="Times New Roman" w:hAnsi="Times New Roman" w:cs="Times New Roman"/>
+          <w:b w:val="0"/>
+        </w:rPr>
+        <w:t>korisnike</w:t>
+      </w:r>
+      <w:proofErr w:type="spellEnd"/>
+      <w:r>
+        <w:rPr>
+          <w:rFonts w:ascii="Times New Roman" w:eastAsia="Times New Roman" w:hAnsi="Times New Roman" w:cs="Times New Roman"/>
+          <w:b w:val="0"/>
+        </w:rPr>
+        <w:t>.</w:t>
       </w:r>
       <w:bookmarkEnd w:id="3"/>
     </w:p>
@@ -2428,12 +3126,37 @@
         <w:spacing w:after="3" w:line="252" w:lineRule="auto"/>
         <w:ind w:hanging="360"/>
       </w:pPr>
-      <w:r>
-        <w:rPr>
-          <w:rFonts w:ascii="Times New Roman" w:eastAsia="Times New Roman" w:hAnsi="Times New Roman" w:cs="Times New Roman"/>
-          <w:sz w:val="20"/>
-        </w:rPr>
-        <w:t xml:space="preserve">Projektni zadatak </w:t>
+      <w:proofErr w:type="spellStart"/>
+      <w:r>
+        <w:rPr>
+          <w:rFonts w:ascii="Times New Roman" w:eastAsia="Times New Roman" w:hAnsi="Times New Roman" w:cs="Times New Roman"/>
+          <w:sz w:val="20"/>
+        </w:rPr>
+        <w:t>Projektni</w:t>
+      </w:r>
+      <w:proofErr w:type="spellEnd"/>
+      <w:r>
+        <w:rPr>
+          <w:rFonts w:ascii="Times New Roman" w:eastAsia="Times New Roman" w:hAnsi="Times New Roman" w:cs="Times New Roman"/>
+          <w:sz w:val="20"/>
+        </w:rPr>
+        <w:t xml:space="preserve"> </w:t>
+      </w:r>
+      <w:proofErr w:type="spellStart"/>
+      <w:r>
+        <w:rPr>
+          <w:rFonts w:ascii="Times New Roman" w:eastAsia="Times New Roman" w:hAnsi="Times New Roman" w:cs="Times New Roman"/>
+          <w:sz w:val="20"/>
+        </w:rPr>
+        <w:t>zadatak</w:t>
+      </w:r>
+      <w:proofErr w:type="spellEnd"/>
+      <w:r>
+        <w:rPr>
+          <w:rFonts w:ascii="Times New Roman" w:eastAsia="Times New Roman" w:hAnsi="Times New Roman" w:cs="Times New Roman"/>
+          <w:sz w:val="20"/>
+        </w:rPr>
+        <w:t xml:space="preserve"> </w:t>
       </w:r>
     </w:p>
     <w:p>
@@ -2445,12 +3168,101 @@
         <w:spacing w:after="3" w:line="252" w:lineRule="auto"/>
         <w:ind w:hanging="360"/>
       </w:pPr>
-      <w:r>
-        <w:rPr>
-          <w:rFonts w:ascii="Times New Roman" w:eastAsia="Times New Roman" w:hAnsi="Times New Roman" w:cs="Times New Roman"/>
-          <w:sz w:val="20"/>
-        </w:rPr>
-        <w:t xml:space="preserve">Uputstvo za pisanje specifikacije scenarija upotrebe funkcionalnosti  </w:t>
+      <w:proofErr w:type="spellStart"/>
+      <w:r>
+        <w:rPr>
+          <w:rFonts w:ascii="Times New Roman" w:eastAsia="Times New Roman" w:hAnsi="Times New Roman" w:cs="Times New Roman"/>
+          <w:sz w:val="20"/>
+        </w:rPr>
+        <w:t>Uputstvo</w:t>
+      </w:r>
+      <w:proofErr w:type="spellEnd"/>
+      <w:r>
+        <w:rPr>
+          <w:rFonts w:ascii="Times New Roman" w:eastAsia="Times New Roman" w:hAnsi="Times New Roman" w:cs="Times New Roman"/>
+          <w:sz w:val="20"/>
+        </w:rPr>
+        <w:t xml:space="preserve"> za </w:t>
+      </w:r>
+      <w:proofErr w:type="spellStart"/>
+      <w:r>
+        <w:rPr>
+          <w:rFonts w:ascii="Times New Roman" w:eastAsia="Times New Roman" w:hAnsi="Times New Roman" w:cs="Times New Roman"/>
+          <w:sz w:val="20"/>
+        </w:rPr>
+        <w:t>pisanje</w:t>
+      </w:r>
+      <w:proofErr w:type="spellEnd"/>
+      <w:r>
+        <w:rPr>
+          <w:rFonts w:ascii="Times New Roman" w:eastAsia="Times New Roman" w:hAnsi="Times New Roman" w:cs="Times New Roman"/>
+          <w:sz w:val="20"/>
+        </w:rPr>
+        <w:t xml:space="preserve"> </w:t>
+      </w:r>
+      <w:proofErr w:type="spellStart"/>
+      <w:r>
+        <w:rPr>
+          <w:rFonts w:ascii="Times New Roman" w:eastAsia="Times New Roman" w:hAnsi="Times New Roman" w:cs="Times New Roman"/>
+          <w:sz w:val="20"/>
+        </w:rPr>
+        <w:t>specifikacije</w:t>
+      </w:r>
+      <w:proofErr w:type="spellEnd"/>
+      <w:r>
+        <w:rPr>
+          <w:rFonts w:ascii="Times New Roman" w:eastAsia="Times New Roman" w:hAnsi="Times New Roman" w:cs="Times New Roman"/>
+          <w:sz w:val="20"/>
+        </w:rPr>
+        <w:t xml:space="preserve"> </w:t>
+      </w:r>
+      <w:proofErr w:type="spellStart"/>
+      <w:r>
+        <w:rPr>
+          <w:rFonts w:ascii="Times New Roman" w:eastAsia="Times New Roman" w:hAnsi="Times New Roman" w:cs="Times New Roman"/>
+          <w:sz w:val="20"/>
+        </w:rPr>
+        <w:t>scenarija</w:t>
+      </w:r>
+      <w:proofErr w:type="spellEnd"/>
+      <w:r>
+        <w:rPr>
+          <w:rFonts w:ascii="Times New Roman" w:eastAsia="Times New Roman" w:hAnsi="Times New Roman" w:cs="Times New Roman"/>
+          <w:sz w:val="20"/>
+        </w:rPr>
+        <w:t xml:space="preserve"> </w:t>
+      </w:r>
+      <w:proofErr w:type="spellStart"/>
+      <w:r>
+        <w:rPr>
+          <w:rFonts w:ascii="Times New Roman" w:eastAsia="Times New Roman" w:hAnsi="Times New Roman" w:cs="Times New Roman"/>
+          <w:sz w:val="20"/>
+        </w:rPr>
+        <w:t>upotrebe</w:t>
+      </w:r>
+      <w:proofErr w:type="spellEnd"/>
+      <w:r>
+        <w:rPr>
+          <w:rFonts w:ascii="Times New Roman" w:eastAsia="Times New Roman" w:hAnsi="Times New Roman" w:cs="Times New Roman"/>
+          <w:sz w:val="20"/>
+        </w:rPr>
+        <w:t xml:space="preserve"> </w:t>
+      </w:r>
+      <w:proofErr w:type="spellStart"/>
+      <w:r>
+        <w:rPr>
+          <w:rFonts w:ascii="Times New Roman" w:eastAsia="Times New Roman" w:hAnsi="Times New Roman" w:cs="Times New Roman"/>
+          <w:sz w:val="20"/>
+        </w:rPr>
+        <w:t>funkcionalnosti</w:t>
+      </w:r>
+      <w:proofErr w:type="spellEnd"/>
+      <w:r>
+        <w:rPr>
+          <w:rFonts w:ascii="Times New Roman" w:eastAsia="Times New Roman" w:hAnsi="Times New Roman" w:cs="Times New Roman"/>
+          <w:sz w:val="20"/>
+        </w:rPr>
+        <w:t xml:space="preserve">  </w:t>
       </w:r>
     </w:p>
     <w:p>
@@ -2495,9 +3307,14 @@
       </w:pPr>
       <w:bookmarkStart w:id="5" w:name="_Toc205809612"/>
       <w:r>
-        <w:t>Otvorena pitanja</w:t>
+        <w:t xml:space="preserve">Otvorena </w:t>
+      </w:r>
+      <w:proofErr w:type="spellStart"/>
+      <w:r>
+        <w:t>pitanja</w:t>
       </w:r>
       <w:bookmarkEnd w:id="5"/>
+      <w:proofErr w:type="spellEnd"/>
       <w:r>
         <w:t xml:space="preserve"> </w:t>
       </w:r>
@@ -2534,12 +3351,37 @@
             </w:tcBorders>
           </w:tcPr>
           <w:p>
+            <w:proofErr w:type="spellStart"/>
             <w:r>
               <w:rPr>
                 <w:rFonts w:ascii="Times New Roman" w:eastAsia="Times New Roman" w:hAnsi="Times New Roman" w:cs="Times New Roman"/>
                 <w:sz w:val="20"/>
               </w:rPr>
-              <w:t xml:space="preserve">Redni broj </w:t>
+              <w:t>Redni</w:t>
+            </w:r>
+            <w:proofErr w:type="spellEnd"/>
+            <w:r>
+              <w:rPr>
+                <w:rFonts w:ascii="Times New Roman" w:eastAsia="Times New Roman" w:hAnsi="Times New Roman" w:cs="Times New Roman"/>
+                <w:sz w:val="20"/>
+              </w:rPr>
+              <w:t xml:space="preserve"> </w:t>
+            </w:r>
+            <w:proofErr w:type="spellStart"/>
+            <w:r>
+              <w:rPr>
+                <w:rFonts w:ascii="Times New Roman" w:eastAsia="Times New Roman" w:hAnsi="Times New Roman" w:cs="Times New Roman"/>
+                <w:sz w:val="20"/>
+              </w:rPr>
+              <w:t>broj</w:t>
+            </w:r>
+            <w:proofErr w:type="spellEnd"/>
+            <w:r>
+              <w:rPr>
+                <w:rFonts w:ascii="Times New Roman" w:eastAsia="Times New Roman" w:hAnsi="Times New Roman" w:cs="Times New Roman"/>
+                <w:sz w:val="20"/>
+              </w:rPr>
+              <w:t xml:space="preserve"> </w:t>
             </w:r>
           </w:p>
         </w:tc>
@@ -2554,12 +3396,21 @@
             </w:tcBorders>
           </w:tcPr>
           <w:p>
+            <w:proofErr w:type="spellStart"/>
             <w:r>
               <w:rPr>
                 <w:rFonts w:ascii="Times New Roman" w:eastAsia="Times New Roman" w:hAnsi="Times New Roman" w:cs="Times New Roman"/>
                 <w:sz w:val="20"/>
               </w:rPr>
-              <w:t xml:space="preserve">Opis </w:t>
+              <w:t>Opis</w:t>
+            </w:r>
+            <w:proofErr w:type="spellEnd"/>
+            <w:r>
+              <w:rPr>
+                <w:rFonts w:ascii="Times New Roman" w:eastAsia="Times New Roman" w:hAnsi="Times New Roman" w:cs="Times New Roman"/>
+                <w:sz w:val="20"/>
+              </w:rPr>
+              <w:t xml:space="preserve"> </w:t>
             </w:r>
           </w:p>
         </w:tc>
@@ -2574,12 +3425,21 @@
             </w:tcBorders>
           </w:tcPr>
           <w:p>
+            <w:proofErr w:type="spellStart"/>
             <w:r>
               <w:rPr>
                 <w:rFonts w:ascii="Times New Roman" w:eastAsia="Times New Roman" w:hAnsi="Times New Roman" w:cs="Times New Roman"/>
                 <w:sz w:val="20"/>
               </w:rPr>
-              <w:t xml:space="preserve">Rešenje </w:t>
+              <w:t>Rešenje</w:t>
+            </w:r>
+            <w:proofErr w:type="spellEnd"/>
+            <w:r>
+              <w:rPr>
+                <w:rFonts w:ascii="Times New Roman" w:eastAsia="Times New Roman" w:hAnsi="Times New Roman" w:cs="Times New Roman"/>
+                <w:sz w:val="20"/>
+              </w:rPr>
+              <w:t xml:space="preserve"> </w:t>
             </w:r>
           </w:p>
         </w:tc>
@@ -2628,7 +3488,135 @@
                 <w:rFonts w:ascii="Times New Roman" w:eastAsia="Times New Roman" w:hAnsi="Times New Roman" w:cs="Times New Roman"/>
                 <w:sz w:val="20"/>
               </w:rPr>
-              <w:t>Da li je potrebno postaviti ograničenje broja neuspelih pokušaja unosa e-mail adrese?</w:t>
+              <w:t xml:space="preserve">Da li je </w:t>
+            </w:r>
+            <w:proofErr w:type="spellStart"/>
+            <w:r>
+              <w:rPr>
+                <w:rFonts w:ascii="Times New Roman" w:eastAsia="Times New Roman" w:hAnsi="Times New Roman" w:cs="Times New Roman"/>
+                <w:sz w:val="20"/>
+              </w:rPr>
+              <w:t>potrebno</w:t>
+            </w:r>
+            <w:proofErr w:type="spellEnd"/>
+            <w:r>
+              <w:rPr>
+                <w:rFonts w:ascii="Times New Roman" w:eastAsia="Times New Roman" w:hAnsi="Times New Roman" w:cs="Times New Roman"/>
+                <w:sz w:val="20"/>
+              </w:rPr>
+              <w:t xml:space="preserve"> </w:t>
+            </w:r>
+            <w:proofErr w:type="spellStart"/>
+            <w:r>
+              <w:rPr>
+                <w:rFonts w:ascii="Times New Roman" w:eastAsia="Times New Roman" w:hAnsi="Times New Roman" w:cs="Times New Roman"/>
+                <w:sz w:val="20"/>
+              </w:rPr>
+              <w:t>postaviti</w:t>
+            </w:r>
+            <w:proofErr w:type="spellEnd"/>
+            <w:r>
+              <w:rPr>
+                <w:rFonts w:ascii="Times New Roman" w:eastAsia="Times New Roman" w:hAnsi="Times New Roman" w:cs="Times New Roman"/>
+                <w:sz w:val="20"/>
+              </w:rPr>
+              <w:t xml:space="preserve"> </w:t>
+            </w:r>
+            <w:proofErr w:type="spellStart"/>
+            <w:r>
+              <w:rPr>
+                <w:rFonts w:ascii="Times New Roman" w:eastAsia="Times New Roman" w:hAnsi="Times New Roman" w:cs="Times New Roman"/>
+                <w:sz w:val="20"/>
+              </w:rPr>
+              <w:t>ograničenje</w:t>
+            </w:r>
+            <w:proofErr w:type="spellEnd"/>
+            <w:r>
+              <w:rPr>
+                <w:rFonts w:ascii="Times New Roman" w:eastAsia="Times New Roman" w:hAnsi="Times New Roman" w:cs="Times New Roman"/>
+                <w:sz w:val="20"/>
+              </w:rPr>
+              <w:t xml:space="preserve"> </w:t>
+            </w:r>
+            <w:proofErr w:type="spellStart"/>
+            <w:r>
+              <w:rPr>
+                <w:rFonts w:ascii="Times New Roman" w:eastAsia="Times New Roman" w:hAnsi="Times New Roman" w:cs="Times New Roman"/>
+                <w:sz w:val="20"/>
+              </w:rPr>
+              <w:t>broja</w:t>
+            </w:r>
+            <w:proofErr w:type="spellEnd"/>
+            <w:r>
+              <w:rPr>
+                <w:rFonts w:ascii="Times New Roman" w:eastAsia="Times New Roman" w:hAnsi="Times New Roman" w:cs="Times New Roman"/>
+                <w:sz w:val="20"/>
+              </w:rPr>
+              <w:t xml:space="preserve"> </w:t>
+            </w:r>
+            <w:proofErr w:type="spellStart"/>
+            <w:r>
+              <w:rPr>
+                <w:rFonts w:ascii="Times New Roman" w:eastAsia="Times New Roman" w:hAnsi="Times New Roman" w:cs="Times New Roman"/>
+                <w:sz w:val="20"/>
+              </w:rPr>
+              <w:t>neuspelih</w:t>
+            </w:r>
+            <w:proofErr w:type="spellEnd"/>
+            <w:r>
+              <w:rPr>
+                <w:rFonts w:ascii="Times New Roman" w:eastAsia="Times New Roman" w:hAnsi="Times New Roman" w:cs="Times New Roman"/>
+                <w:sz w:val="20"/>
+              </w:rPr>
+              <w:t xml:space="preserve"> </w:t>
+            </w:r>
+            <w:proofErr w:type="spellStart"/>
+            <w:r>
+              <w:rPr>
+                <w:rFonts w:ascii="Times New Roman" w:eastAsia="Times New Roman" w:hAnsi="Times New Roman" w:cs="Times New Roman"/>
+                <w:sz w:val="20"/>
+              </w:rPr>
+              <w:t>pokušaja</w:t>
+            </w:r>
+            <w:proofErr w:type="spellEnd"/>
+            <w:r>
+              <w:rPr>
+                <w:rFonts w:ascii="Times New Roman" w:eastAsia="Times New Roman" w:hAnsi="Times New Roman" w:cs="Times New Roman"/>
+                <w:sz w:val="20"/>
+              </w:rPr>
+              <w:t xml:space="preserve"> </w:t>
+            </w:r>
+            <w:proofErr w:type="spellStart"/>
+            <w:r>
+              <w:rPr>
+                <w:rFonts w:ascii="Times New Roman" w:eastAsia="Times New Roman" w:hAnsi="Times New Roman" w:cs="Times New Roman"/>
+                <w:sz w:val="20"/>
+              </w:rPr>
+              <w:t>unosa</w:t>
+            </w:r>
+            <w:proofErr w:type="spellEnd"/>
+            <w:r>
+              <w:rPr>
+                <w:rFonts w:ascii="Times New Roman" w:eastAsia="Times New Roman" w:hAnsi="Times New Roman" w:cs="Times New Roman"/>
+                <w:sz w:val="20"/>
+              </w:rPr>
+              <w:t xml:space="preserve"> e-mail </w:t>
+            </w:r>
+            <w:proofErr w:type="spellStart"/>
+            <w:r>
+              <w:rPr>
+                <w:rFonts w:ascii="Times New Roman" w:eastAsia="Times New Roman" w:hAnsi="Times New Roman" w:cs="Times New Roman"/>
+                <w:sz w:val="20"/>
+              </w:rPr>
+              <w:t>adrese</w:t>
+            </w:r>
+            <w:proofErr w:type="spellEnd"/>
+            <w:r>
+              <w:rPr>
+                <w:rFonts w:ascii="Times New Roman" w:eastAsia="Times New Roman" w:hAnsi="Times New Roman" w:cs="Times New Roman"/>
+                <w:sz w:val="20"/>
+              </w:rPr>
+              <w:t>?</w:t>
             </w:r>
             <w:r>
               <w:rPr>
@@ -2784,7 +3772,135 @@
                       <w:rFonts w:ascii="Times New Roman" w:eastAsia="Times New Roman" w:hAnsi="Times New Roman" w:cs="Times New Roman"/>
                       <w:sz w:val="20"/>
                     </w:rPr>
-                    <w:t>Da li je potrebno poslati obaveštenje korisniku na e-mail o uspešnoj promeni lozinke?</w:t>
+                    <w:t xml:space="preserve">Da li je </w:t>
+                  </w:r>
+                  <w:proofErr w:type="spellStart"/>
+                  <w:r>
+                    <w:rPr>
+                      <w:rFonts w:ascii="Times New Roman" w:eastAsia="Times New Roman" w:hAnsi="Times New Roman" w:cs="Times New Roman"/>
+                      <w:sz w:val="20"/>
+                    </w:rPr>
+                    <w:t>potrebno</w:t>
+                  </w:r>
+                  <w:proofErr w:type="spellEnd"/>
+                  <w:r>
+                    <w:rPr>
+                      <w:rFonts w:ascii="Times New Roman" w:eastAsia="Times New Roman" w:hAnsi="Times New Roman" w:cs="Times New Roman"/>
+                      <w:sz w:val="20"/>
+                    </w:rPr>
+                    <w:t xml:space="preserve"> </w:t>
+                  </w:r>
+                  <w:proofErr w:type="spellStart"/>
+                  <w:r>
+                    <w:rPr>
+                      <w:rFonts w:ascii="Times New Roman" w:eastAsia="Times New Roman" w:hAnsi="Times New Roman" w:cs="Times New Roman"/>
+                      <w:sz w:val="20"/>
+                    </w:rPr>
+                    <w:t>poslati</w:t>
+                  </w:r>
+                  <w:proofErr w:type="spellEnd"/>
+                  <w:r>
+                    <w:rPr>
+                      <w:rFonts w:ascii="Times New Roman" w:eastAsia="Times New Roman" w:hAnsi="Times New Roman" w:cs="Times New Roman"/>
+                      <w:sz w:val="20"/>
+                    </w:rPr>
+                    <w:t xml:space="preserve"> </w:t>
+                  </w:r>
+                  <w:proofErr w:type="spellStart"/>
+                  <w:r>
+                    <w:rPr>
+                      <w:rFonts w:ascii="Times New Roman" w:eastAsia="Times New Roman" w:hAnsi="Times New Roman" w:cs="Times New Roman"/>
+                      <w:sz w:val="20"/>
+                    </w:rPr>
+                    <w:t>obaveštenje</w:t>
+                  </w:r>
+                  <w:proofErr w:type="spellEnd"/>
+                  <w:r>
+                    <w:rPr>
+                      <w:rFonts w:ascii="Times New Roman" w:eastAsia="Times New Roman" w:hAnsi="Times New Roman" w:cs="Times New Roman"/>
+                      <w:sz w:val="20"/>
+                    </w:rPr>
+                    <w:t xml:space="preserve"> </w:t>
+                  </w:r>
+                  <w:proofErr w:type="spellStart"/>
+                  <w:r>
+                    <w:rPr>
+                      <w:rFonts w:ascii="Times New Roman" w:eastAsia="Times New Roman" w:hAnsi="Times New Roman" w:cs="Times New Roman"/>
+                      <w:sz w:val="20"/>
+                    </w:rPr>
+                    <w:t>korisniku</w:t>
+                  </w:r>
+                  <w:proofErr w:type="spellEnd"/>
+                  <w:r>
+                    <w:rPr>
+                      <w:rFonts w:ascii="Times New Roman" w:eastAsia="Times New Roman" w:hAnsi="Times New Roman" w:cs="Times New Roman"/>
+                      <w:sz w:val="20"/>
+                    </w:rPr>
+                    <w:t xml:space="preserve"> </w:t>
+                  </w:r>
+                  <w:proofErr w:type="spellStart"/>
+                  <w:r>
+                    <w:rPr>
+                      <w:rFonts w:ascii="Times New Roman" w:eastAsia="Times New Roman" w:hAnsi="Times New Roman" w:cs="Times New Roman"/>
+                      <w:sz w:val="20"/>
+                    </w:rPr>
+                    <w:t>na</w:t>
+                  </w:r>
+                  <w:proofErr w:type="spellEnd"/>
+                  <w:r>
+                    <w:rPr>
+                      <w:rFonts w:ascii="Times New Roman" w:eastAsia="Times New Roman" w:hAnsi="Times New Roman" w:cs="Times New Roman"/>
+                      <w:sz w:val="20"/>
+                    </w:rPr>
+                    <w:t xml:space="preserve"> e-mail o </w:t>
+                  </w:r>
+                  <w:proofErr w:type="spellStart"/>
+                  <w:r>
+                    <w:rPr>
+                      <w:rFonts w:ascii="Times New Roman" w:eastAsia="Times New Roman" w:hAnsi="Times New Roman" w:cs="Times New Roman"/>
+                      <w:sz w:val="20"/>
+                    </w:rPr>
+                    <w:t>uspešnoj</w:t>
+                  </w:r>
+                  <w:proofErr w:type="spellEnd"/>
+                  <w:r>
+                    <w:rPr>
+                      <w:rFonts w:ascii="Times New Roman" w:eastAsia="Times New Roman" w:hAnsi="Times New Roman" w:cs="Times New Roman"/>
+                      <w:sz w:val="20"/>
+                    </w:rPr>
+                    <w:t xml:space="preserve"> </w:t>
+                  </w:r>
+                  <w:proofErr w:type="spellStart"/>
+                  <w:r>
+                    <w:rPr>
+                      <w:rFonts w:ascii="Times New Roman" w:eastAsia="Times New Roman" w:hAnsi="Times New Roman" w:cs="Times New Roman"/>
+                      <w:sz w:val="20"/>
+                    </w:rPr>
+                    <w:t>promeni</w:t>
+                  </w:r>
+                  <w:proofErr w:type="spellEnd"/>
+                  <w:r>
+                    <w:rPr>
+                      <w:rFonts w:ascii="Times New Roman" w:eastAsia="Times New Roman" w:hAnsi="Times New Roman" w:cs="Times New Roman"/>
+                      <w:sz w:val="20"/>
+                    </w:rPr>
+                    <w:t xml:space="preserve"> </w:t>
+                  </w:r>
+                  <w:proofErr w:type="spellStart"/>
+                  <w:r>
+                    <w:rPr>
+                      <w:rFonts w:ascii="Times New Roman" w:eastAsia="Times New Roman" w:hAnsi="Times New Roman" w:cs="Times New Roman"/>
+                      <w:sz w:val="20"/>
+                    </w:rPr>
+                    <w:t>lozinke</w:t>
+                  </w:r>
+                  <w:proofErr w:type="spellEnd"/>
+                  <w:r>
+                    <w:rPr>
+                      <w:rFonts w:ascii="Times New Roman" w:eastAsia="Times New Roman" w:hAnsi="Times New Roman" w:cs="Times New Roman"/>
+                      <w:sz w:val="20"/>
+                    </w:rPr>
+                    <w:t>?</w:t>
                   </w:r>
                   <w:r>
                     <w:rPr>
@@ -2982,10 +4098,20 @@
       <w:r>
         <w:t xml:space="preserve">Scenario </w:t>
       </w:r>
-      <w:r>
-        <w:t>promene lozinke</w:t>
+      <w:proofErr w:type="spellStart"/>
+      <w:r>
+        <w:t>promene</w:t>
+      </w:r>
+      <w:proofErr w:type="spellEnd"/>
+      <w:r>
+        <w:t xml:space="preserve"> </w:t>
+      </w:r>
+      <w:proofErr w:type="spellStart"/>
+      <w:r>
+        <w:t>lozinke</w:t>
       </w:r>
       <w:bookmarkEnd w:id="6"/>
+      <w:proofErr w:type="spellEnd"/>
       <w:r>
         <w:t xml:space="preserve"> </w:t>
       </w:r>
@@ -3009,13 +4135,29 @@
         <w:ind w:left="705" w:hanging="720"/>
       </w:pPr>
       <w:bookmarkStart w:id="7" w:name="_Toc205809614"/>
+      <w:proofErr w:type="spellStart"/>
       <w:r>
         <w:rPr>
           <w:u w:val="single" w:color="000000"/>
         </w:rPr>
-        <w:t>Kratak opis</w:t>
+        <w:t>Kratak</w:t>
+      </w:r>
+      <w:proofErr w:type="spellEnd"/>
+      <w:r>
+        <w:rPr>
+          <w:u w:val="single" w:color="000000"/>
+        </w:rPr>
+        <w:t xml:space="preserve"> </w:t>
+      </w:r>
+      <w:proofErr w:type="spellStart"/>
+      <w:r>
+        <w:rPr>
+          <w:u w:val="single" w:color="000000"/>
+        </w:rPr>
+        <w:t>opis</w:t>
       </w:r>
       <w:bookmarkEnd w:id="7"/>
+      <w:proofErr w:type="spellEnd"/>
       <w:r>
         <w:t xml:space="preserve"> </w:t>
       </w:r>
@@ -3029,13 +4171,527 @@
           <w:sz w:val="20"/>
         </w:rPr>
       </w:pPr>
-      <w:r>
-        <w:rPr>
-          <w:rFonts w:ascii="Times New Roman" w:eastAsia="Times New Roman" w:hAnsi="Times New Roman" w:cs="Times New Roman"/>
-          <w:sz w:val="20"/>
-        </w:rPr>
-        <w:t>Korisnik koji je zaboravio lozinku ima opciju da je promeni. Na formi za prijavu postoji link "Zaboravili ste lozinku?". Klikom na link otvara se nova stranica gde korisnik unosi svoju e-mail adresu. Nakon unosa i slanja, sistem proverava e-mail i šalje korisniku uputstva za promenu lozinke</w:t>
-      </w:r>
+      <w:proofErr w:type="spellStart"/>
+      <w:r>
+        <w:rPr>
+          <w:rFonts w:ascii="Times New Roman" w:eastAsia="Times New Roman" w:hAnsi="Times New Roman" w:cs="Times New Roman"/>
+          <w:sz w:val="20"/>
+        </w:rPr>
+        <w:t>Korisnik</w:t>
+      </w:r>
+      <w:proofErr w:type="spellEnd"/>
+      <w:r>
+        <w:rPr>
+          <w:rFonts w:ascii="Times New Roman" w:eastAsia="Times New Roman" w:hAnsi="Times New Roman" w:cs="Times New Roman"/>
+          <w:sz w:val="20"/>
+        </w:rPr>
+        <w:t xml:space="preserve"> koji je </w:t>
+      </w:r>
+      <w:proofErr w:type="spellStart"/>
+      <w:r>
+        <w:rPr>
+          <w:rFonts w:ascii="Times New Roman" w:eastAsia="Times New Roman" w:hAnsi="Times New Roman" w:cs="Times New Roman"/>
+          <w:sz w:val="20"/>
+        </w:rPr>
+        <w:t>zaboravio</w:t>
+      </w:r>
+      <w:proofErr w:type="spellEnd"/>
+      <w:r>
+        <w:rPr>
+          <w:rFonts w:ascii="Times New Roman" w:eastAsia="Times New Roman" w:hAnsi="Times New Roman" w:cs="Times New Roman"/>
+          <w:sz w:val="20"/>
+        </w:rPr>
+        <w:t xml:space="preserve"> </w:t>
+      </w:r>
+      <w:proofErr w:type="spellStart"/>
+      <w:r>
+        <w:rPr>
+          <w:rFonts w:ascii="Times New Roman" w:eastAsia="Times New Roman" w:hAnsi="Times New Roman" w:cs="Times New Roman"/>
+          <w:sz w:val="20"/>
+        </w:rPr>
+        <w:t>lozinku</w:t>
+      </w:r>
+      <w:proofErr w:type="spellEnd"/>
+      <w:r>
+        <w:rPr>
+          <w:rFonts w:ascii="Times New Roman" w:eastAsia="Times New Roman" w:hAnsi="Times New Roman" w:cs="Times New Roman"/>
+          <w:sz w:val="20"/>
+        </w:rPr>
+        <w:t xml:space="preserve"> </w:t>
+      </w:r>
+      <w:proofErr w:type="spellStart"/>
+      <w:r>
+        <w:rPr>
+          <w:rFonts w:ascii="Times New Roman" w:eastAsia="Times New Roman" w:hAnsi="Times New Roman" w:cs="Times New Roman"/>
+          <w:sz w:val="20"/>
+        </w:rPr>
+        <w:t>ima</w:t>
+      </w:r>
+      <w:proofErr w:type="spellEnd"/>
+      <w:r>
+        <w:rPr>
+          <w:rFonts w:ascii="Times New Roman" w:eastAsia="Times New Roman" w:hAnsi="Times New Roman" w:cs="Times New Roman"/>
+          <w:sz w:val="20"/>
+        </w:rPr>
+        <w:t xml:space="preserve"> </w:t>
+      </w:r>
+      <w:proofErr w:type="spellStart"/>
+      <w:r>
+        <w:rPr>
+          <w:rFonts w:ascii="Times New Roman" w:eastAsia="Times New Roman" w:hAnsi="Times New Roman" w:cs="Times New Roman"/>
+          <w:sz w:val="20"/>
+        </w:rPr>
+        <w:t>opciju</w:t>
+      </w:r>
+      <w:proofErr w:type="spellEnd"/>
+      <w:r>
+        <w:rPr>
+          <w:rFonts w:ascii="Times New Roman" w:eastAsia="Times New Roman" w:hAnsi="Times New Roman" w:cs="Times New Roman"/>
+          <w:sz w:val="20"/>
+        </w:rPr>
+        <w:t xml:space="preserve"> da je </w:t>
+      </w:r>
+      <w:proofErr w:type="spellStart"/>
+      <w:r>
+        <w:rPr>
+          <w:rFonts w:ascii="Times New Roman" w:eastAsia="Times New Roman" w:hAnsi="Times New Roman" w:cs="Times New Roman"/>
+          <w:sz w:val="20"/>
+        </w:rPr>
+        <w:t>promeni</w:t>
+      </w:r>
+      <w:proofErr w:type="spellEnd"/>
+      <w:r>
+        <w:rPr>
+          <w:rFonts w:ascii="Times New Roman" w:eastAsia="Times New Roman" w:hAnsi="Times New Roman" w:cs="Times New Roman"/>
+          <w:sz w:val="20"/>
+        </w:rPr>
+        <w:t xml:space="preserve">. Na </w:t>
+      </w:r>
+      <w:proofErr w:type="spellStart"/>
+      <w:r>
+        <w:rPr>
+          <w:rFonts w:ascii="Times New Roman" w:eastAsia="Times New Roman" w:hAnsi="Times New Roman" w:cs="Times New Roman"/>
+          <w:sz w:val="20"/>
+        </w:rPr>
+        <w:t>formi</w:t>
+      </w:r>
+      <w:proofErr w:type="spellEnd"/>
+      <w:r>
+        <w:rPr>
+          <w:rFonts w:ascii="Times New Roman" w:eastAsia="Times New Roman" w:hAnsi="Times New Roman" w:cs="Times New Roman"/>
+          <w:sz w:val="20"/>
+        </w:rPr>
+        <w:t xml:space="preserve"> za </w:t>
+      </w:r>
+      <w:proofErr w:type="spellStart"/>
+      <w:r>
+        <w:rPr>
+          <w:rFonts w:ascii="Times New Roman" w:eastAsia="Times New Roman" w:hAnsi="Times New Roman" w:cs="Times New Roman"/>
+          <w:sz w:val="20"/>
+        </w:rPr>
+        <w:t>prijavu</w:t>
+      </w:r>
+      <w:proofErr w:type="spellEnd"/>
+      <w:r>
+        <w:rPr>
+          <w:rFonts w:ascii="Times New Roman" w:eastAsia="Times New Roman" w:hAnsi="Times New Roman" w:cs="Times New Roman"/>
+          <w:sz w:val="20"/>
+        </w:rPr>
+        <w:t xml:space="preserve"> </w:t>
+      </w:r>
+      <w:proofErr w:type="spellStart"/>
+      <w:r>
+        <w:rPr>
+          <w:rFonts w:ascii="Times New Roman" w:eastAsia="Times New Roman" w:hAnsi="Times New Roman" w:cs="Times New Roman"/>
+          <w:sz w:val="20"/>
+        </w:rPr>
+        <w:t>postoji</w:t>
+      </w:r>
+      <w:proofErr w:type="spellEnd"/>
+      <w:r>
+        <w:rPr>
+          <w:rFonts w:ascii="Times New Roman" w:eastAsia="Times New Roman" w:hAnsi="Times New Roman" w:cs="Times New Roman"/>
+          <w:sz w:val="20"/>
+        </w:rPr>
+        <w:t xml:space="preserve"> link "</w:t>
+      </w:r>
+      <w:proofErr w:type="spellStart"/>
+      <w:r>
+        <w:rPr>
+          <w:rFonts w:ascii="Times New Roman" w:eastAsia="Times New Roman" w:hAnsi="Times New Roman" w:cs="Times New Roman"/>
+          <w:sz w:val="20"/>
+        </w:rPr>
+        <w:t>Zaboravili</w:t>
+      </w:r>
+      <w:proofErr w:type="spellEnd"/>
+      <w:r>
+        <w:rPr>
+          <w:rFonts w:ascii="Times New Roman" w:eastAsia="Times New Roman" w:hAnsi="Times New Roman" w:cs="Times New Roman"/>
+          <w:sz w:val="20"/>
+        </w:rPr>
+        <w:t xml:space="preserve"> </w:t>
+      </w:r>
+      <w:proofErr w:type="spellStart"/>
+      <w:r>
+        <w:rPr>
+          <w:rFonts w:ascii="Times New Roman" w:eastAsia="Times New Roman" w:hAnsi="Times New Roman" w:cs="Times New Roman"/>
+          <w:sz w:val="20"/>
+        </w:rPr>
+        <w:t>ste</w:t>
+      </w:r>
+      <w:proofErr w:type="spellEnd"/>
+      <w:r>
+        <w:rPr>
+          <w:rFonts w:ascii="Times New Roman" w:eastAsia="Times New Roman" w:hAnsi="Times New Roman" w:cs="Times New Roman"/>
+          <w:sz w:val="20"/>
+        </w:rPr>
+        <w:t xml:space="preserve"> </w:t>
+      </w:r>
+      <w:proofErr w:type="spellStart"/>
+      <w:r>
+        <w:rPr>
+          <w:rFonts w:ascii="Times New Roman" w:eastAsia="Times New Roman" w:hAnsi="Times New Roman" w:cs="Times New Roman"/>
+          <w:sz w:val="20"/>
+        </w:rPr>
+        <w:t>lozinku</w:t>
+      </w:r>
+      <w:proofErr w:type="spellEnd"/>
+      <w:r>
+        <w:rPr>
+          <w:rFonts w:ascii="Times New Roman" w:eastAsia="Times New Roman" w:hAnsi="Times New Roman" w:cs="Times New Roman"/>
+          <w:sz w:val="20"/>
+        </w:rPr>
+        <w:t xml:space="preserve">?". </w:t>
+      </w:r>
+      <w:proofErr w:type="spellStart"/>
+      <w:r>
+        <w:rPr>
+          <w:rFonts w:ascii="Times New Roman" w:eastAsia="Times New Roman" w:hAnsi="Times New Roman" w:cs="Times New Roman"/>
+          <w:sz w:val="20"/>
+        </w:rPr>
+        <w:t>Klikom</w:t>
+      </w:r>
+      <w:proofErr w:type="spellEnd"/>
+      <w:r>
+        <w:rPr>
+          <w:rFonts w:ascii="Times New Roman" w:eastAsia="Times New Roman" w:hAnsi="Times New Roman" w:cs="Times New Roman"/>
+          <w:sz w:val="20"/>
+        </w:rPr>
+        <w:t xml:space="preserve"> </w:t>
+      </w:r>
+      <w:proofErr w:type="spellStart"/>
+      <w:r>
+        <w:rPr>
+          <w:rFonts w:ascii="Times New Roman" w:eastAsia="Times New Roman" w:hAnsi="Times New Roman" w:cs="Times New Roman"/>
+          <w:sz w:val="20"/>
+        </w:rPr>
+        <w:t>na</w:t>
+      </w:r>
+      <w:proofErr w:type="spellEnd"/>
+      <w:r>
+        <w:rPr>
+          <w:rFonts w:ascii="Times New Roman" w:eastAsia="Times New Roman" w:hAnsi="Times New Roman" w:cs="Times New Roman"/>
+          <w:sz w:val="20"/>
+        </w:rPr>
+        <w:t xml:space="preserve"> link </w:t>
+      </w:r>
+      <w:proofErr w:type="spellStart"/>
+      <w:r>
+        <w:rPr>
+          <w:rFonts w:ascii="Times New Roman" w:eastAsia="Times New Roman" w:hAnsi="Times New Roman" w:cs="Times New Roman"/>
+          <w:sz w:val="20"/>
+        </w:rPr>
+        <w:t>otvara</w:t>
+      </w:r>
+      <w:proofErr w:type="spellEnd"/>
+      <w:r>
+        <w:rPr>
+          <w:rFonts w:ascii="Times New Roman" w:eastAsia="Times New Roman" w:hAnsi="Times New Roman" w:cs="Times New Roman"/>
+          <w:sz w:val="20"/>
+        </w:rPr>
+        <w:t xml:space="preserve"> se nova </w:t>
+      </w:r>
+      <w:proofErr w:type="spellStart"/>
+      <w:r>
+        <w:rPr>
+          <w:rFonts w:ascii="Times New Roman" w:eastAsia="Times New Roman" w:hAnsi="Times New Roman" w:cs="Times New Roman"/>
+          <w:sz w:val="20"/>
+        </w:rPr>
+        <w:t>stranica</w:t>
+      </w:r>
+      <w:proofErr w:type="spellEnd"/>
+      <w:r>
+        <w:rPr>
+          <w:rFonts w:ascii="Times New Roman" w:eastAsia="Times New Roman" w:hAnsi="Times New Roman" w:cs="Times New Roman"/>
+          <w:sz w:val="20"/>
+        </w:rPr>
+        <w:t xml:space="preserve"> </w:t>
+      </w:r>
+      <w:proofErr w:type="spellStart"/>
+      <w:r>
+        <w:rPr>
+          <w:rFonts w:ascii="Times New Roman" w:eastAsia="Times New Roman" w:hAnsi="Times New Roman" w:cs="Times New Roman"/>
+          <w:sz w:val="20"/>
+        </w:rPr>
+        <w:t>gde</w:t>
+      </w:r>
+      <w:proofErr w:type="spellEnd"/>
+      <w:r>
+        <w:rPr>
+          <w:rFonts w:ascii="Times New Roman" w:eastAsia="Times New Roman" w:hAnsi="Times New Roman" w:cs="Times New Roman"/>
+          <w:sz w:val="20"/>
+        </w:rPr>
+        <w:t xml:space="preserve"> </w:t>
+      </w:r>
+      <w:proofErr w:type="spellStart"/>
+      <w:r>
+        <w:rPr>
+          <w:rFonts w:ascii="Times New Roman" w:eastAsia="Times New Roman" w:hAnsi="Times New Roman" w:cs="Times New Roman"/>
+          <w:sz w:val="20"/>
+        </w:rPr>
+        <w:t>korisnik</w:t>
+      </w:r>
+      <w:proofErr w:type="spellEnd"/>
+      <w:r>
+        <w:rPr>
+          <w:rFonts w:ascii="Times New Roman" w:eastAsia="Times New Roman" w:hAnsi="Times New Roman" w:cs="Times New Roman"/>
+          <w:sz w:val="20"/>
+        </w:rPr>
+        <w:t xml:space="preserve"> </w:t>
+      </w:r>
+      <w:proofErr w:type="spellStart"/>
+      <w:r>
+        <w:rPr>
+          <w:rFonts w:ascii="Times New Roman" w:eastAsia="Times New Roman" w:hAnsi="Times New Roman" w:cs="Times New Roman"/>
+          <w:sz w:val="20"/>
+        </w:rPr>
+        <w:t>unosi</w:t>
+      </w:r>
+      <w:proofErr w:type="spellEnd"/>
+      <w:r>
+        <w:rPr>
+          <w:rFonts w:ascii="Times New Roman" w:eastAsia="Times New Roman" w:hAnsi="Times New Roman" w:cs="Times New Roman"/>
+          <w:sz w:val="20"/>
+        </w:rPr>
+        <w:t xml:space="preserve"> </w:t>
+      </w:r>
+      <w:proofErr w:type="spellStart"/>
+      <w:r>
+        <w:rPr>
+          <w:rFonts w:ascii="Times New Roman" w:eastAsia="Times New Roman" w:hAnsi="Times New Roman" w:cs="Times New Roman"/>
+          <w:sz w:val="20"/>
+        </w:rPr>
+        <w:t>svoju</w:t>
+      </w:r>
+      <w:proofErr w:type="spellEnd"/>
+      <w:r>
+        <w:rPr>
+          <w:rFonts w:ascii="Times New Roman" w:eastAsia="Times New Roman" w:hAnsi="Times New Roman" w:cs="Times New Roman"/>
+          <w:sz w:val="20"/>
+        </w:rPr>
+        <w:t xml:space="preserve"> e-mail </w:t>
+      </w:r>
+      <w:proofErr w:type="spellStart"/>
+      <w:r>
+        <w:rPr>
+          <w:rFonts w:ascii="Times New Roman" w:eastAsia="Times New Roman" w:hAnsi="Times New Roman" w:cs="Times New Roman"/>
+          <w:sz w:val="20"/>
+        </w:rPr>
+        <w:t>adresu</w:t>
+      </w:r>
+      <w:proofErr w:type="spellEnd"/>
+      <w:r>
+        <w:rPr>
+          <w:rFonts w:ascii="Times New Roman" w:eastAsia="Times New Roman" w:hAnsi="Times New Roman" w:cs="Times New Roman"/>
+          <w:sz w:val="20"/>
+        </w:rPr>
+        <w:t xml:space="preserve">. </w:t>
+      </w:r>
+      <w:proofErr w:type="spellStart"/>
+      <w:r>
+        <w:rPr>
+          <w:rFonts w:ascii="Times New Roman" w:eastAsia="Times New Roman" w:hAnsi="Times New Roman" w:cs="Times New Roman"/>
+          <w:sz w:val="20"/>
+        </w:rPr>
+        <w:t>Nakon</w:t>
+      </w:r>
+      <w:proofErr w:type="spellEnd"/>
+      <w:r>
+        <w:rPr>
+          <w:rFonts w:ascii="Times New Roman" w:eastAsia="Times New Roman" w:hAnsi="Times New Roman" w:cs="Times New Roman"/>
+          <w:sz w:val="20"/>
+        </w:rPr>
+        <w:t xml:space="preserve"> </w:t>
+      </w:r>
+      <w:proofErr w:type="spellStart"/>
+      <w:r>
+        <w:rPr>
+          <w:rFonts w:ascii="Times New Roman" w:eastAsia="Times New Roman" w:hAnsi="Times New Roman" w:cs="Times New Roman"/>
+          <w:sz w:val="20"/>
+        </w:rPr>
+        <w:t>unosa</w:t>
+      </w:r>
+      <w:proofErr w:type="spellEnd"/>
+      <w:r>
+        <w:rPr>
+          <w:rFonts w:ascii="Times New Roman" w:eastAsia="Times New Roman" w:hAnsi="Times New Roman" w:cs="Times New Roman"/>
+          <w:sz w:val="20"/>
+        </w:rPr>
+        <w:t xml:space="preserve"> </w:t>
+      </w:r>
+      <w:proofErr w:type="spellStart"/>
+      <w:r>
+        <w:rPr>
+          <w:rFonts w:ascii="Times New Roman" w:eastAsia="Times New Roman" w:hAnsi="Times New Roman" w:cs="Times New Roman"/>
+          <w:sz w:val="20"/>
+        </w:rPr>
+        <w:t>i</w:t>
+      </w:r>
+      <w:proofErr w:type="spellEnd"/>
+      <w:r>
+        <w:rPr>
+          <w:rFonts w:ascii="Times New Roman" w:eastAsia="Times New Roman" w:hAnsi="Times New Roman" w:cs="Times New Roman"/>
+          <w:sz w:val="20"/>
+        </w:rPr>
+        <w:t xml:space="preserve"> </w:t>
+      </w:r>
+      <w:proofErr w:type="spellStart"/>
+      <w:r>
+        <w:rPr>
+          <w:rFonts w:ascii="Times New Roman" w:eastAsia="Times New Roman" w:hAnsi="Times New Roman" w:cs="Times New Roman"/>
+          <w:sz w:val="20"/>
+        </w:rPr>
+        <w:t>slanja</w:t>
+      </w:r>
+      <w:proofErr w:type="spellEnd"/>
+      <w:r>
+        <w:rPr>
+          <w:rFonts w:ascii="Times New Roman" w:eastAsia="Times New Roman" w:hAnsi="Times New Roman" w:cs="Times New Roman"/>
+          <w:sz w:val="20"/>
+        </w:rPr>
+        <w:t xml:space="preserve">, </w:t>
+      </w:r>
+      <w:proofErr w:type="spellStart"/>
+      <w:r>
+        <w:rPr>
+          <w:rFonts w:ascii="Times New Roman" w:eastAsia="Times New Roman" w:hAnsi="Times New Roman" w:cs="Times New Roman"/>
+          <w:sz w:val="20"/>
+        </w:rPr>
+        <w:t>sistem</w:t>
+      </w:r>
+      <w:proofErr w:type="spellEnd"/>
+      <w:r>
+        <w:rPr>
+          <w:rFonts w:ascii="Times New Roman" w:eastAsia="Times New Roman" w:hAnsi="Times New Roman" w:cs="Times New Roman"/>
+          <w:sz w:val="20"/>
+        </w:rPr>
+        <w:t xml:space="preserve"> </w:t>
+      </w:r>
+      <w:proofErr w:type="spellStart"/>
+      <w:r>
+        <w:rPr>
+          <w:rFonts w:ascii="Times New Roman" w:eastAsia="Times New Roman" w:hAnsi="Times New Roman" w:cs="Times New Roman"/>
+          <w:sz w:val="20"/>
+        </w:rPr>
+        <w:t>proverava</w:t>
+      </w:r>
+      <w:proofErr w:type="spellEnd"/>
+      <w:r>
+        <w:rPr>
+          <w:rFonts w:ascii="Times New Roman" w:eastAsia="Times New Roman" w:hAnsi="Times New Roman" w:cs="Times New Roman"/>
+          <w:sz w:val="20"/>
+        </w:rPr>
+        <w:t xml:space="preserve"> e-mail </w:t>
+      </w:r>
+      <w:proofErr w:type="spellStart"/>
+      <w:r>
+        <w:rPr>
+          <w:rFonts w:ascii="Times New Roman" w:eastAsia="Times New Roman" w:hAnsi="Times New Roman" w:cs="Times New Roman"/>
+          <w:sz w:val="20"/>
+        </w:rPr>
+        <w:t>i</w:t>
+      </w:r>
+      <w:proofErr w:type="spellEnd"/>
+      <w:r>
+        <w:rPr>
+          <w:rFonts w:ascii="Times New Roman" w:eastAsia="Times New Roman" w:hAnsi="Times New Roman" w:cs="Times New Roman"/>
+          <w:sz w:val="20"/>
+        </w:rPr>
+        <w:t xml:space="preserve"> </w:t>
+      </w:r>
+      <w:proofErr w:type="spellStart"/>
+      <w:r>
+        <w:rPr>
+          <w:rFonts w:ascii="Times New Roman" w:eastAsia="Times New Roman" w:hAnsi="Times New Roman" w:cs="Times New Roman"/>
+          <w:sz w:val="20"/>
+        </w:rPr>
+        <w:t>šalje</w:t>
+      </w:r>
+      <w:proofErr w:type="spellEnd"/>
+      <w:r>
+        <w:rPr>
+          <w:rFonts w:ascii="Times New Roman" w:eastAsia="Times New Roman" w:hAnsi="Times New Roman" w:cs="Times New Roman"/>
+          <w:sz w:val="20"/>
+        </w:rPr>
+        <w:t xml:space="preserve"> </w:t>
+      </w:r>
+      <w:proofErr w:type="spellStart"/>
+      <w:r>
+        <w:rPr>
+          <w:rFonts w:ascii="Times New Roman" w:eastAsia="Times New Roman" w:hAnsi="Times New Roman" w:cs="Times New Roman"/>
+          <w:sz w:val="20"/>
+        </w:rPr>
+        <w:t>korisniku</w:t>
+      </w:r>
+      <w:proofErr w:type="spellEnd"/>
+      <w:r>
+        <w:rPr>
+          <w:rFonts w:ascii="Times New Roman" w:eastAsia="Times New Roman" w:hAnsi="Times New Roman" w:cs="Times New Roman"/>
+          <w:sz w:val="20"/>
+        </w:rPr>
+        <w:t xml:space="preserve"> </w:t>
+      </w:r>
+      <w:proofErr w:type="spellStart"/>
+      <w:r>
+        <w:rPr>
+          <w:rFonts w:ascii="Times New Roman" w:eastAsia="Times New Roman" w:hAnsi="Times New Roman" w:cs="Times New Roman"/>
+          <w:sz w:val="20"/>
+        </w:rPr>
+        <w:t>uputstva</w:t>
+      </w:r>
+      <w:proofErr w:type="spellEnd"/>
+      <w:r>
+        <w:rPr>
+          <w:rFonts w:ascii="Times New Roman" w:eastAsia="Times New Roman" w:hAnsi="Times New Roman" w:cs="Times New Roman"/>
+          <w:sz w:val="20"/>
+        </w:rPr>
+        <w:t xml:space="preserve"> za </w:t>
+      </w:r>
+      <w:proofErr w:type="spellStart"/>
+      <w:r>
+        <w:rPr>
+          <w:rFonts w:ascii="Times New Roman" w:eastAsia="Times New Roman" w:hAnsi="Times New Roman" w:cs="Times New Roman"/>
+          <w:sz w:val="20"/>
+        </w:rPr>
+        <w:t>promenu</w:t>
+      </w:r>
+      <w:proofErr w:type="spellEnd"/>
+      <w:r>
+        <w:rPr>
+          <w:rFonts w:ascii="Times New Roman" w:eastAsia="Times New Roman" w:hAnsi="Times New Roman" w:cs="Times New Roman"/>
+          <w:sz w:val="20"/>
+        </w:rPr>
+        <w:t xml:space="preserve"> </w:t>
+      </w:r>
+      <w:proofErr w:type="spellStart"/>
+      <w:r>
+        <w:rPr>
+          <w:rFonts w:ascii="Times New Roman" w:eastAsia="Times New Roman" w:hAnsi="Times New Roman" w:cs="Times New Roman"/>
+          <w:sz w:val="20"/>
+        </w:rPr>
+        <w:t>lozinke</w:t>
+      </w:r>
+      <w:proofErr w:type="spellEnd"/>
       <w:r>
         <w:rPr>
           <w:rFonts w:ascii="Times New Roman" w:eastAsia="Times New Roman" w:hAnsi="Times New Roman" w:cs="Times New Roman"/>
@@ -3061,9 +4717,17 @@
         <w:rPr>
           <w:u w:val="single" w:color="000000"/>
         </w:rPr>
-        <w:t>Tok dogadjaja</w:t>
+        <w:t xml:space="preserve">Tok </w:t>
+      </w:r>
+      <w:proofErr w:type="spellStart"/>
+      <w:r>
+        <w:rPr>
+          <w:u w:val="single" w:color="000000"/>
+        </w:rPr>
+        <w:t>dogadjaja</w:t>
       </w:r>
       <w:bookmarkEnd w:id="8"/>
+      <w:proofErr w:type="spellEnd"/>
       <w:r>
         <w:t xml:space="preserve"> </w:t>
       </w:r>
@@ -3075,19 +4739,71 @@
         <w:ind w:left="720" w:hanging="720"/>
       </w:pPr>
       <w:bookmarkStart w:id="9" w:name="_Toc205809616"/>
+      <w:proofErr w:type="spellStart"/>
       <w:r>
         <w:rPr>
           <w:i/>
         </w:rPr>
-        <w:t xml:space="preserve">Korisnik uspešno </w:t>
-      </w:r>
+        <w:t>Korisnik</w:t>
+      </w:r>
+      <w:proofErr w:type="spellEnd"/>
       <w:r>
         <w:rPr>
           <w:i/>
         </w:rPr>
-        <w:t>traži promenu lozinke</w:t>
+        <w:t xml:space="preserve"> </w:t>
+      </w:r>
+      <w:proofErr w:type="spellStart"/>
+      <w:r>
+        <w:rPr>
+          <w:i/>
+        </w:rPr>
+        <w:t>uspešno</w:t>
+      </w:r>
+      <w:proofErr w:type="spellEnd"/>
+      <w:r>
+        <w:rPr>
+          <w:i/>
+        </w:rPr>
+        <w:t xml:space="preserve"> </w:t>
+      </w:r>
+      <w:proofErr w:type="spellStart"/>
+      <w:r>
+        <w:rPr>
+          <w:i/>
+        </w:rPr>
+        <w:t>traži</w:t>
+      </w:r>
+      <w:proofErr w:type="spellEnd"/>
+      <w:r>
+        <w:rPr>
+          <w:i/>
+        </w:rPr>
+        <w:t xml:space="preserve"> </w:t>
+      </w:r>
+      <w:proofErr w:type="spellStart"/>
+      <w:r>
+        <w:rPr>
+          <w:i/>
+        </w:rPr>
+        <w:t>promenu</w:t>
+      </w:r>
+      <w:proofErr w:type="spellEnd"/>
+      <w:r>
+        <w:rPr>
+          <w:i/>
+        </w:rPr>
+        <w:t xml:space="preserve"> </w:t>
+      </w:r>
+      <w:proofErr w:type="spellStart"/>
+      <w:r>
+        <w:rPr>
+          <w:i/>
+        </w:rPr>
+        <w:t>lozinke</w:t>
       </w:r>
       <w:bookmarkEnd w:id="9"/>
+      <w:proofErr w:type="spellEnd"/>
       <w:r>
         <w:rPr>
           <w:i/>
@@ -3114,7 +4830,215 @@
           <w:rFonts w:ascii="Times New Roman" w:eastAsia="Times New Roman" w:hAnsi="Times New Roman" w:cs="Times New Roman"/>
           <w:sz w:val="20"/>
         </w:rPr>
-        <w:t>Na formi za prijavu, korisnik klilkom na link "Zaboravili ste lozinku?" odlazi na stranicu za promenu lozinke.</w:t>
+        <w:t xml:space="preserve">Na </w:t>
+      </w:r>
+      <w:proofErr w:type="spellStart"/>
+      <w:r>
+        <w:rPr>
+          <w:rFonts w:ascii="Times New Roman" w:eastAsia="Times New Roman" w:hAnsi="Times New Roman" w:cs="Times New Roman"/>
+          <w:sz w:val="20"/>
+        </w:rPr>
+        <w:t>formi</w:t>
+      </w:r>
+      <w:proofErr w:type="spellEnd"/>
+      <w:r>
+        <w:rPr>
+          <w:rFonts w:ascii="Times New Roman" w:eastAsia="Times New Roman" w:hAnsi="Times New Roman" w:cs="Times New Roman"/>
+          <w:sz w:val="20"/>
+        </w:rPr>
+        <w:t xml:space="preserve"> za </w:t>
+      </w:r>
+      <w:proofErr w:type="spellStart"/>
+      <w:r>
+        <w:rPr>
+          <w:rFonts w:ascii="Times New Roman" w:eastAsia="Times New Roman" w:hAnsi="Times New Roman" w:cs="Times New Roman"/>
+          <w:sz w:val="20"/>
+        </w:rPr>
+        <w:t>prijavu</w:t>
+      </w:r>
+      <w:proofErr w:type="spellEnd"/>
+      <w:r>
+        <w:rPr>
+          <w:rFonts w:ascii="Times New Roman" w:eastAsia="Times New Roman" w:hAnsi="Times New Roman" w:cs="Times New Roman"/>
+          <w:sz w:val="20"/>
+        </w:rPr>
+        <w:t xml:space="preserve">, </w:t>
+      </w:r>
+      <w:proofErr w:type="spellStart"/>
+      <w:r>
+        <w:rPr>
+          <w:rFonts w:ascii="Times New Roman" w:eastAsia="Times New Roman" w:hAnsi="Times New Roman" w:cs="Times New Roman"/>
+          <w:sz w:val="20"/>
+        </w:rPr>
+        <w:t>korisnik</w:t>
+      </w:r>
+      <w:proofErr w:type="spellEnd"/>
+      <w:r>
+        <w:rPr>
+          <w:rFonts w:ascii="Times New Roman" w:eastAsia="Times New Roman" w:hAnsi="Times New Roman" w:cs="Times New Roman"/>
+          <w:sz w:val="20"/>
+        </w:rPr>
+        <w:t xml:space="preserve"> </w:t>
+      </w:r>
+      <w:proofErr w:type="spellStart"/>
+      <w:r>
+        <w:rPr>
+          <w:rFonts w:ascii="Times New Roman" w:eastAsia="Times New Roman" w:hAnsi="Times New Roman" w:cs="Times New Roman"/>
+          <w:sz w:val="20"/>
+        </w:rPr>
+        <w:t>klilkom</w:t>
+      </w:r>
+      <w:proofErr w:type="spellEnd"/>
+      <w:r>
+        <w:rPr>
+          <w:rFonts w:ascii="Times New Roman" w:eastAsia="Times New Roman" w:hAnsi="Times New Roman" w:cs="Times New Roman"/>
+          <w:sz w:val="20"/>
+        </w:rPr>
+        <w:t xml:space="preserve"> </w:t>
+      </w:r>
+      <w:proofErr w:type="spellStart"/>
+      <w:r>
+        <w:rPr>
+          <w:rFonts w:ascii="Times New Roman" w:eastAsia="Times New Roman" w:hAnsi="Times New Roman" w:cs="Times New Roman"/>
+          <w:sz w:val="20"/>
+        </w:rPr>
+        <w:t>na</w:t>
+      </w:r>
+      <w:proofErr w:type="spellEnd"/>
+      <w:r>
+        <w:rPr>
+          <w:rFonts w:ascii="Times New Roman" w:eastAsia="Times New Roman" w:hAnsi="Times New Roman" w:cs="Times New Roman"/>
+          <w:sz w:val="20"/>
+        </w:rPr>
+        <w:t xml:space="preserve"> link "</w:t>
+      </w:r>
+      <w:proofErr w:type="spellStart"/>
+      <w:r>
+        <w:rPr>
+          <w:rFonts w:ascii="Times New Roman" w:eastAsia="Times New Roman" w:hAnsi="Times New Roman" w:cs="Times New Roman"/>
+          <w:sz w:val="20"/>
+        </w:rPr>
+        <w:t>Zaboravili</w:t>
+      </w:r>
+      <w:proofErr w:type="spellEnd"/>
+      <w:r>
+        <w:rPr>
+          <w:rFonts w:ascii="Times New Roman" w:eastAsia="Times New Roman" w:hAnsi="Times New Roman" w:cs="Times New Roman"/>
+          <w:sz w:val="20"/>
+        </w:rPr>
+        <w:t xml:space="preserve"> </w:t>
+      </w:r>
+      <w:proofErr w:type="spellStart"/>
+      <w:r>
+        <w:rPr>
+          <w:rFonts w:ascii="Times New Roman" w:eastAsia="Times New Roman" w:hAnsi="Times New Roman" w:cs="Times New Roman"/>
+          <w:sz w:val="20"/>
+        </w:rPr>
+        <w:t>ste</w:t>
+      </w:r>
+      <w:proofErr w:type="spellEnd"/>
+      <w:r>
+        <w:rPr>
+          <w:rFonts w:ascii="Times New Roman" w:eastAsia="Times New Roman" w:hAnsi="Times New Roman" w:cs="Times New Roman"/>
+          <w:sz w:val="20"/>
+        </w:rPr>
+        <w:t xml:space="preserve"> </w:t>
+      </w:r>
+      <w:proofErr w:type="spellStart"/>
+      <w:r>
+        <w:rPr>
+          <w:rFonts w:ascii="Times New Roman" w:eastAsia="Times New Roman" w:hAnsi="Times New Roman" w:cs="Times New Roman"/>
+          <w:sz w:val="20"/>
+        </w:rPr>
+        <w:t>lozinku</w:t>
+      </w:r>
+      <w:proofErr w:type="spellEnd"/>
+      <w:r>
+        <w:rPr>
+          <w:rFonts w:ascii="Times New Roman" w:eastAsia="Times New Roman" w:hAnsi="Times New Roman" w:cs="Times New Roman"/>
+          <w:sz w:val="20"/>
+        </w:rPr>
+        <w:t xml:space="preserve">?" </w:t>
+      </w:r>
+      <w:proofErr w:type="spellStart"/>
+      <w:r>
+        <w:rPr>
+          <w:rFonts w:ascii="Times New Roman" w:eastAsia="Times New Roman" w:hAnsi="Times New Roman" w:cs="Times New Roman"/>
+          <w:sz w:val="20"/>
+        </w:rPr>
+        <w:t>odlazi</w:t>
+      </w:r>
+      <w:proofErr w:type="spellEnd"/>
+      <w:r>
+        <w:rPr>
+          <w:rFonts w:ascii="Times New Roman" w:eastAsia="Times New Roman" w:hAnsi="Times New Roman" w:cs="Times New Roman"/>
+          <w:sz w:val="20"/>
+        </w:rPr>
+        <w:t xml:space="preserve"> </w:t>
+      </w:r>
+      <w:proofErr w:type="spellStart"/>
+      <w:r>
+        <w:rPr>
+          <w:rFonts w:ascii="Times New Roman" w:eastAsia="Times New Roman" w:hAnsi="Times New Roman" w:cs="Times New Roman"/>
+          <w:sz w:val="20"/>
+        </w:rPr>
+        <w:t>na</w:t>
+      </w:r>
+      <w:proofErr w:type="spellEnd"/>
+      <w:r>
+        <w:rPr>
+          <w:rFonts w:ascii="Times New Roman" w:eastAsia="Times New Roman" w:hAnsi="Times New Roman" w:cs="Times New Roman"/>
+          <w:sz w:val="20"/>
+        </w:rPr>
+        <w:t xml:space="preserve"> </w:t>
+      </w:r>
+      <w:proofErr w:type="spellStart"/>
+      <w:r>
+        <w:rPr>
+          <w:rFonts w:ascii="Times New Roman" w:eastAsia="Times New Roman" w:hAnsi="Times New Roman" w:cs="Times New Roman"/>
+          <w:sz w:val="20"/>
+        </w:rPr>
+        <w:t>stranicu</w:t>
+      </w:r>
+      <w:proofErr w:type="spellEnd"/>
+      <w:r>
+        <w:rPr>
+          <w:rFonts w:ascii="Times New Roman" w:eastAsia="Times New Roman" w:hAnsi="Times New Roman" w:cs="Times New Roman"/>
+          <w:sz w:val="20"/>
+        </w:rPr>
+        <w:t xml:space="preserve"> za </w:t>
+      </w:r>
+      <w:proofErr w:type="spellStart"/>
+      <w:r>
+        <w:rPr>
+          <w:rFonts w:ascii="Times New Roman" w:eastAsia="Times New Roman" w:hAnsi="Times New Roman" w:cs="Times New Roman"/>
+          <w:sz w:val="20"/>
+        </w:rPr>
+        <w:t>promenu</w:t>
+      </w:r>
+      <w:proofErr w:type="spellEnd"/>
+      <w:r>
+        <w:rPr>
+          <w:rFonts w:ascii="Times New Roman" w:eastAsia="Times New Roman" w:hAnsi="Times New Roman" w:cs="Times New Roman"/>
+          <w:sz w:val="20"/>
+        </w:rPr>
+        <w:t xml:space="preserve"> </w:t>
+      </w:r>
+      <w:proofErr w:type="spellStart"/>
+      <w:r>
+        <w:rPr>
+          <w:rFonts w:ascii="Times New Roman" w:eastAsia="Times New Roman" w:hAnsi="Times New Roman" w:cs="Times New Roman"/>
+          <w:sz w:val="20"/>
+        </w:rPr>
+        <w:t>lozinke</w:t>
+      </w:r>
+      <w:proofErr w:type="spellEnd"/>
+      <w:r>
+        <w:rPr>
+          <w:rFonts w:ascii="Times New Roman" w:eastAsia="Times New Roman" w:hAnsi="Times New Roman" w:cs="Times New Roman"/>
+          <w:sz w:val="20"/>
+        </w:rPr>
+        <w:t>.</w:t>
       </w:r>
     </w:p>
     <w:p>
@@ -3136,7 +5060,151 @@
           <w:rFonts w:ascii="Times New Roman" w:eastAsia="Times New Roman" w:hAnsi="Times New Roman" w:cs="Times New Roman"/>
           <w:sz w:val="20"/>
         </w:rPr>
-        <w:t>Na stranici se prikazuje forma sa poljem za unos e-mail adrese i dugmetom "Pošalji".</w:t>
+        <w:t xml:space="preserve">Na </w:t>
+      </w:r>
+      <w:proofErr w:type="spellStart"/>
+      <w:r>
+        <w:rPr>
+          <w:rFonts w:ascii="Times New Roman" w:eastAsia="Times New Roman" w:hAnsi="Times New Roman" w:cs="Times New Roman"/>
+          <w:sz w:val="20"/>
+        </w:rPr>
+        <w:t>stranici</w:t>
+      </w:r>
+      <w:proofErr w:type="spellEnd"/>
+      <w:r>
+        <w:rPr>
+          <w:rFonts w:ascii="Times New Roman" w:eastAsia="Times New Roman" w:hAnsi="Times New Roman" w:cs="Times New Roman"/>
+          <w:sz w:val="20"/>
+        </w:rPr>
+        <w:t xml:space="preserve"> se </w:t>
+      </w:r>
+      <w:proofErr w:type="spellStart"/>
+      <w:r>
+        <w:rPr>
+          <w:rFonts w:ascii="Times New Roman" w:eastAsia="Times New Roman" w:hAnsi="Times New Roman" w:cs="Times New Roman"/>
+          <w:sz w:val="20"/>
+        </w:rPr>
+        <w:t>prikazuje</w:t>
+      </w:r>
+      <w:proofErr w:type="spellEnd"/>
+      <w:r>
+        <w:rPr>
+          <w:rFonts w:ascii="Times New Roman" w:eastAsia="Times New Roman" w:hAnsi="Times New Roman" w:cs="Times New Roman"/>
+          <w:sz w:val="20"/>
+        </w:rPr>
+        <w:t xml:space="preserve"> forma </w:t>
+      </w:r>
+      <w:proofErr w:type="spellStart"/>
+      <w:r>
+        <w:rPr>
+          <w:rFonts w:ascii="Times New Roman" w:eastAsia="Times New Roman" w:hAnsi="Times New Roman" w:cs="Times New Roman"/>
+          <w:sz w:val="20"/>
+        </w:rPr>
+        <w:t>sa</w:t>
+      </w:r>
+      <w:proofErr w:type="spellEnd"/>
+      <w:r>
+        <w:rPr>
+          <w:rFonts w:ascii="Times New Roman" w:eastAsia="Times New Roman" w:hAnsi="Times New Roman" w:cs="Times New Roman"/>
+          <w:sz w:val="20"/>
+        </w:rPr>
+        <w:t xml:space="preserve"> </w:t>
+      </w:r>
+      <w:proofErr w:type="spellStart"/>
+      <w:r>
+        <w:rPr>
+          <w:rFonts w:ascii="Times New Roman" w:eastAsia="Times New Roman" w:hAnsi="Times New Roman" w:cs="Times New Roman"/>
+          <w:sz w:val="20"/>
+        </w:rPr>
+        <w:t>poljem</w:t>
+      </w:r>
+      <w:proofErr w:type="spellEnd"/>
+      <w:r>
+        <w:rPr>
+          <w:rFonts w:ascii="Times New Roman" w:eastAsia="Times New Roman" w:hAnsi="Times New Roman" w:cs="Times New Roman"/>
+          <w:sz w:val="20"/>
+        </w:rPr>
+        <w:t xml:space="preserve"> za </w:t>
+      </w:r>
+      <w:proofErr w:type="spellStart"/>
+      <w:r>
+        <w:rPr>
+          <w:rFonts w:ascii="Times New Roman" w:eastAsia="Times New Roman" w:hAnsi="Times New Roman" w:cs="Times New Roman"/>
+          <w:sz w:val="20"/>
+        </w:rPr>
+        <w:t>unos</w:t>
+      </w:r>
+      <w:proofErr w:type="spellEnd"/>
+      <w:r>
+        <w:rPr>
+          <w:rFonts w:ascii="Times New Roman" w:eastAsia="Times New Roman" w:hAnsi="Times New Roman" w:cs="Times New Roman"/>
+          <w:sz w:val="20"/>
+        </w:rPr>
+        <w:t xml:space="preserve"> e-mail </w:t>
+      </w:r>
+      <w:proofErr w:type="spellStart"/>
+      <w:r>
+        <w:rPr>
+          <w:rFonts w:ascii="Times New Roman" w:eastAsia="Times New Roman" w:hAnsi="Times New Roman" w:cs="Times New Roman"/>
+          <w:sz w:val="20"/>
+        </w:rPr>
+        <w:t>adrese</w:t>
+      </w:r>
+      <w:proofErr w:type="spellEnd"/>
+      <w:r>
+        <w:rPr>
+          <w:rFonts w:ascii="Times New Roman" w:eastAsia="Times New Roman" w:hAnsi="Times New Roman" w:cs="Times New Roman"/>
+          <w:sz w:val="20"/>
+        </w:rPr>
+        <w:t xml:space="preserve"> </w:t>
+      </w:r>
+      <w:proofErr w:type="spellStart"/>
+      <w:r>
+        <w:rPr>
+          <w:rFonts w:ascii="Times New Roman" w:eastAsia="Times New Roman" w:hAnsi="Times New Roman" w:cs="Times New Roman"/>
+          <w:sz w:val="20"/>
+        </w:rPr>
+        <w:t>i</w:t>
+      </w:r>
+      <w:proofErr w:type="spellEnd"/>
+      <w:r>
+        <w:rPr>
+          <w:rFonts w:ascii="Times New Roman" w:eastAsia="Times New Roman" w:hAnsi="Times New Roman" w:cs="Times New Roman"/>
+          <w:sz w:val="20"/>
+        </w:rPr>
+        <w:t xml:space="preserve"> </w:t>
+      </w:r>
+      <w:proofErr w:type="spellStart"/>
+      <w:r>
+        <w:rPr>
+          <w:rFonts w:ascii="Times New Roman" w:eastAsia="Times New Roman" w:hAnsi="Times New Roman" w:cs="Times New Roman"/>
+          <w:sz w:val="20"/>
+        </w:rPr>
+        <w:t>dugmetom</w:t>
+      </w:r>
+      <w:proofErr w:type="spellEnd"/>
+      <w:r>
+        <w:rPr>
+          <w:rFonts w:ascii="Times New Roman" w:eastAsia="Times New Roman" w:hAnsi="Times New Roman" w:cs="Times New Roman"/>
+          <w:sz w:val="20"/>
+        </w:rPr>
+        <w:t xml:space="preserve"> "</w:t>
+      </w:r>
+      <w:proofErr w:type="spellStart"/>
+      <w:r>
+        <w:rPr>
+          <w:rFonts w:ascii="Times New Roman" w:eastAsia="Times New Roman" w:hAnsi="Times New Roman" w:cs="Times New Roman"/>
+          <w:sz w:val="20"/>
+        </w:rPr>
+        <w:t>Pošalji</w:t>
+      </w:r>
+      <w:proofErr w:type="spellEnd"/>
+      <w:r>
+        <w:rPr>
+          <w:rFonts w:ascii="Times New Roman" w:eastAsia="Times New Roman" w:hAnsi="Times New Roman" w:cs="Times New Roman"/>
+          <w:sz w:val="20"/>
+        </w:rPr>
+        <w:t>".</w:t>
       </w:r>
     </w:p>
     <w:p>
@@ -3153,12 +5221,197 @@
           <w:sz w:val="20"/>
         </w:rPr>
       </w:pPr>
-      <w:r>
-        <w:rPr>
-          <w:rFonts w:ascii="Times New Roman" w:eastAsia="Times New Roman" w:hAnsi="Times New Roman" w:cs="Times New Roman"/>
-          <w:sz w:val="20"/>
-        </w:rPr>
-        <w:t>Korisnik unosi e-mail adresu koja je povezana sa njegovim nalogom i klikne dugme "Pošalji".</w:t>
+      <w:proofErr w:type="spellStart"/>
+      <w:r>
+        <w:rPr>
+          <w:rFonts w:ascii="Times New Roman" w:eastAsia="Times New Roman" w:hAnsi="Times New Roman" w:cs="Times New Roman"/>
+          <w:sz w:val="20"/>
+        </w:rPr>
+        <w:t>Korisnik</w:t>
+      </w:r>
+      <w:proofErr w:type="spellEnd"/>
+      <w:r>
+        <w:rPr>
+          <w:rFonts w:ascii="Times New Roman" w:eastAsia="Times New Roman" w:hAnsi="Times New Roman" w:cs="Times New Roman"/>
+          <w:sz w:val="20"/>
+        </w:rPr>
+        <w:t xml:space="preserve"> </w:t>
+      </w:r>
+      <w:proofErr w:type="spellStart"/>
+      <w:r>
+        <w:rPr>
+          <w:rFonts w:ascii="Times New Roman" w:eastAsia="Times New Roman" w:hAnsi="Times New Roman" w:cs="Times New Roman"/>
+          <w:sz w:val="20"/>
+        </w:rPr>
+        <w:t>unosi</w:t>
+      </w:r>
+      <w:proofErr w:type="spellEnd"/>
+      <w:r>
+        <w:rPr>
+          <w:rFonts w:ascii="Times New Roman" w:eastAsia="Times New Roman" w:hAnsi="Times New Roman" w:cs="Times New Roman"/>
+          <w:sz w:val="20"/>
+        </w:rPr>
+        <w:t xml:space="preserve"> e-mail </w:t>
+      </w:r>
+      <w:proofErr w:type="spellStart"/>
+      <w:r>
+        <w:rPr>
+          <w:rFonts w:ascii="Times New Roman" w:eastAsia="Times New Roman" w:hAnsi="Times New Roman" w:cs="Times New Roman"/>
+          <w:sz w:val="20"/>
+        </w:rPr>
+        <w:t>adresu</w:t>
+      </w:r>
+      <w:proofErr w:type="spellEnd"/>
+      <w:r>
+        <w:rPr>
+          <w:rFonts w:ascii="Times New Roman" w:eastAsia="Times New Roman" w:hAnsi="Times New Roman" w:cs="Times New Roman"/>
+          <w:sz w:val="20"/>
+        </w:rPr>
+        <w:t xml:space="preserve"> </w:t>
+      </w:r>
+      <w:proofErr w:type="spellStart"/>
+      <w:r>
+        <w:rPr>
+          <w:rFonts w:ascii="Times New Roman" w:eastAsia="Times New Roman" w:hAnsi="Times New Roman" w:cs="Times New Roman"/>
+          <w:sz w:val="20"/>
+        </w:rPr>
+        <w:t>koja</w:t>
+      </w:r>
+      <w:proofErr w:type="spellEnd"/>
+      <w:r>
+        <w:rPr>
+          <w:rFonts w:ascii="Times New Roman" w:eastAsia="Times New Roman" w:hAnsi="Times New Roman" w:cs="Times New Roman"/>
+          <w:sz w:val="20"/>
+        </w:rPr>
+        <w:t xml:space="preserve"> je </w:t>
+      </w:r>
+      <w:proofErr w:type="spellStart"/>
+      <w:r>
+        <w:rPr>
+          <w:rFonts w:ascii="Times New Roman" w:eastAsia="Times New Roman" w:hAnsi="Times New Roman" w:cs="Times New Roman"/>
+          <w:sz w:val="20"/>
+        </w:rPr>
+        <w:t>povezana</w:t>
+      </w:r>
+      <w:proofErr w:type="spellEnd"/>
+      <w:r>
+        <w:rPr>
+          <w:rFonts w:ascii="Times New Roman" w:eastAsia="Times New Roman" w:hAnsi="Times New Roman" w:cs="Times New Roman"/>
+          <w:sz w:val="20"/>
+        </w:rPr>
+        <w:t xml:space="preserve"> </w:t>
+      </w:r>
+      <w:proofErr w:type="spellStart"/>
+      <w:r>
+        <w:rPr>
+          <w:rFonts w:ascii="Times New Roman" w:eastAsia="Times New Roman" w:hAnsi="Times New Roman" w:cs="Times New Roman"/>
+          <w:sz w:val="20"/>
+        </w:rPr>
+        <w:t>sa</w:t>
+      </w:r>
+      <w:proofErr w:type="spellEnd"/>
+      <w:r>
+        <w:rPr>
+          <w:rFonts w:ascii="Times New Roman" w:eastAsia="Times New Roman" w:hAnsi="Times New Roman" w:cs="Times New Roman"/>
+          <w:sz w:val="20"/>
+        </w:rPr>
+        <w:t xml:space="preserve"> </w:t>
+      </w:r>
+      <w:proofErr w:type="spellStart"/>
+      <w:r>
+        <w:rPr>
+          <w:rFonts w:ascii="Times New Roman" w:eastAsia="Times New Roman" w:hAnsi="Times New Roman" w:cs="Times New Roman"/>
+          <w:sz w:val="20"/>
+        </w:rPr>
+        <w:t>njegovim</w:t>
+      </w:r>
+      <w:proofErr w:type="spellEnd"/>
+      <w:r>
+        <w:rPr>
+          <w:rFonts w:ascii="Times New Roman" w:eastAsia="Times New Roman" w:hAnsi="Times New Roman" w:cs="Times New Roman"/>
+          <w:sz w:val="20"/>
+        </w:rPr>
+        <w:t xml:space="preserve"> </w:t>
+      </w:r>
+      <w:proofErr w:type="spellStart"/>
+      <w:r>
+        <w:rPr>
+          <w:rFonts w:ascii="Times New Roman" w:eastAsia="Times New Roman" w:hAnsi="Times New Roman" w:cs="Times New Roman"/>
+          <w:sz w:val="20"/>
+        </w:rPr>
+        <w:t>nalogom</w:t>
+      </w:r>
+      <w:proofErr w:type="spellEnd"/>
+      <w:r>
+        <w:rPr>
+          <w:rFonts w:ascii="Times New Roman" w:eastAsia="Times New Roman" w:hAnsi="Times New Roman" w:cs="Times New Roman"/>
+          <w:sz w:val="20"/>
+        </w:rPr>
+        <w:t xml:space="preserve"> </w:t>
+      </w:r>
+      <w:proofErr w:type="spellStart"/>
+      <w:r>
+        <w:rPr>
+          <w:rFonts w:ascii="Times New Roman" w:eastAsia="Times New Roman" w:hAnsi="Times New Roman" w:cs="Times New Roman"/>
+          <w:sz w:val="20"/>
+        </w:rPr>
+        <w:t>i</w:t>
+      </w:r>
+      <w:proofErr w:type="spellEnd"/>
+      <w:r>
+        <w:rPr>
+          <w:rFonts w:ascii="Times New Roman" w:eastAsia="Times New Roman" w:hAnsi="Times New Roman" w:cs="Times New Roman"/>
+          <w:sz w:val="20"/>
+        </w:rPr>
+        <w:t xml:space="preserve"> </w:t>
+      </w:r>
+      <w:proofErr w:type="spellStart"/>
+      <w:r>
+        <w:rPr>
+          <w:rFonts w:ascii="Times New Roman" w:eastAsia="Times New Roman" w:hAnsi="Times New Roman" w:cs="Times New Roman"/>
+          <w:sz w:val="20"/>
+        </w:rPr>
+        <w:t>klikne</w:t>
+      </w:r>
+      <w:proofErr w:type="spellEnd"/>
+      <w:r>
+        <w:rPr>
+          <w:rFonts w:ascii="Times New Roman" w:eastAsia="Times New Roman" w:hAnsi="Times New Roman" w:cs="Times New Roman"/>
+          <w:sz w:val="20"/>
+        </w:rPr>
+        <w:t xml:space="preserve"> </w:t>
+      </w:r>
+      <w:proofErr w:type="spellStart"/>
+      <w:r>
+        <w:rPr>
+          <w:rFonts w:ascii="Times New Roman" w:eastAsia="Times New Roman" w:hAnsi="Times New Roman" w:cs="Times New Roman"/>
+          <w:sz w:val="20"/>
+        </w:rPr>
+        <w:t>dugme</w:t>
+      </w:r>
+      <w:proofErr w:type="spellEnd"/>
+      <w:r>
+        <w:rPr>
+          <w:rFonts w:ascii="Times New Roman" w:eastAsia="Times New Roman" w:hAnsi="Times New Roman" w:cs="Times New Roman"/>
+          <w:sz w:val="20"/>
+        </w:rPr>
+        <w:t xml:space="preserve"> "</w:t>
+      </w:r>
+      <w:proofErr w:type="spellStart"/>
+      <w:r>
+        <w:rPr>
+          <w:rFonts w:ascii="Times New Roman" w:eastAsia="Times New Roman" w:hAnsi="Times New Roman" w:cs="Times New Roman"/>
+          <w:sz w:val="20"/>
+        </w:rPr>
+        <w:t>Pošalji</w:t>
+      </w:r>
+      <w:proofErr w:type="spellEnd"/>
+      <w:r>
+        <w:rPr>
+          <w:rFonts w:ascii="Times New Roman" w:eastAsia="Times New Roman" w:hAnsi="Times New Roman" w:cs="Times New Roman"/>
+          <w:sz w:val="20"/>
+        </w:rPr>
+        <w:t>".</w:t>
       </w:r>
     </w:p>
     <w:p>
@@ -3175,12 +5428,101 @@
           <w:sz w:val="20"/>
         </w:rPr>
       </w:pPr>
-      <w:r>
-        <w:rPr>
-          <w:rFonts w:ascii="Times New Roman" w:eastAsia="Times New Roman" w:hAnsi="Times New Roman" w:cs="Times New Roman"/>
-          <w:sz w:val="20"/>
-        </w:rPr>
-        <w:t>Sistem proverava da li e-mail adresa postoji u bazi podataka.</w:t>
+      <w:proofErr w:type="spellStart"/>
+      <w:r>
+        <w:rPr>
+          <w:rFonts w:ascii="Times New Roman" w:eastAsia="Times New Roman" w:hAnsi="Times New Roman" w:cs="Times New Roman"/>
+          <w:sz w:val="20"/>
+        </w:rPr>
+        <w:t>Sistem</w:t>
+      </w:r>
+      <w:proofErr w:type="spellEnd"/>
+      <w:r>
+        <w:rPr>
+          <w:rFonts w:ascii="Times New Roman" w:eastAsia="Times New Roman" w:hAnsi="Times New Roman" w:cs="Times New Roman"/>
+          <w:sz w:val="20"/>
+        </w:rPr>
+        <w:t xml:space="preserve"> </w:t>
+      </w:r>
+      <w:proofErr w:type="spellStart"/>
+      <w:r>
+        <w:rPr>
+          <w:rFonts w:ascii="Times New Roman" w:eastAsia="Times New Roman" w:hAnsi="Times New Roman" w:cs="Times New Roman"/>
+          <w:sz w:val="20"/>
+        </w:rPr>
+        <w:t>proverava</w:t>
+      </w:r>
+      <w:proofErr w:type="spellEnd"/>
+      <w:r>
+        <w:rPr>
+          <w:rFonts w:ascii="Times New Roman" w:eastAsia="Times New Roman" w:hAnsi="Times New Roman" w:cs="Times New Roman"/>
+          <w:sz w:val="20"/>
+        </w:rPr>
+        <w:t xml:space="preserve"> da li e-mail </w:t>
+      </w:r>
+      <w:proofErr w:type="spellStart"/>
+      <w:r>
+        <w:rPr>
+          <w:rFonts w:ascii="Times New Roman" w:eastAsia="Times New Roman" w:hAnsi="Times New Roman" w:cs="Times New Roman"/>
+          <w:sz w:val="20"/>
+        </w:rPr>
+        <w:t>adresa</w:t>
+      </w:r>
+      <w:proofErr w:type="spellEnd"/>
+      <w:r>
+        <w:rPr>
+          <w:rFonts w:ascii="Times New Roman" w:eastAsia="Times New Roman" w:hAnsi="Times New Roman" w:cs="Times New Roman"/>
+          <w:sz w:val="20"/>
+        </w:rPr>
+        <w:t xml:space="preserve"> </w:t>
+      </w:r>
+      <w:proofErr w:type="spellStart"/>
+      <w:r>
+        <w:rPr>
+          <w:rFonts w:ascii="Times New Roman" w:eastAsia="Times New Roman" w:hAnsi="Times New Roman" w:cs="Times New Roman"/>
+          <w:sz w:val="20"/>
+        </w:rPr>
+        <w:t>postoji</w:t>
+      </w:r>
+      <w:proofErr w:type="spellEnd"/>
+      <w:r>
+        <w:rPr>
+          <w:rFonts w:ascii="Times New Roman" w:eastAsia="Times New Roman" w:hAnsi="Times New Roman" w:cs="Times New Roman"/>
+          <w:sz w:val="20"/>
+        </w:rPr>
+        <w:t xml:space="preserve"> u </w:t>
+      </w:r>
+      <w:proofErr w:type="spellStart"/>
+      <w:r>
+        <w:rPr>
+          <w:rFonts w:ascii="Times New Roman" w:eastAsia="Times New Roman" w:hAnsi="Times New Roman" w:cs="Times New Roman"/>
+          <w:sz w:val="20"/>
+        </w:rPr>
+        <w:t>bazi</w:t>
+      </w:r>
+      <w:proofErr w:type="spellEnd"/>
+      <w:r>
+        <w:rPr>
+          <w:rFonts w:ascii="Times New Roman" w:eastAsia="Times New Roman" w:hAnsi="Times New Roman" w:cs="Times New Roman"/>
+          <w:sz w:val="20"/>
+        </w:rPr>
+        <w:t xml:space="preserve"> </w:t>
+      </w:r>
+      <w:proofErr w:type="spellStart"/>
+      <w:r>
+        <w:rPr>
+          <w:rFonts w:ascii="Times New Roman" w:eastAsia="Times New Roman" w:hAnsi="Times New Roman" w:cs="Times New Roman"/>
+          <w:sz w:val="20"/>
+        </w:rPr>
+        <w:t>podataka</w:t>
+      </w:r>
+      <w:proofErr w:type="spellEnd"/>
+      <w:r>
+        <w:rPr>
+          <w:rFonts w:ascii="Times New Roman" w:eastAsia="Times New Roman" w:hAnsi="Times New Roman" w:cs="Times New Roman"/>
+          <w:sz w:val="20"/>
+        </w:rPr>
+        <w:t>.</w:t>
       </w:r>
     </w:p>
     <w:p>
@@ -3202,7 +5544,135 @@
           <w:rFonts w:ascii="Times New Roman" w:eastAsia="Times New Roman" w:hAnsi="Times New Roman" w:cs="Times New Roman"/>
           <w:sz w:val="20"/>
         </w:rPr>
-        <w:t>Ako je e-mail adresa ispravna, sistem šalje e-mail sa linkom za resetovanje lozinke.</w:t>
+        <w:t xml:space="preserve">Ako je e-mail </w:t>
+      </w:r>
+      <w:proofErr w:type="spellStart"/>
+      <w:r>
+        <w:rPr>
+          <w:rFonts w:ascii="Times New Roman" w:eastAsia="Times New Roman" w:hAnsi="Times New Roman" w:cs="Times New Roman"/>
+          <w:sz w:val="20"/>
+        </w:rPr>
+        <w:t>adresa</w:t>
+      </w:r>
+      <w:proofErr w:type="spellEnd"/>
+      <w:r>
+        <w:rPr>
+          <w:rFonts w:ascii="Times New Roman" w:eastAsia="Times New Roman" w:hAnsi="Times New Roman" w:cs="Times New Roman"/>
+          <w:sz w:val="20"/>
+        </w:rPr>
+        <w:t xml:space="preserve"> </w:t>
+      </w:r>
+      <w:proofErr w:type="spellStart"/>
+      <w:r>
+        <w:rPr>
+          <w:rFonts w:ascii="Times New Roman" w:eastAsia="Times New Roman" w:hAnsi="Times New Roman" w:cs="Times New Roman"/>
+          <w:sz w:val="20"/>
+        </w:rPr>
+        <w:t>ispravna</w:t>
+      </w:r>
+      <w:proofErr w:type="spellEnd"/>
+      <w:r>
+        <w:rPr>
+          <w:rFonts w:ascii="Times New Roman" w:eastAsia="Times New Roman" w:hAnsi="Times New Roman" w:cs="Times New Roman"/>
+          <w:sz w:val="20"/>
+        </w:rPr>
+        <w:t xml:space="preserve">, </w:t>
+      </w:r>
+      <w:proofErr w:type="spellStart"/>
+      <w:r>
+        <w:rPr>
+          <w:rFonts w:ascii="Times New Roman" w:eastAsia="Times New Roman" w:hAnsi="Times New Roman" w:cs="Times New Roman"/>
+          <w:sz w:val="20"/>
+        </w:rPr>
+        <w:t>sistem</w:t>
+      </w:r>
+      <w:proofErr w:type="spellEnd"/>
+      <w:r>
+        <w:rPr>
+          <w:rFonts w:ascii="Times New Roman" w:eastAsia="Times New Roman" w:hAnsi="Times New Roman" w:cs="Times New Roman"/>
+          <w:sz w:val="20"/>
+        </w:rPr>
+        <w:t xml:space="preserve"> </w:t>
+      </w:r>
+      <w:proofErr w:type="spellStart"/>
+      <w:r>
+        <w:rPr>
+          <w:rFonts w:ascii="Times New Roman" w:eastAsia="Times New Roman" w:hAnsi="Times New Roman" w:cs="Times New Roman"/>
+          <w:sz w:val="20"/>
+        </w:rPr>
+        <w:t>šalje</w:t>
+      </w:r>
+      <w:proofErr w:type="spellEnd"/>
+      <w:r>
+        <w:rPr>
+          <w:rFonts w:ascii="Times New Roman" w:eastAsia="Times New Roman" w:hAnsi="Times New Roman" w:cs="Times New Roman"/>
+          <w:sz w:val="20"/>
+        </w:rPr>
+        <w:t xml:space="preserve"> e-mail </w:t>
+      </w:r>
+      <w:proofErr w:type="spellStart"/>
+      <w:r>
+        <w:rPr>
+          <w:rFonts w:ascii="Times New Roman" w:eastAsia="Times New Roman" w:hAnsi="Times New Roman" w:cs="Times New Roman"/>
+          <w:sz w:val="20"/>
+        </w:rPr>
+        <w:t>sa</w:t>
+      </w:r>
+      <w:proofErr w:type="spellEnd"/>
+      <w:r>
+        <w:rPr>
+          <w:rFonts w:ascii="Times New Roman" w:eastAsia="Times New Roman" w:hAnsi="Times New Roman" w:cs="Times New Roman"/>
+          <w:sz w:val="20"/>
+        </w:rPr>
+        <w:t xml:space="preserve"> </w:t>
+      </w:r>
+      <w:proofErr w:type="spellStart"/>
+      <w:r>
+        <w:rPr>
+          <w:rFonts w:ascii="Times New Roman" w:eastAsia="Times New Roman" w:hAnsi="Times New Roman" w:cs="Times New Roman"/>
+          <w:sz w:val="20"/>
+        </w:rPr>
+        <w:t>linkom</w:t>
+      </w:r>
+      <w:proofErr w:type="spellEnd"/>
+      <w:r>
+        <w:rPr>
+          <w:rFonts w:ascii="Times New Roman" w:eastAsia="Times New Roman" w:hAnsi="Times New Roman" w:cs="Times New Roman"/>
+          <w:sz w:val="20"/>
+        </w:rPr>
+        <w:t xml:space="preserve"> za </w:t>
+      </w:r>
+      <w:proofErr w:type="spellStart"/>
+      <w:r>
+        <w:rPr>
+          <w:rFonts w:ascii="Times New Roman" w:eastAsia="Times New Roman" w:hAnsi="Times New Roman" w:cs="Times New Roman"/>
+          <w:sz w:val="20"/>
+        </w:rPr>
+        <w:t>resetovanje</w:t>
+      </w:r>
+      <w:proofErr w:type="spellEnd"/>
+      <w:r>
+        <w:rPr>
+          <w:rFonts w:ascii="Times New Roman" w:eastAsia="Times New Roman" w:hAnsi="Times New Roman" w:cs="Times New Roman"/>
+          <w:sz w:val="20"/>
+        </w:rPr>
+        <w:t xml:space="preserve"> </w:t>
+      </w:r>
+      <w:proofErr w:type="spellStart"/>
+      <w:r>
+        <w:rPr>
+          <w:rFonts w:ascii="Times New Roman" w:eastAsia="Times New Roman" w:hAnsi="Times New Roman" w:cs="Times New Roman"/>
+          <w:sz w:val="20"/>
+        </w:rPr>
+        <w:t>lozinke</w:t>
+      </w:r>
+      <w:proofErr w:type="spellEnd"/>
+      <w:r>
+        <w:rPr>
+          <w:rFonts w:ascii="Times New Roman" w:eastAsia="Times New Roman" w:hAnsi="Times New Roman" w:cs="Times New Roman"/>
+          <w:sz w:val="20"/>
+        </w:rPr>
+        <w:t>.</w:t>
       </w:r>
     </w:p>
     <w:p>
@@ -3219,12 +5689,101 @@
           <w:sz w:val="20"/>
         </w:rPr>
       </w:pPr>
-      <w:r>
-        <w:rPr>
-          <w:rFonts w:ascii="Times New Roman" w:eastAsia="Times New Roman" w:hAnsi="Times New Roman" w:cs="Times New Roman"/>
-          <w:sz w:val="20"/>
-        </w:rPr>
-        <w:t>Korisniku se prikazuje poruka o uspešno poslatim instrukcijama.</w:t>
+      <w:proofErr w:type="spellStart"/>
+      <w:r>
+        <w:rPr>
+          <w:rFonts w:ascii="Times New Roman" w:eastAsia="Times New Roman" w:hAnsi="Times New Roman" w:cs="Times New Roman"/>
+          <w:sz w:val="20"/>
+        </w:rPr>
+        <w:t>Korisniku</w:t>
+      </w:r>
+      <w:proofErr w:type="spellEnd"/>
+      <w:r>
+        <w:rPr>
+          <w:rFonts w:ascii="Times New Roman" w:eastAsia="Times New Roman" w:hAnsi="Times New Roman" w:cs="Times New Roman"/>
+          <w:sz w:val="20"/>
+        </w:rPr>
+        <w:t xml:space="preserve"> se </w:t>
+      </w:r>
+      <w:proofErr w:type="spellStart"/>
+      <w:r>
+        <w:rPr>
+          <w:rFonts w:ascii="Times New Roman" w:eastAsia="Times New Roman" w:hAnsi="Times New Roman" w:cs="Times New Roman"/>
+          <w:sz w:val="20"/>
+        </w:rPr>
+        <w:t>prikazuje</w:t>
+      </w:r>
+      <w:proofErr w:type="spellEnd"/>
+      <w:r>
+        <w:rPr>
+          <w:rFonts w:ascii="Times New Roman" w:eastAsia="Times New Roman" w:hAnsi="Times New Roman" w:cs="Times New Roman"/>
+          <w:sz w:val="20"/>
+        </w:rPr>
+        <w:t xml:space="preserve"> </w:t>
+      </w:r>
+      <w:proofErr w:type="spellStart"/>
+      <w:r>
+        <w:rPr>
+          <w:rFonts w:ascii="Times New Roman" w:eastAsia="Times New Roman" w:hAnsi="Times New Roman" w:cs="Times New Roman"/>
+          <w:sz w:val="20"/>
+        </w:rPr>
+        <w:t>poruka</w:t>
+      </w:r>
+      <w:proofErr w:type="spellEnd"/>
+      <w:r>
+        <w:rPr>
+          <w:rFonts w:ascii="Times New Roman" w:eastAsia="Times New Roman" w:hAnsi="Times New Roman" w:cs="Times New Roman"/>
+          <w:sz w:val="20"/>
+        </w:rPr>
+        <w:t xml:space="preserve"> o </w:t>
+      </w:r>
+      <w:proofErr w:type="spellStart"/>
+      <w:r>
+        <w:rPr>
+          <w:rFonts w:ascii="Times New Roman" w:eastAsia="Times New Roman" w:hAnsi="Times New Roman" w:cs="Times New Roman"/>
+          <w:sz w:val="20"/>
+        </w:rPr>
+        <w:t>uspešno</w:t>
+      </w:r>
+      <w:proofErr w:type="spellEnd"/>
+      <w:r>
+        <w:rPr>
+          <w:rFonts w:ascii="Times New Roman" w:eastAsia="Times New Roman" w:hAnsi="Times New Roman" w:cs="Times New Roman"/>
+          <w:sz w:val="20"/>
+        </w:rPr>
+        <w:t xml:space="preserve"> </w:t>
+      </w:r>
+      <w:proofErr w:type="spellStart"/>
+      <w:r>
+        <w:rPr>
+          <w:rFonts w:ascii="Times New Roman" w:eastAsia="Times New Roman" w:hAnsi="Times New Roman" w:cs="Times New Roman"/>
+          <w:sz w:val="20"/>
+        </w:rPr>
+        <w:t>poslatim</w:t>
+      </w:r>
+      <w:proofErr w:type="spellEnd"/>
+      <w:r>
+        <w:rPr>
+          <w:rFonts w:ascii="Times New Roman" w:eastAsia="Times New Roman" w:hAnsi="Times New Roman" w:cs="Times New Roman"/>
+          <w:sz w:val="20"/>
+        </w:rPr>
+        <w:t xml:space="preserve"> </w:t>
+      </w:r>
+      <w:proofErr w:type="spellStart"/>
+      <w:r>
+        <w:rPr>
+          <w:rFonts w:ascii="Times New Roman" w:eastAsia="Times New Roman" w:hAnsi="Times New Roman" w:cs="Times New Roman"/>
+          <w:sz w:val="20"/>
+        </w:rPr>
+        <w:t>instrukcijama</w:t>
+      </w:r>
+      <w:proofErr w:type="spellEnd"/>
+      <w:r>
+        <w:rPr>
+          <w:rFonts w:ascii="Times New Roman" w:eastAsia="Times New Roman" w:hAnsi="Times New Roman" w:cs="Times New Roman"/>
+          <w:sz w:val="20"/>
+        </w:rPr>
+        <w:t>.</w:t>
       </w:r>
     </w:p>
     <w:p>
@@ -3238,6 +5797,7 @@
         </w:rPr>
       </w:pPr>
       <w:bookmarkStart w:id="10" w:name="_Toc205809617"/>
+      <w:proofErr w:type="spellStart"/>
       <w:r>
         <w:rPr>
           <w:i/>
@@ -3245,17 +5805,64 @@
           <w:u w:val="none"/>
         </w:rPr>
         <w:lastRenderedPageBreak/>
-        <w:t xml:space="preserve">Korisnik unosi </w:t>
-      </w:r>
+        <w:t>Korisnik</w:t>
+      </w:r>
+      <w:proofErr w:type="spellEnd"/>
       <w:r>
         <w:rPr>
           <w:i/>
           <w:iCs/>
           <w:u w:val="none"/>
         </w:rPr>
-        <w:t>nepostojecu email adresu</w:t>
+        <w:t xml:space="preserve"> </w:t>
+      </w:r>
+      <w:proofErr w:type="spellStart"/>
+      <w:r>
+        <w:rPr>
+          <w:i/>
+          <w:iCs/>
+          <w:u w:val="none"/>
+        </w:rPr>
+        <w:t>unosi</w:t>
+      </w:r>
+      <w:proofErr w:type="spellEnd"/>
+      <w:r>
+        <w:rPr>
+          <w:i/>
+          <w:iCs/>
+          <w:u w:val="none"/>
+        </w:rPr>
+        <w:t xml:space="preserve"> </w:t>
+      </w:r>
+      <w:proofErr w:type="spellStart"/>
+      <w:r>
+        <w:rPr>
+          <w:i/>
+          <w:iCs/>
+          <w:u w:val="none"/>
+        </w:rPr>
+        <w:t>nepostojecu</w:t>
+      </w:r>
+      <w:proofErr w:type="spellEnd"/>
+      <w:r>
+        <w:rPr>
+          <w:i/>
+          <w:iCs/>
+          <w:u w:val="none"/>
+        </w:rPr>
+        <w:t xml:space="preserve"> email </w:t>
+      </w:r>
+      <w:proofErr w:type="spellStart"/>
+      <w:r>
+        <w:rPr>
+          <w:i/>
+          <w:iCs/>
+          <w:u w:val="none"/>
+        </w:rPr>
+        <w:t>adresu</w:t>
       </w:r>
       <w:bookmarkEnd w:id="10"/>
+      <w:proofErr w:type="spellEnd"/>
       <w:r>
         <w:rPr>
           <w:i/>
@@ -3279,12 +5886,69 @@
           <w:sz w:val="20"/>
         </w:rPr>
       </w:pPr>
-      <w:r>
-        <w:rPr>
-          <w:rFonts w:ascii="Times New Roman" w:eastAsia="Times New Roman" w:hAnsi="Times New Roman" w:cs="Times New Roman"/>
-          <w:sz w:val="20"/>
-        </w:rPr>
-        <w:t>Akcija 1 i 2 iz scenarija 2.2.1.</w:t>
+      <w:proofErr w:type="spellStart"/>
+      <w:r>
+        <w:rPr>
+          <w:rFonts w:ascii="Times New Roman" w:eastAsia="Times New Roman" w:hAnsi="Times New Roman" w:cs="Times New Roman"/>
+          <w:sz w:val="20"/>
+        </w:rPr>
+        <w:t>Akcija</w:t>
+      </w:r>
+      <w:proofErr w:type="spellEnd"/>
+      <w:r>
+        <w:rPr>
+          <w:rFonts w:ascii="Times New Roman" w:eastAsia="Times New Roman" w:hAnsi="Times New Roman" w:cs="Times New Roman"/>
+          <w:sz w:val="20"/>
+        </w:rPr>
+        <w:t xml:space="preserve"> 1 </w:t>
+      </w:r>
+      <w:proofErr w:type="spellStart"/>
+      <w:r>
+        <w:rPr>
+          <w:rFonts w:ascii="Times New Roman" w:eastAsia="Times New Roman" w:hAnsi="Times New Roman" w:cs="Times New Roman"/>
+          <w:sz w:val="20"/>
+        </w:rPr>
+        <w:t>i</w:t>
+      </w:r>
+      <w:proofErr w:type="spellEnd"/>
+      <w:r>
+        <w:rPr>
+          <w:rFonts w:ascii="Times New Roman" w:eastAsia="Times New Roman" w:hAnsi="Times New Roman" w:cs="Times New Roman"/>
+          <w:sz w:val="20"/>
+        </w:rPr>
+        <w:t xml:space="preserve"> 2 </w:t>
+      </w:r>
+      <w:proofErr w:type="spellStart"/>
+      <w:r>
+        <w:rPr>
+          <w:rFonts w:ascii="Times New Roman" w:eastAsia="Times New Roman" w:hAnsi="Times New Roman" w:cs="Times New Roman"/>
+          <w:sz w:val="20"/>
+        </w:rPr>
+        <w:t>iz</w:t>
+      </w:r>
+      <w:proofErr w:type="spellEnd"/>
+      <w:r>
+        <w:rPr>
+          <w:rFonts w:ascii="Times New Roman" w:eastAsia="Times New Roman" w:hAnsi="Times New Roman" w:cs="Times New Roman"/>
+          <w:sz w:val="20"/>
+        </w:rPr>
+        <w:t xml:space="preserve"> </w:t>
+      </w:r>
+      <w:proofErr w:type="spellStart"/>
+      <w:r>
+        <w:rPr>
+          <w:rFonts w:ascii="Times New Roman" w:eastAsia="Times New Roman" w:hAnsi="Times New Roman" w:cs="Times New Roman"/>
+          <w:sz w:val="20"/>
+        </w:rPr>
+        <w:t>scenarija</w:t>
+      </w:r>
+      <w:proofErr w:type="spellEnd"/>
+      <w:r>
+        <w:rPr>
+          <w:rFonts w:ascii="Times New Roman" w:eastAsia="Times New Roman" w:hAnsi="Times New Roman" w:cs="Times New Roman"/>
+          <w:sz w:val="20"/>
+        </w:rPr>
+        <w:t xml:space="preserve"> 2.2.1.</w:t>
       </w:r>
     </w:p>
     <w:p>
@@ -3301,12 +5965,101 @@
           <w:sz w:val="20"/>
         </w:rPr>
       </w:pPr>
-      <w:r>
-        <w:rPr>
-          <w:rFonts w:ascii="Times New Roman" w:eastAsia="Times New Roman" w:hAnsi="Times New Roman" w:cs="Times New Roman"/>
-          <w:sz w:val="20"/>
-        </w:rPr>
-        <w:t>Korisnik unosi e-mail adresu koja ne postoji u bazi.</w:t>
+      <w:proofErr w:type="spellStart"/>
+      <w:r>
+        <w:rPr>
+          <w:rFonts w:ascii="Times New Roman" w:eastAsia="Times New Roman" w:hAnsi="Times New Roman" w:cs="Times New Roman"/>
+          <w:sz w:val="20"/>
+        </w:rPr>
+        <w:t>Korisnik</w:t>
+      </w:r>
+      <w:proofErr w:type="spellEnd"/>
+      <w:r>
+        <w:rPr>
+          <w:rFonts w:ascii="Times New Roman" w:eastAsia="Times New Roman" w:hAnsi="Times New Roman" w:cs="Times New Roman"/>
+          <w:sz w:val="20"/>
+        </w:rPr>
+        <w:t xml:space="preserve"> </w:t>
+      </w:r>
+      <w:proofErr w:type="spellStart"/>
+      <w:r>
+        <w:rPr>
+          <w:rFonts w:ascii="Times New Roman" w:eastAsia="Times New Roman" w:hAnsi="Times New Roman" w:cs="Times New Roman"/>
+          <w:sz w:val="20"/>
+        </w:rPr>
+        <w:t>unosi</w:t>
+      </w:r>
+      <w:proofErr w:type="spellEnd"/>
+      <w:r>
+        <w:rPr>
+          <w:rFonts w:ascii="Times New Roman" w:eastAsia="Times New Roman" w:hAnsi="Times New Roman" w:cs="Times New Roman"/>
+          <w:sz w:val="20"/>
+        </w:rPr>
+        <w:t xml:space="preserve"> e-mail </w:t>
+      </w:r>
+      <w:proofErr w:type="spellStart"/>
+      <w:r>
+        <w:rPr>
+          <w:rFonts w:ascii="Times New Roman" w:eastAsia="Times New Roman" w:hAnsi="Times New Roman" w:cs="Times New Roman"/>
+          <w:sz w:val="20"/>
+        </w:rPr>
+        <w:t>adresu</w:t>
+      </w:r>
+      <w:proofErr w:type="spellEnd"/>
+      <w:r>
+        <w:rPr>
+          <w:rFonts w:ascii="Times New Roman" w:eastAsia="Times New Roman" w:hAnsi="Times New Roman" w:cs="Times New Roman"/>
+          <w:sz w:val="20"/>
+        </w:rPr>
+        <w:t xml:space="preserve"> </w:t>
+      </w:r>
+      <w:proofErr w:type="spellStart"/>
+      <w:r>
+        <w:rPr>
+          <w:rFonts w:ascii="Times New Roman" w:eastAsia="Times New Roman" w:hAnsi="Times New Roman" w:cs="Times New Roman"/>
+          <w:sz w:val="20"/>
+        </w:rPr>
+        <w:t>koja</w:t>
+      </w:r>
+      <w:proofErr w:type="spellEnd"/>
+      <w:r>
+        <w:rPr>
+          <w:rFonts w:ascii="Times New Roman" w:eastAsia="Times New Roman" w:hAnsi="Times New Roman" w:cs="Times New Roman"/>
+          <w:sz w:val="20"/>
+        </w:rPr>
+        <w:t xml:space="preserve"> ne </w:t>
+      </w:r>
+      <w:proofErr w:type="spellStart"/>
+      <w:r>
+        <w:rPr>
+          <w:rFonts w:ascii="Times New Roman" w:eastAsia="Times New Roman" w:hAnsi="Times New Roman" w:cs="Times New Roman"/>
+          <w:sz w:val="20"/>
+        </w:rPr>
+        <w:t>postoji</w:t>
+      </w:r>
+      <w:proofErr w:type="spellEnd"/>
+      <w:r>
+        <w:rPr>
+          <w:rFonts w:ascii="Times New Roman" w:eastAsia="Times New Roman" w:hAnsi="Times New Roman" w:cs="Times New Roman"/>
+          <w:sz w:val="20"/>
+        </w:rPr>
+        <w:t xml:space="preserve"> u </w:t>
+      </w:r>
+      <w:proofErr w:type="spellStart"/>
+      <w:r>
+        <w:rPr>
+          <w:rFonts w:ascii="Times New Roman" w:eastAsia="Times New Roman" w:hAnsi="Times New Roman" w:cs="Times New Roman"/>
+          <w:sz w:val="20"/>
+        </w:rPr>
+        <w:t>bazi</w:t>
+      </w:r>
+      <w:proofErr w:type="spellEnd"/>
+      <w:r>
+        <w:rPr>
+          <w:rFonts w:ascii="Times New Roman" w:eastAsia="Times New Roman" w:hAnsi="Times New Roman" w:cs="Times New Roman"/>
+          <w:sz w:val="20"/>
+        </w:rPr>
+        <w:t>.</w:t>
       </w:r>
     </w:p>
     <w:p>
@@ -3323,12 +6076,229 @@
           <w:sz w:val="20"/>
         </w:rPr>
       </w:pPr>
-      <w:r>
-        <w:rPr>
-          <w:rFonts w:ascii="Times New Roman" w:eastAsia="Times New Roman" w:hAnsi="Times New Roman" w:cs="Times New Roman"/>
-          <w:sz w:val="20"/>
-        </w:rPr>
-        <w:t>Sistem vraća formu za unos e-mail adrese sa porukom "Uneti e-mail ne postoji. Molimo vas proverite da li ste ispravno uneli adresu."</w:t>
+      <w:proofErr w:type="spellStart"/>
+      <w:r>
+        <w:rPr>
+          <w:rFonts w:ascii="Times New Roman" w:eastAsia="Times New Roman" w:hAnsi="Times New Roman" w:cs="Times New Roman"/>
+          <w:sz w:val="20"/>
+        </w:rPr>
+        <w:t>Sistem</w:t>
+      </w:r>
+      <w:proofErr w:type="spellEnd"/>
+      <w:r>
+        <w:rPr>
+          <w:rFonts w:ascii="Times New Roman" w:eastAsia="Times New Roman" w:hAnsi="Times New Roman" w:cs="Times New Roman"/>
+          <w:sz w:val="20"/>
+        </w:rPr>
+        <w:t xml:space="preserve"> </w:t>
+      </w:r>
+      <w:proofErr w:type="spellStart"/>
+      <w:r>
+        <w:rPr>
+          <w:rFonts w:ascii="Times New Roman" w:eastAsia="Times New Roman" w:hAnsi="Times New Roman" w:cs="Times New Roman"/>
+          <w:sz w:val="20"/>
+        </w:rPr>
+        <w:t>vraća</w:t>
+      </w:r>
+      <w:proofErr w:type="spellEnd"/>
+      <w:r>
+        <w:rPr>
+          <w:rFonts w:ascii="Times New Roman" w:eastAsia="Times New Roman" w:hAnsi="Times New Roman" w:cs="Times New Roman"/>
+          <w:sz w:val="20"/>
+        </w:rPr>
+        <w:t xml:space="preserve"> </w:t>
+      </w:r>
+      <w:proofErr w:type="spellStart"/>
+      <w:r>
+        <w:rPr>
+          <w:rFonts w:ascii="Times New Roman" w:eastAsia="Times New Roman" w:hAnsi="Times New Roman" w:cs="Times New Roman"/>
+          <w:sz w:val="20"/>
+        </w:rPr>
+        <w:t>formu</w:t>
+      </w:r>
+      <w:proofErr w:type="spellEnd"/>
+      <w:r>
+        <w:rPr>
+          <w:rFonts w:ascii="Times New Roman" w:eastAsia="Times New Roman" w:hAnsi="Times New Roman" w:cs="Times New Roman"/>
+          <w:sz w:val="20"/>
+        </w:rPr>
+        <w:t xml:space="preserve"> za </w:t>
+      </w:r>
+      <w:proofErr w:type="spellStart"/>
+      <w:r>
+        <w:rPr>
+          <w:rFonts w:ascii="Times New Roman" w:eastAsia="Times New Roman" w:hAnsi="Times New Roman" w:cs="Times New Roman"/>
+          <w:sz w:val="20"/>
+        </w:rPr>
+        <w:t>unos</w:t>
+      </w:r>
+      <w:proofErr w:type="spellEnd"/>
+      <w:r>
+        <w:rPr>
+          <w:rFonts w:ascii="Times New Roman" w:eastAsia="Times New Roman" w:hAnsi="Times New Roman" w:cs="Times New Roman"/>
+          <w:sz w:val="20"/>
+        </w:rPr>
+        <w:t xml:space="preserve"> e-mail </w:t>
+      </w:r>
+      <w:proofErr w:type="spellStart"/>
+      <w:r>
+        <w:rPr>
+          <w:rFonts w:ascii="Times New Roman" w:eastAsia="Times New Roman" w:hAnsi="Times New Roman" w:cs="Times New Roman"/>
+          <w:sz w:val="20"/>
+        </w:rPr>
+        <w:t>adrese</w:t>
+      </w:r>
+      <w:proofErr w:type="spellEnd"/>
+      <w:r>
+        <w:rPr>
+          <w:rFonts w:ascii="Times New Roman" w:eastAsia="Times New Roman" w:hAnsi="Times New Roman" w:cs="Times New Roman"/>
+          <w:sz w:val="20"/>
+        </w:rPr>
+        <w:t xml:space="preserve"> </w:t>
+      </w:r>
+      <w:proofErr w:type="spellStart"/>
+      <w:r>
+        <w:rPr>
+          <w:rFonts w:ascii="Times New Roman" w:eastAsia="Times New Roman" w:hAnsi="Times New Roman" w:cs="Times New Roman"/>
+          <w:sz w:val="20"/>
+        </w:rPr>
+        <w:t>sa</w:t>
+      </w:r>
+      <w:proofErr w:type="spellEnd"/>
+      <w:r>
+        <w:rPr>
+          <w:rFonts w:ascii="Times New Roman" w:eastAsia="Times New Roman" w:hAnsi="Times New Roman" w:cs="Times New Roman"/>
+          <w:sz w:val="20"/>
+        </w:rPr>
+        <w:t xml:space="preserve"> </w:t>
+      </w:r>
+      <w:proofErr w:type="spellStart"/>
+      <w:r>
+        <w:rPr>
+          <w:rFonts w:ascii="Times New Roman" w:eastAsia="Times New Roman" w:hAnsi="Times New Roman" w:cs="Times New Roman"/>
+          <w:sz w:val="20"/>
+        </w:rPr>
+        <w:t>porukom</w:t>
+      </w:r>
+      <w:proofErr w:type="spellEnd"/>
+      <w:r>
+        <w:rPr>
+          <w:rFonts w:ascii="Times New Roman" w:eastAsia="Times New Roman" w:hAnsi="Times New Roman" w:cs="Times New Roman"/>
+          <w:sz w:val="20"/>
+        </w:rPr>
+        <w:t xml:space="preserve"> "</w:t>
+      </w:r>
+      <w:proofErr w:type="spellStart"/>
+      <w:r>
+        <w:rPr>
+          <w:rFonts w:ascii="Times New Roman" w:eastAsia="Times New Roman" w:hAnsi="Times New Roman" w:cs="Times New Roman"/>
+          <w:sz w:val="20"/>
+        </w:rPr>
+        <w:t>Uneti</w:t>
+      </w:r>
+      <w:proofErr w:type="spellEnd"/>
+      <w:r>
+        <w:rPr>
+          <w:rFonts w:ascii="Times New Roman" w:eastAsia="Times New Roman" w:hAnsi="Times New Roman" w:cs="Times New Roman"/>
+          <w:sz w:val="20"/>
+        </w:rPr>
+        <w:t xml:space="preserve"> e-mail ne </w:t>
+      </w:r>
+      <w:proofErr w:type="spellStart"/>
+      <w:r>
+        <w:rPr>
+          <w:rFonts w:ascii="Times New Roman" w:eastAsia="Times New Roman" w:hAnsi="Times New Roman" w:cs="Times New Roman"/>
+          <w:sz w:val="20"/>
+        </w:rPr>
+        <w:t>postoji</w:t>
+      </w:r>
+      <w:proofErr w:type="spellEnd"/>
+      <w:r>
+        <w:rPr>
+          <w:rFonts w:ascii="Times New Roman" w:eastAsia="Times New Roman" w:hAnsi="Times New Roman" w:cs="Times New Roman"/>
+          <w:sz w:val="20"/>
+        </w:rPr>
+        <w:t xml:space="preserve">. Molimo vas </w:t>
+      </w:r>
+      <w:proofErr w:type="spellStart"/>
+      <w:r>
+        <w:rPr>
+          <w:rFonts w:ascii="Times New Roman" w:eastAsia="Times New Roman" w:hAnsi="Times New Roman" w:cs="Times New Roman"/>
+          <w:sz w:val="20"/>
+        </w:rPr>
+        <w:t>proverite</w:t>
+      </w:r>
+      <w:proofErr w:type="spellEnd"/>
+      <w:r>
+        <w:rPr>
+          <w:rFonts w:ascii="Times New Roman" w:eastAsia="Times New Roman" w:hAnsi="Times New Roman" w:cs="Times New Roman"/>
+          <w:sz w:val="20"/>
+        </w:rPr>
+        <w:t xml:space="preserve"> da li </w:t>
+      </w:r>
+      <w:proofErr w:type="spellStart"/>
+      <w:r>
+        <w:rPr>
+          <w:rFonts w:ascii="Times New Roman" w:eastAsia="Times New Roman" w:hAnsi="Times New Roman" w:cs="Times New Roman"/>
+          <w:sz w:val="20"/>
+        </w:rPr>
+        <w:t>ste</w:t>
+      </w:r>
+      <w:proofErr w:type="spellEnd"/>
+      <w:r>
+        <w:rPr>
+          <w:rFonts w:ascii="Times New Roman" w:eastAsia="Times New Roman" w:hAnsi="Times New Roman" w:cs="Times New Roman"/>
+          <w:sz w:val="20"/>
+        </w:rPr>
+        <w:t xml:space="preserve"> </w:t>
+      </w:r>
+      <w:proofErr w:type="spellStart"/>
+      <w:r>
+        <w:rPr>
+          <w:rFonts w:ascii="Times New Roman" w:eastAsia="Times New Roman" w:hAnsi="Times New Roman" w:cs="Times New Roman"/>
+          <w:sz w:val="20"/>
+        </w:rPr>
+        <w:t>ispravno</w:t>
+      </w:r>
+      <w:proofErr w:type="spellEnd"/>
+      <w:r>
+        <w:rPr>
+          <w:rFonts w:ascii="Times New Roman" w:eastAsia="Times New Roman" w:hAnsi="Times New Roman" w:cs="Times New Roman"/>
+          <w:sz w:val="20"/>
+        </w:rPr>
+        <w:t xml:space="preserve"> </w:t>
+      </w:r>
+      <w:proofErr w:type="spellStart"/>
+      <w:r>
+        <w:rPr>
+          <w:rFonts w:ascii="Times New Roman" w:eastAsia="Times New Roman" w:hAnsi="Times New Roman" w:cs="Times New Roman"/>
+          <w:sz w:val="20"/>
+        </w:rPr>
+        <w:t>uneli</w:t>
+      </w:r>
+      <w:proofErr w:type="spellEnd"/>
+      <w:r>
+        <w:rPr>
+          <w:rFonts w:ascii="Times New Roman" w:eastAsia="Times New Roman" w:hAnsi="Times New Roman" w:cs="Times New Roman"/>
+          <w:sz w:val="20"/>
+        </w:rPr>
+        <w:t xml:space="preserve"> </w:t>
+      </w:r>
+      <w:proofErr w:type="spellStart"/>
+      <w:r>
+        <w:rPr>
+          <w:rFonts w:ascii="Times New Roman" w:eastAsia="Times New Roman" w:hAnsi="Times New Roman" w:cs="Times New Roman"/>
+          <w:sz w:val="20"/>
+        </w:rPr>
+        <w:t>adresu</w:t>
+      </w:r>
+      <w:proofErr w:type="spellEnd"/>
+      <w:r>
+        <w:rPr>
+          <w:rFonts w:ascii="Times New Roman" w:eastAsia="Times New Roman" w:hAnsi="Times New Roman" w:cs="Times New Roman"/>
+          <w:sz w:val="20"/>
+        </w:rPr>
+        <w:t>."</w:t>
       </w:r>
     </w:p>
     <w:p>
@@ -3345,12 +6315,85 @@
           <w:sz w:val="20"/>
         </w:rPr>
       </w:pPr>
-      <w:r>
-        <w:rPr>
-          <w:rFonts w:ascii="Times New Roman" w:eastAsia="Times New Roman" w:hAnsi="Times New Roman" w:cs="Times New Roman"/>
-          <w:sz w:val="20"/>
-        </w:rPr>
-        <w:t xml:space="preserve">Korisnik treba ponovo da unese e-mail adresu. </w:t>
+      <w:proofErr w:type="spellStart"/>
+      <w:r>
+        <w:rPr>
+          <w:rFonts w:ascii="Times New Roman" w:eastAsia="Times New Roman" w:hAnsi="Times New Roman" w:cs="Times New Roman"/>
+          <w:sz w:val="20"/>
+        </w:rPr>
+        <w:t>Korisnik</w:t>
+      </w:r>
+      <w:proofErr w:type="spellEnd"/>
+      <w:r>
+        <w:rPr>
+          <w:rFonts w:ascii="Times New Roman" w:eastAsia="Times New Roman" w:hAnsi="Times New Roman" w:cs="Times New Roman"/>
+          <w:sz w:val="20"/>
+        </w:rPr>
+        <w:t xml:space="preserve"> </w:t>
+      </w:r>
+      <w:proofErr w:type="spellStart"/>
+      <w:r>
+        <w:rPr>
+          <w:rFonts w:ascii="Times New Roman" w:eastAsia="Times New Roman" w:hAnsi="Times New Roman" w:cs="Times New Roman"/>
+          <w:sz w:val="20"/>
+        </w:rPr>
+        <w:t>treba</w:t>
+      </w:r>
+      <w:proofErr w:type="spellEnd"/>
+      <w:r>
+        <w:rPr>
+          <w:rFonts w:ascii="Times New Roman" w:eastAsia="Times New Roman" w:hAnsi="Times New Roman" w:cs="Times New Roman"/>
+          <w:sz w:val="20"/>
+        </w:rPr>
+        <w:t xml:space="preserve"> </w:t>
+      </w:r>
+      <w:proofErr w:type="spellStart"/>
+      <w:r>
+        <w:rPr>
+          <w:rFonts w:ascii="Times New Roman" w:eastAsia="Times New Roman" w:hAnsi="Times New Roman" w:cs="Times New Roman"/>
+          <w:sz w:val="20"/>
+        </w:rPr>
+        <w:t>ponovo</w:t>
+      </w:r>
+      <w:proofErr w:type="spellEnd"/>
+      <w:r>
+        <w:rPr>
+          <w:rFonts w:ascii="Times New Roman" w:eastAsia="Times New Roman" w:hAnsi="Times New Roman" w:cs="Times New Roman"/>
+          <w:sz w:val="20"/>
+        </w:rPr>
+        <w:t xml:space="preserve"> da </w:t>
+      </w:r>
+      <w:proofErr w:type="spellStart"/>
+      <w:r>
+        <w:rPr>
+          <w:rFonts w:ascii="Times New Roman" w:eastAsia="Times New Roman" w:hAnsi="Times New Roman" w:cs="Times New Roman"/>
+          <w:sz w:val="20"/>
+        </w:rPr>
+        <w:t>unese</w:t>
+      </w:r>
+      <w:proofErr w:type="spellEnd"/>
+      <w:r>
+        <w:rPr>
+          <w:rFonts w:ascii="Times New Roman" w:eastAsia="Times New Roman" w:hAnsi="Times New Roman" w:cs="Times New Roman"/>
+          <w:sz w:val="20"/>
+        </w:rPr>
+        <w:t xml:space="preserve"> e-mail </w:t>
+      </w:r>
+      <w:proofErr w:type="spellStart"/>
+      <w:r>
+        <w:rPr>
+          <w:rFonts w:ascii="Times New Roman" w:eastAsia="Times New Roman" w:hAnsi="Times New Roman" w:cs="Times New Roman"/>
+          <w:sz w:val="20"/>
+        </w:rPr>
+        <w:t>adresu</w:t>
+      </w:r>
+      <w:proofErr w:type="spellEnd"/>
+      <w:r>
+        <w:rPr>
+          <w:rFonts w:ascii="Times New Roman" w:eastAsia="Times New Roman" w:hAnsi="Times New Roman" w:cs="Times New Roman"/>
+          <w:sz w:val="20"/>
+        </w:rPr>
+        <w:t xml:space="preserve">. </w:t>
       </w:r>
     </w:p>
     <w:p>
@@ -3375,21 +6418,23 @@
         </w:rPr>
       </w:pPr>
       <w:bookmarkStart w:id="11" w:name="_Toc205809618"/>
+      <w:proofErr w:type="spellStart"/>
       <w:r>
         <w:rPr>
           <w:i/>
           <w:iCs/>
           <w:u w:val="none"/>
         </w:rPr>
-        <w:t xml:space="preserve">Korisnik </w:t>
-      </w:r>
+        <w:t>Korisnik</w:t>
+      </w:r>
+      <w:proofErr w:type="spellEnd"/>
       <w:r>
         <w:rPr>
           <w:i/>
           <w:iCs/>
           <w:u w:val="none"/>
         </w:rPr>
-        <w:t xml:space="preserve">ne dobije email poruku jer </w:t>
+        <w:t xml:space="preserve"> </w:t>
       </w:r>
       <w:r>
         <w:rPr>
@@ -3397,33 +6442,151 @@
           <w:iCs/>
           <w:u w:val="none"/>
         </w:rPr>
-        <w:t>postoji problem</w:t>
-      </w:r>
+        <w:t xml:space="preserve">ne </w:t>
+      </w:r>
+      <w:proofErr w:type="spellStart"/>
       <w:r>
         <w:rPr>
           <w:i/>
           <w:iCs/>
           <w:u w:val="none"/>
         </w:rPr>
-        <w:t xml:space="preserve"> sa njegovim e</w:t>
-      </w:r>
+        <w:t>dobije</w:t>
+      </w:r>
+      <w:proofErr w:type="spellEnd"/>
       <w:r>
         <w:rPr>
           <w:i/>
           <w:iCs/>
           <w:u w:val="none"/>
         </w:rPr>
-        <w:t>-</w:t>
-      </w:r>
+        <w:t xml:space="preserve"> email </w:t>
+      </w:r>
+      <w:proofErr w:type="spellStart"/>
       <w:r>
         <w:rPr>
           <w:i/>
           <w:iCs/>
           <w:u w:val="none"/>
         </w:rPr>
-        <w:t>mail nalogom</w:t>
+        <w:t>poruku</w:t>
+      </w:r>
+      <w:proofErr w:type="spellEnd"/>
+      <w:r>
+        <w:rPr>
+          <w:i/>
+          <w:iCs/>
+          <w:u w:val="none"/>
+        </w:rPr>
+        <w:t xml:space="preserve"> </w:t>
+      </w:r>
+      <w:proofErr w:type="spellStart"/>
+      <w:r>
+        <w:rPr>
+          <w:i/>
+          <w:iCs/>
+          <w:u w:val="none"/>
+        </w:rPr>
+        <w:t>jer</w:t>
+      </w:r>
+      <w:proofErr w:type="spellEnd"/>
+      <w:r>
+        <w:rPr>
+          <w:i/>
+          <w:iCs/>
+          <w:u w:val="none"/>
+        </w:rPr>
+        <w:t xml:space="preserve"> </w:t>
+      </w:r>
+      <w:proofErr w:type="spellStart"/>
+      <w:r>
+        <w:rPr>
+          <w:i/>
+          <w:iCs/>
+          <w:u w:val="none"/>
+        </w:rPr>
+        <w:t>postoji</w:t>
+      </w:r>
+      <w:proofErr w:type="spellEnd"/>
+      <w:r>
+        <w:rPr>
+          <w:i/>
+          <w:iCs/>
+          <w:u w:val="none"/>
+        </w:rPr>
+        <w:t xml:space="preserve"> problem</w:t>
+      </w:r>
+      <w:r>
+        <w:rPr>
+          <w:i/>
+          <w:iCs/>
+          <w:u w:val="none"/>
+        </w:rPr>
+        <w:t xml:space="preserve"> </w:t>
+      </w:r>
+      <w:proofErr w:type="spellStart"/>
+      <w:r>
+        <w:rPr>
+          <w:i/>
+          <w:iCs/>
+          <w:u w:val="none"/>
+        </w:rPr>
+        <w:t>sa</w:t>
+      </w:r>
+      <w:proofErr w:type="spellEnd"/>
+      <w:r>
+        <w:rPr>
+          <w:i/>
+          <w:iCs/>
+          <w:u w:val="none"/>
+        </w:rPr>
+        <w:t xml:space="preserve"> </w:t>
+      </w:r>
+      <w:proofErr w:type="spellStart"/>
+      <w:r>
+        <w:rPr>
+          <w:i/>
+          <w:iCs/>
+          <w:u w:val="none"/>
+        </w:rPr>
+        <w:t>njegovim</w:t>
+      </w:r>
+      <w:proofErr w:type="spellEnd"/>
+      <w:r>
+        <w:rPr>
+          <w:i/>
+          <w:iCs/>
+          <w:u w:val="none"/>
+        </w:rPr>
+        <w:t xml:space="preserve"> e</w:t>
+      </w:r>
+      <w:r>
+        <w:rPr>
+          <w:i/>
+          <w:iCs/>
+          <w:u w:val="none"/>
+        </w:rPr>
+        <w:t>-</w:t>
+      </w:r>
+      <w:r>
+        <w:rPr>
+          <w:i/>
+          <w:iCs/>
+          <w:u w:val="none"/>
+        </w:rPr>
+        <w:t xml:space="preserve">mail </w:t>
+      </w:r>
+      <w:proofErr w:type="spellStart"/>
+      <w:r>
+        <w:rPr>
+          <w:i/>
+          <w:iCs/>
+          <w:u w:val="none"/>
+        </w:rPr>
+        <w:t>nalogom</w:t>
       </w:r>
       <w:bookmarkEnd w:id="11"/>
+      <w:proofErr w:type="spellEnd"/>
     </w:p>
     <w:p>
       <w:pPr>
@@ -3439,12 +6602,21 @@
           <w:sz w:val="20"/>
         </w:rPr>
       </w:pPr>
-      <w:r>
-        <w:rPr>
-          <w:rFonts w:ascii="Times New Roman" w:eastAsia="Times New Roman" w:hAnsi="Times New Roman" w:cs="Times New Roman"/>
-          <w:sz w:val="20"/>
-        </w:rPr>
-        <w:t>Akcija 1</w:t>
+      <w:proofErr w:type="spellStart"/>
+      <w:r>
+        <w:rPr>
+          <w:rFonts w:ascii="Times New Roman" w:eastAsia="Times New Roman" w:hAnsi="Times New Roman" w:cs="Times New Roman"/>
+          <w:sz w:val="20"/>
+        </w:rPr>
+        <w:t>Akcija</w:t>
+      </w:r>
+      <w:proofErr w:type="spellEnd"/>
+      <w:r>
+        <w:rPr>
+          <w:rFonts w:ascii="Times New Roman" w:eastAsia="Times New Roman" w:hAnsi="Times New Roman" w:cs="Times New Roman"/>
+          <w:sz w:val="20"/>
+        </w:rPr>
+        <w:t xml:space="preserve"> 1</w:t>
       </w:r>
       <w:r>
         <w:rPr>
@@ -3453,12 +6625,37 @@
         </w:rPr>
         <w:t xml:space="preserve">, 2, 3, 4 I 5 </w:t>
       </w:r>
-      <w:r>
-        <w:rPr>
-          <w:rFonts w:ascii="Times New Roman" w:eastAsia="Times New Roman" w:hAnsi="Times New Roman" w:cs="Times New Roman"/>
-          <w:sz w:val="20"/>
-        </w:rPr>
-        <w:t>iz scenarija 2.2.1.</w:t>
+      <w:proofErr w:type="spellStart"/>
+      <w:r>
+        <w:rPr>
+          <w:rFonts w:ascii="Times New Roman" w:eastAsia="Times New Roman" w:hAnsi="Times New Roman" w:cs="Times New Roman"/>
+          <w:sz w:val="20"/>
+        </w:rPr>
+        <w:t>iz</w:t>
+      </w:r>
+      <w:proofErr w:type="spellEnd"/>
+      <w:r>
+        <w:rPr>
+          <w:rFonts w:ascii="Times New Roman" w:eastAsia="Times New Roman" w:hAnsi="Times New Roman" w:cs="Times New Roman"/>
+          <w:sz w:val="20"/>
+        </w:rPr>
+        <w:t xml:space="preserve"> </w:t>
+      </w:r>
+      <w:proofErr w:type="spellStart"/>
+      <w:r>
+        <w:rPr>
+          <w:rFonts w:ascii="Times New Roman" w:eastAsia="Times New Roman" w:hAnsi="Times New Roman" w:cs="Times New Roman"/>
+          <w:sz w:val="20"/>
+        </w:rPr>
+        <w:t>scenarija</w:t>
+      </w:r>
+      <w:proofErr w:type="spellEnd"/>
+      <w:r>
+        <w:rPr>
+          <w:rFonts w:ascii="Times New Roman" w:eastAsia="Times New Roman" w:hAnsi="Times New Roman" w:cs="Times New Roman"/>
+          <w:sz w:val="20"/>
+        </w:rPr>
+        <w:t xml:space="preserve"> 2.2.1.</w:t>
       </w:r>
     </w:p>
     <w:p>
@@ -3475,12 +6672,101 @@
           <w:sz w:val="20"/>
         </w:rPr>
       </w:pPr>
-      <w:r>
-        <w:rPr>
-          <w:rFonts w:ascii="Times New Roman" w:eastAsia="Times New Roman" w:hAnsi="Times New Roman" w:cs="Times New Roman"/>
-          <w:sz w:val="20"/>
-        </w:rPr>
-        <w:t>Korisniku se ne prikazuje poruka o uspešno poslatim instrukcijama.</w:t>
+      <w:proofErr w:type="spellStart"/>
+      <w:r>
+        <w:rPr>
+          <w:rFonts w:ascii="Times New Roman" w:eastAsia="Times New Roman" w:hAnsi="Times New Roman" w:cs="Times New Roman"/>
+          <w:sz w:val="20"/>
+        </w:rPr>
+        <w:t>Korisniku</w:t>
+      </w:r>
+      <w:proofErr w:type="spellEnd"/>
+      <w:r>
+        <w:rPr>
+          <w:rFonts w:ascii="Times New Roman" w:eastAsia="Times New Roman" w:hAnsi="Times New Roman" w:cs="Times New Roman"/>
+          <w:sz w:val="20"/>
+        </w:rPr>
+        <w:t xml:space="preserve"> se ne </w:t>
+      </w:r>
+      <w:proofErr w:type="spellStart"/>
+      <w:r>
+        <w:rPr>
+          <w:rFonts w:ascii="Times New Roman" w:eastAsia="Times New Roman" w:hAnsi="Times New Roman" w:cs="Times New Roman"/>
+          <w:sz w:val="20"/>
+        </w:rPr>
+        <w:t>prikazuje</w:t>
+      </w:r>
+      <w:proofErr w:type="spellEnd"/>
+      <w:r>
+        <w:rPr>
+          <w:rFonts w:ascii="Times New Roman" w:eastAsia="Times New Roman" w:hAnsi="Times New Roman" w:cs="Times New Roman"/>
+          <w:sz w:val="20"/>
+        </w:rPr>
+        <w:t xml:space="preserve"> </w:t>
+      </w:r>
+      <w:proofErr w:type="spellStart"/>
+      <w:r>
+        <w:rPr>
+          <w:rFonts w:ascii="Times New Roman" w:eastAsia="Times New Roman" w:hAnsi="Times New Roman" w:cs="Times New Roman"/>
+          <w:sz w:val="20"/>
+        </w:rPr>
+        <w:t>poruka</w:t>
+      </w:r>
+      <w:proofErr w:type="spellEnd"/>
+      <w:r>
+        <w:rPr>
+          <w:rFonts w:ascii="Times New Roman" w:eastAsia="Times New Roman" w:hAnsi="Times New Roman" w:cs="Times New Roman"/>
+          <w:sz w:val="20"/>
+        </w:rPr>
+        <w:t xml:space="preserve"> o </w:t>
+      </w:r>
+      <w:proofErr w:type="spellStart"/>
+      <w:r>
+        <w:rPr>
+          <w:rFonts w:ascii="Times New Roman" w:eastAsia="Times New Roman" w:hAnsi="Times New Roman" w:cs="Times New Roman"/>
+          <w:sz w:val="20"/>
+        </w:rPr>
+        <w:t>uspešno</w:t>
+      </w:r>
+      <w:proofErr w:type="spellEnd"/>
+      <w:r>
+        <w:rPr>
+          <w:rFonts w:ascii="Times New Roman" w:eastAsia="Times New Roman" w:hAnsi="Times New Roman" w:cs="Times New Roman"/>
+          <w:sz w:val="20"/>
+        </w:rPr>
+        <w:t xml:space="preserve"> </w:t>
+      </w:r>
+      <w:proofErr w:type="spellStart"/>
+      <w:r>
+        <w:rPr>
+          <w:rFonts w:ascii="Times New Roman" w:eastAsia="Times New Roman" w:hAnsi="Times New Roman" w:cs="Times New Roman"/>
+          <w:sz w:val="20"/>
+        </w:rPr>
+        <w:t>poslatim</w:t>
+      </w:r>
+      <w:proofErr w:type="spellEnd"/>
+      <w:r>
+        <w:rPr>
+          <w:rFonts w:ascii="Times New Roman" w:eastAsia="Times New Roman" w:hAnsi="Times New Roman" w:cs="Times New Roman"/>
+          <w:sz w:val="20"/>
+        </w:rPr>
+        <w:t xml:space="preserve"> </w:t>
+      </w:r>
+      <w:proofErr w:type="spellStart"/>
+      <w:r>
+        <w:rPr>
+          <w:rFonts w:ascii="Times New Roman" w:eastAsia="Times New Roman" w:hAnsi="Times New Roman" w:cs="Times New Roman"/>
+          <w:sz w:val="20"/>
+        </w:rPr>
+        <w:t>instrukcijama</w:t>
+      </w:r>
+      <w:proofErr w:type="spellEnd"/>
+      <w:r>
+        <w:rPr>
+          <w:rFonts w:ascii="Times New Roman" w:eastAsia="Times New Roman" w:hAnsi="Times New Roman" w:cs="Times New Roman"/>
+          <w:sz w:val="20"/>
+        </w:rPr>
+        <w:t>.</w:t>
       </w:r>
     </w:p>
     <w:p>
@@ -3497,12 +6783,149 @@
           <w:sz w:val="20"/>
         </w:rPr>
       </w:pPr>
-      <w:r>
-        <w:rPr>
-          <w:rFonts w:ascii="Times New Roman" w:eastAsia="Times New Roman" w:hAnsi="Times New Roman" w:cs="Times New Roman"/>
-          <w:sz w:val="20"/>
-        </w:rPr>
-        <w:t>Sistem izbacuje poruku “Došlo je do greške pri slanju. Molimo pokušajte ponovo.”</w:t>
+      <w:proofErr w:type="spellStart"/>
+      <w:r>
+        <w:rPr>
+          <w:rFonts w:ascii="Times New Roman" w:eastAsia="Times New Roman" w:hAnsi="Times New Roman" w:cs="Times New Roman"/>
+          <w:sz w:val="20"/>
+        </w:rPr>
+        <w:t>Sistem</w:t>
+      </w:r>
+      <w:proofErr w:type="spellEnd"/>
+      <w:r>
+        <w:rPr>
+          <w:rFonts w:ascii="Times New Roman" w:eastAsia="Times New Roman" w:hAnsi="Times New Roman" w:cs="Times New Roman"/>
+          <w:sz w:val="20"/>
+        </w:rPr>
+        <w:t xml:space="preserve"> </w:t>
+      </w:r>
+      <w:proofErr w:type="spellStart"/>
+      <w:r>
+        <w:rPr>
+          <w:rFonts w:ascii="Times New Roman" w:eastAsia="Times New Roman" w:hAnsi="Times New Roman" w:cs="Times New Roman"/>
+          <w:sz w:val="20"/>
+        </w:rPr>
+        <w:t>izbacuje</w:t>
+      </w:r>
+      <w:proofErr w:type="spellEnd"/>
+      <w:r>
+        <w:rPr>
+          <w:rFonts w:ascii="Times New Roman" w:eastAsia="Times New Roman" w:hAnsi="Times New Roman" w:cs="Times New Roman"/>
+          <w:sz w:val="20"/>
+        </w:rPr>
+        <w:t xml:space="preserve"> </w:t>
+      </w:r>
+      <w:proofErr w:type="spellStart"/>
+      <w:r>
+        <w:rPr>
+          <w:rFonts w:ascii="Times New Roman" w:eastAsia="Times New Roman" w:hAnsi="Times New Roman" w:cs="Times New Roman"/>
+          <w:sz w:val="20"/>
+        </w:rPr>
+        <w:t>poruku</w:t>
+      </w:r>
+      <w:proofErr w:type="spellEnd"/>
+      <w:r>
+        <w:rPr>
+          <w:rFonts w:ascii="Times New Roman" w:eastAsia="Times New Roman" w:hAnsi="Times New Roman" w:cs="Times New Roman"/>
+          <w:sz w:val="20"/>
+        </w:rPr>
+        <w:t xml:space="preserve"> “</w:t>
+      </w:r>
+      <w:proofErr w:type="spellStart"/>
+      <w:r>
+        <w:rPr>
+          <w:rFonts w:ascii="Times New Roman" w:eastAsia="Times New Roman" w:hAnsi="Times New Roman" w:cs="Times New Roman"/>
+          <w:sz w:val="20"/>
+        </w:rPr>
+        <w:t>Došlo</w:t>
+      </w:r>
+      <w:proofErr w:type="spellEnd"/>
+      <w:r>
+        <w:rPr>
+          <w:rFonts w:ascii="Times New Roman" w:eastAsia="Times New Roman" w:hAnsi="Times New Roman" w:cs="Times New Roman"/>
+          <w:sz w:val="20"/>
+        </w:rPr>
+        <w:t xml:space="preserve"> je do </w:t>
+      </w:r>
+      <w:proofErr w:type="spellStart"/>
+      <w:r>
+        <w:rPr>
+          <w:rFonts w:ascii="Times New Roman" w:eastAsia="Times New Roman" w:hAnsi="Times New Roman" w:cs="Times New Roman"/>
+          <w:sz w:val="20"/>
+        </w:rPr>
+        <w:t>greške</w:t>
+      </w:r>
+      <w:proofErr w:type="spellEnd"/>
+      <w:r>
+        <w:rPr>
+          <w:rFonts w:ascii="Times New Roman" w:eastAsia="Times New Roman" w:hAnsi="Times New Roman" w:cs="Times New Roman"/>
+          <w:sz w:val="20"/>
+        </w:rPr>
+        <w:t xml:space="preserve"> </w:t>
+      </w:r>
+      <w:proofErr w:type="spellStart"/>
+      <w:r>
+        <w:rPr>
+          <w:rFonts w:ascii="Times New Roman" w:eastAsia="Times New Roman" w:hAnsi="Times New Roman" w:cs="Times New Roman"/>
+          <w:sz w:val="20"/>
+        </w:rPr>
+        <w:t>pri</w:t>
+      </w:r>
+      <w:proofErr w:type="spellEnd"/>
+      <w:r>
+        <w:rPr>
+          <w:rFonts w:ascii="Times New Roman" w:eastAsia="Times New Roman" w:hAnsi="Times New Roman" w:cs="Times New Roman"/>
+          <w:sz w:val="20"/>
+        </w:rPr>
+        <w:t xml:space="preserve"> </w:t>
+      </w:r>
+      <w:proofErr w:type="spellStart"/>
+      <w:r>
+        <w:rPr>
+          <w:rFonts w:ascii="Times New Roman" w:eastAsia="Times New Roman" w:hAnsi="Times New Roman" w:cs="Times New Roman"/>
+          <w:sz w:val="20"/>
+        </w:rPr>
+        <w:t>slanju</w:t>
+      </w:r>
+      <w:proofErr w:type="spellEnd"/>
+      <w:r>
+        <w:rPr>
+          <w:rFonts w:ascii="Times New Roman" w:eastAsia="Times New Roman" w:hAnsi="Times New Roman" w:cs="Times New Roman"/>
+          <w:sz w:val="20"/>
+        </w:rPr>
+        <w:t xml:space="preserve">. Molimo </w:t>
+      </w:r>
+      <w:proofErr w:type="spellStart"/>
+      <w:r>
+        <w:rPr>
+          <w:rFonts w:ascii="Times New Roman" w:eastAsia="Times New Roman" w:hAnsi="Times New Roman" w:cs="Times New Roman"/>
+          <w:sz w:val="20"/>
+        </w:rPr>
+        <w:t>pokušajte</w:t>
+      </w:r>
+      <w:proofErr w:type="spellEnd"/>
+      <w:r>
+        <w:rPr>
+          <w:rFonts w:ascii="Times New Roman" w:eastAsia="Times New Roman" w:hAnsi="Times New Roman" w:cs="Times New Roman"/>
+          <w:sz w:val="20"/>
+        </w:rPr>
+        <w:t xml:space="preserve"> </w:t>
+      </w:r>
+      <w:proofErr w:type="spellStart"/>
+      <w:r>
+        <w:rPr>
+          <w:rFonts w:ascii="Times New Roman" w:eastAsia="Times New Roman" w:hAnsi="Times New Roman" w:cs="Times New Roman"/>
+          <w:sz w:val="20"/>
+        </w:rPr>
+        <w:t>ponovo</w:t>
+      </w:r>
+      <w:proofErr w:type="spellEnd"/>
+      <w:r>
+        <w:rPr>
+          <w:rFonts w:ascii="Times New Roman" w:eastAsia="Times New Roman" w:hAnsi="Times New Roman" w:cs="Times New Roman"/>
+          <w:sz w:val="20"/>
+        </w:rPr>
+        <w:t>.”</w:t>
       </w:r>
     </w:p>
     <w:p>
@@ -3517,10 +6940,20 @@
         <w:ind w:left="705" w:hanging="720"/>
       </w:pPr>
       <w:bookmarkStart w:id="12" w:name="_Toc205809619"/>
-      <w:r>
-        <w:t>Posebni zahtevi</w:t>
+      <w:proofErr w:type="spellStart"/>
+      <w:r>
+        <w:t>Posebni</w:t>
+      </w:r>
+      <w:proofErr w:type="spellEnd"/>
+      <w:r>
+        <w:t xml:space="preserve"> </w:t>
+      </w:r>
+      <w:proofErr w:type="spellStart"/>
+      <w:r>
+        <w:t>zahtevi</w:t>
       </w:r>
       <w:bookmarkEnd w:id="12"/>
+      <w:proofErr w:type="spellEnd"/>
       <w:r>
         <w:t xml:space="preserve"> </w:t>
       </w:r>
@@ -3539,33 +6972,140 @@
           <w:sz w:val="20"/>
         </w:rPr>
       </w:pPr>
-      <w:r>
-        <w:rPr>
-          <w:rFonts w:ascii="Times New Roman" w:eastAsia="Times New Roman" w:hAnsi="Times New Roman" w:cs="Times New Roman"/>
-          <w:sz w:val="20"/>
-        </w:rPr>
-        <w:t xml:space="preserve">Proces </w:t>
-      </w:r>
-      <w:r>
-        <w:rPr>
-          <w:rFonts w:ascii="Times New Roman" w:eastAsia="Times New Roman" w:hAnsi="Times New Roman" w:cs="Times New Roman"/>
-          <w:sz w:val="20"/>
-        </w:rPr>
-        <w:t>slanja email poruke sa instrukcijama mora se obaviti u</w:t>
-      </w:r>
-      <w:r>
-        <w:rPr>
-          <w:rFonts w:ascii="Times New Roman" w:eastAsia="Times New Roman" w:hAnsi="Times New Roman" w:cs="Times New Roman"/>
-          <w:sz w:val="20"/>
-        </w:rPr>
-        <w:t xml:space="preserve"> </w:t>
-      </w:r>
-      <w:r>
-        <w:rPr>
-          <w:rFonts w:ascii="Times New Roman" w:eastAsia="Times New Roman" w:hAnsi="Times New Roman" w:cs="Times New Roman"/>
-          <w:sz w:val="20"/>
-        </w:rPr>
-        <w:t>razumnom vremenu.</w:t>
+      <w:proofErr w:type="spellStart"/>
+      <w:r>
+        <w:rPr>
+          <w:rFonts w:ascii="Times New Roman" w:eastAsia="Times New Roman" w:hAnsi="Times New Roman" w:cs="Times New Roman"/>
+          <w:sz w:val="20"/>
+        </w:rPr>
+        <w:t>Proces</w:t>
+      </w:r>
+      <w:proofErr w:type="spellEnd"/>
+      <w:r>
+        <w:rPr>
+          <w:rFonts w:ascii="Times New Roman" w:eastAsia="Times New Roman" w:hAnsi="Times New Roman" w:cs="Times New Roman"/>
+          <w:sz w:val="20"/>
+        </w:rPr>
+        <w:t xml:space="preserve"> </w:t>
+      </w:r>
+      <w:proofErr w:type="spellStart"/>
+      <w:r>
+        <w:rPr>
+          <w:rFonts w:ascii="Times New Roman" w:eastAsia="Times New Roman" w:hAnsi="Times New Roman" w:cs="Times New Roman"/>
+          <w:sz w:val="20"/>
+        </w:rPr>
+        <w:t>slanja</w:t>
+      </w:r>
+      <w:proofErr w:type="spellEnd"/>
+      <w:r>
+        <w:rPr>
+          <w:rFonts w:ascii="Times New Roman" w:eastAsia="Times New Roman" w:hAnsi="Times New Roman" w:cs="Times New Roman"/>
+          <w:sz w:val="20"/>
+        </w:rPr>
+        <w:t xml:space="preserve"> email </w:t>
+      </w:r>
+      <w:proofErr w:type="spellStart"/>
+      <w:r>
+        <w:rPr>
+          <w:rFonts w:ascii="Times New Roman" w:eastAsia="Times New Roman" w:hAnsi="Times New Roman" w:cs="Times New Roman"/>
+          <w:sz w:val="20"/>
+        </w:rPr>
+        <w:t>poruke</w:t>
+      </w:r>
+      <w:proofErr w:type="spellEnd"/>
+      <w:r>
+        <w:rPr>
+          <w:rFonts w:ascii="Times New Roman" w:eastAsia="Times New Roman" w:hAnsi="Times New Roman" w:cs="Times New Roman"/>
+          <w:sz w:val="20"/>
+        </w:rPr>
+        <w:t xml:space="preserve"> </w:t>
+      </w:r>
+      <w:proofErr w:type="spellStart"/>
+      <w:r>
+        <w:rPr>
+          <w:rFonts w:ascii="Times New Roman" w:eastAsia="Times New Roman" w:hAnsi="Times New Roman" w:cs="Times New Roman"/>
+          <w:sz w:val="20"/>
+        </w:rPr>
+        <w:t>sa</w:t>
+      </w:r>
+      <w:proofErr w:type="spellEnd"/>
+      <w:r>
+        <w:rPr>
+          <w:rFonts w:ascii="Times New Roman" w:eastAsia="Times New Roman" w:hAnsi="Times New Roman" w:cs="Times New Roman"/>
+          <w:sz w:val="20"/>
+        </w:rPr>
+        <w:t xml:space="preserve"> </w:t>
+      </w:r>
+      <w:proofErr w:type="spellStart"/>
+      <w:r>
+        <w:rPr>
+          <w:rFonts w:ascii="Times New Roman" w:eastAsia="Times New Roman" w:hAnsi="Times New Roman" w:cs="Times New Roman"/>
+          <w:sz w:val="20"/>
+        </w:rPr>
+        <w:t>instrukcijama</w:t>
+      </w:r>
+      <w:proofErr w:type="spellEnd"/>
+      <w:r>
+        <w:rPr>
+          <w:rFonts w:ascii="Times New Roman" w:eastAsia="Times New Roman" w:hAnsi="Times New Roman" w:cs="Times New Roman"/>
+          <w:sz w:val="20"/>
+        </w:rPr>
+        <w:t xml:space="preserve"> mora se </w:t>
+      </w:r>
+      <w:proofErr w:type="spellStart"/>
+      <w:r>
+        <w:rPr>
+          <w:rFonts w:ascii="Times New Roman" w:eastAsia="Times New Roman" w:hAnsi="Times New Roman" w:cs="Times New Roman"/>
+          <w:sz w:val="20"/>
+        </w:rPr>
+        <w:t>obaviti</w:t>
+      </w:r>
+      <w:proofErr w:type="spellEnd"/>
+      <w:r>
+        <w:rPr>
+          <w:rFonts w:ascii="Times New Roman" w:eastAsia="Times New Roman" w:hAnsi="Times New Roman" w:cs="Times New Roman"/>
+          <w:sz w:val="20"/>
+        </w:rPr>
+        <w:t xml:space="preserve"> u</w:t>
+      </w:r>
+      <w:r>
+        <w:rPr>
+          <w:rFonts w:ascii="Times New Roman" w:eastAsia="Times New Roman" w:hAnsi="Times New Roman" w:cs="Times New Roman"/>
+          <w:sz w:val="20"/>
+        </w:rPr>
+        <w:t xml:space="preserve"> </w:t>
+      </w:r>
+      <w:proofErr w:type="spellStart"/>
+      <w:r>
+        <w:rPr>
+          <w:rFonts w:ascii="Times New Roman" w:eastAsia="Times New Roman" w:hAnsi="Times New Roman" w:cs="Times New Roman"/>
+          <w:sz w:val="20"/>
+        </w:rPr>
+        <w:t>razumnom</w:t>
+      </w:r>
+      <w:proofErr w:type="spellEnd"/>
+      <w:r>
+        <w:rPr>
+          <w:rFonts w:ascii="Times New Roman" w:eastAsia="Times New Roman" w:hAnsi="Times New Roman" w:cs="Times New Roman"/>
+          <w:sz w:val="20"/>
+        </w:rPr>
+        <w:t xml:space="preserve"> </w:t>
+      </w:r>
+      <w:proofErr w:type="spellStart"/>
+      <w:r>
+        <w:rPr>
+          <w:rFonts w:ascii="Times New Roman" w:eastAsia="Times New Roman" w:hAnsi="Times New Roman" w:cs="Times New Roman"/>
+          <w:sz w:val="20"/>
+        </w:rPr>
+        <w:t>vremenu</w:t>
+      </w:r>
+      <w:proofErr w:type="spellEnd"/>
+      <w:r>
+        <w:rPr>
+          <w:rFonts w:ascii="Times New Roman" w:eastAsia="Times New Roman" w:hAnsi="Times New Roman" w:cs="Times New Roman"/>
+          <w:sz w:val="20"/>
+        </w:rPr>
+        <w:t>.</w:t>
       </w:r>
     </w:p>
     <w:p>
@@ -3587,14 +7127,151 @@
           <w:rFonts w:ascii="Times New Roman" w:eastAsia="Times New Roman" w:hAnsi="Times New Roman" w:cs="Times New Roman"/>
           <w:sz w:val="20"/>
         </w:rPr>
-        <w:t xml:space="preserve">E-mail sa linkom za promenu lozinke mora </w:t>
-      </w:r>
-      <w:r>
-        <w:rPr>
-          <w:rFonts w:ascii="Times New Roman" w:eastAsia="Times New Roman" w:hAnsi="Times New Roman" w:cs="Times New Roman"/>
-          <w:sz w:val="20"/>
-        </w:rPr>
-        <w:t>biti dostupan samo odredjeno vreme.</w:t>
+        <w:t xml:space="preserve">E-mail </w:t>
+      </w:r>
+      <w:proofErr w:type="spellStart"/>
+      <w:r>
+        <w:rPr>
+          <w:rFonts w:ascii="Times New Roman" w:eastAsia="Times New Roman" w:hAnsi="Times New Roman" w:cs="Times New Roman"/>
+          <w:sz w:val="20"/>
+        </w:rPr>
+        <w:t>sa</w:t>
+      </w:r>
+      <w:proofErr w:type="spellEnd"/>
+      <w:r>
+        <w:rPr>
+          <w:rFonts w:ascii="Times New Roman" w:eastAsia="Times New Roman" w:hAnsi="Times New Roman" w:cs="Times New Roman"/>
+          <w:sz w:val="20"/>
+        </w:rPr>
+        <w:t xml:space="preserve"> </w:t>
+      </w:r>
+      <w:proofErr w:type="spellStart"/>
+      <w:r>
+        <w:rPr>
+          <w:rFonts w:ascii="Times New Roman" w:eastAsia="Times New Roman" w:hAnsi="Times New Roman" w:cs="Times New Roman"/>
+          <w:sz w:val="20"/>
+        </w:rPr>
+        <w:t>linkom</w:t>
+      </w:r>
+      <w:proofErr w:type="spellEnd"/>
+      <w:r>
+        <w:rPr>
+          <w:rFonts w:ascii="Times New Roman" w:eastAsia="Times New Roman" w:hAnsi="Times New Roman" w:cs="Times New Roman"/>
+          <w:sz w:val="20"/>
+        </w:rPr>
+        <w:t xml:space="preserve"> za </w:t>
+      </w:r>
+      <w:proofErr w:type="spellStart"/>
+      <w:r>
+        <w:rPr>
+          <w:rFonts w:ascii="Times New Roman" w:eastAsia="Times New Roman" w:hAnsi="Times New Roman" w:cs="Times New Roman"/>
+          <w:sz w:val="20"/>
+        </w:rPr>
+        <w:t>promenu</w:t>
+      </w:r>
+      <w:proofErr w:type="spellEnd"/>
+      <w:r>
+        <w:rPr>
+          <w:rFonts w:ascii="Times New Roman" w:eastAsia="Times New Roman" w:hAnsi="Times New Roman" w:cs="Times New Roman"/>
+          <w:sz w:val="20"/>
+        </w:rPr>
+        <w:t xml:space="preserve"> </w:t>
+      </w:r>
+      <w:proofErr w:type="spellStart"/>
+      <w:r>
+        <w:rPr>
+          <w:rFonts w:ascii="Times New Roman" w:eastAsia="Times New Roman" w:hAnsi="Times New Roman" w:cs="Times New Roman"/>
+          <w:sz w:val="20"/>
+        </w:rPr>
+        <w:t>lozinke</w:t>
+      </w:r>
+      <w:proofErr w:type="spellEnd"/>
+      <w:r>
+        <w:rPr>
+          <w:rFonts w:ascii="Times New Roman" w:eastAsia="Times New Roman" w:hAnsi="Times New Roman" w:cs="Times New Roman"/>
+          <w:sz w:val="20"/>
+        </w:rPr>
+        <w:t xml:space="preserve"> mora </w:t>
+      </w:r>
+      <w:proofErr w:type="spellStart"/>
+      <w:r>
+        <w:rPr>
+          <w:rFonts w:ascii="Times New Roman" w:eastAsia="Times New Roman" w:hAnsi="Times New Roman" w:cs="Times New Roman"/>
+          <w:sz w:val="20"/>
+        </w:rPr>
+        <w:t>biti</w:t>
+      </w:r>
+      <w:proofErr w:type="spellEnd"/>
+      <w:r>
+        <w:rPr>
+          <w:rFonts w:ascii="Times New Roman" w:eastAsia="Times New Roman" w:hAnsi="Times New Roman" w:cs="Times New Roman"/>
+          <w:sz w:val="20"/>
+        </w:rPr>
+        <w:t xml:space="preserve"> </w:t>
+      </w:r>
+      <w:proofErr w:type="spellStart"/>
+      <w:r>
+        <w:rPr>
+          <w:rFonts w:ascii="Times New Roman" w:eastAsia="Times New Roman" w:hAnsi="Times New Roman" w:cs="Times New Roman"/>
+          <w:sz w:val="20"/>
+        </w:rPr>
+        <w:t>dostupan</w:t>
+      </w:r>
+      <w:proofErr w:type="spellEnd"/>
+      <w:r>
+        <w:rPr>
+          <w:rFonts w:ascii="Times New Roman" w:eastAsia="Times New Roman" w:hAnsi="Times New Roman" w:cs="Times New Roman"/>
+          <w:sz w:val="20"/>
+        </w:rPr>
+        <w:t xml:space="preserve"> </w:t>
+      </w:r>
+      <w:proofErr w:type="spellStart"/>
+      <w:r>
+        <w:rPr>
+          <w:rFonts w:ascii="Times New Roman" w:eastAsia="Times New Roman" w:hAnsi="Times New Roman" w:cs="Times New Roman"/>
+          <w:sz w:val="20"/>
+        </w:rPr>
+        <w:t>samo</w:t>
+      </w:r>
+      <w:proofErr w:type="spellEnd"/>
+      <w:r>
+        <w:rPr>
+          <w:rFonts w:ascii="Times New Roman" w:eastAsia="Times New Roman" w:hAnsi="Times New Roman" w:cs="Times New Roman"/>
+          <w:sz w:val="20"/>
+        </w:rPr>
+        <w:t xml:space="preserve"> </w:t>
+      </w:r>
+      <w:proofErr w:type="spellStart"/>
+      <w:r>
+        <w:rPr>
+          <w:rFonts w:ascii="Times New Roman" w:eastAsia="Times New Roman" w:hAnsi="Times New Roman" w:cs="Times New Roman"/>
+          <w:sz w:val="20"/>
+        </w:rPr>
+        <w:t>odredjeno</w:t>
+      </w:r>
+      <w:proofErr w:type="spellEnd"/>
+      <w:r>
+        <w:rPr>
+          <w:rFonts w:ascii="Times New Roman" w:eastAsia="Times New Roman" w:hAnsi="Times New Roman" w:cs="Times New Roman"/>
+          <w:sz w:val="20"/>
+        </w:rPr>
+        <w:t xml:space="preserve"> </w:t>
+      </w:r>
+      <w:proofErr w:type="spellStart"/>
+      <w:r>
+        <w:rPr>
+          <w:rFonts w:ascii="Times New Roman" w:eastAsia="Times New Roman" w:hAnsi="Times New Roman" w:cs="Times New Roman"/>
+          <w:sz w:val="20"/>
+        </w:rPr>
+        <w:t>vreme</w:t>
+      </w:r>
+      <w:proofErr w:type="spellEnd"/>
+      <w:r>
+        <w:rPr>
+          <w:rFonts w:ascii="Times New Roman" w:eastAsia="Times New Roman" w:hAnsi="Times New Roman" w:cs="Times New Roman"/>
+          <w:sz w:val="20"/>
+        </w:rPr>
+        <w:t>.</w:t>
       </w:r>
     </w:p>
     <w:p>
@@ -3615,10 +7292,12 @@
         <w:ind w:left="705" w:hanging="720"/>
       </w:pPr>
       <w:bookmarkStart w:id="13" w:name="_Toc205809620"/>
+      <w:proofErr w:type="spellStart"/>
       <w:r>
         <w:t>Preduslovi</w:t>
       </w:r>
       <w:bookmarkEnd w:id="13"/>
+      <w:proofErr w:type="spellEnd"/>
       <w:r>
         <w:t xml:space="preserve">  </w:t>
       </w:r>
@@ -3636,13 +7315,131 @@
           <w:szCs w:val="22"/>
         </w:rPr>
       </w:pPr>
+      <w:proofErr w:type="spellStart"/>
       <w:r>
         <w:rPr>
           <w:rFonts w:ascii="Times New Roman" w:hAnsi="Times New Roman" w:cs="Times New Roman"/>
           <w:sz w:val="20"/>
           <w:szCs w:val="22"/>
         </w:rPr>
-        <w:t>Korisnik mora da ima registrovan nalog sa validnom e-mail adresom.</w:t>
+        <w:t>Korisnik</w:t>
+      </w:r>
+      <w:proofErr w:type="spellEnd"/>
+      <w:r>
+        <w:rPr>
+          <w:rFonts w:ascii="Times New Roman" w:hAnsi="Times New Roman" w:cs="Times New Roman"/>
+          <w:sz w:val="20"/>
+          <w:szCs w:val="22"/>
+        </w:rPr>
+        <w:t xml:space="preserve"> mora da </w:t>
+      </w:r>
+      <w:proofErr w:type="spellStart"/>
+      <w:r>
+        <w:rPr>
+          <w:rFonts w:ascii="Times New Roman" w:hAnsi="Times New Roman" w:cs="Times New Roman"/>
+          <w:sz w:val="20"/>
+          <w:szCs w:val="22"/>
+        </w:rPr>
+        <w:t>ima</w:t>
+      </w:r>
+      <w:proofErr w:type="spellEnd"/>
+      <w:r>
+        <w:rPr>
+          <w:rFonts w:ascii="Times New Roman" w:hAnsi="Times New Roman" w:cs="Times New Roman"/>
+          <w:sz w:val="20"/>
+          <w:szCs w:val="22"/>
+        </w:rPr>
+        <w:t xml:space="preserve"> </w:t>
+      </w:r>
+      <w:proofErr w:type="spellStart"/>
+      <w:r>
+        <w:rPr>
+          <w:rFonts w:ascii="Times New Roman" w:hAnsi="Times New Roman" w:cs="Times New Roman"/>
+          <w:sz w:val="20"/>
+          <w:szCs w:val="22"/>
+        </w:rPr>
+        <w:t>registrovan</w:t>
+      </w:r>
+      <w:proofErr w:type="spellEnd"/>
+      <w:r>
+        <w:rPr>
+          <w:rFonts w:ascii="Times New Roman" w:hAnsi="Times New Roman" w:cs="Times New Roman"/>
+          <w:sz w:val="20"/>
+          <w:szCs w:val="22"/>
+        </w:rPr>
+        <w:t xml:space="preserve"> </w:t>
+      </w:r>
+      <w:proofErr w:type="spellStart"/>
+      <w:r>
+        <w:rPr>
+          <w:rFonts w:ascii="Times New Roman" w:hAnsi="Times New Roman" w:cs="Times New Roman"/>
+          <w:sz w:val="20"/>
+          <w:szCs w:val="22"/>
+        </w:rPr>
+        <w:t>nalog</w:t>
+      </w:r>
+      <w:proofErr w:type="spellEnd"/>
+      <w:r>
+        <w:rPr>
+          <w:rFonts w:ascii="Times New Roman" w:hAnsi="Times New Roman" w:cs="Times New Roman"/>
+          <w:sz w:val="20"/>
+          <w:szCs w:val="22"/>
+        </w:rPr>
+        <w:t xml:space="preserve"> </w:t>
+      </w:r>
+      <w:proofErr w:type="spellStart"/>
+      <w:r>
+        <w:rPr>
+          <w:rFonts w:ascii="Times New Roman" w:hAnsi="Times New Roman" w:cs="Times New Roman"/>
+          <w:sz w:val="20"/>
+          <w:szCs w:val="22"/>
+        </w:rPr>
+        <w:t>sa</w:t>
+      </w:r>
+      <w:proofErr w:type="spellEnd"/>
+      <w:r>
+        <w:rPr>
+          <w:rFonts w:ascii="Times New Roman" w:hAnsi="Times New Roman" w:cs="Times New Roman"/>
+          <w:sz w:val="20"/>
+          <w:szCs w:val="22"/>
+        </w:rPr>
+        <w:t xml:space="preserve"> </w:t>
+      </w:r>
+      <w:proofErr w:type="spellStart"/>
+      <w:r>
+        <w:rPr>
+          <w:rFonts w:ascii="Times New Roman" w:hAnsi="Times New Roman" w:cs="Times New Roman"/>
+          <w:sz w:val="20"/>
+          <w:szCs w:val="22"/>
+        </w:rPr>
+        <w:t>validnom</w:t>
+      </w:r>
+      <w:proofErr w:type="spellEnd"/>
+      <w:r>
+        <w:rPr>
+          <w:rFonts w:ascii="Times New Roman" w:hAnsi="Times New Roman" w:cs="Times New Roman"/>
+          <w:sz w:val="20"/>
+          <w:szCs w:val="22"/>
+        </w:rPr>
+        <w:t xml:space="preserve"> e-mail </w:t>
+      </w:r>
+      <w:proofErr w:type="spellStart"/>
+      <w:r>
+        <w:rPr>
+          <w:rFonts w:ascii="Times New Roman" w:hAnsi="Times New Roman" w:cs="Times New Roman"/>
+          <w:sz w:val="20"/>
+          <w:szCs w:val="22"/>
+        </w:rPr>
+        <w:t>adresom</w:t>
+      </w:r>
+      <w:proofErr w:type="spellEnd"/>
+      <w:r>
+        <w:rPr>
+          <w:rFonts w:ascii="Times New Roman" w:hAnsi="Times New Roman" w:cs="Times New Roman"/>
+          <w:sz w:val="20"/>
+          <w:szCs w:val="22"/>
+        </w:rPr>
+        <w:t>.</w:t>
       </w:r>
     </w:p>
     <w:p>
@@ -3663,10 +7460,12 @@
         <w:ind w:left="705" w:hanging="720"/>
       </w:pPr>
       <w:bookmarkStart w:id="14" w:name="_Toc205809621"/>
+      <w:proofErr w:type="spellStart"/>
       <w:r>
         <w:t>Posledice</w:t>
       </w:r>
       <w:bookmarkEnd w:id="14"/>
+      <w:proofErr w:type="spellEnd"/>
       <w:r>
         <w:t xml:space="preserve"> </w:t>
       </w:r>
@@ -3688,7 +7487,151 @@
           <w:rFonts w:ascii="Times New Roman" w:eastAsia="Times New Roman" w:hAnsi="Times New Roman" w:cs="Times New Roman"/>
           <w:sz w:val="20"/>
         </w:rPr>
-        <w:t>U slučaju uspešne akcije, korisnik dobija e-mail sa instrukcijama za promenu lozinke.</w:t>
+        <w:t xml:space="preserve">U </w:t>
+      </w:r>
+      <w:proofErr w:type="spellStart"/>
+      <w:r>
+        <w:rPr>
+          <w:rFonts w:ascii="Times New Roman" w:eastAsia="Times New Roman" w:hAnsi="Times New Roman" w:cs="Times New Roman"/>
+          <w:sz w:val="20"/>
+        </w:rPr>
+        <w:t>slučaju</w:t>
+      </w:r>
+      <w:proofErr w:type="spellEnd"/>
+      <w:r>
+        <w:rPr>
+          <w:rFonts w:ascii="Times New Roman" w:eastAsia="Times New Roman" w:hAnsi="Times New Roman" w:cs="Times New Roman"/>
+          <w:sz w:val="20"/>
+        </w:rPr>
+        <w:t xml:space="preserve"> </w:t>
+      </w:r>
+      <w:proofErr w:type="spellStart"/>
+      <w:r>
+        <w:rPr>
+          <w:rFonts w:ascii="Times New Roman" w:eastAsia="Times New Roman" w:hAnsi="Times New Roman" w:cs="Times New Roman"/>
+          <w:sz w:val="20"/>
+        </w:rPr>
+        <w:t>uspešne</w:t>
+      </w:r>
+      <w:proofErr w:type="spellEnd"/>
+      <w:r>
+        <w:rPr>
+          <w:rFonts w:ascii="Times New Roman" w:eastAsia="Times New Roman" w:hAnsi="Times New Roman" w:cs="Times New Roman"/>
+          <w:sz w:val="20"/>
+        </w:rPr>
+        <w:t xml:space="preserve"> </w:t>
+      </w:r>
+      <w:proofErr w:type="spellStart"/>
+      <w:r>
+        <w:rPr>
+          <w:rFonts w:ascii="Times New Roman" w:eastAsia="Times New Roman" w:hAnsi="Times New Roman" w:cs="Times New Roman"/>
+          <w:sz w:val="20"/>
+        </w:rPr>
+        <w:t>akcije</w:t>
+      </w:r>
+      <w:proofErr w:type="spellEnd"/>
+      <w:r>
+        <w:rPr>
+          <w:rFonts w:ascii="Times New Roman" w:eastAsia="Times New Roman" w:hAnsi="Times New Roman" w:cs="Times New Roman"/>
+          <w:sz w:val="20"/>
+        </w:rPr>
+        <w:t xml:space="preserve">, </w:t>
+      </w:r>
+      <w:proofErr w:type="spellStart"/>
+      <w:r>
+        <w:rPr>
+          <w:rFonts w:ascii="Times New Roman" w:eastAsia="Times New Roman" w:hAnsi="Times New Roman" w:cs="Times New Roman"/>
+          <w:sz w:val="20"/>
+        </w:rPr>
+        <w:t>korisnik</w:t>
+      </w:r>
+      <w:proofErr w:type="spellEnd"/>
+      <w:r>
+        <w:rPr>
+          <w:rFonts w:ascii="Times New Roman" w:eastAsia="Times New Roman" w:hAnsi="Times New Roman" w:cs="Times New Roman"/>
+          <w:sz w:val="20"/>
+        </w:rPr>
+        <w:t xml:space="preserve"> </w:t>
+      </w:r>
+      <w:proofErr w:type="spellStart"/>
+      <w:r>
+        <w:rPr>
+          <w:rFonts w:ascii="Times New Roman" w:eastAsia="Times New Roman" w:hAnsi="Times New Roman" w:cs="Times New Roman"/>
+          <w:sz w:val="20"/>
+        </w:rPr>
+        <w:t>dobija</w:t>
+      </w:r>
+      <w:proofErr w:type="spellEnd"/>
+      <w:r>
+        <w:rPr>
+          <w:rFonts w:ascii="Times New Roman" w:eastAsia="Times New Roman" w:hAnsi="Times New Roman" w:cs="Times New Roman"/>
+          <w:sz w:val="20"/>
+        </w:rPr>
+        <w:t xml:space="preserve"> e-mail </w:t>
+      </w:r>
+      <w:proofErr w:type="spellStart"/>
+      <w:r>
+        <w:rPr>
+          <w:rFonts w:ascii="Times New Roman" w:eastAsia="Times New Roman" w:hAnsi="Times New Roman" w:cs="Times New Roman"/>
+          <w:sz w:val="20"/>
+        </w:rPr>
+        <w:t>sa</w:t>
+      </w:r>
+      <w:proofErr w:type="spellEnd"/>
+      <w:r>
+        <w:rPr>
+          <w:rFonts w:ascii="Times New Roman" w:eastAsia="Times New Roman" w:hAnsi="Times New Roman" w:cs="Times New Roman"/>
+          <w:sz w:val="20"/>
+        </w:rPr>
+        <w:t xml:space="preserve"> </w:t>
+      </w:r>
+      <w:proofErr w:type="spellStart"/>
+      <w:r>
+        <w:rPr>
+          <w:rFonts w:ascii="Times New Roman" w:eastAsia="Times New Roman" w:hAnsi="Times New Roman" w:cs="Times New Roman"/>
+          <w:sz w:val="20"/>
+        </w:rPr>
+        <w:t>instrukcijama</w:t>
+      </w:r>
+      <w:proofErr w:type="spellEnd"/>
+      <w:r>
+        <w:rPr>
+          <w:rFonts w:ascii="Times New Roman" w:eastAsia="Times New Roman" w:hAnsi="Times New Roman" w:cs="Times New Roman"/>
+          <w:sz w:val="20"/>
+        </w:rPr>
+        <w:t xml:space="preserve"> za </w:t>
+      </w:r>
+      <w:proofErr w:type="spellStart"/>
+      <w:r>
+        <w:rPr>
+          <w:rFonts w:ascii="Times New Roman" w:eastAsia="Times New Roman" w:hAnsi="Times New Roman" w:cs="Times New Roman"/>
+          <w:sz w:val="20"/>
+        </w:rPr>
+        <w:t>promenu</w:t>
+      </w:r>
+      <w:proofErr w:type="spellEnd"/>
+      <w:r>
+        <w:rPr>
+          <w:rFonts w:ascii="Times New Roman" w:eastAsia="Times New Roman" w:hAnsi="Times New Roman" w:cs="Times New Roman"/>
+          <w:sz w:val="20"/>
+        </w:rPr>
+        <w:t xml:space="preserve"> </w:t>
+      </w:r>
+      <w:proofErr w:type="spellStart"/>
+      <w:r>
+        <w:rPr>
+          <w:rFonts w:ascii="Times New Roman" w:eastAsia="Times New Roman" w:hAnsi="Times New Roman" w:cs="Times New Roman"/>
+          <w:sz w:val="20"/>
+        </w:rPr>
+        <w:t>lozinke</w:t>
+      </w:r>
+      <w:proofErr w:type="spellEnd"/>
+      <w:r>
+        <w:rPr>
+          <w:rFonts w:ascii="Times New Roman" w:eastAsia="Times New Roman" w:hAnsi="Times New Roman" w:cs="Times New Roman"/>
+          <w:sz w:val="20"/>
+        </w:rPr>
+        <w:t>.</w:t>
       </w:r>
     </w:p>
     <w:p>
@@ -3708,7 +7651,183 @@
           <w:rFonts w:ascii="Times New Roman" w:eastAsia="Times New Roman" w:hAnsi="Times New Roman" w:cs="Times New Roman"/>
           <w:sz w:val="20"/>
         </w:rPr>
-        <w:t>U slučaju neuspešne akcije, sistem beleži pokušaj unosa i obaveštava korisnika o grešci.</w:t>
+        <w:t xml:space="preserve">U </w:t>
+      </w:r>
+      <w:proofErr w:type="spellStart"/>
+      <w:r>
+        <w:rPr>
+          <w:rFonts w:ascii="Times New Roman" w:eastAsia="Times New Roman" w:hAnsi="Times New Roman" w:cs="Times New Roman"/>
+          <w:sz w:val="20"/>
+        </w:rPr>
+        <w:t>slučaju</w:t>
+      </w:r>
+      <w:proofErr w:type="spellEnd"/>
+      <w:r>
+        <w:rPr>
+          <w:rFonts w:ascii="Times New Roman" w:eastAsia="Times New Roman" w:hAnsi="Times New Roman" w:cs="Times New Roman"/>
+          <w:sz w:val="20"/>
+        </w:rPr>
+        <w:t xml:space="preserve"> </w:t>
+      </w:r>
+      <w:proofErr w:type="spellStart"/>
+      <w:r>
+        <w:rPr>
+          <w:rFonts w:ascii="Times New Roman" w:eastAsia="Times New Roman" w:hAnsi="Times New Roman" w:cs="Times New Roman"/>
+          <w:sz w:val="20"/>
+        </w:rPr>
+        <w:t>neuspešne</w:t>
+      </w:r>
+      <w:proofErr w:type="spellEnd"/>
+      <w:r>
+        <w:rPr>
+          <w:rFonts w:ascii="Times New Roman" w:eastAsia="Times New Roman" w:hAnsi="Times New Roman" w:cs="Times New Roman"/>
+          <w:sz w:val="20"/>
+        </w:rPr>
+        <w:t xml:space="preserve"> </w:t>
+      </w:r>
+      <w:proofErr w:type="spellStart"/>
+      <w:r>
+        <w:rPr>
+          <w:rFonts w:ascii="Times New Roman" w:eastAsia="Times New Roman" w:hAnsi="Times New Roman" w:cs="Times New Roman"/>
+          <w:sz w:val="20"/>
+        </w:rPr>
+        <w:t>akcije</w:t>
+      </w:r>
+      <w:proofErr w:type="spellEnd"/>
+      <w:r>
+        <w:rPr>
+          <w:rFonts w:ascii="Times New Roman" w:eastAsia="Times New Roman" w:hAnsi="Times New Roman" w:cs="Times New Roman"/>
+          <w:sz w:val="20"/>
+        </w:rPr>
+        <w:t xml:space="preserve">, </w:t>
+      </w:r>
+      <w:proofErr w:type="spellStart"/>
+      <w:r>
+        <w:rPr>
+          <w:rFonts w:ascii="Times New Roman" w:eastAsia="Times New Roman" w:hAnsi="Times New Roman" w:cs="Times New Roman"/>
+          <w:sz w:val="20"/>
+        </w:rPr>
+        <w:t>sistem</w:t>
+      </w:r>
+      <w:proofErr w:type="spellEnd"/>
+      <w:r>
+        <w:rPr>
+          <w:rFonts w:ascii="Times New Roman" w:eastAsia="Times New Roman" w:hAnsi="Times New Roman" w:cs="Times New Roman"/>
+          <w:sz w:val="20"/>
+        </w:rPr>
+        <w:t xml:space="preserve"> </w:t>
+      </w:r>
+      <w:proofErr w:type="spellStart"/>
+      <w:r>
+        <w:rPr>
+          <w:rFonts w:ascii="Times New Roman" w:eastAsia="Times New Roman" w:hAnsi="Times New Roman" w:cs="Times New Roman"/>
+          <w:sz w:val="20"/>
+        </w:rPr>
+        <w:t>beleži</w:t>
+      </w:r>
+      <w:proofErr w:type="spellEnd"/>
+      <w:r>
+        <w:rPr>
+          <w:rFonts w:ascii="Times New Roman" w:eastAsia="Times New Roman" w:hAnsi="Times New Roman" w:cs="Times New Roman"/>
+          <w:sz w:val="20"/>
+        </w:rPr>
+        <w:t xml:space="preserve"> </w:t>
+      </w:r>
+      <w:proofErr w:type="spellStart"/>
+      <w:r>
+        <w:rPr>
+          <w:rFonts w:ascii="Times New Roman" w:eastAsia="Times New Roman" w:hAnsi="Times New Roman" w:cs="Times New Roman"/>
+          <w:sz w:val="20"/>
+        </w:rPr>
+        <w:t>pokušaj</w:t>
+      </w:r>
+      <w:proofErr w:type="spellEnd"/>
+      <w:r>
+        <w:rPr>
+          <w:rFonts w:ascii="Times New Roman" w:eastAsia="Times New Roman" w:hAnsi="Times New Roman" w:cs="Times New Roman"/>
+          <w:sz w:val="20"/>
+        </w:rPr>
+        <w:t xml:space="preserve"> </w:t>
+      </w:r>
+      <w:proofErr w:type="spellStart"/>
+      <w:r>
+        <w:rPr>
+          <w:rFonts w:ascii="Times New Roman" w:eastAsia="Times New Roman" w:hAnsi="Times New Roman" w:cs="Times New Roman"/>
+          <w:sz w:val="20"/>
+        </w:rPr>
+        <w:t>unosa</w:t>
+      </w:r>
+      <w:proofErr w:type="spellEnd"/>
+      <w:r>
+        <w:rPr>
+          <w:rFonts w:ascii="Times New Roman" w:eastAsia="Times New Roman" w:hAnsi="Times New Roman" w:cs="Times New Roman"/>
+          <w:sz w:val="20"/>
+        </w:rPr>
+        <w:t xml:space="preserve"> </w:t>
+      </w:r>
+      <w:proofErr w:type="spellStart"/>
+      <w:r>
+        <w:rPr>
+          <w:rFonts w:ascii="Times New Roman" w:eastAsia="Times New Roman" w:hAnsi="Times New Roman" w:cs="Times New Roman"/>
+          <w:sz w:val="20"/>
+        </w:rPr>
+        <w:t>i</w:t>
+      </w:r>
+      <w:proofErr w:type="spellEnd"/>
+      <w:r>
+        <w:rPr>
+          <w:rFonts w:ascii="Times New Roman" w:eastAsia="Times New Roman" w:hAnsi="Times New Roman" w:cs="Times New Roman"/>
+          <w:sz w:val="20"/>
+        </w:rPr>
+        <w:t xml:space="preserve"> </w:t>
+      </w:r>
+      <w:proofErr w:type="spellStart"/>
+      <w:r>
+        <w:rPr>
+          <w:rFonts w:ascii="Times New Roman" w:eastAsia="Times New Roman" w:hAnsi="Times New Roman" w:cs="Times New Roman"/>
+          <w:sz w:val="20"/>
+        </w:rPr>
+        <w:t>obaveštava</w:t>
+      </w:r>
+      <w:proofErr w:type="spellEnd"/>
+      <w:r>
+        <w:rPr>
+          <w:rFonts w:ascii="Times New Roman" w:eastAsia="Times New Roman" w:hAnsi="Times New Roman" w:cs="Times New Roman"/>
+          <w:sz w:val="20"/>
+        </w:rPr>
+        <w:t xml:space="preserve"> </w:t>
+      </w:r>
+      <w:proofErr w:type="spellStart"/>
+      <w:r>
+        <w:rPr>
+          <w:rFonts w:ascii="Times New Roman" w:eastAsia="Times New Roman" w:hAnsi="Times New Roman" w:cs="Times New Roman"/>
+          <w:sz w:val="20"/>
+        </w:rPr>
+        <w:t>korisnika</w:t>
+      </w:r>
+      <w:proofErr w:type="spellEnd"/>
+      <w:r>
+        <w:rPr>
+          <w:rFonts w:ascii="Times New Roman" w:eastAsia="Times New Roman" w:hAnsi="Times New Roman" w:cs="Times New Roman"/>
+          <w:sz w:val="20"/>
+        </w:rPr>
+        <w:t xml:space="preserve"> o </w:t>
+      </w:r>
+      <w:proofErr w:type="spellStart"/>
+      <w:r>
+        <w:rPr>
+          <w:rFonts w:ascii="Times New Roman" w:eastAsia="Times New Roman" w:hAnsi="Times New Roman" w:cs="Times New Roman"/>
+          <w:sz w:val="20"/>
+        </w:rPr>
+        <w:t>grešci</w:t>
+      </w:r>
+      <w:proofErr w:type="spellEnd"/>
+      <w:r>
+        <w:rPr>
+          <w:rFonts w:ascii="Times New Roman" w:eastAsia="Times New Roman" w:hAnsi="Times New Roman" w:cs="Times New Roman"/>
+          <w:sz w:val="20"/>
+        </w:rPr>
+        <w:t>.</w:t>
       </w:r>
     </w:p>
     <w:p>
@@ -3728,7 +7847,119 @@
           <w:rFonts w:ascii="Times New Roman" w:eastAsia="Times New Roman" w:hAnsi="Times New Roman" w:cs="Times New Roman"/>
           <w:sz w:val="20"/>
         </w:rPr>
-        <w:t>Link za resetovanje lozinke može biti iskorišćen samo jednom.</w:t>
+        <w:t xml:space="preserve">Link za </w:t>
+      </w:r>
+      <w:proofErr w:type="spellStart"/>
+      <w:r>
+        <w:rPr>
+          <w:rFonts w:ascii="Times New Roman" w:eastAsia="Times New Roman" w:hAnsi="Times New Roman" w:cs="Times New Roman"/>
+          <w:sz w:val="20"/>
+        </w:rPr>
+        <w:t>resetovanje</w:t>
+      </w:r>
+      <w:proofErr w:type="spellEnd"/>
+      <w:r>
+        <w:rPr>
+          <w:rFonts w:ascii="Times New Roman" w:eastAsia="Times New Roman" w:hAnsi="Times New Roman" w:cs="Times New Roman"/>
+          <w:sz w:val="20"/>
+        </w:rPr>
+        <w:t xml:space="preserve"> </w:t>
+      </w:r>
+      <w:proofErr w:type="spellStart"/>
+      <w:r>
+        <w:rPr>
+          <w:rFonts w:ascii="Times New Roman" w:eastAsia="Times New Roman" w:hAnsi="Times New Roman" w:cs="Times New Roman"/>
+          <w:sz w:val="20"/>
+        </w:rPr>
+        <w:t>lozinke</w:t>
+      </w:r>
+      <w:proofErr w:type="spellEnd"/>
+      <w:r>
+        <w:rPr>
+          <w:rFonts w:ascii="Times New Roman" w:eastAsia="Times New Roman" w:hAnsi="Times New Roman" w:cs="Times New Roman"/>
+          <w:sz w:val="20"/>
+        </w:rPr>
+        <w:t xml:space="preserve"> </w:t>
+      </w:r>
+      <w:proofErr w:type="spellStart"/>
+      <w:r>
+        <w:rPr>
+          <w:rFonts w:ascii="Times New Roman" w:eastAsia="Times New Roman" w:hAnsi="Times New Roman" w:cs="Times New Roman"/>
+          <w:sz w:val="20"/>
+        </w:rPr>
+        <w:t>može</w:t>
+      </w:r>
+      <w:proofErr w:type="spellEnd"/>
+      <w:r>
+        <w:rPr>
+          <w:rFonts w:ascii="Times New Roman" w:eastAsia="Times New Roman" w:hAnsi="Times New Roman" w:cs="Times New Roman"/>
+          <w:sz w:val="20"/>
+        </w:rPr>
+        <w:t xml:space="preserve"> </w:t>
+      </w:r>
+      <w:proofErr w:type="spellStart"/>
+      <w:r>
+        <w:rPr>
+          <w:rFonts w:ascii="Times New Roman" w:eastAsia="Times New Roman" w:hAnsi="Times New Roman" w:cs="Times New Roman"/>
+          <w:sz w:val="20"/>
+        </w:rPr>
+        <w:t>biti</w:t>
+      </w:r>
+      <w:proofErr w:type="spellEnd"/>
+      <w:r>
+        <w:rPr>
+          <w:rFonts w:ascii="Times New Roman" w:eastAsia="Times New Roman" w:hAnsi="Times New Roman" w:cs="Times New Roman"/>
+          <w:sz w:val="20"/>
+        </w:rPr>
+        <w:t xml:space="preserve"> </w:t>
+      </w:r>
+      <w:proofErr w:type="spellStart"/>
+      <w:r>
+        <w:rPr>
+          <w:rFonts w:ascii="Times New Roman" w:eastAsia="Times New Roman" w:hAnsi="Times New Roman" w:cs="Times New Roman"/>
+          <w:sz w:val="20"/>
+        </w:rPr>
+        <w:t>iskorišćen</w:t>
+      </w:r>
+      <w:proofErr w:type="spellEnd"/>
+      <w:r>
+        <w:rPr>
+          <w:rFonts w:ascii="Times New Roman" w:eastAsia="Times New Roman" w:hAnsi="Times New Roman" w:cs="Times New Roman"/>
+          <w:sz w:val="20"/>
+        </w:rPr>
+        <w:t xml:space="preserve"> </w:t>
+      </w:r>
+      <w:proofErr w:type="spellStart"/>
+      <w:r>
+        <w:rPr>
+          <w:rFonts w:ascii="Times New Roman" w:eastAsia="Times New Roman" w:hAnsi="Times New Roman" w:cs="Times New Roman"/>
+          <w:sz w:val="20"/>
+        </w:rPr>
+        <w:t>samo</w:t>
+      </w:r>
+      <w:proofErr w:type="spellEnd"/>
+      <w:r>
+        <w:rPr>
+          <w:rFonts w:ascii="Times New Roman" w:eastAsia="Times New Roman" w:hAnsi="Times New Roman" w:cs="Times New Roman"/>
+          <w:sz w:val="20"/>
+        </w:rPr>
+        <w:t xml:space="preserve"> </w:t>
+      </w:r>
+      <w:proofErr w:type="spellStart"/>
+      <w:r>
+        <w:rPr>
+          <w:rFonts w:ascii="Times New Roman" w:eastAsia="Times New Roman" w:hAnsi="Times New Roman" w:cs="Times New Roman"/>
+          <w:sz w:val="20"/>
+        </w:rPr>
+        <w:t>jednom</w:t>
+      </w:r>
+      <w:proofErr w:type="spellEnd"/>
+      <w:r>
+        <w:rPr>
+          <w:rFonts w:ascii="Times New Roman" w:eastAsia="Times New Roman" w:hAnsi="Times New Roman" w:cs="Times New Roman"/>
+          <w:sz w:val="20"/>
+        </w:rPr>
+        <w:t>.</w:t>
       </w:r>
     </w:p>
     <w:p>
@@ -4049,6 +8280,7 @@
       </w:tabs>
       <w:spacing w:after="0"/>
     </w:pPr>
+    <w:proofErr w:type="spellStart"/>
     <w:r>
       <w:rPr>
         <w:rFonts w:ascii="Times New Roman" w:eastAsia="Times New Roman" w:hAnsi="Times New Roman" w:cs="Times New Roman"/>
@@ -4058,6 +8290,7 @@
       </w:rPr>
       <w:t>RealArt</w:t>
     </w:r>
+    <w:proofErr w:type="spellEnd"/>
     <w:r>
       <w:rPr>
         <w:rFonts w:ascii="Times New Roman" w:eastAsia="Times New Roman" w:hAnsi="Times New Roman" w:cs="Times New Roman"/>
@@ -7724,6 +11957,7 @@
   <w:style w:type="character" w:default="1" w:styleId="DefaultParagraphFont">
     <w:name w:val="Default Paragraph Font"/>
     <w:uiPriority w:val="1"/>
+    <w:semiHidden/>
     <w:unhideWhenUsed/>
   </w:style>
   <w:style w:type="table" w:default="1" w:styleId="TableNormal">
